--- a/FASE 1/Evidencias Grupales/1.5_GuiaEstudiante_Fase 1_Definicion Proyecto APT (SISTEMA PARA TRANSPORTE).docx
+++ b/FASE 1/Evidencias Grupales/1.5_GuiaEstudiante_Fase 1_Definicion Proyecto APT (SISTEMA PARA TRANSPORTE).docx
@@ -1,6 +1,6 @@
 
 <file path=word/document.xml><?xml version="1.0" encoding="utf-8"?>
-<w:document xmlns:wpc="http://schemas.microsoft.com/office/word/2010/wordprocessingCanvas" xmlns:cx="http://schemas.microsoft.com/office/drawing/2014/chartex" xmlns:cx1="http://schemas.microsoft.com/office/drawing/2015/9/8/chartex" xmlns:cx2="http://schemas.microsoft.com/office/drawing/2015/10/21/chartex" xmlns:cx3="http://schemas.microsoft.com/office/drawing/2016/5/9/chartex" xmlns:cx4="http://schemas.microsoft.com/office/drawing/2016/5/10/chartex" xmlns:cx5="http://schemas.microsoft.com/office/drawing/2016/5/11/chartex" xmlns:cx6="http://schemas.microsoft.com/office/drawing/2016/5/12/chartex" xmlns:cx7="http://schemas.microsoft.com/office/drawing/2016/5/13/chartex" xmlns:cx8="http://schemas.microsoft.com/office/drawing/2016/5/14/chartex" xmlns:mc="http://schemas.openxmlformats.org/markup-compatibility/2006" xmlns:aink="http://schemas.microsoft.com/office/drawing/2016/ink" xmlns:am3d="http://schemas.microsoft.com/office/drawing/2017/model3d" xmlns:o="urn:schemas-microsoft-com:office:office" xmlns:oel="http://schemas.microsoft.com/office/2019/extlst" xmlns:r="http://schemas.openxmlformats.org/officeDocument/2006/relationships" xmlns:m="http://schemas.openxmlformats.org/officeDocument/2006/math" xmlns:v="urn:schemas-microsoft-com:vml" xmlns:wp14="http://schemas.microsoft.com/office/word/2010/wordprocessingDrawing" xmlns:wp="http://schemas.openxmlformats.org/drawingml/2006/wordprocessingDrawing" xmlns:w10="urn:schemas-microsoft-com:office:word" xmlns:w="http://schemas.openxmlformats.org/wordprocessingml/2006/main" xmlns:w14="http://schemas.microsoft.com/office/word/2010/wordml" xmlns:w15="http://schemas.microsoft.com/office/word/2012/wordml" xmlns:w16cei="http://schemas.microsoft.com/office/word/2026/wordml/cei" xmlns:w16cex="http://schemas.microsoft.com/office/word/2018/wordml/cex" xmlns:w16cid="http://schemas.microsoft.com/office/word/2016/wordml/cid" xmlns:w16="http://schemas.microsoft.com/office/word/2018/wordml" xmlns:w16du="http://schemas.microsoft.com/office/word/2023/wordml/word16du" xmlns:w16sdtdh="http://schemas.microsoft.com/office/word/2020/wordml/sdtdatahash" xmlns:w16sdtfl="http://schemas.microsoft.com/office/word/2024/wordml/sdtformatlock" xmlns:w16se="http://schemas.microsoft.com/office/word/2015/wordml/symex" xmlns:wpg="http://schemas.microsoft.com/office/word/2010/wordprocessingGroup" xmlns:wpi="http://schemas.microsoft.com/office/word/2010/wordprocessingInk" xmlns:wne="http://schemas.microsoft.com/office/word/2006/wordml" xmlns:wps="http://schemas.microsoft.com/office/word/2010/wordprocessingShape" mc:Ignorable="w14 w15 w16se w16cid w16 w16cex w16sdtdh w16sdtfl w16du wp14">
+<w:document xmlns:wpc="http://schemas.microsoft.com/office/word/2010/wordprocessingCanvas" xmlns:cx="http://schemas.microsoft.com/office/drawing/2014/chartex" xmlns:cx1="http://schemas.microsoft.com/office/drawing/2015/9/8/chartex" xmlns:cx2="http://schemas.microsoft.com/office/drawing/2015/10/21/chartex" xmlns:cx3="http://schemas.microsoft.com/office/drawing/2016/5/9/chartex" xmlns:cx4="http://schemas.microsoft.com/office/drawing/2016/5/10/chartex" xmlns:cx5="http://schemas.microsoft.com/office/drawing/2016/5/11/chartex" xmlns:cx6="http://schemas.microsoft.com/office/drawing/2016/5/12/chartex" xmlns:cx7="http://schemas.microsoft.com/office/drawing/2016/5/13/chartex" xmlns:cx8="http://schemas.microsoft.com/office/drawing/2016/5/14/chartex" xmlns:mc="http://schemas.openxmlformats.org/markup-compatibility/2006" xmlns:aink="http://schemas.microsoft.com/office/drawing/2016/ink" xmlns:am3d="http://schemas.microsoft.com/office/drawing/2017/model3d" xmlns:o="urn:schemas-microsoft-com:office:office" xmlns:oel="http://schemas.microsoft.com/office/2019/extlst" xmlns:r="http://schemas.openxmlformats.org/officeDocument/2006/relationships" xmlns:m="http://schemas.openxmlformats.org/officeDocument/2006/math" xmlns:v="urn:schemas-microsoft-com:vml" xmlns:wp14="http://schemas.microsoft.com/office/word/2010/wordprocessingDrawing" xmlns:wp="http://schemas.openxmlformats.org/drawingml/2006/wordprocessingDrawing" xmlns:w10="urn:schemas-microsoft-com:office:word" xmlns:w="http://schemas.openxmlformats.org/wordprocessingml/2006/main" xmlns:w14="http://schemas.microsoft.com/office/word/2010/wordml" xmlns:w15="http://schemas.microsoft.com/office/word/2012/wordml" xmlns:w16cex="http://schemas.microsoft.com/office/word/2018/wordml/cex" xmlns:w16cid="http://schemas.microsoft.com/office/word/2016/wordml/cid" xmlns:w16="http://schemas.microsoft.com/office/word/2018/wordml" xmlns:w16du="http://schemas.microsoft.com/office/word/2023/wordml/word16du" xmlns:w16sdtdh="http://schemas.microsoft.com/office/word/2020/wordml/sdtdatahash" xmlns:w16sdtfl="http://schemas.microsoft.com/office/word/2024/wordml/sdtformatlock" xmlns:w16se="http://schemas.microsoft.com/office/word/2015/wordml/symex" xmlns:wpg="http://schemas.microsoft.com/office/word/2010/wordprocessingGroup" xmlns:wpi="http://schemas.microsoft.com/office/word/2010/wordprocessingInk" xmlns:wne="http://schemas.microsoft.com/office/word/2006/wordml" xmlns:wps="http://schemas.microsoft.com/office/word/2010/wordprocessingShape" mc:Ignorable="w14 w15 w16se w16cid w16 w16cex w16sdtdh w16sdtfl w16du wp14">
   <w:body>
     <w:p>
       <w:r>
@@ -130,7 +130,6 @@
                                   </w:rPr>
                                   <w:t xml:space="preserve">Asignatura </w:t>
                                 </w:r>
-                                <w:proofErr w:type="spellStart"/>
                                 <w:r>
                                   <w:rPr>
                                     <w:b/>
@@ -139,7 +138,6 @@
                                   </w:rPr>
                                   <w:t>Capstone</w:t>
                                 </w:r>
-                                <w:proofErr w:type="spellEnd"/>
                               </w:p>
                             </w:txbxContent>
                           </wps:txbx>
@@ -238,7 +236,6 @@
                             </w:rPr>
                             <w:t xml:space="preserve">Asignatura </w:t>
                           </w:r>
-                          <w:proofErr w:type="spellStart"/>
                           <w:r>
                             <w:rPr>
                               <w:b/>
@@ -247,7 +244,6 @@
                             </w:rPr>
                             <w:t>Capstone</w:t>
                           </w:r>
-                          <w:proofErr w:type="spellEnd"/>
                         </w:p>
                       </w:txbxContent>
                     </v:textbox>
@@ -8230,11 +8226,41 @@
         </w:tc>
       </w:tr>
     </w:tbl>
+    <w:p>
+      <w:pPr>
+        <w:spacing w:after="0" w:line="360" w:lineRule="auto"/>
+        <w:jc w:val="both"/>
+        <w:rPr>
+          <w:b/>
+          <w:bCs/>
+          <w:sz w:val="24"/>
+          <w:szCs w:val="24"/>
+        </w:rPr>
+      </w:pPr>
+    </w:p>
+    <w:p>
+      <w:pPr>
+        <w:rPr>
+          <w:b/>
+          <w:bCs/>
+          <w:sz w:val="24"/>
+          <w:szCs w:val="24"/>
+        </w:rPr>
+      </w:pPr>
+      <w:r>
+        <w:rPr>
+          <w:b/>
+          <w:bCs/>
+          <w:sz w:val="24"/>
+          <w:szCs w:val="24"/>
+        </w:rPr>
+        <w:br w:type="page"/>
+      </w:r>
+    </w:p>
     <w:tbl>
       <w:tblPr>
-        <w:tblStyle w:val="ad"/>
+        <w:tblpPr w:leftFromText="141" w:rightFromText="141" w:horzAnchor="margin" w:tblpXSpec="center" w:tblpY="732"/>
         <w:tblW w:w="9640" w:type="dxa"/>
-        <w:tblInd w:w="-714" w:type="dxa"/>
         <w:tblBorders>
           <w:top w:val="single" w:sz="4" w:space="0" w:color="BFBFBF"/>
           <w:left w:val="single" w:sz="4" w:space="0" w:color="BFBFBF"/>
@@ -8276,6 +8302,7 @@
                 <w:sz w:val="28"/>
                 <w:szCs w:val="28"/>
               </w:rPr>
+              <w:lastRenderedPageBreak/>
               <w:t xml:space="preserve">8. Carta Gantt </w:t>
             </w:r>
           </w:p>
@@ -8344,8890 +8371,8 @@
         </w:rPr>
       </w:pPr>
     </w:p>
-    <w:tbl>
-      <w:tblPr>
-        <w:tblStyle w:val="ae"/>
-        <w:tblW w:w="10801" w:type="dxa"/>
-        <w:tblInd w:w="-1160" w:type="dxa"/>
-        <w:tblBorders>
-          <w:top w:val="single" w:sz="4" w:space="0" w:color="BFBFBF"/>
-          <w:left w:val="single" w:sz="4" w:space="0" w:color="BFBFBF"/>
-          <w:bottom w:val="single" w:sz="4" w:space="0" w:color="BFBFBF"/>
-          <w:right w:val="single" w:sz="4" w:space="0" w:color="BFBFBF"/>
-          <w:insideH w:val="single" w:sz="4" w:space="0" w:color="BFBFBF"/>
-          <w:insideV w:val="single" w:sz="4" w:space="0" w:color="BFBFBF"/>
-        </w:tblBorders>
-        <w:tblLayout w:type="fixed"/>
-        <w:tblLook w:val="0400" w:firstRow="0" w:lastRow="0" w:firstColumn="0" w:lastColumn="0" w:noHBand="0" w:noVBand="1"/>
-      </w:tblPr>
-      <w:tblGrid>
-        <w:gridCol w:w="1350"/>
-        <w:gridCol w:w="536"/>
-        <w:gridCol w:w="522"/>
-        <w:gridCol w:w="523"/>
-        <w:gridCol w:w="526"/>
-        <w:gridCol w:w="523"/>
-        <w:gridCol w:w="523"/>
-        <w:gridCol w:w="523"/>
-        <w:gridCol w:w="523"/>
-        <w:gridCol w:w="523"/>
-        <w:gridCol w:w="523"/>
-        <w:gridCol w:w="523"/>
-        <w:gridCol w:w="523"/>
-        <w:gridCol w:w="525"/>
-        <w:gridCol w:w="525"/>
-        <w:gridCol w:w="525"/>
-        <w:gridCol w:w="7"/>
-        <w:gridCol w:w="518"/>
-        <w:gridCol w:w="525"/>
-        <w:gridCol w:w="525"/>
-        <w:gridCol w:w="10"/>
-      </w:tblGrid>
-      <w:tr>
-        <w:trPr>
-          <w:trHeight w:val="294"/>
-        </w:trPr>
-        <w:tc>
-          <w:tcPr>
-            <w:tcW w:w="1351" w:type="dxa"/>
-            <w:vMerge w:val="restart"/>
-          </w:tcPr>
-          <w:p>
-            <w:pPr>
-              <w:spacing w:line="360" w:lineRule="auto"/>
-              <w:jc w:val="both"/>
-              <w:rPr>
-                <w:b/>
-                <w:bCs/>
-                <w:sz w:val="16"/>
-                <w:szCs w:val="16"/>
-              </w:rPr>
-            </w:pPr>
-            <w:r>
-              <w:rPr>
-                <w:b/>
-                <w:bCs/>
-                <w:sz w:val="16"/>
-                <w:szCs w:val="16"/>
-              </w:rPr>
-              <w:t>Actividad</w:t>
-            </w:r>
-          </w:p>
-        </w:tc>
-        <w:tc>
-          <w:tcPr>
-            <w:tcW w:w="2107" w:type="dxa"/>
-            <w:gridSpan w:val="4"/>
-            <w:shd w:val="clear" w:color="auto" w:fill="E2EFD9"/>
-          </w:tcPr>
-          <w:p>
-            <w:pPr>
-              <w:spacing w:line="360" w:lineRule="auto"/>
-              <w:jc w:val="center"/>
-              <w:rPr>
-                <w:b/>
-                <w:bCs/>
-                <w:sz w:val="16"/>
-                <w:szCs w:val="16"/>
-              </w:rPr>
-            </w:pPr>
-            <w:r>
-              <w:rPr>
-                <w:b/>
-                <w:bCs/>
-                <w:sz w:val="16"/>
-                <w:szCs w:val="16"/>
-              </w:rPr>
-              <w:t>Fase 1</w:t>
-            </w:r>
-          </w:p>
-        </w:tc>
-        <w:tc>
-          <w:tcPr>
-            <w:tcW w:w="5766" w:type="dxa"/>
-            <w:gridSpan w:val="12"/>
-            <w:shd w:val="clear" w:color="auto" w:fill="FFF2CB"/>
-          </w:tcPr>
-          <w:p>
-            <w:pPr>
-              <w:spacing w:line="360" w:lineRule="auto"/>
-              <w:jc w:val="center"/>
-              <w:rPr>
-                <w:b/>
-                <w:bCs/>
-                <w:sz w:val="16"/>
-                <w:szCs w:val="16"/>
-              </w:rPr>
-            </w:pPr>
-            <w:r>
-              <w:rPr>
-                <w:b/>
-                <w:bCs/>
-                <w:sz w:val="16"/>
-                <w:szCs w:val="16"/>
-              </w:rPr>
-              <w:t>Fase 2</w:t>
-            </w:r>
-          </w:p>
-        </w:tc>
-        <w:tc>
-          <w:tcPr>
-            <w:tcW w:w="1578" w:type="dxa"/>
-            <w:gridSpan w:val="4"/>
-            <w:shd w:val="clear" w:color="auto" w:fill="FBE4D5"/>
-          </w:tcPr>
-          <w:p>
-            <w:pPr>
-              <w:spacing w:line="360" w:lineRule="auto"/>
-              <w:jc w:val="center"/>
-              <w:rPr>
-                <w:b/>
-                <w:bCs/>
-                <w:sz w:val="16"/>
-                <w:szCs w:val="16"/>
-              </w:rPr>
-            </w:pPr>
-            <w:r>
-              <w:rPr>
-                <w:b/>
-                <w:bCs/>
-                <w:sz w:val="16"/>
-                <w:szCs w:val="16"/>
-              </w:rPr>
-              <w:t>Fase 3</w:t>
-            </w:r>
-          </w:p>
-        </w:tc>
-      </w:tr>
-      <w:tr>
-        <w:trPr>
-          <w:gridAfter w:val="1"/>
-          <w:wAfter w:w="10" w:type="dxa"/>
-          <w:trHeight w:val="303"/>
-        </w:trPr>
-        <w:tc>
-          <w:tcPr>
-            <w:tcW w:w="1351" w:type="dxa"/>
-            <w:vMerge/>
-          </w:tcPr>
-          <w:p>
-            <w:pPr>
-              <w:widowControl w:val="0"/>
-              <w:pBdr>
-                <w:top w:val="nil"/>
-                <w:left w:val="nil"/>
-                <w:bottom w:val="nil"/>
-                <w:right w:val="nil"/>
-                <w:between w:val="nil"/>
-              </w:pBdr>
-              <w:spacing w:after="0" w:line="276" w:lineRule="auto"/>
-              <w:rPr>
-                <w:b/>
-                <w:bCs/>
-                <w:sz w:val="16"/>
-                <w:szCs w:val="16"/>
-              </w:rPr>
-            </w:pPr>
-          </w:p>
-        </w:tc>
-        <w:tc>
-          <w:tcPr>
-            <w:tcW w:w="536" w:type="dxa"/>
-          </w:tcPr>
-          <w:p>
-            <w:pPr>
-              <w:spacing w:line="360" w:lineRule="auto"/>
-              <w:jc w:val="center"/>
-              <w:rPr>
-                <w:b/>
-                <w:bCs/>
-                <w:sz w:val="16"/>
-                <w:szCs w:val="16"/>
-              </w:rPr>
-            </w:pPr>
-            <w:r>
-              <w:rPr>
-                <w:b/>
-                <w:bCs/>
-                <w:sz w:val="16"/>
-                <w:szCs w:val="16"/>
-              </w:rPr>
-              <w:t>S 1</w:t>
-            </w:r>
-          </w:p>
-        </w:tc>
-        <w:tc>
-          <w:tcPr>
-            <w:tcW w:w="522" w:type="dxa"/>
-          </w:tcPr>
-          <w:p>
-            <w:pPr>
-              <w:spacing w:line="360" w:lineRule="auto"/>
-              <w:jc w:val="center"/>
-              <w:rPr>
-                <w:b/>
-                <w:bCs/>
-                <w:sz w:val="16"/>
-                <w:szCs w:val="16"/>
-              </w:rPr>
-            </w:pPr>
-            <w:r>
-              <w:rPr>
-                <w:b/>
-                <w:bCs/>
-                <w:sz w:val="16"/>
-                <w:szCs w:val="16"/>
-              </w:rPr>
-              <w:t>S 2</w:t>
-            </w:r>
-          </w:p>
-        </w:tc>
-        <w:tc>
-          <w:tcPr>
-            <w:tcW w:w="523" w:type="dxa"/>
-          </w:tcPr>
-          <w:p>
-            <w:pPr>
-              <w:spacing w:line="360" w:lineRule="auto"/>
-              <w:jc w:val="center"/>
-              <w:rPr>
-                <w:b/>
-                <w:bCs/>
-                <w:sz w:val="16"/>
-                <w:szCs w:val="16"/>
-              </w:rPr>
-            </w:pPr>
-            <w:r>
-              <w:rPr>
-                <w:b/>
-                <w:bCs/>
-                <w:sz w:val="16"/>
-                <w:szCs w:val="16"/>
-              </w:rPr>
-              <w:t>S 3</w:t>
-            </w:r>
-          </w:p>
-        </w:tc>
-        <w:tc>
-          <w:tcPr>
-            <w:tcW w:w="526" w:type="dxa"/>
-          </w:tcPr>
-          <w:p>
-            <w:pPr>
-              <w:spacing w:line="360" w:lineRule="auto"/>
-              <w:jc w:val="center"/>
-              <w:rPr>
-                <w:b/>
-                <w:bCs/>
-                <w:sz w:val="16"/>
-                <w:szCs w:val="16"/>
-              </w:rPr>
-            </w:pPr>
-            <w:r>
-              <w:rPr>
-                <w:b/>
-                <w:bCs/>
-                <w:sz w:val="16"/>
-                <w:szCs w:val="16"/>
-              </w:rPr>
-              <w:t>S 4</w:t>
-            </w:r>
-          </w:p>
-        </w:tc>
-        <w:tc>
-          <w:tcPr>
-            <w:tcW w:w="523" w:type="dxa"/>
-          </w:tcPr>
-          <w:p>
-            <w:pPr>
-              <w:spacing w:line="360" w:lineRule="auto"/>
-              <w:jc w:val="center"/>
-              <w:rPr>
-                <w:b/>
-                <w:bCs/>
-                <w:sz w:val="16"/>
-                <w:szCs w:val="16"/>
-              </w:rPr>
-            </w:pPr>
-            <w:r>
-              <w:rPr>
-                <w:b/>
-                <w:bCs/>
-                <w:sz w:val="16"/>
-                <w:szCs w:val="16"/>
-              </w:rPr>
-              <w:t>S 5</w:t>
-            </w:r>
-          </w:p>
-        </w:tc>
-        <w:tc>
-          <w:tcPr>
-            <w:tcW w:w="523" w:type="dxa"/>
-          </w:tcPr>
-          <w:p>
-            <w:pPr>
-              <w:spacing w:line="360" w:lineRule="auto"/>
-              <w:jc w:val="center"/>
-              <w:rPr>
-                <w:b/>
-                <w:bCs/>
-                <w:sz w:val="16"/>
-                <w:szCs w:val="16"/>
-              </w:rPr>
-            </w:pPr>
-            <w:r>
-              <w:rPr>
-                <w:b/>
-                <w:bCs/>
-                <w:sz w:val="16"/>
-                <w:szCs w:val="16"/>
-              </w:rPr>
-              <w:t>S 6</w:t>
-            </w:r>
-          </w:p>
-        </w:tc>
-        <w:tc>
-          <w:tcPr>
-            <w:tcW w:w="523" w:type="dxa"/>
-          </w:tcPr>
-          <w:p>
-            <w:pPr>
-              <w:spacing w:line="360" w:lineRule="auto"/>
-              <w:jc w:val="center"/>
-              <w:rPr>
-                <w:b/>
-                <w:bCs/>
-                <w:sz w:val="16"/>
-                <w:szCs w:val="16"/>
-              </w:rPr>
-            </w:pPr>
-            <w:r>
-              <w:rPr>
-                <w:b/>
-                <w:bCs/>
-                <w:sz w:val="16"/>
-                <w:szCs w:val="16"/>
-              </w:rPr>
-              <w:t>S 7</w:t>
-            </w:r>
-          </w:p>
-        </w:tc>
-        <w:tc>
-          <w:tcPr>
-            <w:tcW w:w="523" w:type="dxa"/>
-          </w:tcPr>
-          <w:p>
-            <w:pPr>
-              <w:spacing w:line="360" w:lineRule="auto"/>
-              <w:jc w:val="center"/>
-              <w:rPr>
-                <w:b/>
-                <w:bCs/>
-                <w:sz w:val="16"/>
-                <w:szCs w:val="16"/>
-              </w:rPr>
-            </w:pPr>
-            <w:r>
-              <w:rPr>
-                <w:b/>
-                <w:bCs/>
-                <w:sz w:val="16"/>
-                <w:szCs w:val="16"/>
-              </w:rPr>
-              <w:t>S 8</w:t>
-            </w:r>
-          </w:p>
-        </w:tc>
-        <w:tc>
-          <w:tcPr>
-            <w:tcW w:w="523" w:type="dxa"/>
-          </w:tcPr>
-          <w:p>
-            <w:pPr>
-              <w:spacing w:line="360" w:lineRule="auto"/>
-              <w:jc w:val="center"/>
-              <w:rPr>
-                <w:b/>
-                <w:bCs/>
-                <w:sz w:val="16"/>
-                <w:szCs w:val="16"/>
-              </w:rPr>
-            </w:pPr>
-            <w:r>
-              <w:rPr>
-                <w:b/>
-                <w:bCs/>
-                <w:sz w:val="16"/>
-                <w:szCs w:val="16"/>
-              </w:rPr>
-              <w:t>S 9</w:t>
-            </w:r>
-          </w:p>
-        </w:tc>
-        <w:tc>
-          <w:tcPr>
-            <w:tcW w:w="523" w:type="dxa"/>
-          </w:tcPr>
-          <w:p>
-            <w:pPr>
-              <w:spacing w:line="360" w:lineRule="auto"/>
-              <w:jc w:val="center"/>
-              <w:rPr>
-                <w:b/>
-                <w:bCs/>
-                <w:sz w:val="16"/>
-                <w:szCs w:val="16"/>
-              </w:rPr>
-            </w:pPr>
-            <w:r>
-              <w:rPr>
-                <w:b/>
-                <w:bCs/>
-                <w:sz w:val="16"/>
-                <w:szCs w:val="16"/>
-              </w:rPr>
-              <w:t>S 10</w:t>
-            </w:r>
-          </w:p>
-        </w:tc>
-        <w:tc>
-          <w:tcPr>
-            <w:tcW w:w="523" w:type="dxa"/>
-          </w:tcPr>
-          <w:p>
-            <w:pPr>
-              <w:spacing w:line="360" w:lineRule="auto"/>
-              <w:jc w:val="center"/>
-              <w:rPr>
-                <w:b/>
-                <w:bCs/>
-                <w:sz w:val="16"/>
-                <w:szCs w:val="16"/>
-              </w:rPr>
-            </w:pPr>
-            <w:r>
-              <w:rPr>
-                <w:b/>
-                <w:bCs/>
-                <w:sz w:val="16"/>
-                <w:szCs w:val="16"/>
-              </w:rPr>
-              <w:t>S 11</w:t>
-            </w:r>
-          </w:p>
-        </w:tc>
-        <w:tc>
-          <w:tcPr>
-            <w:tcW w:w="523" w:type="dxa"/>
-          </w:tcPr>
-          <w:p>
-            <w:pPr>
-              <w:spacing w:line="360" w:lineRule="auto"/>
-              <w:jc w:val="center"/>
-              <w:rPr>
-                <w:b/>
-                <w:bCs/>
-                <w:sz w:val="16"/>
-                <w:szCs w:val="16"/>
-              </w:rPr>
-            </w:pPr>
-            <w:r>
-              <w:rPr>
-                <w:b/>
-                <w:bCs/>
-                <w:sz w:val="16"/>
-                <w:szCs w:val="16"/>
-              </w:rPr>
-              <w:t>S 12</w:t>
-            </w:r>
-          </w:p>
-        </w:tc>
-        <w:tc>
-          <w:tcPr>
-            <w:tcW w:w="525" w:type="dxa"/>
-          </w:tcPr>
-          <w:p>
-            <w:pPr>
-              <w:spacing w:line="360" w:lineRule="auto"/>
-              <w:jc w:val="center"/>
-              <w:rPr>
-                <w:b/>
-                <w:bCs/>
-                <w:sz w:val="16"/>
-                <w:szCs w:val="16"/>
-              </w:rPr>
-            </w:pPr>
-            <w:r>
-              <w:rPr>
-                <w:b/>
-                <w:bCs/>
-                <w:sz w:val="16"/>
-                <w:szCs w:val="16"/>
-              </w:rPr>
-              <w:t>S 13</w:t>
-            </w:r>
-          </w:p>
-        </w:tc>
-        <w:tc>
-          <w:tcPr>
-            <w:tcW w:w="525" w:type="dxa"/>
-          </w:tcPr>
-          <w:p>
-            <w:pPr>
-              <w:spacing w:line="360" w:lineRule="auto"/>
-              <w:jc w:val="center"/>
-              <w:rPr>
-                <w:b/>
-                <w:bCs/>
-                <w:sz w:val="16"/>
-                <w:szCs w:val="16"/>
-              </w:rPr>
-            </w:pPr>
-            <w:r>
-              <w:rPr>
-                <w:b/>
-                <w:bCs/>
-                <w:sz w:val="16"/>
-                <w:szCs w:val="16"/>
-              </w:rPr>
-              <w:t>S 14</w:t>
-            </w:r>
-          </w:p>
-        </w:tc>
-        <w:tc>
-          <w:tcPr>
-            <w:tcW w:w="525" w:type="dxa"/>
-          </w:tcPr>
-          <w:p>
-            <w:pPr>
-              <w:spacing w:line="360" w:lineRule="auto"/>
-              <w:jc w:val="center"/>
-              <w:rPr>
-                <w:b/>
-                <w:bCs/>
-                <w:sz w:val="16"/>
-                <w:szCs w:val="16"/>
-              </w:rPr>
-            </w:pPr>
-            <w:r>
-              <w:rPr>
-                <w:b/>
-                <w:bCs/>
-                <w:sz w:val="16"/>
-                <w:szCs w:val="16"/>
-              </w:rPr>
-              <w:t>S 15</w:t>
-            </w:r>
-          </w:p>
-        </w:tc>
-        <w:tc>
-          <w:tcPr>
-            <w:tcW w:w="525" w:type="dxa"/>
-            <w:gridSpan w:val="2"/>
-          </w:tcPr>
-          <w:p>
-            <w:pPr>
-              <w:spacing w:line="360" w:lineRule="auto"/>
-              <w:jc w:val="center"/>
-              <w:rPr>
-                <w:b/>
-                <w:bCs/>
-                <w:sz w:val="16"/>
-                <w:szCs w:val="16"/>
-              </w:rPr>
-            </w:pPr>
-            <w:r>
-              <w:rPr>
-                <w:b/>
-                <w:bCs/>
-                <w:sz w:val="16"/>
-                <w:szCs w:val="16"/>
-              </w:rPr>
-              <w:t>S 16</w:t>
-            </w:r>
-          </w:p>
-        </w:tc>
-        <w:tc>
-          <w:tcPr>
-            <w:tcW w:w="525" w:type="dxa"/>
-          </w:tcPr>
-          <w:p>
-            <w:pPr>
-              <w:spacing w:line="360" w:lineRule="auto"/>
-              <w:jc w:val="center"/>
-              <w:rPr>
-                <w:b/>
-                <w:bCs/>
-                <w:sz w:val="16"/>
-                <w:szCs w:val="16"/>
-              </w:rPr>
-            </w:pPr>
-            <w:r>
-              <w:rPr>
-                <w:b/>
-                <w:bCs/>
-                <w:sz w:val="16"/>
-                <w:szCs w:val="16"/>
-              </w:rPr>
-              <w:t>S 17</w:t>
-            </w:r>
-          </w:p>
-        </w:tc>
-        <w:tc>
-          <w:tcPr>
-            <w:tcW w:w="525" w:type="dxa"/>
-          </w:tcPr>
-          <w:p>
-            <w:pPr>
-              <w:spacing w:line="360" w:lineRule="auto"/>
-              <w:jc w:val="center"/>
-              <w:rPr>
-                <w:b/>
-                <w:bCs/>
-                <w:sz w:val="16"/>
-                <w:szCs w:val="16"/>
-              </w:rPr>
-            </w:pPr>
-            <w:r>
-              <w:rPr>
-                <w:b/>
-                <w:bCs/>
-                <w:sz w:val="16"/>
-                <w:szCs w:val="16"/>
-              </w:rPr>
-              <w:t>S 18</w:t>
-            </w:r>
-          </w:p>
-        </w:tc>
-      </w:tr>
-      <w:tr>
-        <w:trPr>
-          <w:gridAfter w:val="1"/>
-          <w:wAfter w:w="10" w:type="dxa"/>
-          <w:trHeight w:val="294"/>
-        </w:trPr>
-        <w:tc>
-          <w:tcPr>
-            <w:tcW w:w="1351" w:type="dxa"/>
-          </w:tcPr>
-          <w:p>
-            <w:pPr>
-              <w:spacing w:line="360" w:lineRule="auto"/>
-              <w:jc w:val="both"/>
-              <w:rPr>
-                <w:b/>
-                <w:bCs/>
-                <w:sz w:val="16"/>
-                <w:szCs w:val="16"/>
-              </w:rPr>
-            </w:pPr>
-            <w:r>
-              <w:rPr>
-                <w:i/>
-                <w:iCs/>
-                <w:color w:val="548DD4"/>
-                <w:sz w:val="16"/>
-                <w:szCs w:val="16"/>
-              </w:rPr>
-              <w:t>Describe actividades del punto anterior</w:t>
-            </w:r>
-          </w:p>
-        </w:tc>
-        <w:tc>
-          <w:tcPr>
-            <w:tcW w:w="536" w:type="dxa"/>
-          </w:tcPr>
-          <w:p>
-            <w:pPr>
-              <w:spacing w:line="360" w:lineRule="auto"/>
-              <w:jc w:val="both"/>
-              <w:rPr>
-                <w:b/>
-                <w:bCs/>
-                <w:sz w:val="16"/>
-                <w:szCs w:val="16"/>
-              </w:rPr>
-            </w:pPr>
-          </w:p>
-        </w:tc>
-        <w:tc>
-          <w:tcPr>
-            <w:tcW w:w="522" w:type="dxa"/>
-          </w:tcPr>
-          <w:p>
-            <w:pPr>
-              <w:spacing w:line="360" w:lineRule="auto"/>
-              <w:jc w:val="both"/>
-              <w:rPr>
-                <w:b/>
-                <w:bCs/>
-                <w:sz w:val="16"/>
-                <w:szCs w:val="16"/>
-              </w:rPr>
-            </w:pPr>
-          </w:p>
-        </w:tc>
-        <w:tc>
-          <w:tcPr>
-            <w:tcW w:w="523" w:type="dxa"/>
-          </w:tcPr>
-          <w:p>
-            <w:pPr>
-              <w:spacing w:line="360" w:lineRule="auto"/>
-              <w:jc w:val="both"/>
-              <w:rPr>
-                <w:b/>
-                <w:bCs/>
-                <w:sz w:val="16"/>
-                <w:szCs w:val="16"/>
-              </w:rPr>
-            </w:pPr>
-          </w:p>
-        </w:tc>
-        <w:tc>
-          <w:tcPr>
-            <w:tcW w:w="526" w:type="dxa"/>
-          </w:tcPr>
-          <w:p>
-            <w:pPr>
-              <w:spacing w:line="360" w:lineRule="auto"/>
-              <w:jc w:val="both"/>
-              <w:rPr>
-                <w:b/>
-                <w:bCs/>
-                <w:sz w:val="16"/>
-                <w:szCs w:val="16"/>
-              </w:rPr>
-            </w:pPr>
-          </w:p>
-        </w:tc>
-        <w:tc>
-          <w:tcPr>
-            <w:tcW w:w="523" w:type="dxa"/>
-          </w:tcPr>
-          <w:p>
-            <w:pPr>
-              <w:spacing w:line="360" w:lineRule="auto"/>
-              <w:jc w:val="both"/>
-              <w:rPr>
-                <w:b/>
-                <w:bCs/>
-                <w:sz w:val="16"/>
-                <w:szCs w:val="16"/>
-              </w:rPr>
-            </w:pPr>
-          </w:p>
-        </w:tc>
-        <w:tc>
-          <w:tcPr>
-            <w:tcW w:w="523" w:type="dxa"/>
-          </w:tcPr>
-          <w:p>
-            <w:pPr>
-              <w:spacing w:line="360" w:lineRule="auto"/>
-              <w:jc w:val="both"/>
-              <w:rPr>
-                <w:b/>
-                <w:bCs/>
-                <w:sz w:val="16"/>
-                <w:szCs w:val="16"/>
-              </w:rPr>
-            </w:pPr>
-          </w:p>
-        </w:tc>
-        <w:tc>
-          <w:tcPr>
-            <w:tcW w:w="523" w:type="dxa"/>
-          </w:tcPr>
-          <w:p>
-            <w:pPr>
-              <w:spacing w:line="360" w:lineRule="auto"/>
-              <w:jc w:val="both"/>
-              <w:rPr>
-                <w:b/>
-                <w:bCs/>
-                <w:sz w:val="16"/>
-                <w:szCs w:val="16"/>
-              </w:rPr>
-            </w:pPr>
-          </w:p>
-        </w:tc>
-        <w:tc>
-          <w:tcPr>
-            <w:tcW w:w="523" w:type="dxa"/>
-          </w:tcPr>
-          <w:p>
-            <w:pPr>
-              <w:spacing w:line="360" w:lineRule="auto"/>
-              <w:jc w:val="both"/>
-              <w:rPr>
-                <w:b/>
-                <w:bCs/>
-                <w:sz w:val="16"/>
-                <w:szCs w:val="16"/>
-              </w:rPr>
-            </w:pPr>
-          </w:p>
-        </w:tc>
-        <w:tc>
-          <w:tcPr>
-            <w:tcW w:w="523" w:type="dxa"/>
-          </w:tcPr>
-          <w:p>
-            <w:pPr>
-              <w:spacing w:line="360" w:lineRule="auto"/>
-              <w:jc w:val="both"/>
-              <w:rPr>
-                <w:b/>
-                <w:bCs/>
-                <w:sz w:val="16"/>
-                <w:szCs w:val="16"/>
-              </w:rPr>
-            </w:pPr>
-          </w:p>
-        </w:tc>
-        <w:tc>
-          <w:tcPr>
-            <w:tcW w:w="523" w:type="dxa"/>
-          </w:tcPr>
-          <w:p>
-            <w:pPr>
-              <w:spacing w:line="360" w:lineRule="auto"/>
-              <w:jc w:val="both"/>
-              <w:rPr>
-                <w:b/>
-                <w:bCs/>
-                <w:sz w:val="16"/>
-                <w:szCs w:val="16"/>
-              </w:rPr>
-            </w:pPr>
-          </w:p>
-        </w:tc>
-        <w:tc>
-          <w:tcPr>
-            <w:tcW w:w="523" w:type="dxa"/>
-          </w:tcPr>
-          <w:p>
-            <w:pPr>
-              <w:spacing w:line="360" w:lineRule="auto"/>
-              <w:jc w:val="both"/>
-              <w:rPr>
-                <w:b/>
-                <w:bCs/>
-                <w:sz w:val="16"/>
-                <w:szCs w:val="16"/>
-              </w:rPr>
-            </w:pPr>
-          </w:p>
-        </w:tc>
-        <w:tc>
-          <w:tcPr>
-            <w:tcW w:w="523" w:type="dxa"/>
-          </w:tcPr>
-          <w:p>
-            <w:pPr>
-              <w:spacing w:line="360" w:lineRule="auto"/>
-              <w:jc w:val="both"/>
-              <w:rPr>
-                <w:b/>
-                <w:bCs/>
-                <w:sz w:val="16"/>
-                <w:szCs w:val="16"/>
-              </w:rPr>
-            </w:pPr>
-          </w:p>
-        </w:tc>
-        <w:tc>
-          <w:tcPr>
-            <w:tcW w:w="525" w:type="dxa"/>
-          </w:tcPr>
-          <w:p>
-            <w:pPr>
-              <w:spacing w:line="360" w:lineRule="auto"/>
-              <w:jc w:val="both"/>
-              <w:rPr>
-                <w:b/>
-                <w:bCs/>
-                <w:sz w:val="16"/>
-                <w:szCs w:val="16"/>
-              </w:rPr>
-            </w:pPr>
-          </w:p>
-        </w:tc>
-        <w:tc>
-          <w:tcPr>
-            <w:tcW w:w="525" w:type="dxa"/>
-          </w:tcPr>
-          <w:p>
-            <w:pPr>
-              <w:spacing w:line="360" w:lineRule="auto"/>
-              <w:jc w:val="both"/>
-              <w:rPr>
-                <w:b/>
-                <w:bCs/>
-                <w:sz w:val="16"/>
-                <w:szCs w:val="16"/>
-              </w:rPr>
-            </w:pPr>
-          </w:p>
-        </w:tc>
-        <w:tc>
-          <w:tcPr>
-            <w:tcW w:w="525" w:type="dxa"/>
-          </w:tcPr>
-          <w:p>
-            <w:pPr>
-              <w:spacing w:line="360" w:lineRule="auto"/>
-              <w:jc w:val="both"/>
-              <w:rPr>
-                <w:b/>
-                <w:bCs/>
-                <w:sz w:val="16"/>
-                <w:szCs w:val="16"/>
-              </w:rPr>
-            </w:pPr>
-          </w:p>
-        </w:tc>
-        <w:tc>
-          <w:tcPr>
-            <w:tcW w:w="525" w:type="dxa"/>
-            <w:gridSpan w:val="2"/>
-          </w:tcPr>
-          <w:p>
-            <w:pPr>
-              <w:spacing w:line="360" w:lineRule="auto"/>
-              <w:jc w:val="both"/>
-              <w:rPr>
-                <w:b/>
-                <w:bCs/>
-                <w:sz w:val="16"/>
-                <w:szCs w:val="16"/>
-              </w:rPr>
-            </w:pPr>
-          </w:p>
-        </w:tc>
-        <w:tc>
-          <w:tcPr>
-            <w:tcW w:w="525" w:type="dxa"/>
-          </w:tcPr>
-          <w:p>
-            <w:pPr>
-              <w:spacing w:line="360" w:lineRule="auto"/>
-              <w:jc w:val="both"/>
-              <w:rPr>
-                <w:b/>
-                <w:bCs/>
-                <w:sz w:val="16"/>
-                <w:szCs w:val="16"/>
-              </w:rPr>
-            </w:pPr>
-          </w:p>
-        </w:tc>
-        <w:tc>
-          <w:tcPr>
-            <w:tcW w:w="525" w:type="dxa"/>
-          </w:tcPr>
-          <w:p>
-            <w:pPr>
-              <w:spacing w:line="360" w:lineRule="auto"/>
-              <w:jc w:val="both"/>
-              <w:rPr>
-                <w:b/>
-                <w:bCs/>
-                <w:sz w:val="16"/>
-                <w:szCs w:val="16"/>
-              </w:rPr>
-            </w:pPr>
-          </w:p>
-        </w:tc>
-      </w:tr>
-      <w:tr>
-        <w:trPr>
-          <w:gridAfter w:val="1"/>
-          <w:wAfter w:w="10" w:type="dxa"/>
-          <w:trHeight w:val="303"/>
-        </w:trPr>
-        <w:tc>
-          <w:tcPr>
-            <w:tcW w:w="1351" w:type="dxa"/>
-          </w:tcPr>
-          <w:p>
-            <w:pPr>
-              <w:spacing w:line="360" w:lineRule="auto"/>
-              <w:jc w:val="both"/>
-              <w:rPr>
-                <w:b/>
-                <w:bCs/>
-                <w:sz w:val="16"/>
-                <w:szCs w:val="16"/>
-              </w:rPr>
-            </w:pPr>
-          </w:p>
-        </w:tc>
-        <w:tc>
-          <w:tcPr>
-            <w:tcW w:w="536" w:type="dxa"/>
-          </w:tcPr>
-          <w:p>
-            <w:pPr>
-              <w:spacing w:line="360" w:lineRule="auto"/>
-              <w:jc w:val="both"/>
-              <w:rPr>
-                <w:b/>
-                <w:bCs/>
-                <w:sz w:val="16"/>
-                <w:szCs w:val="16"/>
-              </w:rPr>
-            </w:pPr>
-          </w:p>
-        </w:tc>
-        <w:tc>
-          <w:tcPr>
-            <w:tcW w:w="522" w:type="dxa"/>
-          </w:tcPr>
-          <w:p>
-            <w:pPr>
-              <w:spacing w:line="360" w:lineRule="auto"/>
-              <w:jc w:val="both"/>
-              <w:rPr>
-                <w:b/>
-                <w:bCs/>
-                <w:sz w:val="16"/>
-                <w:szCs w:val="16"/>
-              </w:rPr>
-            </w:pPr>
-          </w:p>
-        </w:tc>
-        <w:tc>
-          <w:tcPr>
-            <w:tcW w:w="523" w:type="dxa"/>
-          </w:tcPr>
-          <w:p>
-            <w:pPr>
-              <w:spacing w:line="360" w:lineRule="auto"/>
-              <w:jc w:val="both"/>
-              <w:rPr>
-                <w:b/>
-                <w:bCs/>
-                <w:sz w:val="16"/>
-                <w:szCs w:val="16"/>
-              </w:rPr>
-            </w:pPr>
-          </w:p>
-        </w:tc>
-        <w:tc>
-          <w:tcPr>
-            <w:tcW w:w="526" w:type="dxa"/>
-          </w:tcPr>
-          <w:p>
-            <w:pPr>
-              <w:spacing w:line="360" w:lineRule="auto"/>
-              <w:jc w:val="both"/>
-              <w:rPr>
-                <w:b/>
-                <w:bCs/>
-                <w:sz w:val="16"/>
-                <w:szCs w:val="16"/>
-              </w:rPr>
-            </w:pPr>
-          </w:p>
-        </w:tc>
-        <w:tc>
-          <w:tcPr>
-            <w:tcW w:w="523" w:type="dxa"/>
-          </w:tcPr>
-          <w:p>
-            <w:pPr>
-              <w:spacing w:line="360" w:lineRule="auto"/>
-              <w:jc w:val="both"/>
-              <w:rPr>
-                <w:b/>
-                <w:bCs/>
-                <w:sz w:val="16"/>
-                <w:szCs w:val="16"/>
-              </w:rPr>
-            </w:pPr>
-          </w:p>
-        </w:tc>
-        <w:tc>
-          <w:tcPr>
-            <w:tcW w:w="523" w:type="dxa"/>
-          </w:tcPr>
-          <w:p>
-            <w:pPr>
-              <w:spacing w:line="360" w:lineRule="auto"/>
-              <w:jc w:val="both"/>
-              <w:rPr>
-                <w:b/>
-                <w:bCs/>
-                <w:sz w:val="16"/>
-                <w:szCs w:val="16"/>
-              </w:rPr>
-            </w:pPr>
-          </w:p>
-        </w:tc>
-        <w:tc>
-          <w:tcPr>
-            <w:tcW w:w="523" w:type="dxa"/>
-          </w:tcPr>
-          <w:p>
-            <w:pPr>
-              <w:spacing w:line="360" w:lineRule="auto"/>
-              <w:jc w:val="both"/>
-              <w:rPr>
-                <w:b/>
-                <w:bCs/>
-                <w:sz w:val="16"/>
-                <w:szCs w:val="16"/>
-              </w:rPr>
-            </w:pPr>
-          </w:p>
-        </w:tc>
-        <w:tc>
-          <w:tcPr>
-            <w:tcW w:w="523" w:type="dxa"/>
-          </w:tcPr>
-          <w:p>
-            <w:pPr>
-              <w:spacing w:line="360" w:lineRule="auto"/>
-              <w:jc w:val="both"/>
-              <w:rPr>
-                <w:b/>
-                <w:bCs/>
-                <w:sz w:val="16"/>
-                <w:szCs w:val="16"/>
-              </w:rPr>
-            </w:pPr>
-          </w:p>
-        </w:tc>
-        <w:tc>
-          <w:tcPr>
-            <w:tcW w:w="523" w:type="dxa"/>
-          </w:tcPr>
-          <w:p>
-            <w:pPr>
-              <w:spacing w:line="360" w:lineRule="auto"/>
-              <w:jc w:val="both"/>
-              <w:rPr>
-                <w:b/>
-                <w:bCs/>
-                <w:sz w:val="16"/>
-                <w:szCs w:val="16"/>
-              </w:rPr>
-            </w:pPr>
-          </w:p>
-        </w:tc>
-        <w:tc>
-          <w:tcPr>
-            <w:tcW w:w="523" w:type="dxa"/>
-          </w:tcPr>
-          <w:p>
-            <w:pPr>
-              <w:spacing w:line="360" w:lineRule="auto"/>
-              <w:jc w:val="both"/>
-              <w:rPr>
-                <w:b/>
-                <w:bCs/>
-                <w:sz w:val="16"/>
-                <w:szCs w:val="16"/>
-              </w:rPr>
-            </w:pPr>
-          </w:p>
-        </w:tc>
-        <w:tc>
-          <w:tcPr>
-            <w:tcW w:w="523" w:type="dxa"/>
-          </w:tcPr>
-          <w:p>
-            <w:pPr>
-              <w:spacing w:line="360" w:lineRule="auto"/>
-              <w:jc w:val="both"/>
-              <w:rPr>
-                <w:b/>
-                <w:bCs/>
-                <w:sz w:val="16"/>
-                <w:szCs w:val="16"/>
-              </w:rPr>
-            </w:pPr>
-          </w:p>
-        </w:tc>
-        <w:tc>
-          <w:tcPr>
-            <w:tcW w:w="523" w:type="dxa"/>
-          </w:tcPr>
-          <w:p>
-            <w:pPr>
-              <w:spacing w:line="360" w:lineRule="auto"/>
-              <w:jc w:val="both"/>
-              <w:rPr>
-                <w:b/>
-                <w:bCs/>
-                <w:sz w:val="16"/>
-                <w:szCs w:val="16"/>
-              </w:rPr>
-            </w:pPr>
-          </w:p>
-        </w:tc>
-        <w:tc>
-          <w:tcPr>
-            <w:tcW w:w="525" w:type="dxa"/>
-          </w:tcPr>
-          <w:p>
-            <w:pPr>
-              <w:spacing w:line="360" w:lineRule="auto"/>
-              <w:jc w:val="both"/>
-              <w:rPr>
-                <w:b/>
-                <w:bCs/>
-                <w:sz w:val="16"/>
-                <w:szCs w:val="16"/>
-              </w:rPr>
-            </w:pPr>
-          </w:p>
-        </w:tc>
-        <w:tc>
-          <w:tcPr>
-            <w:tcW w:w="525" w:type="dxa"/>
-          </w:tcPr>
-          <w:p>
-            <w:pPr>
-              <w:spacing w:line="360" w:lineRule="auto"/>
-              <w:jc w:val="both"/>
-              <w:rPr>
-                <w:b/>
-                <w:bCs/>
-                <w:sz w:val="16"/>
-                <w:szCs w:val="16"/>
-              </w:rPr>
-            </w:pPr>
-          </w:p>
-        </w:tc>
-        <w:tc>
-          <w:tcPr>
-            <w:tcW w:w="525" w:type="dxa"/>
-          </w:tcPr>
-          <w:p>
-            <w:pPr>
-              <w:spacing w:line="360" w:lineRule="auto"/>
-              <w:jc w:val="both"/>
-              <w:rPr>
-                <w:b/>
-                <w:bCs/>
-                <w:sz w:val="16"/>
-                <w:szCs w:val="16"/>
-              </w:rPr>
-            </w:pPr>
-          </w:p>
-        </w:tc>
-        <w:tc>
-          <w:tcPr>
-            <w:tcW w:w="525" w:type="dxa"/>
-            <w:gridSpan w:val="2"/>
-          </w:tcPr>
-          <w:p>
-            <w:pPr>
-              <w:spacing w:line="360" w:lineRule="auto"/>
-              <w:jc w:val="both"/>
-              <w:rPr>
-                <w:b/>
-                <w:bCs/>
-                <w:sz w:val="16"/>
-                <w:szCs w:val="16"/>
-              </w:rPr>
-            </w:pPr>
-          </w:p>
-        </w:tc>
-        <w:tc>
-          <w:tcPr>
-            <w:tcW w:w="525" w:type="dxa"/>
-          </w:tcPr>
-          <w:p>
-            <w:pPr>
-              <w:spacing w:line="360" w:lineRule="auto"/>
-              <w:jc w:val="both"/>
-              <w:rPr>
-                <w:b/>
-                <w:bCs/>
-                <w:sz w:val="16"/>
-                <w:szCs w:val="16"/>
-              </w:rPr>
-            </w:pPr>
-          </w:p>
-        </w:tc>
-        <w:tc>
-          <w:tcPr>
-            <w:tcW w:w="525" w:type="dxa"/>
-          </w:tcPr>
-          <w:p>
-            <w:pPr>
-              <w:spacing w:line="360" w:lineRule="auto"/>
-              <w:jc w:val="both"/>
-              <w:rPr>
-                <w:b/>
-                <w:bCs/>
-                <w:sz w:val="16"/>
-                <w:szCs w:val="16"/>
-              </w:rPr>
-            </w:pPr>
-          </w:p>
-        </w:tc>
-      </w:tr>
-      <w:tr>
-        <w:trPr>
-          <w:gridAfter w:val="1"/>
-          <w:wAfter w:w="10" w:type="dxa"/>
-          <w:trHeight w:val="294"/>
-        </w:trPr>
-        <w:tc>
-          <w:tcPr>
-            <w:tcW w:w="1351" w:type="dxa"/>
-          </w:tcPr>
-          <w:p>
-            <w:pPr>
-              <w:spacing w:line="360" w:lineRule="auto"/>
-              <w:jc w:val="both"/>
-              <w:rPr>
-                <w:b/>
-                <w:bCs/>
-                <w:sz w:val="16"/>
-                <w:szCs w:val="16"/>
-              </w:rPr>
-            </w:pPr>
-          </w:p>
-        </w:tc>
-        <w:tc>
-          <w:tcPr>
-            <w:tcW w:w="536" w:type="dxa"/>
-          </w:tcPr>
-          <w:p>
-            <w:pPr>
-              <w:spacing w:line="360" w:lineRule="auto"/>
-              <w:jc w:val="both"/>
-              <w:rPr>
-                <w:b/>
-                <w:bCs/>
-                <w:sz w:val="16"/>
-                <w:szCs w:val="16"/>
-              </w:rPr>
-            </w:pPr>
-          </w:p>
-        </w:tc>
-        <w:tc>
-          <w:tcPr>
-            <w:tcW w:w="522" w:type="dxa"/>
-          </w:tcPr>
-          <w:p>
-            <w:pPr>
-              <w:spacing w:line="360" w:lineRule="auto"/>
-              <w:jc w:val="both"/>
-              <w:rPr>
-                <w:b/>
-                <w:bCs/>
-                <w:sz w:val="16"/>
-                <w:szCs w:val="16"/>
-              </w:rPr>
-            </w:pPr>
-          </w:p>
-        </w:tc>
-        <w:tc>
-          <w:tcPr>
-            <w:tcW w:w="523" w:type="dxa"/>
-          </w:tcPr>
-          <w:p>
-            <w:pPr>
-              <w:spacing w:line="360" w:lineRule="auto"/>
-              <w:jc w:val="both"/>
-              <w:rPr>
-                <w:b/>
-                <w:bCs/>
-                <w:sz w:val="16"/>
-                <w:szCs w:val="16"/>
-              </w:rPr>
-            </w:pPr>
-          </w:p>
-        </w:tc>
-        <w:tc>
-          <w:tcPr>
-            <w:tcW w:w="526" w:type="dxa"/>
-          </w:tcPr>
-          <w:p>
-            <w:pPr>
-              <w:spacing w:line="360" w:lineRule="auto"/>
-              <w:jc w:val="both"/>
-              <w:rPr>
-                <w:b/>
-                <w:bCs/>
-                <w:sz w:val="16"/>
-                <w:szCs w:val="16"/>
-              </w:rPr>
-            </w:pPr>
-          </w:p>
-        </w:tc>
-        <w:tc>
-          <w:tcPr>
-            <w:tcW w:w="523" w:type="dxa"/>
-          </w:tcPr>
-          <w:p>
-            <w:pPr>
-              <w:spacing w:line="360" w:lineRule="auto"/>
-              <w:jc w:val="both"/>
-              <w:rPr>
-                <w:b/>
-                <w:bCs/>
-                <w:sz w:val="16"/>
-                <w:szCs w:val="16"/>
-              </w:rPr>
-            </w:pPr>
-          </w:p>
-        </w:tc>
-        <w:tc>
-          <w:tcPr>
-            <w:tcW w:w="523" w:type="dxa"/>
-          </w:tcPr>
-          <w:p>
-            <w:pPr>
-              <w:spacing w:line="360" w:lineRule="auto"/>
-              <w:jc w:val="both"/>
-              <w:rPr>
-                <w:b/>
-                <w:bCs/>
-                <w:sz w:val="16"/>
-                <w:szCs w:val="16"/>
-              </w:rPr>
-            </w:pPr>
-          </w:p>
-        </w:tc>
-        <w:tc>
-          <w:tcPr>
-            <w:tcW w:w="523" w:type="dxa"/>
-          </w:tcPr>
-          <w:p>
-            <w:pPr>
-              <w:spacing w:line="360" w:lineRule="auto"/>
-              <w:jc w:val="both"/>
-              <w:rPr>
-                <w:b/>
-                <w:bCs/>
-                <w:sz w:val="16"/>
-                <w:szCs w:val="16"/>
-              </w:rPr>
-            </w:pPr>
-          </w:p>
-        </w:tc>
-        <w:tc>
-          <w:tcPr>
-            <w:tcW w:w="523" w:type="dxa"/>
-          </w:tcPr>
-          <w:p>
-            <w:pPr>
-              <w:spacing w:line="360" w:lineRule="auto"/>
-              <w:jc w:val="both"/>
-              <w:rPr>
-                <w:b/>
-                <w:bCs/>
-                <w:sz w:val="16"/>
-                <w:szCs w:val="16"/>
-              </w:rPr>
-            </w:pPr>
-          </w:p>
-        </w:tc>
-        <w:tc>
-          <w:tcPr>
-            <w:tcW w:w="523" w:type="dxa"/>
-          </w:tcPr>
-          <w:p>
-            <w:pPr>
-              <w:spacing w:line="360" w:lineRule="auto"/>
-              <w:jc w:val="both"/>
-              <w:rPr>
-                <w:b/>
-                <w:bCs/>
-                <w:sz w:val="16"/>
-                <w:szCs w:val="16"/>
-              </w:rPr>
-            </w:pPr>
-          </w:p>
-        </w:tc>
-        <w:tc>
-          <w:tcPr>
-            <w:tcW w:w="523" w:type="dxa"/>
-          </w:tcPr>
-          <w:p>
-            <w:pPr>
-              <w:spacing w:line="360" w:lineRule="auto"/>
-              <w:jc w:val="both"/>
-              <w:rPr>
-                <w:b/>
-                <w:bCs/>
-                <w:sz w:val="16"/>
-                <w:szCs w:val="16"/>
-              </w:rPr>
-            </w:pPr>
-          </w:p>
-        </w:tc>
-        <w:tc>
-          <w:tcPr>
-            <w:tcW w:w="523" w:type="dxa"/>
-          </w:tcPr>
-          <w:p>
-            <w:pPr>
-              <w:spacing w:line="360" w:lineRule="auto"/>
-              <w:jc w:val="both"/>
-              <w:rPr>
-                <w:b/>
-                <w:bCs/>
-                <w:sz w:val="16"/>
-                <w:szCs w:val="16"/>
-              </w:rPr>
-            </w:pPr>
-          </w:p>
-        </w:tc>
-        <w:tc>
-          <w:tcPr>
-            <w:tcW w:w="523" w:type="dxa"/>
-          </w:tcPr>
-          <w:p>
-            <w:pPr>
-              <w:spacing w:line="360" w:lineRule="auto"/>
-              <w:jc w:val="both"/>
-              <w:rPr>
-                <w:b/>
-                <w:bCs/>
-                <w:sz w:val="16"/>
-                <w:szCs w:val="16"/>
-              </w:rPr>
-            </w:pPr>
-          </w:p>
-        </w:tc>
-        <w:tc>
-          <w:tcPr>
-            <w:tcW w:w="525" w:type="dxa"/>
-          </w:tcPr>
-          <w:p>
-            <w:pPr>
-              <w:spacing w:line="360" w:lineRule="auto"/>
-              <w:jc w:val="both"/>
-              <w:rPr>
-                <w:b/>
-                <w:bCs/>
-                <w:sz w:val="16"/>
-                <w:szCs w:val="16"/>
-              </w:rPr>
-            </w:pPr>
-          </w:p>
-        </w:tc>
-        <w:tc>
-          <w:tcPr>
-            <w:tcW w:w="525" w:type="dxa"/>
-          </w:tcPr>
-          <w:p>
-            <w:pPr>
-              <w:spacing w:line="360" w:lineRule="auto"/>
-              <w:jc w:val="both"/>
-              <w:rPr>
-                <w:b/>
-                <w:bCs/>
-                <w:sz w:val="16"/>
-                <w:szCs w:val="16"/>
-              </w:rPr>
-            </w:pPr>
-          </w:p>
-        </w:tc>
-        <w:tc>
-          <w:tcPr>
-            <w:tcW w:w="525" w:type="dxa"/>
-          </w:tcPr>
-          <w:p>
-            <w:pPr>
-              <w:spacing w:line="360" w:lineRule="auto"/>
-              <w:jc w:val="both"/>
-              <w:rPr>
-                <w:b/>
-                <w:bCs/>
-                <w:sz w:val="16"/>
-                <w:szCs w:val="16"/>
-              </w:rPr>
-            </w:pPr>
-          </w:p>
-        </w:tc>
-        <w:tc>
-          <w:tcPr>
-            <w:tcW w:w="525" w:type="dxa"/>
-            <w:gridSpan w:val="2"/>
-          </w:tcPr>
-          <w:p>
-            <w:pPr>
-              <w:spacing w:line="360" w:lineRule="auto"/>
-              <w:jc w:val="both"/>
-              <w:rPr>
-                <w:b/>
-                <w:bCs/>
-                <w:sz w:val="16"/>
-                <w:szCs w:val="16"/>
-              </w:rPr>
-            </w:pPr>
-          </w:p>
-        </w:tc>
-        <w:tc>
-          <w:tcPr>
-            <w:tcW w:w="525" w:type="dxa"/>
-          </w:tcPr>
-          <w:p>
-            <w:pPr>
-              <w:spacing w:line="360" w:lineRule="auto"/>
-              <w:jc w:val="both"/>
-              <w:rPr>
-                <w:b/>
-                <w:bCs/>
-                <w:sz w:val="16"/>
-                <w:szCs w:val="16"/>
-              </w:rPr>
-            </w:pPr>
-          </w:p>
-        </w:tc>
-        <w:tc>
-          <w:tcPr>
-            <w:tcW w:w="525" w:type="dxa"/>
-          </w:tcPr>
-          <w:p>
-            <w:pPr>
-              <w:spacing w:line="360" w:lineRule="auto"/>
-              <w:jc w:val="both"/>
-              <w:rPr>
-                <w:b/>
-                <w:bCs/>
-                <w:sz w:val="16"/>
-                <w:szCs w:val="16"/>
-              </w:rPr>
-            </w:pPr>
-          </w:p>
-        </w:tc>
-      </w:tr>
-    </w:tbl>
-    <w:p/>
-    <w:tbl>
-      <w:tblPr>
-        <w:tblW w:w="10348" w:type="dxa"/>
-        <w:tblInd w:w="-714" w:type="dxa"/>
-        <w:tblBorders>
-          <w:top w:val="single" w:sz="4" w:space="0" w:color="B1BBCC"/>
-          <w:left w:val="single" w:sz="4" w:space="0" w:color="B1BBCC"/>
-          <w:bottom w:val="single" w:sz="4" w:space="0" w:color="B1BBCC"/>
-          <w:right w:val="single" w:sz="4" w:space="0" w:color="B1BBCC"/>
-        </w:tblBorders>
-        <w:tblCellMar>
-          <w:top w:w="15" w:type="dxa"/>
-          <w:left w:w="15" w:type="dxa"/>
-          <w:bottom w:w="15" w:type="dxa"/>
-          <w:right w:w="15" w:type="dxa"/>
-        </w:tblCellMar>
-        <w:tblLook w:val="04A0" w:firstRow="1" w:lastRow="0" w:firstColumn="1" w:lastColumn="0" w:noHBand="0" w:noVBand="1"/>
-      </w:tblPr>
-      <w:tblGrid>
-        <w:gridCol w:w="993"/>
-        <w:gridCol w:w="5528"/>
-        <w:gridCol w:w="1134"/>
-        <w:gridCol w:w="1276"/>
-        <w:gridCol w:w="1417"/>
-      </w:tblGrid>
-      <w:tr>
-        <w:tc>
-          <w:tcPr>
-            <w:tcW w:w="993" w:type="dxa"/>
-            <w:tcBorders>
-              <w:top w:val="single" w:sz="4" w:space="0" w:color="B1BBCC"/>
-              <w:left w:val="single" w:sz="4" w:space="0" w:color="B1BBCC"/>
-              <w:bottom w:val="single" w:sz="4" w:space="0" w:color="B1BBCC"/>
-              <w:right w:val="single" w:sz="4" w:space="0" w:color="B1BBCC"/>
-            </w:tcBorders>
-            <w:shd w:val="clear" w:color="auto" w:fill="DFE3E8"/>
-            <w:vAlign w:val="center"/>
-            <w:hideMark/>
-          </w:tcPr>
-          <w:p>
-            <w:r>
-              <w:t>EDT</w:t>
-            </w:r>
-          </w:p>
-        </w:tc>
-        <w:tc>
-          <w:tcPr>
-            <w:tcW w:w="5528" w:type="dxa"/>
-            <w:tcBorders>
-              <w:top w:val="single" w:sz="4" w:space="0" w:color="B1BBCC"/>
-              <w:left w:val="single" w:sz="4" w:space="0" w:color="B1BBCC"/>
-              <w:bottom w:val="single" w:sz="4" w:space="0" w:color="B1BBCC"/>
-              <w:right w:val="single" w:sz="4" w:space="0" w:color="B1BBCC"/>
-            </w:tcBorders>
-            <w:shd w:val="clear" w:color="auto" w:fill="DFE3E8"/>
-            <w:vAlign w:val="center"/>
-            <w:hideMark/>
-          </w:tcPr>
-          <w:p>
-            <w:r>
-              <w:t>Nombre de tarea</w:t>
-            </w:r>
-          </w:p>
-        </w:tc>
-        <w:tc>
-          <w:tcPr>
-            <w:tcW w:w="1134" w:type="dxa"/>
-            <w:tcBorders>
-              <w:top w:val="single" w:sz="4" w:space="0" w:color="B1BBCC"/>
-              <w:left w:val="single" w:sz="4" w:space="0" w:color="B1BBCC"/>
-              <w:bottom w:val="single" w:sz="4" w:space="0" w:color="B1BBCC"/>
-              <w:right w:val="single" w:sz="4" w:space="0" w:color="B1BBCC"/>
-            </w:tcBorders>
-            <w:shd w:val="clear" w:color="auto" w:fill="DFE3E8"/>
-            <w:vAlign w:val="center"/>
-            <w:hideMark/>
-          </w:tcPr>
-          <w:p>
-            <w:r>
-              <w:t>Duración</w:t>
-            </w:r>
-          </w:p>
-        </w:tc>
-        <w:tc>
-          <w:tcPr>
-            <w:tcW w:w="1276" w:type="dxa"/>
-            <w:tcBorders>
-              <w:top w:val="single" w:sz="4" w:space="0" w:color="B1BBCC"/>
-              <w:left w:val="single" w:sz="4" w:space="0" w:color="B1BBCC"/>
-              <w:bottom w:val="single" w:sz="4" w:space="0" w:color="B1BBCC"/>
-              <w:right w:val="single" w:sz="4" w:space="0" w:color="B1BBCC"/>
-            </w:tcBorders>
-            <w:shd w:val="clear" w:color="auto" w:fill="DFE3E8"/>
-            <w:vAlign w:val="center"/>
-            <w:hideMark/>
-          </w:tcPr>
-          <w:p>
-            <w:r>
-              <w:t>Comienzo</w:t>
-            </w:r>
-          </w:p>
-        </w:tc>
-        <w:tc>
-          <w:tcPr>
-            <w:tcW w:w="1417" w:type="dxa"/>
-            <w:tcBorders>
-              <w:top w:val="single" w:sz="4" w:space="0" w:color="B1BBCC"/>
-              <w:left w:val="single" w:sz="4" w:space="0" w:color="B1BBCC"/>
-              <w:bottom w:val="single" w:sz="4" w:space="0" w:color="B1BBCC"/>
-              <w:right w:val="single" w:sz="4" w:space="0" w:color="B1BBCC"/>
-            </w:tcBorders>
-            <w:shd w:val="clear" w:color="auto" w:fill="DFE3E8"/>
-            <w:vAlign w:val="center"/>
-            <w:hideMark/>
-          </w:tcPr>
-          <w:p>
-            <w:r>
-              <w:t>Fin</w:t>
-            </w:r>
-          </w:p>
-        </w:tc>
-      </w:tr>
-      <w:tr>
-        <w:tc>
-          <w:tcPr>
-            <w:tcW w:w="993" w:type="dxa"/>
-            <w:tcBorders>
-              <w:top w:val="single" w:sz="4" w:space="0" w:color="B1BBCC"/>
-              <w:left w:val="single" w:sz="4" w:space="0" w:color="B1BBCC"/>
-              <w:bottom w:val="single" w:sz="4" w:space="0" w:color="B1BBCC"/>
-              <w:right w:val="single" w:sz="4" w:space="0" w:color="B1BBCC"/>
-            </w:tcBorders>
-            <w:shd w:val="clear" w:color="auto" w:fill="FFFFFF"/>
-            <w:vAlign w:val="center"/>
-            <w:hideMark/>
-          </w:tcPr>
-          <w:p>
-            <w:r>
-              <w:rPr>
-                <w:b/>
-                <w:bCs/>
-              </w:rPr>
-              <w:t>0</w:t>
-            </w:r>
-          </w:p>
-        </w:tc>
-        <w:tc>
-          <w:tcPr>
-            <w:tcW w:w="5528" w:type="dxa"/>
-            <w:tcBorders>
-              <w:top w:val="single" w:sz="4" w:space="0" w:color="B1BBCC"/>
-              <w:left w:val="single" w:sz="4" w:space="0" w:color="B1BBCC"/>
-              <w:bottom w:val="single" w:sz="4" w:space="0" w:color="B1BBCC"/>
-              <w:right w:val="single" w:sz="4" w:space="0" w:color="B1BBCC"/>
-            </w:tcBorders>
-            <w:shd w:val="clear" w:color="auto" w:fill="FFFFFF"/>
-            <w:vAlign w:val="center"/>
-            <w:hideMark/>
-          </w:tcPr>
-          <w:p>
-            <w:r>
-              <w:rPr>
-                <w:b/>
-                <w:bCs/>
-              </w:rPr>
-              <w:t>Sistema Integral de Gestión de Transporte de Personal</w:t>
-            </w:r>
-          </w:p>
-        </w:tc>
-        <w:tc>
-          <w:tcPr>
-            <w:tcW w:w="1134" w:type="dxa"/>
-            <w:tcBorders>
-              <w:top w:val="single" w:sz="4" w:space="0" w:color="B1BBCC"/>
-              <w:left w:val="single" w:sz="4" w:space="0" w:color="B1BBCC"/>
-              <w:bottom w:val="single" w:sz="4" w:space="0" w:color="B1BBCC"/>
-              <w:right w:val="single" w:sz="4" w:space="0" w:color="B1BBCC"/>
-            </w:tcBorders>
-            <w:shd w:val="clear" w:color="auto" w:fill="FFFFFF"/>
-            <w:vAlign w:val="center"/>
-            <w:hideMark/>
-          </w:tcPr>
-          <w:p>
-            <w:r>
-              <w:rPr>
-                <w:b/>
-                <w:bCs/>
-              </w:rPr>
-              <w:t>85 días</w:t>
-            </w:r>
-          </w:p>
-        </w:tc>
-        <w:tc>
-          <w:tcPr>
-            <w:tcW w:w="1276" w:type="dxa"/>
-            <w:tcBorders>
-              <w:top w:val="single" w:sz="4" w:space="0" w:color="B1BBCC"/>
-              <w:left w:val="single" w:sz="4" w:space="0" w:color="B1BBCC"/>
-              <w:bottom w:val="single" w:sz="4" w:space="0" w:color="B1BBCC"/>
-              <w:right w:val="single" w:sz="4" w:space="0" w:color="B1BBCC"/>
-            </w:tcBorders>
-            <w:shd w:val="clear" w:color="auto" w:fill="FFFFFF"/>
-            <w:vAlign w:val="center"/>
-            <w:hideMark/>
-          </w:tcPr>
-          <w:p>
-            <w:r>
-              <w:rPr>
-                <w:b/>
-                <w:bCs/>
-              </w:rPr>
-              <w:t>lun 10-08-26</w:t>
-            </w:r>
-          </w:p>
-        </w:tc>
-        <w:tc>
-          <w:tcPr>
-            <w:tcW w:w="1417" w:type="dxa"/>
-            <w:tcBorders>
-              <w:top w:val="single" w:sz="4" w:space="0" w:color="B1BBCC"/>
-              <w:left w:val="single" w:sz="4" w:space="0" w:color="B1BBCC"/>
-              <w:bottom w:val="single" w:sz="4" w:space="0" w:color="B1BBCC"/>
-              <w:right w:val="single" w:sz="4" w:space="0" w:color="B1BBCC"/>
-            </w:tcBorders>
-            <w:shd w:val="clear" w:color="auto" w:fill="FFFFFF"/>
-            <w:vAlign w:val="center"/>
-            <w:hideMark/>
-          </w:tcPr>
-          <w:p>
-            <w:r>
-              <w:rPr>
-                <w:b/>
-                <w:bCs/>
-              </w:rPr>
-              <w:t>lun 07-12-26</w:t>
-            </w:r>
-          </w:p>
-        </w:tc>
-      </w:tr>
-      <w:tr>
-        <w:tc>
-          <w:tcPr>
-            <w:tcW w:w="993" w:type="dxa"/>
-            <w:tcBorders>
-              <w:top w:val="single" w:sz="4" w:space="0" w:color="B1BBCC"/>
-              <w:left w:val="single" w:sz="4" w:space="0" w:color="B1BBCC"/>
-              <w:bottom w:val="single" w:sz="4" w:space="0" w:color="B1BBCC"/>
-              <w:right w:val="single" w:sz="4" w:space="0" w:color="B1BBCC"/>
-            </w:tcBorders>
-            <w:shd w:val="clear" w:color="auto" w:fill="FFFFFF"/>
-            <w:vAlign w:val="center"/>
-            <w:hideMark/>
-          </w:tcPr>
-          <w:p>
-            <w:r>
-              <w:rPr>
-                <w:b/>
-                <w:bCs/>
-              </w:rPr>
-              <w:t>1</w:t>
-            </w:r>
-          </w:p>
-        </w:tc>
-        <w:tc>
-          <w:tcPr>
-            <w:tcW w:w="5528" w:type="dxa"/>
-            <w:tcBorders>
-              <w:top w:val="single" w:sz="4" w:space="0" w:color="B1BBCC"/>
-              <w:left w:val="single" w:sz="4" w:space="0" w:color="B1BBCC"/>
-              <w:bottom w:val="single" w:sz="4" w:space="0" w:color="B1BBCC"/>
-              <w:right w:val="single" w:sz="4" w:space="0" w:color="B1BBCC"/>
-            </w:tcBorders>
-            <w:shd w:val="clear" w:color="auto" w:fill="FFFFFF"/>
-            <w:vAlign w:val="center"/>
-            <w:hideMark/>
-          </w:tcPr>
-          <w:p>
-            <w:r>
-              <w:rPr>
-                <w:b/>
-                <w:bCs/>
-              </w:rPr>
-              <w:t xml:space="preserve">   FASE 1 – DEFINICIÓN Y PLANIFICACIÓN</w:t>
-            </w:r>
-          </w:p>
-        </w:tc>
-        <w:tc>
-          <w:tcPr>
-            <w:tcW w:w="1134" w:type="dxa"/>
-            <w:tcBorders>
-              <w:top w:val="single" w:sz="4" w:space="0" w:color="B1BBCC"/>
-              <w:left w:val="single" w:sz="4" w:space="0" w:color="B1BBCC"/>
-              <w:bottom w:val="single" w:sz="4" w:space="0" w:color="B1BBCC"/>
-              <w:right w:val="single" w:sz="4" w:space="0" w:color="B1BBCC"/>
-            </w:tcBorders>
-            <w:shd w:val="clear" w:color="auto" w:fill="FFFFFF"/>
-            <w:vAlign w:val="center"/>
-            <w:hideMark/>
-          </w:tcPr>
-          <w:p>
-            <w:r>
-              <w:rPr>
-                <w:b/>
-                <w:bCs/>
-              </w:rPr>
-              <w:t>16 días</w:t>
-            </w:r>
-          </w:p>
-        </w:tc>
-        <w:tc>
-          <w:tcPr>
-            <w:tcW w:w="1276" w:type="dxa"/>
-            <w:tcBorders>
-              <w:top w:val="single" w:sz="4" w:space="0" w:color="B1BBCC"/>
-              <w:left w:val="single" w:sz="4" w:space="0" w:color="B1BBCC"/>
-              <w:bottom w:val="single" w:sz="4" w:space="0" w:color="B1BBCC"/>
-              <w:right w:val="single" w:sz="4" w:space="0" w:color="B1BBCC"/>
-            </w:tcBorders>
-            <w:shd w:val="clear" w:color="auto" w:fill="FFFFFF"/>
-            <w:vAlign w:val="center"/>
-            <w:hideMark/>
-          </w:tcPr>
-          <w:p>
-            <w:r>
-              <w:rPr>
-                <w:b/>
-                <w:bCs/>
-              </w:rPr>
-              <w:t>lun 10-08-26</w:t>
-            </w:r>
-          </w:p>
-        </w:tc>
-        <w:tc>
-          <w:tcPr>
-            <w:tcW w:w="1417" w:type="dxa"/>
-            <w:tcBorders>
-              <w:top w:val="single" w:sz="4" w:space="0" w:color="B1BBCC"/>
-              <w:left w:val="single" w:sz="4" w:space="0" w:color="B1BBCC"/>
-              <w:bottom w:val="single" w:sz="4" w:space="0" w:color="B1BBCC"/>
-              <w:right w:val="single" w:sz="4" w:space="0" w:color="B1BBCC"/>
-            </w:tcBorders>
-            <w:shd w:val="clear" w:color="auto" w:fill="FFFFFF"/>
-            <w:vAlign w:val="center"/>
-            <w:hideMark/>
-          </w:tcPr>
-          <w:p>
-            <w:r>
-              <w:rPr>
-                <w:b/>
-                <w:bCs/>
-              </w:rPr>
-              <w:t>lun 31-08-26</w:t>
-            </w:r>
-          </w:p>
-        </w:tc>
-      </w:tr>
-      <w:tr>
-        <w:tc>
-          <w:tcPr>
-            <w:tcW w:w="993" w:type="dxa"/>
-            <w:tcBorders>
-              <w:top w:val="single" w:sz="4" w:space="0" w:color="B1BBCC"/>
-              <w:left w:val="single" w:sz="4" w:space="0" w:color="B1BBCC"/>
-              <w:bottom w:val="single" w:sz="4" w:space="0" w:color="B1BBCC"/>
-              <w:right w:val="single" w:sz="4" w:space="0" w:color="B1BBCC"/>
-            </w:tcBorders>
-            <w:shd w:val="clear" w:color="auto" w:fill="FFFFFF"/>
-            <w:vAlign w:val="center"/>
-            <w:hideMark/>
-          </w:tcPr>
-          <w:p>
-            <w:r>
-              <w:t>1.1</w:t>
-            </w:r>
-          </w:p>
-        </w:tc>
-        <w:tc>
-          <w:tcPr>
-            <w:tcW w:w="5528" w:type="dxa"/>
-            <w:tcBorders>
-              <w:top w:val="single" w:sz="4" w:space="0" w:color="B1BBCC"/>
-              <w:left w:val="single" w:sz="4" w:space="0" w:color="B1BBCC"/>
-              <w:bottom w:val="single" w:sz="4" w:space="0" w:color="B1BBCC"/>
-              <w:right w:val="single" w:sz="4" w:space="0" w:color="B1BBCC"/>
-            </w:tcBorders>
-            <w:shd w:val="clear" w:color="auto" w:fill="FFFFFF"/>
-            <w:vAlign w:val="center"/>
-            <w:hideMark/>
-          </w:tcPr>
-          <w:p>
-            <w:r>
-              <w:t xml:space="preserve">      Levantamiento y definición del proyecto</w:t>
-            </w:r>
-          </w:p>
-        </w:tc>
-        <w:tc>
-          <w:tcPr>
-            <w:tcW w:w="1134" w:type="dxa"/>
-            <w:tcBorders>
-              <w:top w:val="single" w:sz="4" w:space="0" w:color="B1BBCC"/>
-              <w:left w:val="single" w:sz="4" w:space="0" w:color="B1BBCC"/>
-              <w:bottom w:val="single" w:sz="4" w:space="0" w:color="B1BBCC"/>
-              <w:right w:val="single" w:sz="4" w:space="0" w:color="B1BBCC"/>
-            </w:tcBorders>
-            <w:shd w:val="clear" w:color="auto" w:fill="FFFFFF"/>
-            <w:vAlign w:val="center"/>
-            <w:hideMark/>
-          </w:tcPr>
-          <w:p>
-            <w:r>
-              <w:t>3 días</w:t>
-            </w:r>
-          </w:p>
-        </w:tc>
-        <w:tc>
-          <w:tcPr>
-            <w:tcW w:w="1276" w:type="dxa"/>
-            <w:tcBorders>
-              <w:top w:val="single" w:sz="4" w:space="0" w:color="B1BBCC"/>
-              <w:left w:val="single" w:sz="4" w:space="0" w:color="B1BBCC"/>
-              <w:bottom w:val="single" w:sz="4" w:space="0" w:color="B1BBCC"/>
-              <w:right w:val="single" w:sz="4" w:space="0" w:color="B1BBCC"/>
-            </w:tcBorders>
-            <w:shd w:val="clear" w:color="auto" w:fill="FFFFFF"/>
-            <w:vAlign w:val="center"/>
-            <w:hideMark/>
-          </w:tcPr>
-          <w:p>
-            <w:r>
-              <w:t>lun 10-08-26</w:t>
-            </w:r>
-          </w:p>
-        </w:tc>
-        <w:tc>
-          <w:tcPr>
-            <w:tcW w:w="1417" w:type="dxa"/>
-            <w:tcBorders>
-              <w:top w:val="single" w:sz="4" w:space="0" w:color="B1BBCC"/>
-              <w:left w:val="single" w:sz="4" w:space="0" w:color="B1BBCC"/>
-              <w:bottom w:val="single" w:sz="4" w:space="0" w:color="B1BBCC"/>
-              <w:right w:val="single" w:sz="4" w:space="0" w:color="B1BBCC"/>
-            </w:tcBorders>
-            <w:shd w:val="clear" w:color="auto" w:fill="FFFFFF"/>
-            <w:vAlign w:val="center"/>
-            <w:hideMark/>
-          </w:tcPr>
-          <w:p>
-            <w:proofErr w:type="spellStart"/>
-            <w:r>
-              <w:t>mié</w:t>
-            </w:r>
-            <w:proofErr w:type="spellEnd"/>
-            <w:r>
-              <w:t xml:space="preserve"> 12-08-26</w:t>
-            </w:r>
-          </w:p>
-        </w:tc>
-      </w:tr>
-      <w:tr>
-        <w:tc>
-          <w:tcPr>
-            <w:tcW w:w="993" w:type="dxa"/>
-            <w:tcBorders>
-              <w:top w:val="single" w:sz="4" w:space="0" w:color="B1BBCC"/>
-              <w:left w:val="single" w:sz="4" w:space="0" w:color="B1BBCC"/>
-              <w:bottom w:val="single" w:sz="4" w:space="0" w:color="B1BBCC"/>
-              <w:right w:val="single" w:sz="4" w:space="0" w:color="B1BBCC"/>
-            </w:tcBorders>
-            <w:shd w:val="clear" w:color="auto" w:fill="FFFFFF"/>
-            <w:vAlign w:val="center"/>
-            <w:hideMark/>
-          </w:tcPr>
-          <w:p>
-            <w:r>
-              <w:t>1.2</w:t>
-            </w:r>
-          </w:p>
-        </w:tc>
-        <w:tc>
-          <w:tcPr>
-            <w:tcW w:w="5528" w:type="dxa"/>
-            <w:tcBorders>
-              <w:top w:val="single" w:sz="4" w:space="0" w:color="B1BBCC"/>
-              <w:left w:val="single" w:sz="4" w:space="0" w:color="B1BBCC"/>
-              <w:bottom w:val="single" w:sz="4" w:space="0" w:color="B1BBCC"/>
-              <w:right w:val="single" w:sz="4" w:space="0" w:color="B1BBCC"/>
-            </w:tcBorders>
-            <w:shd w:val="clear" w:color="auto" w:fill="FFFFFF"/>
-            <w:vAlign w:val="center"/>
-            <w:hideMark/>
-          </w:tcPr>
-          <w:p>
-            <w:r>
-              <w:t xml:space="preserve">      Definición de requerimientos</w:t>
-            </w:r>
-          </w:p>
-        </w:tc>
-        <w:tc>
-          <w:tcPr>
-            <w:tcW w:w="1134" w:type="dxa"/>
-            <w:tcBorders>
-              <w:top w:val="single" w:sz="4" w:space="0" w:color="B1BBCC"/>
-              <w:left w:val="single" w:sz="4" w:space="0" w:color="B1BBCC"/>
-              <w:bottom w:val="single" w:sz="4" w:space="0" w:color="B1BBCC"/>
-              <w:right w:val="single" w:sz="4" w:space="0" w:color="B1BBCC"/>
-            </w:tcBorders>
-            <w:shd w:val="clear" w:color="auto" w:fill="FFFFFF"/>
-            <w:vAlign w:val="center"/>
-            <w:hideMark/>
-          </w:tcPr>
-          <w:p>
-            <w:r>
-              <w:t>4 días</w:t>
-            </w:r>
-          </w:p>
-        </w:tc>
-        <w:tc>
-          <w:tcPr>
-            <w:tcW w:w="1276" w:type="dxa"/>
-            <w:tcBorders>
-              <w:top w:val="single" w:sz="4" w:space="0" w:color="B1BBCC"/>
-              <w:left w:val="single" w:sz="4" w:space="0" w:color="B1BBCC"/>
-              <w:bottom w:val="single" w:sz="4" w:space="0" w:color="B1BBCC"/>
-              <w:right w:val="single" w:sz="4" w:space="0" w:color="B1BBCC"/>
-            </w:tcBorders>
-            <w:shd w:val="clear" w:color="auto" w:fill="FFFFFF"/>
-            <w:vAlign w:val="center"/>
-            <w:hideMark/>
-          </w:tcPr>
-          <w:p>
-            <w:r>
-              <w:t>jue 13-08-26</w:t>
-            </w:r>
-          </w:p>
-        </w:tc>
-        <w:tc>
-          <w:tcPr>
-            <w:tcW w:w="1417" w:type="dxa"/>
-            <w:tcBorders>
-              <w:top w:val="single" w:sz="4" w:space="0" w:color="B1BBCC"/>
-              <w:left w:val="single" w:sz="4" w:space="0" w:color="B1BBCC"/>
-              <w:bottom w:val="single" w:sz="4" w:space="0" w:color="B1BBCC"/>
-              <w:right w:val="single" w:sz="4" w:space="0" w:color="B1BBCC"/>
-            </w:tcBorders>
-            <w:shd w:val="clear" w:color="auto" w:fill="FFFFFF"/>
-            <w:vAlign w:val="center"/>
-            <w:hideMark/>
-          </w:tcPr>
-          <w:p>
-            <w:r>
-              <w:t>mar 18-08-26</w:t>
-            </w:r>
-          </w:p>
-        </w:tc>
-      </w:tr>
-      <w:tr>
-        <w:tc>
-          <w:tcPr>
-            <w:tcW w:w="993" w:type="dxa"/>
-            <w:tcBorders>
-              <w:top w:val="single" w:sz="4" w:space="0" w:color="B1BBCC"/>
-              <w:left w:val="single" w:sz="4" w:space="0" w:color="B1BBCC"/>
-              <w:bottom w:val="single" w:sz="4" w:space="0" w:color="B1BBCC"/>
-              <w:right w:val="single" w:sz="4" w:space="0" w:color="B1BBCC"/>
-            </w:tcBorders>
-            <w:shd w:val="clear" w:color="auto" w:fill="FFFFFF"/>
-            <w:vAlign w:val="center"/>
-            <w:hideMark/>
-          </w:tcPr>
-          <w:p>
-            <w:r>
-              <w:t>1.3</w:t>
-            </w:r>
-          </w:p>
-        </w:tc>
-        <w:tc>
-          <w:tcPr>
-            <w:tcW w:w="5528" w:type="dxa"/>
-            <w:tcBorders>
-              <w:top w:val="single" w:sz="4" w:space="0" w:color="B1BBCC"/>
-              <w:left w:val="single" w:sz="4" w:space="0" w:color="B1BBCC"/>
-              <w:bottom w:val="single" w:sz="4" w:space="0" w:color="B1BBCC"/>
-              <w:right w:val="single" w:sz="4" w:space="0" w:color="B1BBCC"/>
-            </w:tcBorders>
-            <w:shd w:val="clear" w:color="auto" w:fill="FFFFFF"/>
-            <w:vAlign w:val="center"/>
-            <w:hideMark/>
-          </w:tcPr>
-          <w:p>
-            <w:r>
-              <w:t xml:space="preserve">      Diseño preliminar de la solución</w:t>
-            </w:r>
-          </w:p>
-        </w:tc>
-        <w:tc>
-          <w:tcPr>
-            <w:tcW w:w="1134" w:type="dxa"/>
-            <w:tcBorders>
-              <w:top w:val="single" w:sz="4" w:space="0" w:color="B1BBCC"/>
-              <w:left w:val="single" w:sz="4" w:space="0" w:color="B1BBCC"/>
-              <w:bottom w:val="single" w:sz="4" w:space="0" w:color="B1BBCC"/>
-              <w:right w:val="single" w:sz="4" w:space="0" w:color="B1BBCC"/>
-            </w:tcBorders>
-            <w:shd w:val="clear" w:color="auto" w:fill="FFFFFF"/>
-            <w:vAlign w:val="center"/>
-            <w:hideMark/>
-          </w:tcPr>
-          <w:p>
-            <w:r>
-              <w:t>5 días</w:t>
-            </w:r>
-          </w:p>
-        </w:tc>
-        <w:tc>
-          <w:tcPr>
-            <w:tcW w:w="1276" w:type="dxa"/>
-            <w:tcBorders>
-              <w:top w:val="single" w:sz="4" w:space="0" w:color="B1BBCC"/>
-              <w:left w:val="single" w:sz="4" w:space="0" w:color="B1BBCC"/>
-              <w:bottom w:val="single" w:sz="4" w:space="0" w:color="B1BBCC"/>
-              <w:right w:val="single" w:sz="4" w:space="0" w:color="B1BBCC"/>
-            </w:tcBorders>
-            <w:shd w:val="clear" w:color="auto" w:fill="FFFFFF"/>
-            <w:vAlign w:val="center"/>
-            <w:hideMark/>
-          </w:tcPr>
-          <w:p>
-            <w:proofErr w:type="spellStart"/>
-            <w:r>
-              <w:t>mié</w:t>
-            </w:r>
-            <w:proofErr w:type="spellEnd"/>
-            <w:r>
-              <w:t xml:space="preserve"> 19-08-26</w:t>
-            </w:r>
-          </w:p>
-        </w:tc>
-        <w:tc>
-          <w:tcPr>
-            <w:tcW w:w="1417" w:type="dxa"/>
-            <w:tcBorders>
-              <w:top w:val="single" w:sz="4" w:space="0" w:color="B1BBCC"/>
-              <w:left w:val="single" w:sz="4" w:space="0" w:color="B1BBCC"/>
-              <w:bottom w:val="single" w:sz="4" w:space="0" w:color="B1BBCC"/>
-              <w:right w:val="single" w:sz="4" w:space="0" w:color="B1BBCC"/>
-            </w:tcBorders>
-            <w:shd w:val="clear" w:color="auto" w:fill="FFFFFF"/>
-            <w:vAlign w:val="center"/>
-            <w:hideMark/>
-          </w:tcPr>
-          <w:p>
-            <w:r>
-              <w:t>mar 25-08-26</w:t>
-            </w:r>
-          </w:p>
-        </w:tc>
-      </w:tr>
-      <w:tr>
-        <w:tc>
-          <w:tcPr>
-            <w:tcW w:w="993" w:type="dxa"/>
-            <w:tcBorders>
-              <w:top w:val="single" w:sz="4" w:space="0" w:color="B1BBCC"/>
-              <w:left w:val="single" w:sz="4" w:space="0" w:color="B1BBCC"/>
-              <w:bottom w:val="single" w:sz="4" w:space="0" w:color="B1BBCC"/>
-              <w:right w:val="single" w:sz="4" w:space="0" w:color="B1BBCC"/>
-            </w:tcBorders>
-            <w:shd w:val="clear" w:color="auto" w:fill="FFFFFF"/>
-            <w:vAlign w:val="center"/>
-            <w:hideMark/>
-          </w:tcPr>
-          <w:p>
-            <w:r>
-              <w:t>1.4</w:t>
-            </w:r>
-          </w:p>
-        </w:tc>
-        <w:tc>
-          <w:tcPr>
-            <w:tcW w:w="5528" w:type="dxa"/>
-            <w:tcBorders>
-              <w:top w:val="single" w:sz="4" w:space="0" w:color="B1BBCC"/>
-              <w:left w:val="single" w:sz="4" w:space="0" w:color="B1BBCC"/>
-              <w:bottom w:val="single" w:sz="4" w:space="0" w:color="B1BBCC"/>
-              <w:right w:val="single" w:sz="4" w:space="0" w:color="B1BBCC"/>
-            </w:tcBorders>
-            <w:shd w:val="clear" w:color="auto" w:fill="FFFFFF"/>
-            <w:vAlign w:val="center"/>
-            <w:hideMark/>
-          </w:tcPr>
-          <w:p>
-            <w:r>
-              <w:t xml:space="preserve">      Diseño de mockups</w:t>
-            </w:r>
-          </w:p>
-        </w:tc>
-        <w:tc>
-          <w:tcPr>
-            <w:tcW w:w="1134" w:type="dxa"/>
-            <w:tcBorders>
-              <w:top w:val="single" w:sz="4" w:space="0" w:color="B1BBCC"/>
-              <w:left w:val="single" w:sz="4" w:space="0" w:color="B1BBCC"/>
-              <w:bottom w:val="single" w:sz="4" w:space="0" w:color="B1BBCC"/>
-              <w:right w:val="single" w:sz="4" w:space="0" w:color="B1BBCC"/>
-            </w:tcBorders>
-            <w:shd w:val="clear" w:color="auto" w:fill="FFFFFF"/>
-            <w:vAlign w:val="center"/>
-            <w:hideMark/>
-          </w:tcPr>
-          <w:p>
-            <w:r>
-              <w:t>4 días</w:t>
-            </w:r>
-          </w:p>
-        </w:tc>
-        <w:tc>
-          <w:tcPr>
-            <w:tcW w:w="1276" w:type="dxa"/>
-            <w:tcBorders>
-              <w:top w:val="single" w:sz="4" w:space="0" w:color="B1BBCC"/>
-              <w:left w:val="single" w:sz="4" w:space="0" w:color="B1BBCC"/>
-              <w:bottom w:val="single" w:sz="4" w:space="0" w:color="B1BBCC"/>
-              <w:right w:val="single" w:sz="4" w:space="0" w:color="B1BBCC"/>
-            </w:tcBorders>
-            <w:shd w:val="clear" w:color="auto" w:fill="FFFFFF"/>
-            <w:vAlign w:val="center"/>
-            <w:hideMark/>
-          </w:tcPr>
-          <w:p>
-            <w:proofErr w:type="spellStart"/>
-            <w:r>
-              <w:t>mié</w:t>
-            </w:r>
-            <w:proofErr w:type="spellEnd"/>
-            <w:r>
-              <w:t xml:space="preserve"> 19-08-26</w:t>
-            </w:r>
-          </w:p>
-        </w:tc>
-        <w:tc>
-          <w:tcPr>
-            <w:tcW w:w="1417" w:type="dxa"/>
-            <w:tcBorders>
-              <w:top w:val="single" w:sz="4" w:space="0" w:color="B1BBCC"/>
-              <w:left w:val="single" w:sz="4" w:space="0" w:color="B1BBCC"/>
-              <w:bottom w:val="single" w:sz="4" w:space="0" w:color="B1BBCC"/>
-              <w:right w:val="single" w:sz="4" w:space="0" w:color="B1BBCC"/>
-            </w:tcBorders>
-            <w:shd w:val="clear" w:color="auto" w:fill="FFFFFF"/>
-            <w:vAlign w:val="center"/>
-            <w:hideMark/>
-          </w:tcPr>
-          <w:p>
-            <w:r>
-              <w:t>lun 24-08-26</w:t>
-            </w:r>
-          </w:p>
-        </w:tc>
-      </w:tr>
-      <w:tr>
-        <w:tc>
-          <w:tcPr>
-            <w:tcW w:w="993" w:type="dxa"/>
-            <w:tcBorders>
-              <w:top w:val="single" w:sz="4" w:space="0" w:color="B1BBCC"/>
-              <w:left w:val="single" w:sz="4" w:space="0" w:color="B1BBCC"/>
-              <w:bottom w:val="single" w:sz="4" w:space="0" w:color="B1BBCC"/>
-              <w:right w:val="single" w:sz="4" w:space="0" w:color="B1BBCC"/>
-            </w:tcBorders>
-            <w:shd w:val="clear" w:color="auto" w:fill="FFFFFF"/>
-            <w:vAlign w:val="center"/>
-            <w:hideMark/>
-          </w:tcPr>
-          <w:p>
-            <w:r>
-              <w:t>1.5</w:t>
-            </w:r>
-          </w:p>
-        </w:tc>
-        <w:tc>
-          <w:tcPr>
-            <w:tcW w:w="5528" w:type="dxa"/>
-            <w:tcBorders>
-              <w:top w:val="single" w:sz="4" w:space="0" w:color="B1BBCC"/>
-              <w:left w:val="single" w:sz="4" w:space="0" w:color="B1BBCC"/>
-              <w:bottom w:val="single" w:sz="4" w:space="0" w:color="B1BBCC"/>
-              <w:right w:val="single" w:sz="4" w:space="0" w:color="B1BBCC"/>
-            </w:tcBorders>
-            <w:shd w:val="clear" w:color="auto" w:fill="FFFFFF"/>
-            <w:vAlign w:val="center"/>
-            <w:hideMark/>
-          </w:tcPr>
-          <w:p>
-            <w:r>
-              <w:t xml:space="preserve">      Planificación del proyecto</w:t>
-            </w:r>
-          </w:p>
-        </w:tc>
-        <w:tc>
-          <w:tcPr>
-            <w:tcW w:w="1134" w:type="dxa"/>
-            <w:tcBorders>
-              <w:top w:val="single" w:sz="4" w:space="0" w:color="B1BBCC"/>
-              <w:left w:val="single" w:sz="4" w:space="0" w:color="B1BBCC"/>
-              <w:bottom w:val="single" w:sz="4" w:space="0" w:color="B1BBCC"/>
-              <w:right w:val="single" w:sz="4" w:space="0" w:color="B1BBCC"/>
-            </w:tcBorders>
-            <w:shd w:val="clear" w:color="auto" w:fill="FFFFFF"/>
-            <w:vAlign w:val="center"/>
-            <w:hideMark/>
-          </w:tcPr>
-          <w:p>
-            <w:r>
-              <w:t>5 días</w:t>
-            </w:r>
-          </w:p>
-        </w:tc>
-        <w:tc>
-          <w:tcPr>
-            <w:tcW w:w="1276" w:type="dxa"/>
-            <w:tcBorders>
-              <w:top w:val="single" w:sz="4" w:space="0" w:color="B1BBCC"/>
-              <w:left w:val="single" w:sz="4" w:space="0" w:color="B1BBCC"/>
-              <w:bottom w:val="single" w:sz="4" w:space="0" w:color="B1BBCC"/>
-              <w:right w:val="single" w:sz="4" w:space="0" w:color="B1BBCC"/>
-            </w:tcBorders>
-            <w:shd w:val="clear" w:color="auto" w:fill="FFFFFF"/>
-            <w:vAlign w:val="center"/>
-            <w:hideMark/>
-          </w:tcPr>
-          <w:p>
-            <w:proofErr w:type="spellStart"/>
-            <w:r>
-              <w:t>mié</w:t>
-            </w:r>
-            <w:proofErr w:type="spellEnd"/>
-            <w:r>
-              <w:t xml:space="preserve"> 19-08-26</w:t>
-            </w:r>
-          </w:p>
-        </w:tc>
-        <w:tc>
-          <w:tcPr>
-            <w:tcW w:w="1417" w:type="dxa"/>
-            <w:tcBorders>
-              <w:top w:val="single" w:sz="4" w:space="0" w:color="B1BBCC"/>
-              <w:left w:val="single" w:sz="4" w:space="0" w:color="B1BBCC"/>
-              <w:bottom w:val="single" w:sz="4" w:space="0" w:color="B1BBCC"/>
-              <w:right w:val="single" w:sz="4" w:space="0" w:color="B1BBCC"/>
-            </w:tcBorders>
-            <w:shd w:val="clear" w:color="auto" w:fill="FFFFFF"/>
-            <w:vAlign w:val="center"/>
-            <w:hideMark/>
-          </w:tcPr>
-          <w:p>
-            <w:r>
-              <w:t>mar 25-08-26</w:t>
-            </w:r>
-          </w:p>
-        </w:tc>
-      </w:tr>
-      <w:tr>
-        <w:tc>
-          <w:tcPr>
-            <w:tcW w:w="993" w:type="dxa"/>
-            <w:tcBorders>
-              <w:top w:val="single" w:sz="4" w:space="0" w:color="B1BBCC"/>
-              <w:left w:val="single" w:sz="4" w:space="0" w:color="B1BBCC"/>
-              <w:bottom w:val="single" w:sz="4" w:space="0" w:color="B1BBCC"/>
-              <w:right w:val="single" w:sz="4" w:space="0" w:color="B1BBCC"/>
-            </w:tcBorders>
-            <w:shd w:val="clear" w:color="auto" w:fill="FFFFFF"/>
-            <w:vAlign w:val="center"/>
-            <w:hideMark/>
-          </w:tcPr>
-          <w:p>
-            <w:r>
-              <w:lastRenderedPageBreak/>
-              <w:t>1.6</w:t>
-            </w:r>
-          </w:p>
-        </w:tc>
-        <w:tc>
-          <w:tcPr>
-            <w:tcW w:w="5528" w:type="dxa"/>
-            <w:tcBorders>
-              <w:top w:val="single" w:sz="4" w:space="0" w:color="B1BBCC"/>
-              <w:left w:val="single" w:sz="4" w:space="0" w:color="B1BBCC"/>
-              <w:bottom w:val="single" w:sz="4" w:space="0" w:color="B1BBCC"/>
-              <w:right w:val="single" w:sz="4" w:space="0" w:color="B1BBCC"/>
-            </w:tcBorders>
-            <w:shd w:val="clear" w:color="auto" w:fill="FFFFFF"/>
-            <w:vAlign w:val="center"/>
-            <w:hideMark/>
-          </w:tcPr>
-          <w:p>
-            <w:r>
-              <w:t xml:space="preserve">      Preparación y presentación Fase 1</w:t>
-            </w:r>
-          </w:p>
-        </w:tc>
-        <w:tc>
-          <w:tcPr>
-            <w:tcW w:w="1134" w:type="dxa"/>
-            <w:tcBorders>
-              <w:top w:val="single" w:sz="4" w:space="0" w:color="B1BBCC"/>
-              <w:left w:val="single" w:sz="4" w:space="0" w:color="B1BBCC"/>
-              <w:bottom w:val="single" w:sz="4" w:space="0" w:color="B1BBCC"/>
-              <w:right w:val="single" w:sz="4" w:space="0" w:color="B1BBCC"/>
-            </w:tcBorders>
-            <w:shd w:val="clear" w:color="auto" w:fill="FFFFFF"/>
-            <w:vAlign w:val="center"/>
-            <w:hideMark/>
-          </w:tcPr>
-          <w:p>
-            <w:r>
-              <w:t>4 días</w:t>
-            </w:r>
-          </w:p>
-        </w:tc>
-        <w:tc>
-          <w:tcPr>
-            <w:tcW w:w="1276" w:type="dxa"/>
-            <w:tcBorders>
-              <w:top w:val="single" w:sz="4" w:space="0" w:color="B1BBCC"/>
-              <w:left w:val="single" w:sz="4" w:space="0" w:color="B1BBCC"/>
-              <w:bottom w:val="single" w:sz="4" w:space="0" w:color="B1BBCC"/>
-              <w:right w:val="single" w:sz="4" w:space="0" w:color="B1BBCC"/>
-            </w:tcBorders>
-            <w:shd w:val="clear" w:color="auto" w:fill="FFFFFF"/>
-            <w:vAlign w:val="center"/>
-            <w:hideMark/>
-          </w:tcPr>
-          <w:p>
-            <w:proofErr w:type="spellStart"/>
-            <w:r>
-              <w:t>mié</w:t>
-            </w:r>
-            <w:proofErr w:type="spellEnd"/>
-            <w:r>
-              <w:t xml:space="preserve"> 26-08-26</w:t>
-            </w:r>
-          </w:p>
-        </w:tc>
-        <w:tc>
-          <w:tcPr>
-            <w:tcW w:w="1417" w:type="dxa"/>
-            <w:tcBorders>
-              <w:top w:val="single" w:sz="4" w:space="0" w:color="B1BBCC"/>
-              <w:left w:val="single" w:sz="4" w:space="0" w:color="B1BBCC"/>
-              <w:bottom w:val="single" w:sz="4" w:space="0" w:color="B1BBCC"/>
-              <w:right w:val="single" w:sz="4" w:space="0" w:color="B1BBCC"/>
-            </w:tcBorders>
-            <w:shd w:val="clear" w:color="auto" w:fill="FFFFFF"/>
-            <w:vAlign w:val="center"/>
-            <w:hideMark/>
-          </w:tcPr>
-          <w:p>
-            <w:r>
-              <w:t>lun 31-08-26</w:t>
-            </w:r>
-          </w:p>
-        </w:tc>
-      </w:tr>
-      <w:tr>
-        <w:tc>
-          <w:tcPr>
-            <w:tcW w:w="993" w:type="dxa"/>
-            <w:tcBorders>
-              <w:top w:val="single" w:sz="4" w:space="0" w:color="B1BBCC"/>
-              <w:left w:val="single" w:sz="4" w:space="0" w:color="B1BBCC"/>
-              <w:bottom w:val="single" w:sz="4" w:space="0" w:color="B1BBCC"/>
-              <w:right w:val="single" w:sz="4" w:space="0" w:color="B1BBCC"/>
-            </w:tcBorders>
-            <w:shd w:val="clear" w:color="auto" w:fill="DEEBF6"/>
-            <w:vAlign w:val="center"/>
-            <w:hideMark/>
-          </w:tcPr>
-          <w:p>
-            <w:r>
-              <w:t>1.7</w:t>
-            </w:r>
-          </w:p>
-        </w:tc>
-        <w:tc>
-          <w:tcPr>
-            <w:tcW w:w="5528" w:type="dxa"/>
-            <w:tcBorders>
-              <w:top w:val="single" w:sz="4" w:space="0" w:color="B1BBCC"/>
-              <w:left w:val="single" w:sz="4" w:space="0" w:color="B1BBCC"/>
-              <w:bottom w:val="single" w:sz="4" w:space="0" w:color="B1BBCC"/>
-              <w:right w:val="single" w:sz="4" w:space="0" w:color="B1BBCC"/>
-            </w:tcBorders>
-            <w:shd w:val="clear" w:color="auto" w:fill="DEEBF6"/>
-            <w:vAlign w:val="center"/>
-            <w:hideMark/>
-          </w:tcPr>
-          <w:p>
-            <w:r>
-              <w:t xml:space="preserve">      Presentación/Entrega Fase 1</w:t>
-            </w:r>
-          </w:p>
-        </w:tc>
-        <w:tc>
-          <w:tcPr>
-            <w:tcW w:w="1134" w:type="dxa"/>
-            <w:tcBorders>
-              <w:top w:val="single" w:sz="4" w:space="0" w:color="B1BBCC"/>
-              <w:left w:val="single" w:sz="4" w:space="0" w:color="B1BBCC"/>
-              <w:bottom w:val="single" w:sz="4" w:space="0" w:color="B1BBCC"/>
-              <w:right w:val="single" w:sz="4" w:space="0" w:color="B1BBCC"/>
-            </w:tcBorders>
-            <w:shd w:val="clear" w:color="auto" w:fill="DEEBF6"/>
-            <w:vAlign w:val="center"/>
-            <w:hideMark/>
-          </w:tcPr>
-          <w:p>
-            <w:r>
-              <w:t>0 días</w:t>
-            </w:r>
-          </w:p>
-        </w:tc>
-        <w:tc>
-          <w:tcPr>
-            <w:tcW w:w="1276" w:type="dxa"/>
-            <w:tcBorders>
-              <w:top w:val="single" w:sz="4" w:space="0" w:color="B1BBCC"/>
-              <w:left w:val="single" w:sz="4" w:space="0" w:color="B1BBCC"/>
-              <w:bottom w:val="single" w:sz="4" w:space="0" w:color="B1BBCC"/>
-              <w:right w:val="single" w:sz="4" w:space="0" w:color="B1BBCC"/>
-            </w:tcBorders>
-            <w:shd w:val="clear" w:color="auto" w:fill="DEEBF6"/>
-            <w:vAlign w:val="center"/>
-            <w:hideMark/>
-          </w:tcPr>
-          <w:p>
-            <w:r>
-              <w:t>lun 31-08-26</w:t>
-            </w:r>
-          </w:p>
-        </w:tc>
-        <w:tc>
-          <w:tcPr>
-            <w:tcW w:w="1417" w:type="dxa"/>
-            <w:tcBorders>
-              <w:top w:val="single" w:sz="4" w:space="0" w:color="B1BBCC"/>
-              <w:left w:val="single" w:sz="4" w:space="0" w:color="B1BBCC"/>
-              <w:bottom w:val="single" w:sz="4" w:space="0" w:color="B1BBCC"/>
-              <w:right w:val="single" w:sz="4" w:space="0" w:color="B1BBCC"/>
-            </w:tcBorders>
-            <w:shd w:val="clear" w:color="auto" w:fill="DEEBF6"/>
-            <w:vAlign w:val="center"/>
-            <w:hideMark/>
-          </w:tcPr>
-          <w:p>
-            <w:r>
-              <w:t>lun 31-08-26</w:t>
-            </w:r>
-          </w:p>
-        </w:tc>
-      </w:tr>
-      <w:tr>
-        <w:tc>
-          <w:tcPr>
-            <w:tcW w:w="993" w:type="dxa"/>
-            <w:tcBorders>
-              <w:top w:val="single" w:sz="4" w:space="0" w:color="B1BBCC"/>
-              <w:left w:val="single" w:sz="4" w:space="0" w:color="B1BBCC"/>
-              <w:bottom w:val="single" w:sz="4" w:space="0" w:color="B1BBCC"/>
-              <w:right w:val="single" w:sz="4" w:space="0" w:color="B1BBCC"/>
-            </w:tcBorders>
-            <w:shd w:val="clear" w:color="auto" w:fill="FFFFFF"/>
-            <w:vAlign w:val="center"/>
-            <w:hideMark/>
-          </w:tcPr>
-          <w:p>
-            <w:r>
-              <w:rPr>
-                <w:b/>
-                <w:bCs/>
-              </w:rPr>
-              <w:t>2</w:t>
-            </w:r>
-          </w:p>
-        </w:tc>
-        <w:tc>
-          <w:tcPr>
-            <w:tcW w:w="5528" w:type="dxa"/>
-            <w:tcBorders>
-              <w:top w:val="single" w:sz="4" w:space="0" w:color="B1BBCC"/>
-              <w:left w:val="single" w:sz="4" w:space="0" w:color="B1BBCC"/>
-              <w:bottom w:val="single" w:sz="4" w:space="0" w:color="B1BBCC"/>
-              <w:right w:val="single" w:sz="4" w:space="0" w:color="B1BBCC"/>
-            </w:tcBorders>
-            <w:shd w:val="clear" w:color="auto" w:fill="FFFFFF"/>
-            <w:vAlign w:val="center"/>
-            <w:hideMark/>
-          </w:tcPr>
-          <w:p>
-            <w:r>
-              <w:rPr>
-                <w:b/>
-                <w:bCs/>
-              </w:rPr>
-              <w:t xml:space="preserve">   FASE 2 – DESARROLLO</w:t>
-            </w:r>
-          </w:p>
-        </w:tc>
-        <w:tc>
-          <w:tcPr>
-            <w:tcW w:w="1134" w:type="dxa"/>
-            <w:tcBorders>
-              <w:top w:val="single" w:sz="4" w:space="0" w:color="B1BBCC"/>
-              <w:left w:val="single" w:sz="4" w:space="0" w:color="B1BBCC"/>
-              <w:bottom w:val="single" w:sz="4" w:space="0" w:color="B1BBCC"/>
-              <w:right w:val="single" w:sz="4" w:space="0" w:color="B1BBCC"/>
-            </w:tcBorders>
-            <w:shd w:val="clear" w:color="auto" w:fill="FFFFFF"/>
-            <w:vAlign w:val="center"/>
-            <w:hideMark/>
-          </w:tcPr>
-          <w:p>
-            <w:r>
-              <w:rPr>
-                <w:b/>
-                <w:bCs/>
-              </w:rPr>
-              <w:t>55 días</w:t>
-            </w:r>
-          </w:p>
-        </w:tc>
-        <w:tc>
-          <w:tcPr>
-            <w:tcW w:w="1276" w:type="dxa"/>
-            <w:tcBorders>
-              <w:top w:val="single" w:sz="4" w:space="0" w:color="B1BBCC"/>
-              <w:left w:val="single" w:sz="4" w:space="0" w:color="B1BBCC"/>
-              <w:bottom w:val="single" w:sz="4" w:space="0" w:color="B1BBCC"/>
-              <w:right w:val="single" w:sz="4" w:space="0" w:color="B1BBCC"/>
-            </w:tcBorders>
-            <w:shd w:val="clear" w:color="auto" w:fill="FFFFFF"/>
-            <w:vAlign w:val="center"/>
-            <w:hideMark/>
-          </w:tcPr>
-          <w:p>
-            <w:r>
-              <w:rPr>
-                <w:b/>
-                <w:bCs/>
-              </w:rPr>
-              <w:t>mar 01-09-26</w:t>
-            </w:r>
-          </w:p>
-        </w:tc>
-        <w:tc>
-          <w:tcPr>
-            <w:tcW w:w="1417" w:type="dxa"/>
-            <w:tcBorders>
-              <w:top w:val="single" w:sz="4" w:space="0" w:color="B1BBCC"/>
-              <w:left w:val="single" w:sz="4" w:space="0" w:color="B1BBCC"/>
-              <w:bottom w:val="single" w:sz="4" w:space="0" w:color="B1BBCC"/>
-              <w:right w:val="single" w:sz="4" w:space="0" w:color="B1BBCC"/>
-            </w:tcBorders>
-            <w:shd w:val="clear" w:color="auto" w:fill="FFFFFF"/>
-            <w:vAlign w:val="center"/>
-            <w:hideMark/>
-          </w:tcPr>
-          <w:p>
-            <w:r>
-              <w:rPr>
-                <w:b/>
-                <w:bCs/>
-              </w:rPr>
-              <w:t>lun 16-11-26</w:t>
-            </w:r>
-          </w:p>
-        </w:tc>
-      </w:tr>
-      <w:tr>
-        <w:tc>
-          <w:tcPr>
-            <w:tcW w:w="993" w:type="dxa"/>
-            <w:tcBorders>
-              <w:top w:val="single" w:sz="4" w:space="0" w:color="B1BBCC"/>
-              <w:left w:val="single" w:sz="4" w:space="0" w:color="B1BBCC"/>
-              <w:bottom w:val="single" w:sz="4" w:space="0" w:color="B1BBCC"/>
-              <w:right w:val="single" w:sz="4" w:space="0" w:color="B1BBCC"/>
-            </w:tcBorders>
-            <w:shd w:val="clear" w:color="auto" w:fill="FFFFFF"/>
-            <w:vAlign w:val="center"/>
-            <w:hideMark/>
-          </w:tcPr>
-          <w:p>
-            <w:r>
-              <w:t>2.1</w:t>
-            </w:r>
-          </w:p>
-        </w:tc>
-        <w:tc>
-          <w:tcPr>
-            <w:tcW w:w="5528" w:type="dxa"/>
-            <w:tcBorders>
-              <w:top w:val="single" w:sz="4" w:space="0" w:color="B1BBCC"/>
-              <w:left w:val="single" w:sz="4" w:space="0" w:color="B1BBCC"/>
-              <w:bottom w:val="single" w:sz="4" w:space="0" w:color="B1BBCC"/>
-              <w:right w:val="single" w:sz="4" w:space="0" w:color="B1BBCC"/>
-            </w:tcBorders>
-            <w:shd w:val="clear" w:color="auto" w:fill="FFFFFF"/>
-            <w:vAlign w:val="center"/>
-            <w:hideMark/>
-          </w:tcPr>
-          <w:p>
-            <w:r>
-              <w:t xml:space="preserve">      Configuración del entorno de desarrollo</w:t>
-            </w:r>
-          </w:p>
-        </w:tc>
-        <w:tc>
-          <w:tcPr>
-            <w:tcW w:w="1134" w:type="dxa"/>
-            <w:tcBorders>
-              <w:top w:val="single" w:sz="4" w:space="0" w:color="B1BBCC"/>
-              <w:left w:val="single" w:sz="4" w:space="0" w:color="B1BBCC"/>
-              <w:bottom w:val="single" w:sz="4" w:space="0" w:color="B1BBCC"/>
-              <w:right w:val="single" w:sz="4" w:space="0" w:color="B1BBCC"/>
-            </w:tcBorders>
-            <w:shd w:val="clear" w:color="auto" w:fill="FFFFFF"/>
-            <w:vAlign w:val="center"/>
-            <w:hideMark/>
-          </w:tcPr>
-          <w:p>
-            <w:r>
-              <w:t>3 días</w:t>
-            </w:r>
-          </w:p>
-        </w:tc>
-        <w:tc>
-          <w:tcPr>
-            <w:tcW w:w="1276" w:type="dxa"/>
-            <w:tcBorders>
-              <w:top w:val="single" w:sz="4" w:space="0" w:color="B1BBCC"/>
-              <w:left w:val="single" w:sz="4" w:space="0" w:color="B1BBCC"/>
-              <w:bottom w:val="single" w:sz="4" w:space="0" w:color="B1BBCC"/>
-              <w:right w:val="single" w:sz="4" w:space="0" w:color="B1BBCC"/>
-            </w:tcBorders>
-            <w:shd w:val="clear" w:color="auto" w:fill="FFFFFF"/>
-            <w:vAlign w:val="center"/>
-            <w:hideMark/>
-          </w:tcPr>
-          <w:p>
-            <w:r>
-              <w:t>mar 01-09-26</w:t>
-            </w:r>
-          </w:p>
-        </w:tc>
-        <w:tc>
-          <w:tcPr>
-            <w:tcW w:w="1417" w:type="dxa"/>
-            <w:tcBorders>
-              <w:top w:val="single" w:sz="4" w:space="0" w:color="B1BBCC"/>
-              <w:left w:val="single" w:sz="4" w:space="0" w:color="B1BBCC"/>
-              <w:bottom w:val="single" w:sz="4" w:space="0" w:color="B1BBCC"/>
-              <w:right w:val="single" w:sz="4" w:space="0" w:color="B1BBCC"/>
-            </w:tcBorders>
-            <w:shd w:val="clear" w:color="auto" w:fill="FFFFFF"/>
-            <w:vAlign w:val="center"/>
-            <w:hideMark/>
-          </w:tcPr>
-          <w:p>
-            <w:r>
-              <w:t>jue 03-09-26</w:t>
-            </w:r>
-          </w:p>
-        </w:tc>
-      </w:tr>
-      <w:tr>
-        <w:tc>
-          <w:tcPr>
-            <w:tcW w:w="993" w:type="dxa"/>
-            <w:tcBorders>
-              <w:top w:val="single" w:sz="4" w:space="0" w:color="B1BBCC"/>
-              <w:left w:val="single" w:sz="4" w:space="0" w:color="B1BBCC"/>
-              <w:bottom w:val="single" w:sz="4" w:space="0" w:color="B1BBCC"/>
-              <w:right w:val="single" w:sz="4" w:space="0" w:color="B1BBCC"/>
-            </w:tcBorders>
-            <w:shd w:val="clear" w:color="auto" w:fill="FFFFFF"/>
-            <w:vAlign w:val="center"/>
-            <w:hideMark/>
-          </w:tcPr>
-          <w:p>
-            <w:r>
-              <w:t>2.2</w:t>
-            </w:r>
-          </w:p>
-        </w:tc>
-        <w:tc>
-          <w:tcPr>
-            <w:tcW w:w="5528" w:type="dxa"/>
-            <w:tcBorders>
-              <w:top w:val="single" w:sz="4" w:space="0" w:color="B1BBCC"/>
-              <w:left w:val="single" w:sz="4" w:space="0" w:color="B1BBCC"/>
-              <w:bottom w:val="single" w:sz="4" w:space="0" w:color="B1BBCC"/>
-              <w:right w:val="single" w:sz="4" w:space="0" w:color="B1BBCC"/>
-            </w:tcBorders>
-            <w:shd w:val="clear" w:color="auto" w:fill="FFFFFF"/>
-            <w:vAlign w:val="center"/>
-            <w:hideMark/>
-          </w:tcPr>
-          <w:p>
-            <w:r>
-              <w:t xml:space="preserve">      Implementación de base de datos relacional</w:t>
-            </w:r>
-          </w:p>
-        </w:tc>
-        <w:tc>
-          <w:tcPr>
-            <w:tcW w:w="1134" w:type="dxa"/>
-            <w:tcBorders>
-              <w:top w:val="single" w:sz="4" w:space="0" w:color="B1BBCC"/>
-              <w:left w:val="single" w:sz="4" w:space="0" w:color="B1BBCC"/>
-              <w:bottom w:val="single" w:sz="4" w:space="0" w:color="B1BBCC"/>
-              <w:right w:val="single" w:sz="4" w:space="0" w:color="B1BBCC"/>
-            </w:tcBorders>
-            <w:shd w:val="clear" w:color="auto" w:fill="FFFFFF"/>
-            <w:vAlign w:val="center"/>
-            <w:hideMark/>
-          </w:tcPr>
-          <w:p>
-            <w:r>
-              <w:t>4 días</w:t>
-            </w:r>
-          </w:p>
-        </w:tc>
-        <w:tc>
-          <w:tcPr>
-            <w:tcW w:w="1276" w:type="dxa"/>
-            <w:tcBorders>
-              <w:top w:val="single" w:sz="4" w:space="0" w:color="B1BBCC"/>
-              <w:left w:val="single" w:sz="4" w:space="0" w:color="B1BBCC"/>
-              <w:bottom w:val="single" w:sz="4" w:space="0" w:color="B1BBCC"/>
-              <w:right w:val="single" w:sz="4" w:space="0" w:color="B1BBCC"/>
-            </w:tcBorders>
-            <w:shd w:val="clear" w:color="auto" w:fill="FFFFFF"/>
-            <w:vAlign w:val="center"/>
-            <w:hideMark/>
-          </w:tcPr>
-          <w:p>
-            <w:r>
-              <w:t>vie 04-09-26</w:t>
-            </w:r>
-          </w:p>
-        </w:tc>
-        <w:tc>
-          <w:tcPr>
-            <w:tcW w:w="1417" w:type="dxa"/>
-            <w:tcBorders>
-              <w:top w:val="single" w:sz="4" w:space="0" w:color="B1BBCC"/>
-              <w:left w:val="single" w:sz="4" w:space="0" w:color="B1BBCC"/>
-              <w:bottom w:val="single" w:sz="4" w:space="0" w:color="B1BBCC"/>
-              <w:right w:val="single" w:sz="4" w:space="0" w:color="B1BBCC"/>
-            </w:tcBorders>
-            <w:shd w:val="clear" w:color="auto" w:fill="FFFFFF"/>
-            <w:vAlign w:val="center"/>
-            <w:hideMark/>
-          </w:tcPr>
-          <w:p>
-            <w:proofErr w:type="spellStart"/>
-            <w:r>
-              <w:t>mié</w:t>
-            </w:r>
-            <w:proofErr w:type="spellEnd"/>
-            <w:r>
-              <w:t xml:space="preserve"> 09-09-26</w:t>
-            </w:r>
-          </w:p>
-        </w:tc>
-      </w:tr>
-      <w:tr>
-        <w:tc>
-          <w:tcPr>
-            <w:tcW w:w="993" w:type="dxa"/>
-            <w:tcBorders>
-              <w:top w:val="single" w:sz="4" w:space="0" w:color="B1BBCC"/>
-              <w:left w:val="single" w:sz="4" w:space="0" w:color="B1BBCC"/>
-              <w:bottom w:val="single" w:sz="4" w:space="0" w:color="B1BBCC"/>
-              <w:right w:val="single" w:sz="4" w:space="0" w:color="B1BBCC"/>
-            </w:tcBorders>
-            <w:shd w:val="clear" w:color="auto" w:fill="FFFFFF"/>
-            <w:vAlign w:val="center"/>
-            <w:hideMark/>
-          </w:tcPr>
-          <w:p>
-            <w:r>
-              <w:t>2.3</w:t>
-            </w:r>
-          </w:p>
-        </w:tc>
-        <w:tc>
-          <w:tcPr>
-            <w:tcW w:w="5528" w:type="dxa"/>
-            <w:tcBorders>
-              <w:top w:val="single" w:sz="4" w:space="0" w:color="B1BBCC"/>
-              <w:left w:val="single" w:sz="4" w:space="0" w:color="B1BBCC"/>
-              <w:bottom w:val="single" w:sz="4" w:space="0" w:color="B1BBCC"/>
-              <w:right w:val="single" w:sz="4" w:space="0" w:color="B1BBCC"/>
-            </w:tcBorders>
-            <w:shd w:val="clear" w:color="auto" w:fill="FFFFFF"/>
-            <w:vAlign w:val="center"/>
-            <w:hideMark/>
-          </w:tcPr>
-          <w:p>
-            <w:r>
-              <w:t xml:space="preserve">      Implementación de base de datos no relacional</w:t>
-            </w:r>
-          </w:p>
-        </w:tc>
-        <w:tc>
-          <w:tcPr>
-            <w:tcW w:w="1134" w:type="dxa"/>
-            <w:tcBorders>
-              <w:top w:val="single" w:sz="4" w:space="0" w:color="B1BBCC"/>
-              <w:left w:val="single" w:sz="4" w:space="0" w:color="B1BBCC"/>
-              <w:bottom w:val="single" w:sz="4" w:space="0" w:color="B1BBCC"/>
-              <w:right w:val="single" w:sz="4" w:space="0" w:color="B1BBCC"/>
-            </w:tcBorders>
-            <w:shd w:val="clear" w:color="auto" w:fill="FFFFFF"/>
-            <w:vAlign w:val="center"/>
-            <w:hideMark/>
-          </w:tcPr>
-          <w:p>
-            <w:r>
-              <w:t>4 días</w:t>
-            </w:r>
-          </w:p>
-        </w:tc>
-        <w:tc>
-          <w:tcPr>
-            <w:tcW w:w="1276" w:type="dxa"/>
-            <w:tcBorders>
-              <w:top w:val="single" w:sz="4" w:space="0" w:color="B1BBCC"/>
-              <w:left w:val="single" w:sz="4" w:space="0" w:color="B1BBCC"/>
-              <w:bottom w:val="single" w:sz="4" w:space="0" w:color="B1BBCC"/>
-              <w:right w:val="single" w:sz="4" w:space="0" w:color="B1BBCC"/>
-            </w:tcBorders>
-            <w:shd w:val="clear" w:color="auto" w:fill="FFFFFF"/>
-            <w:vAlign w:val="center"/>
-            <w:hideMark/>
-          </w:tcPr>
-          <w:p>
-            <w:r>
-              <w:t>vie 04-09-26</w:t>
-            </w:r>
-          </w:p>
-        </w:tc>
-        <w:tc>
-          <w:tcPr>
-            <w:tcW w:w="1417" w:type="dxa"/>
-            <w:tcBorders>
-              <w:top w:val="single" w:sz="4" w:space="0" w:color="B1BBCC"/>
-              <w:left w:val="single" w:sz="4" w:space="0" w:color="B1BBCC"/>
-              <w:bottom w:val="single" w:sz="4" w:space="0" w:color="B1BBCC"/>
-              <w:right w:val="single" w:sz="4" w:space="0" w:color="B1BBCC"/>
-            </w:tcBorders>
-            <w:shd w:val="clear" w:color="auto" w:fill="FFFFFF"/>
-            <w:vAlign w:val="center"/>
-            <w:hideMark/>
-          </w:tcPr>
-          <w:p>
-            <w:proofErr w:type="spellStart"/>
-            <w:r>
-              <w:t>mié</w:t>
-            </w:r>
-            <w:proofErr w:type="spellEnd"/>
-            <w:r>
-              <w:t xml:space="preserve"> 09-09-26</w:t>
-            </w:r>
-          </w:p>
-        </w:tc>
-      </w:tr>
-      <w:tr>
-        <w:tc>
-          <w:tcPr>
-            <w:tcW w:w="993" w:type="dxa"/>
-            <w:tcBorders>
-              <w:top w:val="single" w:sz="4" w:space="0" w:color="B1BBCC"/>
-              <w:left w:val="single" w:sz="4" w:space="0" w:color="B1BBCC"/>
-              <w:bottom w:val="single" w:sz="4" w:space="0" w:color="B1BBCC"/>
-              <w:right w:val="single" w:sz="4" w:space="0" w:color="B1BBCC"/>
-            </w:tcBorders>
-            <w:shd w:val="clear" w:color="auto" w:fill="FFFFFF"/>
-            <w:vAlign w:val="center"/>
-            <w:hideMark/>
-          </w:tcPr>
-          <w:p>
-            <w:r>
-              <w:t>2.4</w:t>
-            </w:r>
-          </w:p>
-        </w:tc>
-        <w:tc>
-          <w:tcPr>
-            <w:tcW w:w="5528" w:type="dxa"/>
-            <w:tcBorders>
-              <w:top w:val="single" w:sz="4" w:space="0" w:color="B1BBCC"/>
-              <w:left w:val="single" w:sz="4" w:space="0" w:color="B1BBCC"/>
-              <w:bottom w:val="single" w:sz="4" w:space="0" w:color="B1BBCC"/>
-              <w:right w:val="single" w:sz="4" w:space="0" w:color="B1BBCC"/>
-            </w:tcBorders>
-            <w:shd w:val="clear" w:color="auto" w:fill="FFFFFF"/>
-            <w:vAlign w:val="center"/>
-            <w:hideMark/>
-          </w:tcPr>
-          <w:p>
-            <w:r>
-              <w:t xml:space="preserve">      Desarrollo de autenticación y control de acceso</w:t>
-            </w:r>
-          </w:p>
-        </w:tc>
-        <w:tc>
-          <w:tcPr>
-            <w:tcW w:w="1134" w:type="dxa"/>
-            <w:tcBorders>
-              <w:top w:val="single" w:sz="4" w:space="0" w:color="B1BBCC"/>
-              <w:left w:val="single" w:sz="4" w:space="0" w:color="B1BBCC"/>
-              <w:bottom w:val="single" w:sz="4" w:space="0" w:color="B1BBCC"/>
-              <w:right w:val="single" w:sz="4" w:space="0" w:color="B1BBCC"/>
-            </w:tcBorders>
-            <w:shd w:val="clear" w:color="auto" w:fill="FFFFFF"/>
-            <w:vAlign w:val="center"/>
-            <w:hideMark/>
-          </w:tcPr>
-          <w:p>
-            <w:r>
-              <w:t>4 días</w:t>
-            </w:r>
-          </w:p>
-        </w:tc>
-        <w:tc>
-          <w:tcPr>
-            <w:tcW w:w="1276" w:type="dxa"/>
-            <w:tcBorders>
-              <w:top w:val="single" w:sz="4" w:space="0" w:color="B1BBCC"/>
-              <w:left w:val="single" w:sz="4" w:space="0" w:color="B1BBCC"/>
-              <w:bottom w:val="single" w:sz="4" w:space="0" w:color="B1BBCC"/>
-              <w:right w:val="single" w:sz="4" w:space="0" w:color="B1BBCC"/>
-            </w:tcBorders>
-            <w:shd w:val="clear" w:color="auto" w:fill="FFFFFF"/>
-            <w:vAlign w:val="center"/>
-            <w:hideMark/>
-          </w:tcPr>
-          <w:p>
-            <w:r>
-              <w:t>jue 10-09-26</w:t>
-            </w:r>
-          </w:p>
-        </w:tc>
-        <w:tc>
-          <w:tcPr>
-            <w:tcW w:w="1417" w:type="dxa"/>
-            <w:tcBorders>
-              <w:top w:val="single" w:sz="4" w:space="0" w:color="B1BBCC"/>
-              <w:left w:val="single" w:sz="4" w:space="0" w:color="B1BBCC"/>
-              <w:bottom w:val="single" w:sz="4" w:space="0" w:color="B1BBCC"/>
-              <w:right w:val="single" w:sz="4" w:space="0" w:color="B1BBCC"/>
-            </w:tcBorders>
-            <w:shd w:val="clear" w:color="auto" w:fill="FFFFFF"/>
-            <w:vAlign w:val="center"/>
-            <w:hideMark/>
-          </w:tcPr>
-          <w:p>
-            <w:r>
-              <w:t>mar 15-09-26</w:t>
-            </w:r>
-          </w:p>
-        </w:tc>
-      </w:tr>
-      <w:tr>
-        <w:tc>
-          <w:tcPr>
-            <w:tcW w:w="993" w:type="dxa"/>
-            <w:tcBorders>
-              <w:top w:val="single" w:sz="4" w:space="0" w:color="B1BBCC"/>
-              <w:left w:val="single" w:sz="4" w:space="0" w:color="B1BBCC"/>
-              <w:bottom w:val="single" w:sz="4" w:space="0" w:color="B1BBCC"/>
-              <w:right w:val="single" w:sz="4" w:space="0" w:color="B1BBCC"/>
-            </w:tcBorders>
-            <w:shd w:val="clear" w:color="auto" w:fill="FFFFFF"/>
-            <w:vAlign w:val="center"/>
-            <w:hideMark/>
-          </w:tcPr>
-          <w:p>
-            <w:r>
-              <w:t>2.5</w:t>
-            </w:r>
-          </w:p>
-        </w:tc>
-        <w:tc>
-          <w:tcPr>
-            <w:tcW w:w="5528" w:type="dxa"/>
-            <w:tcBorders>
-              <w:top w:val="single" w:sz="4" w:space="0" w:color="B1BBCC"/>
-              <w:left w:val="single" w:sz="4" w:space="0" w:color="B1BBCC"/>
-              <w:bottom w:val="single" w:sz="4" w:space="0" w:color="B1BBCC"/>
-              <w:right w:val="single" w:sz="4" w:space="0" w:color="B1BBCC"/>
-            </w:tcBorders>
-            <w:shd w:val="clear" w:color="auto" w:fill="FFFFFF"/>
-            <w:vAlign w:val="center"/>
-            <w:hideMark/>
-          </w:tcPr>
-          <w:p>
-            <w:r>
-              <w:t xml:space="preserve">      Desarrollo </w:t>
-            </w:r>
-            <w:proofErr w:type="spellStart"/>
-            <w:r>
-              <w:t>backend</w:t>
-            </w:r>
-            <w:proofErr w:type="spellEnd"/>
-            <w:r>
-              <w:t xml:space="preserve"> y API REST</w:t>
-            </w:r>
-          </w:p>
-        </w:tc>
-        <w:tc>
-          <w:tcPr>
-            <w:tcW w:w="1134" w:type="dxa"/>
-            <w:tcBorders>
-              <w:top w:val="single" w:sz="4" w:space="0" w:color="B1BBCC"/>
-              <w:left w:val="single" w:sz="4" w:space="0" w:color="B1BBCC"/>
-              <w:bottom w:val="single" w:sz="4" w:space="0" w:color="B1BBCC"/>
-              <w:right w:val="single" w:sz="4" w:space="0" w:color="B1BBCC"/>
-            </w:tcBorders>
-            <w:shd w:val="clear" w:color="auto" w:fill="FFFFFF"/>
-            <w:vAlign w:val="center"/>
-            <w:hideMark/>
-          </w:tcPr>
-          <w:p>
-            <w:r>
-              <w:t>15 días</w:t>
-            </w:r>
-          </w:p>
-        </w:tc>
-        <w:tc>
-          <w:tcPr>
-            <w:tcW w:w="1276" w:type="dxa"/>
-            <w:tcBorders>
-              <w:top w:val="single" w:sz="4" w:space="0" w:color="B1BBCC"/>
-              <w:left w:val="single" w:sz="4" w:space="0" w:color="B1BBCC"/>
-              <w:bottom w:val="single" w:sz="4" w:space="0" w:color="B1BBCC"/>
-              <w:right w:val="single" w:sz="4" w:space="0" w:color="B1BBCC"/>
-            </w:tcBorders>
-            <w:shd w:val="clear" w:color="auto" w:fill="FFFFFF"/>
-            <w:vAlign w:val="center"/>
-            <w:hideMark/>
-          </w:tcPr>
-          <w:p>
-            <w:r>
-              <w:t>jue 10-09-26</w:t>
-            </w:r>
-          </w:p>
-        </w:tc>
-        <w:tc>
-          <w:tcPr>
-            <w:tcW w:w="1417" w:type="dxa"/>
-            <w:tcBorders>
-              <w:top w:val="single" w:sz="4" w:space="0" w:color="B1BBCC"/>
-              <w:left w:val="single" w:sz="4" w:space="0" w:color="B1BBCC"/>
-              <w:bottom w:val="single" w:sz="4" w:space="0" w:color="B1BBCC"/>
-              <w:right w:val="single" w:sz="4" w:space="0" w:color="B1BBCC"/>
-            </w:tcBorders>
-            <w:shd w:val="clear" w:color="auto" w:fill="FFFFFF"/>
-            <w:vAlign w:val="center"/>
-            <w:hideMark/>
-          </w:tcPr>
-          <w:p>
-            <w:proofErr w:type="spellStart"/>
-            <w:r>
-              <w:t>mié</w:t>
-            </w:r>
-            <w:proofErr w:type="spellEnd"/>
-            <w:r>
-              <w:t xml:space="preserve"> 30-09-26</w:t>
-            </w:r>
-          </w:p>
-        </w:tc>
-      </w:tr>
-      <w:tr>
-        <w:tc>
-          <w:tcPr>
-            <w:tcW w:w="993" w:type="dxa"/>
-            <w:tcBorders>
-              <w:top w:val="single" w:sz="4" w:space="0" w:color="B1BBCC"/>
-              <w:left w:val="single" w:sz="4" w:space="0" w:color="B1BBCC"/>
-              <w:bottom w:val="single" w:sz="4" w:space="0" w:color="B1BBCC"/>
-              <w:right w:val="single" w:sz="4" w:space="0" w:color="B1BBCC"/>
-            </w:tcBorders>
-            <w:shd w:val="clear" w:color="auto" w:fill="FFFFFF"/>
-            <w:vAlign w:val="center"/>
-            <w:hideMark/>
-          </w:tcPr>
-          <w:p>
-            <w:r>
-              <w:t>2.6</w:t>
-            </w:r>
-          </w:p>
-        </w:tc>
-        <w:tc>
-          <w:tcPr>
-            <w:tcW w:w="5528" w:type="dxa"/>
-            <w:tcBorders>
-              <w:top w:val="single" w:sz="4" w:space="0" w:color="B1BBCC"/>
-              <w:left w:val="single" w:sz="4" w:space="0" w:color="B1BBCC"/>
-              <w:bottom w:val="single" w:sz="4" w:space="0" w:color="B1BBCC"/>
-              <w:right w:val="single" w:sz="4" w:space="0" w:color="B1BBCC"/>
-            </w:tcBorders>
-            <w:shd w:val="clear" w:color="auto" w:fill="FFFFFF"/>
-            <w:vAlign w:val="center"/>
-            <w:hideMark/>
-          </w:tcPr>
-          <w:p>
-            <w:r>
-              <w:t xml:space="preserve">      Desarrollo de módulos administrativos web</w:t>
-            </w:r>
-          </w:p>
-        </w:tc>
-        <w:tc>
-          <w:tcPr>
-            <w:tcW w:w="1134" w:type="dxa"/>
-            <w:tcBorders>
-              <w:top w:val="single" w:sz="4" w:space="0" w:color="B1BBCC"/>
-              <w:left w:val="single" w:sz="4" w:space="0" w:color="B1BBCC"/>
-              <w:bottom w:val="single" w:sz="4" w:space="0" w:color="B1BBCC"/>
-              <w:right w:val="single" w:sz="4" w:space="0" w:color="B1BBCC"/>
-            </w:tcBorders>
-            <w:shd w:val="clear" w:color="auto" w:fill="FFFFFF"/>
-            <w:vAlign w:val="center"/>
-            <w:hideMark/>
-          </w:tcPr>
-          <w:p>
-            <w:r>
-              <w:t>10 días</w:t>
-            </w:r>
-          </w:p>
-        </w:tc>
-        <w:tc>
-          <w:tcPr>
-            <w:tcW w:w="1276" w:type="dxa"/>
-            <w:tcBorders>
-              <w:top w:val="single" w:sz="4" w:space="0" w:color="B1BBCC"/>
-              <w:left w:val="single" w:sz="4" w:space="0" w:color="B1BBCC"/>
-              <w:bottom w:val="single" w:sz="4" w:space="0" w:color="B1BBCC"/>
-              <w:right w:val="single" w:sz="4" w:space="0" w:color="B1BBCC"/>
-            </w:tcBorders>
-            <w:shd w:val="clear" w:color="auto" w:fill="FFFFFF"/>
-            <w:vAlign w:val="center"/>
-            <w:hideMark/>
-          </w:tcPr>
-          <w:p>
-            <w:r>
-              <w:t>jue 01-10-26</w:t>
-            </w:r>
-          </w:p>
-        </w:tc>
-        <w:tc>
-          <w:tcPr>
-            <w:tcW w:w="1417" w:type="dxa"/>
-            <w:tcBorders>
-              <w:top w:val="single" w:sz="4" w:space="0" w:color="B1BBCC"/>
-              <w:left w:val="single" w:sz="4" w:space="0" w:color="B1BBCC"/>
-              <w:bottom w:val="single" w:sz="4" w:space="0" w:color="B1BBCC"/>
-              <w:right w:val="single" w:sz="4" w:space="0" w:color="B1BBCC"/>
-            </w:tcBorders>
-            <w:shd w:val="clear" w:color="auto" w:fill="FFFFFF"/>
-            <w:vAlign w:val="center"/>
-            <w:hideMark/>
-          </w:tcPr>
-          <w:p>
-            <w:proofErr w:type="spellStart"/>
-            <w:r>
-              <w:t>mié</w:t>
-            </w:r>
-            <w:proofErr w:type="spellEnd"/>
-            <w:r>
-              <w:t xml:space="preserve"> 14-10-26</w:t>
-            </w:r>
-          </w:p>
-        </w:tc>
-      </w:tr>
-      <w:tr>
-        <w:tc>
-          <w:tcPr>
-            <w:tcW w:w="993" w:type="dxa"/>
-            <w:tcBorders>
-              <w:top w:val="single" w:sz="4" w:space="0" w:color="B1BBCC"/>
-              <w:left w:val="single" w:sz="4" w:space="0" w:color="B1BBCC"/>
-              <w:bottom w:val="single" w:sz="4" w:space="0" w:color="B1BBCC"/>
-              <w:right w:val="single" w:sz="4" w:space="0" w:color="B1BBCC"/>
-            </w:tcBorders>
-            <w:shd w:val="clear" w:color="auto" w:fill="FFFFFF"/>
-            <w:vAlign w:val="center"/>
-            <w:hideMark/>
-          </w:tcPr>
-          <w:p>
-            <w:r>
-              <w:t>2.7</w:t>
-            </w:r>
-          </w:p>
-        </w:tc>
-        <w:tc>
-          <w:tcPr>
-            <w:tcW w:w="5528" w:type="dxa"/>
-            <w:tcBorders>
-              <w:top w:val="single" w:sz="4" w:space="0" w:color="B1BBCC"/>
-              <w:left w:val="single" w:sz="4" w:space="0" w:color="B1BBCC"/>
-              <w:bottom w:val="single" w:sz="4" w:space="0" w:color="B1BBCC"/>
-              <w:right w:val="single" w:sz="4" w:space="0" w:color="B1BBCC"/>
-            </w:tcBorders>
-            <w:shd w:val="clear" w:color="auto" w:fill="FFFFFF"/>
-            <w:vAlign w:val="center"/>
-            <w:hideMark/>
-          </w:tcPr>
-          <w:p>
-            <w:r>
-              <w:t xml:space="preserve">      Desarrollo de planificación y servicios web</w:t>
-            </w:r>
-          </w:p>
-        </w:tc>
-        <w:tc>
-          <w:tcPr>
-            <w:tcW w:w="1134" w:type="dxa"/>
-            <w:tcBorders>
-              <w:top w:val="single" w:sz="4" w:space="0" w:color="B1BBCC"/>
-              <w:left w:val="single" w:sz="4" w:space="0" w:color="B1BBCC"/>
-              <w:bottom w:val="single" w:sz="4" w:space="0" w:color="B1BBCC"/>
-              <w:right w:val="single" w:sz="4" w:space="0" w:color="B1BBCC"/>
-            </w:tcBorders>
-            <w:shd w:val="clear" w:color="auto" w:fill="FFFFFF"/>
-            <w:vAlign w:val="center"/>
-            <w:hideMark/>
-          </w:tcPr>
-          <w:p>
-            <w:r>
-              <w:t>10 días</w:t>
-            </w:r>
-          </w:p>
-        </w:tc>
-        <w:tc>
-          <w:tcPr>
-            <w:tcW w:w="1276" w:type="dxa"/>
-            <w:tcBorders>
-              <w:top w:val="single" w:sz="4" w:space="0" w:color="B1BBCC"/>
-              <w:left w:val="single" w:sz="4" w:space="0" w:color="B1BBCC"/>
-              <w:bottom w:val="single" w:sz="4" w:space="0" w:color="B1BBCC"/>
-              <w:right w:val="single" w:sz="4" w:space="0" w:color="B1BBCC"/>
-            </w:tcBorders>
-            <w:shd w:val="clear" w:color="auto" w:fill="FFFFFF"/>
-            <w:vAlign w:val="center"/>
-            <w:hideMark/>
-          </w:tcPr>
-          <w:p>
-            <w:r>
-              <w:t>jue 01-10-26</w:t>
-            </w:r>
-          </w:p>
-        </w:tc>
-        <w:tc>
-          <w:tcPr>
-            <w:tcW w:w="1417" w:type="dxa"/>
-            <w:tcBorders>
-              <w:top w:val="single" w:sz="4" w:space="0" w:color="B1BBCC"/>
-              <w:left w:val="single" w:sz="4" w:space="0" w:color="B1BBCC"/>
-              <w:bottom w:val="single" w:sz="4" w:space="0" w:color="B1BBCC"/>
-              <w:right w:val="single" w:sz="4" w:space="0" w:color="B1BBCC"/>
-            </w:tcBorders>
-            <w:shd w:val="clear" w:color="auto" w:fill="FFFFFF"/>
-            <w:vAlign w:val="center"/>
-            <w:hideMark/>
-          </w:tcPr>
-          <w:p>
-            <w:proofErr w:type="spellStart"/>
-            <w:r>
-              <w:t>mié</w:t>
-            </w:r>
-            <w:proofErr w:type="spellEnd"/>
-            <w:r>
-              <w:t xml:space="preserve"> 14-10-26</w:t>
-            </w:r>
-          </w:p>
-        </w:tc>
-      </w:tr>
-      <w:tr>
-        <w:tc>
-          <w:tcPr>
-            <w:tcW w:w="993" w:type="dxa"/>
-            <w:tcBorders>
-              <w:top w:val="single" w:sz="4" w:space="0" w:color="B1BBCC"/>
-              <w:left w:val="single" w:sz="4" w:space="0" w:color="B1BBCC"/>
-              <w:bottom w:val="single" w:sz="4" w:space="0" w:color="B1BBCC"/>
-              <w:right w:val="single" w:sz="4" w:space="0" w:color="B1BBCC"/>
-            </w:tcBorders>
-            <w:shd w:val="clear" w:color="auto" w:fill="FFFFFF"/>
-            <w:vAlign w:val="center"/>
-            <w:hideMark/>
-          </w:tcPr>
-          <w:p>
-            <w:r>
-              <w:t>2.8</w:t>
-            </w:r>
-          </w:p>
-        </w:tc>
-        <w:tc>
-          <w:tcPr>
-            <w:tcW w:w="5528" w:type="dxa"/>
-            <w:tcBorders>
-              <w:top w:val="single" w:sz="4" w:space="0" w:color="B1BBCC"/>
-              <w:left w:val="single" w:sz="4" w:space="0" w:color="B1BBCC"/>
-              <w:bottom w:val="single" w:sz="4" w:space="0" w:color="B1BBCC"/>
-              <w:right w:val="single" w:sz="4" w:space="0" w:color="B1BBCC"/>
-            </w:tcBorders>
-            <w:shd w:val="clear" w:color="auto" w:fill="FFFFFF"/>
-            <w:vAlign w:val="center"/>
-            <w:hideMark/>
-          </w:tcPr>
-          <w:p>
-            <w:r>
-              <w:t xml:space="preserve">      Desarrollo de aplicación móvil para pasajero</w:t>
-            </w:r>
-          </w:p>
-        </w:tc>
-        <w:tc>
-          <w:tcPr>
-            <w:tcW w:w="1134" w:type="dxa"/>
-            <w:tcBorders>
-              <w:top w:val="single" w:sz="4" w:space="0" w:color="B1BBCC"/>
-              <w:left w:val="single" w:sz="4" w:space="0" w:color="B1BBCC"/>
-              <w:bottom w:val="single" w:sz="4" w:space="0" w:color="B1BBCC"/>
-              <w:right w:val="single" w:sz="4" w:space="0" w:color="B1BBCC"/>
-            </w:tcBorders>
-            <w:shd w:val="clear" w:color="auto" w:fill="FFFFFF"/>
-            <w:vAlign w:val="center"/>
-            <w:hideMark/>
-          </w:tcPr>
-          <w:p>
-            <w:r>
-              <w:t>10 días</w:t>
-            </w:r>
-          </w:p>
-        </w:tc>
-        <w:tc>
-          <w:tcPr>
-            <w:tcW w:w="1276" w:type="dxa"/>
-            <w:tcBorders>
-              <w:top w:val="single" w:sz="4" w:space="0" w:color="B1BBCC"/>
-              <w:left w:val="single" w:sz="4" w:space="0" w:color="B1BBCC"/>
-              <w:bottom w:val="single" w:sz="4" w:space="0" w:color="B1BBCC"/>
-              <w:right w:val="single" w:sz="4" w:space="0" w:color="B1BBCC"/>
-            </w:tcBorders>
-            <w:shd w:val="clear" w:color="auto" w:fill="FFFFFF"/>
-            <w:vAlign w:val="center"/>
-            <w:hideMark/>
-          </w:tcPr>
-          <w:p>
-            <w:r>
-              <w:t>jue 01-10-26</w:t>
-            </w:r>
-          </w:p>
-        </w:tc>
-        <w:tc>
-          <w:tcPr>
-            <w:tcW w:w="1417" w:type="dxa"/>
-            <w:tcBorders>
-              <w:top w:val="single" w:sz="4" w:space="0" w:color="B1BBCC"/>
-              <w:left w:val="single" w:sz="4" w:space="0" w:color="B1BBCC"/>
-              <w:bottom w:val="single" w:sz="4" w:space="0" w:color="B1BBCC"/>
-              <w:right w:val="single" w:sz="4" w:space="0" w:color="B1BBCC"/>
-            </w:tcBorders>
-            <w:shd w:val="clear" w:color="auto" w:fill="FFFFFF"/>
-            <w:vAlign w:val="center"/>
-            <w:hideMark/>
-          </w:tcPr>
-          <w:p>
-            <w:proofErr w:type="spellStart"/>
-            <w:r>
-              <w:t>mié</w:t>
-            </w:r>
-            <w:proofErr w:type="spellEnd"/>
-            <w:r>
-              <w:t xml:space="preserve"> 14-10-26</w:t>
-            </w:r>
-          </w:p>
-        </w:tc>
-      </w:tr>
-      <w:tr>
-        <w:tc>
-          <w:tcPr>
-            <w:tcW w:w="993" w:type="dxa"/>
-            <w:tcBorders>
-              <w:top w:val="single" w:sz="4" w:space="0" w:color="B1BBCC"/>
-              <w:left w:val="single" w:sz="4" w:space="0" w:color="B1BBCC"/>
-              <w:bottom w:val="single" w:sz="4" w:space="0" w:color="B1BBCC"/>
-              <w:right w:val="single" w:sz="4" w:space="0" w:color="B1BBCC"/>
-            </w:tcBorders>
-            <w:shd w:val="clear" w:color="auto" w:fill="FFFFFF"/>
-            <w:vAlign w:val="center"/>
-            <w:hideMark/>
-          </w:tcPr>
-          <w:p>
-            <w:r>
-              <w:t>2.9</w:t>
-            </w:r>
-          </w:p>
-        </w:tc>
-        <w:tc>
-          <w:tcPr>
-            <w:tcW w:w="5528" w:type="dxa"/>
-            <w:tcBorders>
-              <w:top w:val="single" w:sz="4" w:space="0" w:color="B1BBCC"/>
-              <w:left w:val="single" w:sz="4" w:space="0" w:color="B1BBCC"/>
-              <w:bottom w:val="single" w:sz="4" w:space="0" w:color="B1BBCC"/>
-              <w:right w:val="single" w:sz="4" w:space="0" w:color="B1BBCC"/>
-            </w:tcBorders>
-            <w:shd w:val="clear" w:color="auto" w:fill="FFFFFF"/>
-            <w:vAlign w:val="center"/>
-            <w:hideMark/>
-          </w:tcPr>
-          <w:p>
-            <w:r>
-              <w:t xml:space="preserve">      Desarrollo de aplicación móvil para conductor</w:t>
-            </w:r>
-          </w:p>
-        </w:tc>
-        <w:tc>
-          <w:tcPr>
-            <w:tcW w:w="1134" w:type="dxa"/>
-            <w:tcBorders>
-              <w:top w:val="single" w:sz="4" w:space="0" w:color="B1BBCC"/>
-              <w:left w:val="single" w:sz="4" w:space="0" w:color="B1BBCC"/>
-              <w:bottom w:val="single" w:sz="4" w:space="0" w:color="B1BBCC"/>
-              <w:right w:val="single" w:sz="4" w:space="0" w:color="B1BBCC"/>
-            </w:tcBorders>
-            <w:shd w:val="clear" w:color="auto" w:fill="FFFFFF"/>
-            <w:vAlign w:val="center"/>
-            <w:hideMark/>
-          </w:tcPr>
-          <w:p>
-            <w:r>
-              <w:t>10 días</w:t>
-            </w:r>
-          </w:p>
-        </w:tc>
-        <w:tc>
-          <w:tcPr>
-            <w:tcW w:w="1276" w:type="dxa"/>
-            <w:tcBorders>
-              <w:top w:val="single" w:sz="4" w:space="0" w:color="B1BBCC"/>
-              <w:left w:val="single" w:sz="4" w:space="0" w:color="B1BBCC"/>
-              <w:bottom w:val="single" w:sz="4" w:space="0" w:color="B1BBCC"/>
-              <w:right w:val="single" w:sz="4" w:space="0" w:color="B1BBCC"/>
-            </w:tcBorders>
-            <w:shd w:val="clear" w:color="auto" w:fill="FFFFFF"/>
-            <w:vAlign w:val="center"/>
-            <w:hideMark/>
-          </w:tcPr>
-          <w:p>
-            <w:r>
-              <w:t>jue 01-10-26</w:t>
-            </w:r>
-          </w:p>
-        </w:tc>
-        <w:tc>
-          <w:tcPr>
-            <w:tcW w:w="1417" w:type="dxa"/>
-            <w:tcBorders>
-              <w:top w:val="single" w:sz="4" w:space="0" w:color="B1BBCC"/>
-              <w:left w:val="single" w:sz="4" w:space="0" w:color="B1BBCC"/>
-              <w:bottom w:val="single" w:sz="4" w:space="0" w:color="B1BBCC"/>
-              <w:right w:val="single" w:sz="4" w:space="0" w:color="B1BBCC"/>
-            </w:tcBorders>
-            <w:shd w:val="clear" w:color="auto" w:fill="FFFFFF"/>
-            <w:vAlign w:val="center"/>
-            <w:hideMark/>
-          </w:tcPr>
-          <w:p>
-            <w:proofErr w:type="spellStart"/>
-            <w:r>
-              <w:t>mié</w:t>
-            </w:r>
-            <w:proofErr w:type="spellEnd"/>
-            <w:r>
-              <w:t xml:space="preserve"> 14-10-26</w:t>
-            </w:r>
-          </w:p>
-        </w:tc>
-      </w:tr>
-      <w:tr>
-        <w:tc>
-          <w:tcPr>
-            <w:tcW w:w="993" w:type="dxa"/>
-            <w:tcBorders>
-              <w:top w:val="single" w:sz="4" w:space="0" w:color="B1BBCC"/>
-              <w:left w:val="single" w:sz="4" w:space="0" w:color="B1BBCC"/>
-              <w:bottom w:val="single" w:sz="4" w:space="0" w:color="B1BBCC"/>
-              <w:right w:val="single" w:sz="4" w:space="0" w:color="B1BBCC"/>
-            </w:tcBorders>
-            <w:shd w:val="clear" w:color="auto" w:fill="FFFFFF"/>
-            <w:vAlign w:val="center"/>
-            <w:hideMark/>
-          </w:tcPr>
-          <w:p>
-            <w:r>
-              <w:t>2.10</w:t>
-            </w:r>
-          </w:p>
-        </w:tc>
-        <w:tc>
-          <w:tcPr>
-            <w:tcW w:w="5528" w:type="dxa"/>
-            <w:tcBorders>
-              <w:top w:val="single" w:sz="4" w:space="0" w:color="B1BBCC"/>
-              <w:left w:val="single" w:sz="4" w:space="0" w:color="B1BBCC"/>
-              <w:bottom w:val="single" w:sz="4" w:space="0" w:color="B1BBCC"/>
-              <w:right w:val="single" w:sz="4" w:space="0" w:color="B1BBCC"/>
-            </w:tcBorders>
-            <w:shd w:val="clear" w:color="auto" w:fill="FFFFFF"/>
-            <w:vAlign w:val="center"/>
-            <w:hideMark/>
-          </w:tcPr>
-          <w:p>
-            <w:r>
-              <w:t xml:space="preserve">      Implementación de control de asistencia QR</w:t>
-            </w:r>
-          </w:p>
-        </w:tc>
-        <w:tc>
-          <w:tcPr>
-            <w:tcW w:w="1134" w:type="dxa"/>
-            <w:tcBorders>
-              <w:top w:val="single" w:sz="4" w:space="0" w:color="B1BBCC"/>
-              <w:left w:val="single" w:sz="4" w:space="0" w:color="B1BBCC"/>
-              <w:bottom w:val="single" w:sz="4" w:space="0" w:color="B1BBCC"/>
-              <w:right w:val="single" w:sz="4" w:space="0" w:color="B1BBCC"/>
-            </w:tcBorders>
-            <w:shd w:val="clear" w:color="auto" w:fill="FFFFFF"/>
-            <w:vAlign w:val="center"/>
-            <w:hideMark/>
-          </w:tcPr>
-          <w:p>
-            <w:r>
-              <w:t>5 días</w:t>
-            </w:r>
-          </w:p>
-        </w:tc>
-        <w:tc>
-          <w:tcPr>
-            <w:tcW w:w="1276" w:type="dxa"/>
-            <w:tcBorders>
-              <w:top w:val="single" w:sz="4" w:space="0" w:color="B1BBCC"/>
-              <w:left w:val="single" w:sz="4" w:space="0" w:color="B1BBCC"/>
-              <w:bottom w:val="single" w:sz="4" w:space="0" w:color="B1BBCC"/>
-              <w:right w:val="single" w:sz="4" w:space="0" w:color="B1BBCC"/>
-            </w:tcBorders>
-            <w:shd w:val="clear" w:color="auto" w:fill="FFFFFF"/>
-            <w:vAlign w:val="center"/>
-            <w:hideMark/>
-          </w:tcPr>
-          <w:p>
-            <w:r>
-              <w:t>jue 15-10-26</w:t>
-            </w:r>
-          </w:p>
-        </w:tc>
-        <w:tc>
-          <w:tcPr>
-            <w:tcW w:w="1417" w:type="dxa"/>
-            <w:tcBorders>
-              <w:top w:val="single" w:sz="4" w:space="0" w:color="B1BBCC"/>
-              <w:left w:val="single" w:sz="4" w:space="0" w:color="B1BBCC"/>
-              <w:bottom w:val="single" w:sz="4" w:space="0" w:color="B1BBCC"/>
-              <w:right w:val="single" w:sz="4" w:space="0" w:color="B1BBCC"/>
-            </w:tcBorders>
-            <w:shd w:val="clear" w:color="auto" w:fill="FFFFFF"/>
-            <w:vAlign w:val="center"/>
-            <w:hideMark/>
-          </w:tcPr>
-          <w:p>
-            <w:proofErr w:type="spellStart"/>
-            <w:r>
-              <w:t>mié</w:t>
-            </w:r>
-            <w:proofErr w:type="spellEnd"/>
-            <w:r>
-              <w:t xml:space="preserve"> 21-10-26</w:t>
-            </w:r>
-          </w:p>
-        </w:tc>
-      </w:tr>
-      <w:tr>
-        <w:tc>
-          <w:tcPr>
-            <w:tcW w:w="993" w:type="dxa"/>
-            <w:tcBorders>
-              <w:top w:val="single" w:sz="4" w:space="0" w:color="B1BBCC"/>
-              <w:left w:val="single" w:sz="4" w:space="0" w:color="B1BBCC"/>
-              <w:bottom w:val="single" w:sz="4" w:space="0" w:color="B1BBCC"/>
-              <w:right w:val="single" w:sz="4" w:space="0" w:color="B1BBCC"/>
-            </w:tcBorders>
-            <w:shd w:val="clear" w:color="auto" w:fill="FFFFFF"/>
-            <w:vAlign w:val="center"/>
-            <w:hideMark/>
-          </w:tcPr>
-          <w:p>
-            <w:r>
-              <w:t>2.11</w:t>
-            </w:r>
-          </w:p>
-        </w:tc>
-        <w:tc>
-          <w:tcPr>
-            <w:tcW w:w="5528" w:type="dxa"/>
-            <w:tcBorders>
-              <w:top w:val="single" w:sz="4" w:space="0" w:color="B1BBCC"/>
-              <w:left w:val="single" w:sz="4" w:space="0" w:color="B1BBCC"/>
-              <w:bottom w:val="single" w:sz="4" w:space="0" w:color="B1BBCC"/>
-              <w:right w:val="single" w:sz="4" w:space="0" w:color="B1BBCC"/>
-            </w:tcBorders>
-            <w:shd w:val="clear" w:color="auto" w:fill="FFFFFF"/>
-            <w:vAlign w:val="center"/>
-            <w:hideMark/>
-          </w:tcPr>
-          <w:p>
-            <w:r>
-              <w:t xml:space="preserve">      Desarrollo de </w:t>
-            </w:r>
-            <w:proofErr w:type="spellStart"/>
-            <w:r>
-              <w:t>dashboard</w:t>
-            </w:r>
-            <w:proofErr w:type="spellEnd"/>
-          </w:p>
-        </w:tc>
-        <w:tc>
-          <w:tcPr>
-            <w:tcW w:w="1134" w:type="dxa"/>
-            <w:tcBorders>
-              <w:top w:val="single" w:sz="4" w:space="0" w:color="B1BBCC"/>
-              <w:left w:val="single" w:sz="4" w:space="0" w:color="B1BBCC"/>
-              <w:bottom w:val="single" w:sz="4" w:space="0" w:color="B1BBCC"/>
-              <w:right w:val="single" w:sz="4" w:space="0" w:color="B1BBCC"/>
-            </w:tcBorders>
-            <w:shd w:val="clear" w:color="auto" w:fill="FFFFFF"/>
-            <w:vAlign w:val="center"/>
-            <w:hideMark/>
-          </w:tcPr>
-          <w:p>
-            <w:r>
-              <w:t>4 días</w:t>
-            </w:r>
-          </w:p>
-        </w:tc>
-        <w:tc>
-          <w:tcPr>
-            <w:tcW w:w="1276" w:type="dxa"/>
-            <w:tcBorders>
-              <w:top w:val="single" w:sz="4" w:space="0" w:color="B1BBCC"/>
-              <w:left w:val="single" w:sz="4" w:space="0" w:color="B1BBCC"/>
-              <w:bottom w:val="single" w:sz="4" w:space="0" w:color="B1BBCC"/>
-              <w:right w:val="single" w:sz="4" w:space="0" w:color="B1BBCC"/>
-            </w:tcBorders>
-            <w:shd w:val="clear" w:color="auto" w:fill="FFFFFF"/>
-            <w:vAlign w:val="center"/>
-            <w:hideMark/>
-          </w:tcPr>
-          <w:p>
-            <w:r>
-              <w:t>jue 15-10-26</w:t>
-            </w:r>
-          </w:p>
-        </w:tc>
-        <w:tc>
-          <w:tcPr>
-            <w:tcW w:w="1417" w:type="dxa"/>
-            <w:tcBorders>
-              <w:top w:val="single" w:sz="4" w:space="0" w:color="B1BBCC"/>
-              <w:left w:val="single" w:sz="4" w:space="0" w:color="B1BBCC"/>
-              <w:bottom w:val="single" w:sz="4" w:space="0" w:color="B1BBCC"/>
-              <w:right w:val="single" w:sz="4" w:space="0" w:color="B1BBCC"/>
-            </w:tcBorders>
-            <w:shd w:val="clear" w:color="auto" w:fill="FFFFFF"/>
-            <w:vAlign w:val="center"/>
-            <w:hideMark/>
-          </w:tcPr>
-          <w:p>
-            <w:r>
-              <w:t>mar 20-10-26</w:t>
-            </w:r>
-          </w:p>
-        </w:tc>
-      </w:tr>
-      <w:tr>
-        <w:tc>
-          <w:tcPr>
-            <w:tcW w:w="993" w:type="dxa"/>
-            <w:tcBorders>
-              <w:top w:val="single" w:sz="4" w:space="0" w:color="B1BBCC"/>
-              <w:left w:val="single" w:sz="4" w:space="0" w:color="B1BBCC"/>
-              <w:bottom w:val="single" w:sz="4" w:space="0" w:color="B1BBCC"/>
-              <w:right w:val="single" w:sz="4" w:space="0" w:color="B1BBCC"/>
-            </w:tcBorders>
-            <w:shd w:val="clear" w:color="auto" w:fill="FFFFFF"/>
-            <w:vAlign w:val="center"/>
-            <w:hideMark/>
-          </w:tcPr>
-          <w:p>
-            <w:r>
-              <w:t>2.12</w:t>
-            </w:r>
-          </w:p>
-        </w:tc>
-        <w:tc>
-          <w:tcPr>
-            <w:tcW w:w="5528" w:type="dxa"/>
-            <w:tcBorders>
-              <w:top w:val="single" w:sz="4" w:space="0" w:color="B1BBCC"/>
-              <w:left w:val="single" w:sz="4" w:space="0" w:color="B1BBCC"/>
-              <w:bottom w:val="single" w:sz="4" w:space="0" w:color="B1BBCC"/>
-              <w:right w:val="single" w:sz="4" w:space="0" w:color="B1BBCC"/>
-            </w:tcBorders>
-            <w:shd w:val="clear" w:color="auto" w:fill="FFFFFF"/>
-            <w:vAlign w:val="center"/>
-            <w:hideMark/>
-          </w:tcPr>
-          <w:p>
-            <w:r>
-              <w:t xml:space="preserve">      Generación de reportes y planilla Excel</w:t>
-            </w:r>
-          </w:p>
-        </w:tc>
-        <w:tc>
-          <w:tcPr>
-            <w:tcW w:w="1134" w:type="dxa"/>
-            <w:tcBorders>
-              <w:top w:val="single" w:sz="4" w:space="0" w:color="B1BBCC"/>
-              <w:left w:val="single" w:sz="4" w:space="0" w:color="B1BBCC"/>
-              <w:bottom w:val="single" w:sz="4" w:space="0" w:color="B1BBCC"/>
-              <w:right w:val="single" w:sz="4" w:space="0" w:color="B1BBCC"/>
-            </w:tcBorders>
-            <w:shd w:val="clear" w:color="auto" w:fill="FFFFFF"/>
-            <w:vAlign w:val="center"/>
-            <w:hideMark/>
-          </w:tcPr>
-          <w:p>
-            <w:r>
-              <w:t>4 días</w:t>
-            </w:r>
-          </w:p>
-        </w:tc>
-        <w:tc>
-          <w:tcPr>
-            <w:tcW w:w="1276" w:type="dxa"/>
-            <w:tcBorders>
-              <w:top w:val="single" w:sz="4" w:space="0" w:color="B1BBCC"/>
-              <w:left w:val="single" w:sz="4" w:space="0" w:color="B1BBCC"/>
-              <w:bottom w:val="single" w:sz="4" w:space="0" w:color="B1BBCC"/>
-              <w:right w:val="single" w:sz="4" w:space="0" w:color="B1BBCC"/>
-            </w:tcBorders>
-            <w:shd w:val="clear" w:color="auto" w:fill="FFFFFF"/>
-            <w:vAlign w:val="center"/>
-            <w:hideMark/>
-          </w:tcPr>
-          <w:p>
-            <w:r>
-              <w:t>jue 15-10-26</w:t>
-            </w:r>
-          </w:p>
-        </w:tc>
-        <w:tc>
-          <w:tcPr>
-            <w:tcW w:w="1417" w:type="dxa"/>
-            <w:tcBorders>
-              <w:top w:val="single" w:sz="4" w:space="0" w:color="B1BBCC"/>
-              <w:left w:val="single" w:sz="4" w:space="0" w:color="B1BBCC"/>
-              <w:bottom w:val="single" w:sz="4" w:space="0" w:color="B1BBCC"/>
-              <w:right w:val="single" w:sz="4" w:space="0" w:color="B1BBCC"/>
-            </w:tcBorders>
-            <w:shd w:val="clear" w:color="auto" w:fill="FFFFFF"/>
-            <w:vAlign w:val="center"/>
-            <w:hideMark/>
-          </w:tcPr>
-          <w:p>
-            <w:r>
-              <w:t>mar 20-10-26</w:t>
-            </w:r>
-          </w:p>
-        </w:tc>
-      </w:tr>
-      <w:tr>
-        <w:tc>
-          <w:tcPr>
-            <w:tcW w:w="993" w:type="dxa"/>
-            <w:tcBorders>
-              <w:top w:val="single" w:sz="4" w:space="0" w:color="B1BBCC"/>
-              <w:left w:val="single" w:sz="4" w:space="0" w:color="B1BBCC"/>
-              <w:bottom w:val="single" w:sz="4" w:space="0" w:color="B1BBCC"/>
-              <w:right w:val="single" w:sz="4" w:space="0" w:color="B1BBCC"/>
-            </w:tcBorders>
-            <w:shd w:val="clear" w:color="auto" w:fill="FFFFFF"/>
-            <w:vAlign w:val="center"/>
-            <w:hideMark/>
-          </w:tcPr>
-          <w:p>
-            <w:r>
-              <w:t>2.13</w:t>
-            </w:r>
-          </w:p>
-        </w:tc>
-        <w:tc>
-          <w:tcPr>
-            <w:tcW w:w="5528" w:type="dxa"/>
-            <w:tcBorders>
-              <w:top w:val="single" w:sz="4" w:space="0" w:color="B1BBCC"/>
-              <w:left w:val="single" w:sz="4" w:space="0" w:color="B1BBCC"/>
-              <w:bottom w:val="single" w:sz="4" w:space="0" w:color="B1BBCC"/>
-              <w:right w:val="single" w:sz="4" w:space="0" w:color="B1BBCC"/>
-            </w:tcBorders>
-            <w:shd w:val="clear" w:color="auto" w:fill="FFFFFF"/>
-            <w:vAlign w:val="center"/>
-            <w:hideMark/>
-          </w:tcPr>
-          <w:p>
-            <w:r>
-              <w:t xml:space="preserve">      Integración del sistema</w:t>
-            </w:r>
-          </w:p>
-        </w:tc>
-        <w:tc>
-          <w:tcPr>
-            <w:tcW w:w="1134" w:type="dxa"/>
-            <w:tcBorders>
-              <w:top w:val="single" w:sz="4" w:space="0" w:color="B1BBCC"/>
-              <w:left w:val="single" w:sz="4" w:space="0" w:color="B1BBCC"/>
-              <w:bottom w:val="single" w:sz="4" w:space="0" w:color="B1BBCC"/>
-              <w:right w:val="single" w:sz="4" w:space="0" w:color="B1BBCC"/>
-            </w:tcBorders>
-            <w:shd w:val="clear" w:color="auto" w:fill="FFFFFF"/>
-            <w:vAlign w:val="center"/>
-            <w:hideMark/>
-          </w:tcPr>
-          <w:p>
-            <w:r>
-              <w:t>9 días</w:t>
-            </w:r>
-          </w:p>
-        </w:tc>
-        <w:tc>
-          <w:tcPr>
-            <w:tcW w:w="1276" w:type="dxa"/>
-            <w:tcBorders>
-              <w:top w:val="single" w:sz="4" w:space="0" w:color="B1BBCC"/>
-              <w:left w:val="single" w:sz="4" w:space="0" w:color="B1BBCC"/>
-              <w:bottom w:val="single" w:sz="4" w:space="0" w:color="B1BBCC"/>
-              <w:right w:val="single" w:sz="4" w:space="0" w:color="B1BBCC"/>
-            </w:tcBorders>
-            <w:shd w:val="clear" w:color="auto" w:fill="FFFFFF"/>
-            <w:vAlign w:val="center"/>
-            <w:hideMark/>
-          </w:tcPr>
-          <w:p>
-            <w:r>
-              <w:t>jue 22-10-26</w:t>
-            </w:r>
-          </w:p>
-        </w:tc>
-        <w:tc>
-          <w:tcPr>
-            <w:tcW w:w="1417" w:type="dxa"/>
-            <w:tcBorders>
-              <w:top w:val="single" w:sz="4" w:space="0" w:color="B1BBCC"/>
-              <w:left w:val="single" w:sz="4" w:space="0" w:color="B1BBCC"/>
-              <w:bottom w:val="single" w:sz="4" w:space="0" w:color="B1BBCC"/>
-              <w:right w:val="single" w:sz="4" w:space="0" w:color="B1BBCC"/>
-            </w:tcBorders>
-            <w:shd w:val="clear" w:color="auto" w:fill="FFFFFF"/>
-            <w:vAlign w:val="center"/>
-            <w:hideMark/>
-          </w:tcPr>
-          <w:p>
-            <w:r>
-              <w:t>mar 03-11-26</w:t>
-            </w:r>
-          </w:p>
-        </w:tc>
-      </w:tr>
-      <w:tr>
-        <w:tc>
-          <w:tcPr>
-            <w:tcW w:w="993" w:type="dxa"/>
-            <w:tcBorders>
-              <w:top w:val="single" w:sz="4" w:space="0" w:color="B1BBCC"/>
-              <w:left w:val="single" w:sz="4" w:space="0" w:color="B1BBCC"/>
-              <w:bottom w:val="single" w:sz="4" w:space="0" w:color="B1BBCC"/>
-              <w:right w:val="single" w:sz="4" w:space="0" w:color="B1BBCC"/>
-            </w:tcBorders>
-            <w:shd w:val="clear" w:color="auto" w:fill="FFFFFF"/>
-            <w:vAlign w:val="center"/>
-            <w:hideMark/>
-          </w:tcPr>
-          <w:p>
-            <w:r>
-              <w:t>2.14</w:t>
-            </w:r>
-          </w:p>
-        </w:tc>
-        <w:tc>
-          <w:tcPr>
-            <w:tcW w:w="5528" w:type="dxa"/>
-            <w:tcBorders>
-              <w:top w:val="single" w:sz="4" w:space="0" w:color="B1BBCC"/>
-              <w:left w:val="single" w:sz="4" w:space="0" w:color="B1BBCC"/>
-              <w:bottom w:val="single" w:sz="4" w:space="0" w:color="B1BBCC"/>
-              <w:right w:val="single" w:sz="4" w:space="0" w:color="B1BBCC"/>
-            </w:tcBorders>
-            <w:shd w:val="clear" w:color="auto" w:fill="FFFFFF"/>
-            <w:vAlign w:val="center"/>
-            <w:hideMark/>
-          </w:tcPr>
-          <w:p>
-            <w:r>
-              <w:t xml:space="preserve">      Pruebas y corrección de incidencias</w:t>
-            </w:r>
-          </w:p>
-        </w:tc>
-        <w:tc>
-          <w:tcPr>
-            <w:tcW w:w="1134" w:type="dxa"/>
-            <w:tcBorders>
-              <w:top w:val="single" w:sz="4" w:space="0" w:color="B1BBCC"/>
-              <w:left w:val="single" w:sz="4" w:space="0" w:color="B1BBCC"/>
-              <w:bottom w:val="single" w:sz="4" w:space="0" w:color="B1BBCC"/>
-              <w:right w:val="single" w:sz="4" w:space="0" w:color="B1BBCC"/>
-            </w:tcBorders>
-            <w:shd w:val="clear" w:color="auto" w:fill="FFFFFF"/>
-            <w:vAlign w:val="center"/>
-            <w:hideMark/>
-          </w:tcPr>
-          <w:p>
-            <w:r>
-              <w:t>7 días</w:t>
-            </w:r>
-          </w:p>
-        </w:tc>
-        <w:tc>
-          <w:tcPr>
-            <w:tcW w:w="1276" w:type="dxa"/>
-            <w:tcBorders>
-              <w:top w:val="single" w:sz="4" w:space="0" w:color="B1BBCC"/>
-              <w:left w:val="single" w:sz="4" w:space="0" w:color="B1BBCC"/>
-              <w:bottom w:val="single" w:sz="4" w:space="0" w:color="B1BBCC"/>
-              <w:right w:val="single" w:sz="4" w:space="0" w:color="B1BBCC"/>
-            </w:tcBorders>
-            <w:shd w:val="clear" w:color="auto" w:fill="FFFFFF"/>
-            <w:vAlign w:val="center"/>
-            <w:hideMark/>
-          </w:tcPr>
-          <w:p>
-            <w:proofErr w:type="spellStart"/>
-            <w:r>
-              <w:t>mié</w:t>
-            </w:r>
-            <w:proofErr w:type="spellEnd"/>
-            <w:r>
-              <w:t xml:space="preserve"> 04-11-26</w:t>
-            </w:r>
-          </w:p>
-        </w:tc>
-        <w:tc>
-          <w:tcPr>
-            <w:tcW w:w="1417" w:type="dxa"/>
-            <w:tcBorders>
-              <w:top w:val="single" w:sz="4" w:space="0" w:color="B1BBCC"/>
-              <w:left w:val="single" w:sz="4" w:space="0" w:color="B1BBCC"/>
-              <w:bottom w:val="single" w:sz="4" w:space="0" w:color="B1BBCC"/>
-              <w:right w:val="single" w:sz="4" w:space="0" w:color="B1BBCC"/>
-            </w:tcBorders>
-            <w:shd w:val="clear" w:color="auto" w:fill="FFFFFF"/>
-            <w:vAlign w:val="center"/>
-            <w:hideMark/>
-          </w:tcPr>
-          <w:p>
-            <w:r>
-              <w:t>jue 12-11-26</w:t>
-            </w:r>
-          </w:p>
-        </w:tc>
-      </w:tr>
-      <w:tr>
-        <w:tc>
-          <w:tcPr>
-            <w:tcW w:w="993" w:type="dxa"/>
-            <w:tcBorders>
-              <w:top w:val="single" w:sz="4" w:space="0" w:color="B1BBCC"/>
-              <w:left w:val="single" w:sz="4" w:space="0" w:color="B1BBCC"/>
-              <w:bottom w:val="single" w:sz="4" w:space="0" w:color="B1BBCC"/>
-              <w:right w:val="single" w:sz="4" w:space="0" w:color="B1BBCC"/>
-            </w:tcBorders>
-            <w:shd w:val="clear" w:color="auto" w:fill="FFFFFF"/>
-            <w:vAlign w:val="center"/>
-            <w:hideMark/>
-          </w:tcPr>
-          <w:p>
-            <w:r>
-              <w:t>2.15</w:t>
-            </w:r>
-          </w:p>
-        </w:tc>
-        <w:tc>
-          <w:tcPr>
-            <w:tcW w:w="5528" w:type="dxa"/>
-            <w:tcBorders>
-              <w:top w:val="single" w:sz="4" w:space="0" w:color="B1BBCC"/>
-              <w:left w:val="single" w:sz="4" w:space="0" w:color="B1BBCC"/>
-              <w:bottom w:val="single" w:sz="4" w:space="0" w:color="B1BBCC"/>
-              <w:right w:val="single" w:sz="4" w:space="0" w:color="B1BBCC"/>
-            </w:tcBorders>
-            <w:shd w:val="clear" w:color="auto" w:fill="FFFFFF"/>
-            <w:vAlign w:val="center"/>
-            <w:hideMark/>
-          </w:tcPr>
-          <w:p>
-            <w:r>
-              <w:t xml:space="preserve">      Preparación de evidencias e informe de avance</w:t>
-            </w:r>
-          </w:p>
-        </w:tc>
-        <w:tc>
-          <w:tcPr>
-            <w:tcW w:w="1134" w:type="dxa"/>
-            <w:tcBorders>
-              <w:top w:val="single" w:sz="4" w:space="0" w:color="B1BBCC"/>
-              <w:left w:val="single" w:sz="4" w:space="0" w:color="B1BBCC"/>
-              <w:bottom w:val="single" w:sz="4" w:space="0" w:color="B1BBCC"/>
-              <w:right w:val="single" w:sz="4" w:space="0" w:color="B1BBCC"/>
-            </w:tcBorders>
-            <w:shd w:val="clear" w:color="auto" w:fill="FFFFFF"/>
-            <w:vAlign w:val="center"/>
-            <w:hideMark/>
-          </w:tcPr>
-          <w:p>
-            <w:r>
-              <w:t>3 días</w:t>
-            </w:r>
-          </w:p>
-        </w:tc>
-        <w:tc>
-          <w:tcPr>
-            <w:tcW w:w="1276" w:type="dxa"/>
-            <w:tcBorders>
-              <w:top w:val="single" w:sz="4" w:space="0" w:color="B1BBCC"/>
-              <w:left w:val="single" w:sz="4" w:space="0" w:color="B1BBCC"/>
-              <w:bottom w:val="single" w:sz="4" w:space="0" w:color="B1BBCC"/>
-              <w:right w:val="single" w:sz="4" w:space="0" w:color="B1BBCC"/>
-            </w:tcBorders>
-            <w:shd w:val="clear" w:color="auto" w:fill="FFFFFF"/>
-            <w:vAlign w:val="center"/>
-            <w:hideMark/>
-          </w:tcPr>
-          <w:p>
-            <w:r>
-              <w:t>jue 08-10-26</w:t>
-            </w:r>
-          </w:p>
-        </w:tc>
-        <w:tc>
-          <w:tcPr>
-            <w:tcW w:w="1417" w:type="dxa"/>
-            <w:tcBorders>
-              <w:top w:val="single" w:sz="4" w:space="0" w:color="B1BBCC"/>
-              <w:left w:val="single" w:sz="4" w:space="0" w:color="B1BBCC"/>
-              <w:bottom w:val="single" w:sz="4" w:space="0" w:color="B1BBCC"/>
-              <w:right w:val="single" w:sz="4" w:space="0" w:color="B1BBCC"/>
-            </w:tcBorders>
-            <w:shd w:val="clear" w:color="auto" w:fill="FFFFFF"/>
-            <w:vAlign w:val="center"/>
-            <w:hideMark/>
-          </w:tcPr>
-          <w:p>
-            <w:r>
-              <w:t>lun 12-10-26</w:t>
-            </w:r>
-          </w:p>
-        </w:tc>
-      </w:tr>
-      <w:tr>
-        <w:tc>
-          <w:tcPr>
-            <w:tcW w:w="993" w:type="dxa"/>
-            <w:tcBorders>
-              <w:top w:val="single" w:sz="4" w:space="0" w:color="B1BBCC"/>
-              <w:left w:val="single" w:sz="4" w:space="0" w:color="B1BBCC"/>
-              <w:bottom w:val="single" w:sz="4" w:space="0" w:color="B1BBCC"/>
-              <w:right w:val="single" w:sz="4" w:space="0" w:color="B1BBCC"/>
-            </w:tcBorders>
-            <w:shd w:val="clear" w:color="auto" w:fill="DEEBF6"/>
-            <w:vAlign w:val="center"/>
-            <w:hideMark/>
-          </w:tcPr>
-          <w:p>
-            <w:r>
-              <w:t>2.16</w:t>
-            </w:r>
-          </w:p>
-        </w:tc>
-        <w:tc>
-          <w:tcPr>
-            <w:tcW w:w="5528" w:type="dxa"/>
-            <w:tcBorders>
-              <w:top w:val="single" w:sz="4" w:space="0" w:color="B1BBCC"/>
-              <w:left w:val="single" w:sz="4" w:space="0" w:color="B1BBCC"/>
-              <w:bottom w:val="single" w:sz="4" w:space="0" w:color="B1BBCC"/>
-              <w:right w:val="single" w:sz="4" w:space="0" w:color="B1BBCC"/>
-            </w:tcBorders>
-            <w:shd w:val="clear" w:color="auto" w:fill="DEEBF6"/>
-            <w:vAlign w:val="center"/>
-            <w:hideMark/>
-          </w:tcPr>
-          <w:p>
-            <w:r>
-              <w:t xml:space="preserve">      Entrega informe de avance</w:t>
-            </w:r>
-          </w:p>
-        </w:tc>
-        <w:tc>
-          <w:tcPr>
-            <w:tcW w:w="1134" w:type="dxa"/>
-            <w:tcBorders>
-              <w:top w:val="single" w:sz="4" w:space="0" w:color="B1BBCC"/>
-              <w:left w:val="single" w:sz="4" w:space="0" w:color="B1BBCC"/>
-              <w:bottom w:val="single" w:sz="4" w:space="0" w:color="B1BBCC"/>
-              <w:right w:val="single" w:sz="4" w:space="0" w:color="B1BBCC"/>
-            </w:tcBorders>
-            <w:shd w:val="clear" w:color="auto" w:fill="DEEBF6"/>
-            <w:vAlign w:val="center"/>
-            <w:hideMark/>
-          </w:tcPr>
-          <w:p>
-            <w:r>
-              <w:t>0 días</w:t>
-            </w:r>
-          </w:p>
-        </w:tc>
-        <w:tc>
-          <w:tcPr>
-            <w:tcW w:w="1276" w:type="dxa"/>
-            <w:tcBorders>
-              <w:top w:val="single" w:sz="4" w:space="0" w:color="B1BBCC"/>
-              <w:left w:val="single" w:sz="4" w:space="0" w:color="B1BBCC"/>
-              <w:bottom w:val="single" w:sz="4" w:space="0" w:color="B1BBCC"/>
-              <w:right w:val="single" w:sz="4" w:space="0" w:color="B1BBCC"/>
-            </w:tcBorders>
-            <w:shd w:val="clear" w:color="auto" w:fill="DEEBF6"/>
-            <w:vAlign w:val="center"/>
-            <w:hideMark/>
-          </w:tcPr>
-          <w:p>
-            <w:r>
-              <w:t>lun 12-10-26</w:t>
-            </w:r>
-          </w:p>
-        </w:tc>
-        <w:tc>
-          <w:tcPr>
-            <w:tcW w:w="1417" w:type="dxa"/>
-            <w:tcBorders>
-              <w:top w:val="single" w:sz="4" w:space="0" w:color="B1BBCC"/>
-              <w:left w:val="single" w:sz="4" w:space="0" w:color="B1BBCC"/>
-              <w:bottom w:val="single" w:sz="4" w:space="0" w:color="B1BBCC"/>
-              <w:right w:val="single" w:sz="4" w:space="0" w:color="B1BBCC"/>
-            </w:tcBorders>
-            <w:shd w:val="clear" w:color="auto" w:fill="DEEBF6"/>
-            <w:vAlign w:val="center"/>
-            <w:hideMark/>
-          </w:tcPr>
-          <w:p>
-            <w:r>
-              <w:t>lun 12-10-26</w:t>
-            </w:r>
-          </w:p>
-        </w:tc>
-      </w:tr>
-      <w:tr>
-        <w:tc>
-          <w:tcPr>
-            <w:tcW w:w="993" w:type="dxa"/>
-            <w:tcBorders>
-              <w:top w:val="single" w:sz="4" w:space="0" w:color="B1BBCC"/>
-              <w:left w:val="single" w:sz="4" w:space="0" w:color="B1BBCC"/>
-              <w:bottom w:val="single" w:sz="4" w:space="0" w:color="B1BBCC"/>
-              <w:right w:val="single" w:sz="4" w:space="0" w:color="B1BBCC"/>
-            </w:tcBorders>
-            <w:shd w:val="clear" w:color="auto" w:fill="FFFFFF"/>
-            <w:vAlign w:val="center"/>
-            <w:hideMark/>
-          </w:tcPr>
-          <w:p>
-            <w:r>
-              <w:t>2.17</w:t>
-            </w:r>
-          </w:p>
-        </w:tc>
-        <w:tc>
-          <w:tcPr>
-            <w:tcW w:w="5528" w:type="dxa"/>
-            <w:tcBorders>
-              <w:top w:val="single" w:sz="4" w:space="0" w:color="B1BBCC"/>
-              <w:left w:val="single" w:sz="4" w:space="0" w:color="B1BBCC"/>
-              <w:bottom w:val="single" w:sz="4" w:space="0" w:color="B1BBCC"/>
-              <w:right w:val="single" w:sz="4" w:space="0" w:color="B1BBCC"/>
-            </w:tcBorders>
-            <w:shd w:val="clear" w:color="auto" w:fill="FFFFFF"/>
-            <w:vAlign w:val="center"/>
-            <w:hideMark/>
-          </w:tcPr>
-          <w:p>
-            <w:r>
-              <w:t xml:space="preserve">      Documentación final del proyecto</w:t>
-            </w:r>
-          </w:p>
-        </w:tc>
-        <w:tc>
-          <w:tcPr>
-            <w:tcW w:w="1134" w:type="dxa"/>
-            <w:tcBorders>
-              <w:top w:val="single" w:sz="4" w:space="0" w:color="B1BBCC"/>
-              <w:left w:val="single" w:sz="4" w:space="0" w:color="B1BBCC"/>
-              <w:bottom w:val="single" w:sz="4" w:space="0" w:color="B1BBCC"/>
-              <w:right w:val="single" w:sz="4" w:space="0" w:color="B1BBCC"/>
-            </w:tcBorders>
-            <w:shd w:val="clear" w:color="auto" w:fill="FFFFFF"/>
-            <w:vAlign w:val="center"/>
-            <w:hideMark/>
-          </w:tcPr>
-          <w:p>
-            <w:r>
-              <w:t>2 días</w:t>
-            </w:r>
-          </w:p>
-        </w:tc>
-        <w:tc>
-          <w:tcPr>
-            <w:tcW w:w="1276" w:type="dxa"/>
-            <w:tcBorders>
-              <w:top w:val="single" w:sz="4" w:space="0" w:color="B1BBCC"/>
-              <w:left w:val="single" w:sz="4" w:space="0" w:color="B1BBCC"/>
-              <w:bottom w:val="single" w:sz="4" w:space="0" w:color="B1BBCC"/>
-              <w:right w:val="single" w:sz="4" w:space="0" w:color="B1BBCC"/>
-            </w:tcBorders>
-            <w:shd w:val="clear" w:color="auto" w:fill="FFFFFF"/>
-            <w:vAlign w:val="center"/>
-            <w:hideMark/>
-          </w:tcPr>
-          <w:p>
-            <w:r>
-              <w:t>vie 13-11-26</w:t>
-            </w:r>
-          </w:p>
-        </w:tc>
-        <w:tc>
-          <w:tcPr>
-            <w:tcW w:w="1417" w:type="dxa"/>
-            <w:tcBorders>
-              <w:top w:val="single" w:sz="4" w:space="0" w:color="B1BBCC"/>
-              <w:left w:val="single" w:sz="4" w:space="0" w:color="B1BBCC"/>
-              <w:bottom w:val="single" w:sz="4" w:space="0" w:color="B1BBCC"/>
-              <w:right w:val="single" w:sz="4" w:space="0" w:color="B1BBCC"/>
-            </w:tcBorders>
-            <w:shd w:val="clear" w:color="auto" w:fill="FFFFFF"/>
-            <w:vAlign w:val="center"/>
-            <w:hideMark/>
-          </w:tcPr>
-          <w:p>
-            <w:r>
-              <w:t>lun 16-11-26</w:t>
-            </w:r>
-          </w:p>
-        </w:tc>
-      </w:tr>
-      <w:tr>
-        <w:tc>
-          <w:tcPr>
-            <w:tcW w:w="993" w:type="dxa"/>
-            <w:tcBorders>
-              <w:top w:val="single" w:sz="4" w:space="0" w:color="B1BBCC"/>
-              <w:left w:val="single" w:sz="4" w:space="0" w:color="B1BBCC"/>
-              <w:bottom w:val="single" w:sz="4" w:space="0" w:color="B1BBCC"/>
-              <w:right w:val="single" w:sz="4" w:space="0" w:color="B1BBCC"/>
-            </w:tcBorders>
-            <w:shd w:val="clear" w:color="auto" w:fill="DEEBF6"/>
-            <w:vAlign w:val="center"/>
-            <w:hideMark/>
-          </w:tcPr>
-          <w:p>
-            <w:r>
-              <w:t>2.18</w:t>
-            </w:r>
-          </w:p>
-        </w:tc>
-        <w:tc>
-          <w:tcPr>
-            <w:tcW w:w="5528" w:type="dxa"/>
-            <w:tcBorders>
-              <w:top w:val="single" w:sz="4" w:space="0" w:color="B1BBCC"/>
-              <w:left w:val="single" w:sz="4" w:space="0" w:color="B1BBCC"/>
-              <w:bottom w:val="single" w:sz="4" w:space="0" w:color="B1BBCC"/>
-              <w:right w:val="single" w:sz="4" w:space="0" w:color="B1BBCC"/>
-            </w:tcBorders>
-            <w:shd w:val="clear" w:color="auto" w:fill="DEEBF6"/>
-            <w:vAlign w:val="center"/>
-            <w:hideMark/>
-          </w:tcPr>
-          <w:p>
-            <w:r>
-              <w:t xml:space="preserve">      Entrega final del proyecto</w:t>
-            </w:r>
-          </w:p>
-        </w:tc>
-        <w:tc>
-          <w:tcPr>
-            <w:tcW w:w="1134" w:type="dxa"/>
-            <w:tcBorders>
-              <w:top w:val="single" w:sz="4" w:space="0" w:color="B1BBCC"/>
-              <w:left w:val="single" w:sz="4" w:space="0" w:color="B1BBCC"/>
-              <w:bottom w:val="single" w:sz="4" w:space="0" w:color="B1BBCC"/>
-              <w:right w:val="single" w:sz="4" w:space="0" w:color="B1BBCC"/>
-            </w:tcBorders>
-            <w:shd w:val="clear" w:color="auto" w:fill="DEEBF6"/>
-            <w:vAlign w:val="center"/>
-            <w:hideMark/>
-          </w:tcPr>
-          <w:p>
-            <w:r>
-              <w:t>0 días</w:t>
-            </w:r>
-          </w:p>
-        </w:tc>
-        <w:tc>
-          <w:tcPr>
-            <w:tcW w:w="1276" w:type="dxa"/>
-            <w:tcBorders>
-              <w:top w:val="single" w:sz="4" w:space="0" w:color="B1BBCC"/>
-              <w:left w:val="single" w:sz="4" w:space="0" w:color="B1BBCC"/>
-              <w:bottom w:val="single" w:sz="4" w:space="0" w:color="B1BBCC"/>
-              <w:right w:val="single" w:sz="4" w:space="0" w:color="B1BBCC"/>
-            </w:tcBorders>
-            <w:shd w:val="clear" w:color="auto" w:fill="DEEBF6"/>
-            <w:vAlign w:val="center"/>
-            <w:hideMark/>
-          </w:tcPr>
-          <w:p>
-            <w:r>
-              <w:t>lun 16-11-26</w:t>
-            </w:r>
-          </w:p>
-        </w:tc>
-        <w:tc>
-          <w:tcPr>
-            <w:tcW w:w="1417" w:type="dxa"/>
-            <w:tcBorders>
-              <w:top w:val="single" w:sz="4" w:space="0" w:color="B1BBCC"/>
-              <w:left w:val="single" w:sz="4" w:space="0" w:color="B1BBCC"/>
-              <w:bottom w:val="single" w:sz="4" w:space="0" w:color="B1BBCC"/>
-              <w:right w:val="single" w:sz="4" w:space="0" w:color="B1BBCC"/>
-            </w:tcBorders>
-            <w:shd w:val="clear" w:color="auto" w:fill="DEEBF6"/>
-            <w:vAlign w:val="center"/>
-            <w:hideMark/>
-          </w:tcPr>
-          <w:p>
-            <w:r>
-              <w:t>lun 16-11-26</w:t>
-            </w:r>
-          </w:p>
-        </w:tc>
-      </w:tr>
-      <w:tr>
-        <w:tc>
-          <w:tcPr>
-            <w:tcW w:w="993" w:type="dxa"/>
-            <w:tcBorders>
-              <w:top w:val="single" w:sz="4" w:space="0" w:color="B1BBCC"/>
-              <w:left w:val="single" w:sz="4" w:space="0" w:color="B1BBCC"/>
-              <w:bottom w:val="single" w:sz="4" w:space="0" w:color="B1BBCC"/>
-              <w:right w:val="single" w:sz="4" w:space="0" w:color="B1BBCC"/>
-            </w:tcBorders>
-            <w:shd w:val="clear" w:color="auto" w:fill="FFFFFF"/>
-            <w:vAlign w:val="center"/>
-            <w:hideMark/>
-          </w:tcPr>
-          <w:p>
-            <w:r>
-              <w:rPr>
-                <w:b/>
-                <w:bCs/>
-              </w:rPr>
-              <w:t>3</w:t>
-            </w:r>
-          </w:p>
-        </w:tc>
-        <w:tc>
-          <w:tcPr>
-            <w:tcW w:w="5528" w:type="dxa"/>
-            <w:tcBorders>
-              <w:top w:val="single" w:sz="4" w:space="0" w:color="B1BBCC"/>
-              <w:left w:val="single" w:sz="4" w:space="0" w:color="B1BBCC"/>
-              <w:bottom w:val="single" w:sz="4" w:space="0" w:color="B1BBCC"/>
-              <w:right w:val="single" w:sz="4" w:space="0" w:color="B1BBCC"/>
-            </w:tcBorders>
-            <w:shd w:val="clear" w:color="auto" w:fill="FFFFFF"/>
-            <w:vAlign w:val="center"/>
-            <w:hideMark/>
-          </w:tcPr>
-          <w:p>
-            <w:r>
-              <w:rPr>
-                <w:b/>
-                <w:bCs/>
-              </w:rPr>
-              <w:t xml:space="preserve">   FASE 3 – RETROALIMENTACIÓN Y PRESENTACIÓN</w:t>
-            </w:r>
-          </w:p>
-        </w:tc>
-        <w:tc>
-          <w:tcPr>
-            <w:tcW w:w="1134" w:type="dxa"/>
-            <w:tcBorders>
-              <w:top w:val="single" w:sz="4" w:space="0" w:color="B1BBCC"/>
-              <w:left w:val="single" w:sz="4" w:space="0" w:color="B1BBCC"/>
-              <w:bottom w:val="single" w:sz="4" w:space="0" w:color="B1BBCC"/>
-              <w:right w:val="single" w:sz="4" w:space="0" w:color="B1BBCC"/>
-            </w:tcBorders>
-            <w:shd w:val="clear" w:color="auto" w:fill="FFFFFF"/>
-            <w:vAlign w:val="center"/>
-            <w:hideMark/>
-          </w:tcPr>
-          <w:p>
-            <w:r>
-              <w:rPr>
-                <w:b/>
-                <w:bCs/>
-              </w:rPr>
-              <w:t>14 días</w:t>
-            </w:r>
-          </w:p>
-        </w:tc>
-        <w:tc>
-          <w:tcPr>
-            <w:tcW w:w="1276" w:type="dxa"/>
-            <w:tcBorders>
-              <w:top w:val="single" w:sz="4" w:space="0" w:color="B1BBCC"/>
-              <w:left w:val="single" w:sz="4" w:space="0" w:color="B1BBCC"/>
-              <w:bottom w:val="single" w:sz="4" w:space="0" w:color="B1BBCC"/>
-              <w:right w:val="single" w:sz="4" w:space="0" w:color="B1BBCC"/>
-            </w:tcBorders>
-            <w:shd w:val="clear" w:color="auto" w:fill="FFFFFF"/>
-            <w:vAlign w:val="center"/>
-            <w:hideMark/>
-          </w:tcPr>
-          <w:p>
-            <w:r>
-              <w:rPr>
-                <w:b/>
-                <w:bCs/>
-              </w:rPr>
-              <w:t>mar 17-11-26</w:t>
-            </w:r>
-          </w:p>
-        </w:tc>
-        <w:tc>
-          <w:tcPr>
-            <w:tcW w:w="1417" w:type="dxa"/>
-            <w:tcBorders>
-              <w:top w:val="single" w:sz="4" w:space="0" w:color="B1BBCC"/>
-              <w:left w:val="single" w:sz="4" w:space="0" w:color="B1BBCC"/>
-              <w:bottom w:val="single" w:sz="4" w:space="0" w:color="B1BBCC"/>
-              <w:right w:val="single" w:sz="4" w:space="0" w:color="B1BBCC"/>
-            </w:tcBorders>
-            <w:shd w:val="clear" w:color="auto" w:fill="FFFFFF"/>
-            <w:vAlign w:val="center"/>
-            <w:hideMark/>
-          </w:tcPr>
-          <w:p>
-            <w:r>
-              <w:rPr>
-                <w:b/>
-                <w:bCs/>
-              </w:rPr>
-              <w:t>lun 07-12-26</w:t>
-            </w:r>
-          </w:p>
-        </w:tc>
-      </w:tr>
-      <w:tr>
-        <w:tc>
-          <w:tcPr>
-            <w:tcW w:w="993" w:type="dxa"/>
-            <w:tcBorders>
-              <w:top w:val="single" w:sz="4" w:space="0" w:color="B1BBCC"/>
-              <w:left w:val="single" w:sz="4" w:space="0" w:color="B1BBCC"/>
-              <w:bottom w:val="single" w:sz="4" w:space="0" w:color="B1BBCC"/>
-              <w:right w:val="single" w:sz="4" w:space="0" w:color="B1BBCC"/>
-            </w:tcBorders>
-            <w:shd w:val="clear" w:color="auto" w:fill="FFFFFF"/>
-            <w:vAlign w:val="center"/>
-            <w:hideMark/>
-          </w:tcPr>
-          <w:p>
-            <w:r>
-              <w:t>3.1</w:t>
-            </w:r>
-          </w:p>
-        </w:tc>
-        <w:tc>
-          <w:tcPr>
-            <w:tcW w:w="5528" w:type="dxa"/>
-            <w:tcBorders>
-              <w:top w:val="single" w:sz="4" w:space="0" w:color="B1BBCC"/>
-              <w:left w:val="single" w:sz="4" w:space="0" w:color="B1BBCC"/>
-              <w:bottom w:val="single" w:sz="4" w:space="0" w:color="B1BBCC"/>
-              <w:right w:val="single" w:sz="4" w:space="0" w:color="B1BBCC"/>
-            </w:tcBorders>
-            <w:shd w:val="clear" w:color="auto" w:fill="FFFFFF"/>
-            <w:vAlign w:val="center"/>
-            <w:hideMark/>
-          </w:tcPr>
-          <w:p>
-            <w:r>
-              <w:t xml:space="preserve">      Implementación de ajustes finales</w:t>
-            </w:r>
-          </w:p>
-        </w:tc>
-        <w:tc>
-          <w:tcPr>
-            <w:tcW w:w="1134" w:type="dxa"/>
-            <w:tcBorders>
-              <w:top w:val="single" w:sz="4" w:space="0" w:color="B1BBCC"/>
-              <w:left w:val="single" w:sz="4" w:space="0" w:color="B1BBCC"/>
-              <w:bottom w:val="single" w:sz="4" w:space="0" w:color="B1BBCC"/>
-              <w:right w:val="single" w:sz="4" w:space="0" w:color="B1BBCC"/>
-            </w:tcBorders>
-            <w:shd w:val="clear" w:color="auto" w:fill="FFFFFF"/>
-            <w:vAlign w:val="center"/>
-            <w:hideMark/>
-          </w:tcPr>
-          <w:p>
-            <w:r>
-              <w:t>5 días</w:t>
-            </w:r>
-          </w:p>
-        </w:tc>
-        <w:tc>
-          <w:tcPr>
-            <w:tcW w:w="1276" w:type="dxa"/>
-            <w:tcBorders>
-              <w:top w:val="single" w:sz="4" w:space="0" w:color="B1BBCC"/>
-              <w:left w:val="single" w:sz="4" w:space="0" w:color="B1BBCC"/>
-              <w:bottom w:val="single" w:sz="4" w:space="0" w:color="B1BBCC"/>
-              <w:right w:val="single" w:sz="4" w:space="0" w:color="B1BBCC"/>
-            </w:tcBorders>
-            <w:shd w:val="clear" w:color="auto" w:fill="FFFFFF"/>
-            <w:vAlign w:val="center"/>
-            <w:hideMark/>
-          </w:tcPr>
-          <w:p>
-            <w:r>
-              <w:t>mar 17-11-26</w:t>
-            </w:r>
-          </w:p>
-        </w:tc>
-        <w:tc>
-          <w:tcPr>
-            <w:tcW w:w="1417" w:type="dxa"/>
-            <w:tcBorders>
-              <w:top w:val="single" w:sz="4" w:space="0" w:color="B1BBCC"/>
-              <w:left w:val="single" w:sz="4" w:space="0" w:color="B1BBCC"/>
-              <w:bottom w:val="single" w:sz="4" w:space="0" w:color="B1BBCC"/>
-              <w:right w:val="single" w:sz="4" w:space="0" w:color="B1BBCC"/>
-            </w:tcBorders>
-            <w:shd w:val="clear" w:color="auto" w:fill="FFFFFF"/>
-            <w:vAlign w:val="center"/>
-            <w:hideMark/>
-          </w:tcPr>
-          <w:p>
-            <w:r>
-              <w:t>lun 23-11-26</w:t>
-            </w:r>
-          </w:p>
-        </w:tc>
-      </w:tr>
-      <w:tr>
-        <w:tc>
-          <w:tcPr>
-            <w:tcW w:w="993" w:type="dxa"/>
-            <w:tcBorders>
-              <w:top w:val="single" w:sz="4" w:space="0" w:color="B1BBCC"/>
-              <w:left w:val="single" w:sz="4" w:space="0" w:color="B1BBCC"/>
-              <w:bottom w:val="single" w:sz="4" w:space="0" w:color="B1BBCC"/>
-              <w:right w:val="single" w:sz="4" w:space="0" w:color="B1BBCC"/>
-            </w:tcBorders>
-            <w:shd w:val="clear" w:color="auto" w:fill="FFFFFF"/>
-            <w:vAlign w:val="center"/>
-            <w:hideMark/>
-          </w:tcPr>
-          <w:p>
-            <w:r>
-              <w:t>3.2</w:t>
-            </w:r>
-          </w:p>
-        </w:tc>
-        <w:tc>
-          <w:tcPr>
-            <w:tcW w:w="5528" w:type="dxa"/>
-            <w:tcBorders>
-              <w:top w:val="single" w:sz="4" w:space="0" w:color="B1BBCC"/>
-              <w:left w:val="single" w:sz="4" w:space="0" w:color="B1BBCC"/>
-              <w:bottom w:val="single" w:sz="4" w:space="0" w:color="B1BBCC"/>
-              <w:right w:val="single" w:sz="4" w:space="0" w:color="B1BBCC"/>
-            </w:tcBorders>
-            <w:shd w:val="clear" w:color="auto" w:fill="FFFFFF"/>
-            <w:vAlign w:val="center"/>
-            <w:hideMark/>
-          </w:tcPr>
-          <w:p>
-            <w:r>
-              <w:t xml:space="preserve">      Preparación de demostración funcional</w:t>
-            </w:r>
-          </w:p>
-        </w:tc>
-        <w:tc>
-          <w:tcPr>
-            <w:tcW w:w="1134" w:type="dxa"/>
-            <w:tcBorders>
-              <w:top w:val="single" w:sz="4" w:space="0" w:color="B1BBCC"/>
-              <w:left w:val="single" w:sz="4" w:space="0" w:color="B1BBCC"/>
-              <w:bottom w:val="single" w:sz="4" w:space="0" w:color="B1BBCC"/>
-              <w:right w:val="single" w:sz="4" w:space="0" w:color="B1BBCC"/>
-            </w:tcBorders>
-            <w:shd w:val="clear" w:color="auto" w:fill="FFFFFF"/>
-            <w:vAlign w:val="center"/>
-            <w:hideMark/>
-          </w:tcPr>
-          <w:p>
-            <w:r>
-              <w:t>5 días</w:t>
-            </w:r>
-          </w:p>
-        </w:tc>
-        <w:tc>
-          <w:tcPr>
-            <w:tcW w:w="1276" w:type="dxa"/>
-            <w:tcBorders>
-              <w:top w:val="single" w:sz="4" w:space="0" w:color="B1BBCC"/>
-              <w:left w:val="single" w:sz="4" w:space="0" w:color="B1BBCC"/>
-              <w:bottom w:val="single" w:sz="4" w:space="0" w:color="B1BBCC"/>
-              <w:right w:val="single" w:sz="4" w:space="0" w:color="B1BBCC"/>
-            </w:tcBorders>
-            <w:shd w:val="clear" w:color="auto" w:fill="FFFFFF"/>
-            <w:vAlign w:val="center"/>
-            <w:hideMark/>
-          </w:tcPr>
-          <w:p>
-            <w:r>
-              <w:t>lun 23-11-26</w:t>
-            </w:r>
-          </w:p>
-        </w:tc>
-        <w:tc>
-          <w:tcPr>
-            <w:tcW w:w="1417" w:type="dxa"/>
-            <w:tcBorders>
-              <w:top w:val="single" w:sz="4" w:space="0" w:color="B1BBCC"/>
-              <w:left w:val="single" w:sz="4" w:space="0" w:color="B1BBCC"/>
-              <w:bottom w:val="single" w:sz="4" w:space="0" w:color="B1BBCC"/>
-              <w:right w:val="single" w:sz="4" w:space="0" w:color="B1BBCC"/>
-            </w:tcBorders>
-            <w:shd w:val="clear" w:color="auto" w:fill="FFFFFF"/>
-            <w:vAlign w:val="center"/>
-            <w:hideMark/>
-          </w:tcPr>
-          <w:p>
-            <w:r>
-              <w:t>vie 27-11-26</w:t>
-            </w:r>
-          </w:p>
-        </w:tc>
-      </w:tr>
-      <w:tr>
-        <w:tc>
-          <w:tcPr>
-            <w:tcW w:w="993" w:type="dxa"/>
-            <w:tcBorders>
-              <w:top w:val="single" w:sz="4" w:space="0" w:color="B1BBCC"/>
-              <w:left w:val="single" w:sz="4" w:space="0" w:color="B1BBCC"/>
-              <w:bottom w:val="single" w:sz="4" w:space="0" w:color="B1BBCC"/>
-              <w:right w:val="single" w:sz="4" w:space="0" w:color="B1BBCC"/>
-            </w:tcBorders>
-            <w:shd w:val="clear" w:color="auto" w:fill="FFFFFF"/>
-            <w:vAlign w:val="center"/>
-            <w:hideMark/>
-          </w:tcPr>
-          <w:p>
-            <w:r>
-              <w:t>3.3</w:t>
-            </w:r>
-          </w:p>
-        </w:tc>
-        <w:tc>
-          <w:tcPr>
-            <w:tcW w:w="5528" w:type="dxa"/>
-            <w:tcBorders>
-              <w:top w:val="single" w:sz="4" w:space="0" w:color="B1BBCC"/>
-              <w:left w:val="single" w:sz="4" w:space="0" w:color="B1BBCC"/>
-              <w:bottom w:val="single" w:sz="4" w:space="0" w:color="B1BBCC"/>
-              <w:right w:val="single" w:sz="4" w:space="0" w:color="B1BBCC"/>
-            </w:tcBorders>
-            <w:shd w:val="clear" w:color="auto" w:fill="FFFFFF"/>
-            <w:vAlign w:val="center"/>
-            <w:hideMark/>
-          </w:tcPr>
-          <w:p>
-            <w:r>
-              <w:t xml:space="preserve">      Preparación y ensayo de presentación</w:t>
-            </w:r>
-          </w:p>
-        </w:tc>
-        <w:tc>
-          <w:tcPr>
-            <w:tcW w:w="1134" w:type="dxa"/>
-            <w:tcBorders>
-              <w:top w:val="single" w:sz="4" w:space="0" w:color="B1BBCC"/>
-              <w:left w:val="single" w:sz="4" w:space="0" w:color="B1BBCC"/>
-              <w:bottom w:val="single" w:sz="4" w:space="0" w:color="B1BBCC"/>
-              <w:right w:val="single" w:sz="4" w:space="0" w:color="B1BBCC"/>
-            </w:tcBorders>
-            <w:shd w:val="clear" w:color="auto" w:fill="FFFFFF"/>
-            <w:vAlign w:val="center"/>
-            <w:hideMark/>
-          </w:tcPr>
-          <w:p>
-            <w:r>
-              <w:t>5 días</w:t>
-            </w:r>
-          </w:p>
-        </w:tc>
-        <w:tc>
-          <w:tcPr>
-            <w:tcW w:w="1276" w:type="dxa"/>
-            <w:tcBorders>
-              <w:top w:val="single" w:sz="4" w:space="0" w:color="B1BBCC"/>
-              <w:left w:val="single" w:sz="4" w:space="0" w:color="B1BBCC"/>
-              <w:bottom w:val="single" w:sz="4" w:space="0" w:color="B1BBCC"/>
-              <w:right w:val="single" w:sz="4" w:space="0" w:color="B1BBCC"/>
-            </w:tcBorders>
-            <w:shd w:val="clear" w:color="auto" w:fill="FFFFFF"/>
-            <w:vAlign w:val="center"/>
-            <w:hideMark/>
-          </w:tcPr>
-          <w:p>
-            <w:r>
-              <w:t>mar 24-11-26</w:t>
-            </w:r>
-          </w:p>
-        </w:tc>
-        <w:tc>
-          <w:tcPr>
-            <w:tcW w:w="1417" w:type="dxa"/>
-            <w:tcBorders>
-              <w:top w:val="single" w:sz="4" w:space="0" w:color="B1BBCC"/>
-              <w:left w:val="single" w:sz="4" w:space="0" w:color="B1BBCC"/>
-              <w:bottom w:val="single" w:sz="4" w:space="0" w:color="B1BBCC"/>
-              <w:right w:val="single" w:sz="4" w:space="0" w:color="B1BBCC"/>
-            </w:tcBorders>
-            <w:shd w:val="clear" w:color="auto" w:fill="FFFFFF"/>
-            <w:vAlign w:val="center"/>
-            <w:hideMark/>
-          </w:tcPr>
-          <w:p>
-            <w:r>
-              <w:t>lun 30-11-26</w:t>
-            </w:r>
-          </w:p>
-        </w:tc>
-      </w:tr>
-      <w:tr>
-        <w:tc>
-          <w:tcPr>
-            <w:tcW w:w="993" w:type="dxa"/>
-            <w:tcBorders>
-              <w:top w:val="single" w:sz="4" w:space="0" w:color="B1BBCC"/>
-              <w:left w:val="single" w:sz="4" w:space="0" w:color="B1BBCC"/>
-              <w:bottom w:val="single" w:sz="4" w:space="0" w:color="B1BBCC"/>
-              <w:right w:val="single" w:sz="4" w:space="0" w:color="B1BBCC"/>
-            </w:tcBorders>
-            <w:shd w:val="clear" w:color="auto" w:fill="DEEBF6"/>
-            <w:vAlign w:val="center"/>
-            <w:hideMark/>
-          </w:tcPr>
-          <w:p>
-            <w:r>
-              <w:t>3.4</w:t>
-            </w:r>
-          </w:p>
-        </w:tc>
-        <w:tc>
-          <w:tcPr>
-            <w:tcW w:w="5528" w:type="dxa"/>
-            <w:tcBorders>
-              <w:top w:val="single" w:sz="4" w:space="0" w:color="B1BBCC"/>
-              <w:left w:val="single" w:sz="4" w:space="0" w:color="B1BBCC"/>
-              <w:bottom w:val="single" w:sz="4" w:space="0" w:color="B1BBCC"/>
-              <w:right w:val="single" w:sz="4" w:space="0" w:color="B1BBCC"/>
-            </w:tcBorders>
-            <w:shd w:val="clear" w:color="auto" w:fill="DEEBF6"/>
-            <w:vAlign w:val="center"/>
-            <w:hideMark/>
-          </w:tcPr>
-          <w:p>
-            <w:r>
-              <w:t xml:space="preserve">      Presentación final ante comisión</w:t>
-            </w:r>
-          </w:p>
-        </w:tc>
-        <w:tc>
-          <w:tcPr>
-            <w:tcW w:w="1134" w:type="dxa"/>
-            <w:tcBorders>
-              <w:top w:val="single" w:sz="4" w:space="0" w:color="B1BBCC"/>
-              <w:left w:val="single" w:sz="4" w:space="0" w:color="B1BBCC"/>
-              <w:bottom w:val="single" w:sz="4" w:space="0" w:color="B1BBCC"/>
-              <w:right w:val="single" w:sz="4" w:space="0" w:color="B1BBCC"/>
-            </w:tcBorders>
-            <w:shd w:val="clear" w:color="auto" w:fill="DEEBF6"/>
-            <w:vAlign w:val="center"/>
-            <w:hideMark/>
-          </w:tcPr>
-          <w:p>
-            <w:r>
-              <w:t>0 días</w:t>
-            </w:r>
-          </w:p>
-        </w:tc>
-        <w:tc>
-          <w:tcPr>
-            <w:tcW w:w="1276" w:type="dxa"/>
-            <w:tcBorders>
-              <w:top w:val="single" w:sz="4" w:space="0" w:color="B1BBCC"/>
-              <w:left w:val="single" w:sz="4" w:space="0" w:color="B1BBCC"/>
-              <w:bottom w:val="single" w:sz="4" w:space="0" w:color="B1BBCC"/>
-              <w:right w:val="single" w:sz="4" w:space="0" w:color="B1BBCC"/>
-            </w:tcBorders>
-            <w:shd w:val="clear" w:color="auto" w:fill="DEEBF6"/>
-            <w:vAlign w:val="center"/>
-            <w:hideMark/>
-          </w:tcPr>
-          <w:p>
-            <w:r>
-              <w:t>lun 07-12-26</w:t>
-            </w:r>
-          </w:p>
-        </w:tc>
-        <w:tc>
-          <w:tcPr>
-            <w:tcW w:w="1417" w:type="dxa"/>
-            <w:tcBorders>
-              <w:top w:val="single" w:sz="4" w:space="0" w:color="B1BBCC"/>
-              <w:left w:val="single" w:sz="4" w:space="0" w:color="B1BBCC"/>
-              <w:bottom w:val="single" w:sz="4" w:space="0" w:color="B1BBCC"/>
-              <w:right w:val="single" w:sz="4" w:space="0" w:color="B1BBCC"/>
-            </w:tcBorders>
-            <w:shd w:val="clear" w:color="auto" w:fill="DEEBF6"/>
-            <w:vAlign w:val="center"/>
-            <w:hideMark/>
-          </w:tcPr>
-          <w:p>
-            <w:r>
-              <w:t>lun 07-12-26</w:t>
-            </w:r>
-          </w:p>
-        </w:tc>
-      </w:tr>
-    </w:tbl>
-    <w:p/>
-    <w:p/>
-    <w:p/>
-    <w:p>
-      <w:r>
-        <w:drawing>
-          <wp:inline distT="0" distB="0" distL="0" distR="0" wp14:anchorId="37DAFF37" wp14:editId="781CD7D4">
-            <wp:extent cx="5400040" cy="4002405"/>
-            <wp:effectExtent l="0" t="0" r="0" b="0"/>
-            <wp:docPr id="811102173" name="Imagen 1"/>
-            <wp:cNvGraphicFramePr>
-              <a:graphicFrameLocks xmlns:a="http://schemas.openxmlformats.org/drawingml/2006/main" noChangeAspect="1"/>
-            </wp:cNvGraphicFramePr>
-            <a:graphic xmlns:a="http://schemas.openxmlformats.org/drawingml/2006/main">
-              <a:graphicData uri="http://schemas.openxmlformats.org/drawingml/2006/picture">
-                <pic:pic xmlns:pic="http://schemas.openxmlformats.org/drawingml/2006/picture">
-                  <pic:nvPicPr>
-                    <pic:cNvPr id="811102173" name=""/>
-                    <pic:cNvPicPr/>
-                  </pic:nvPicPr>
-                  <pic:blipFill>
-                    <a:blip r:embed="rId8"/>
-                    <a:stretch>
-                      <a:fillRect/>
-                    </a:stretch>
-                  </pic:blipFill>
-                  <pic:spPr>
-                    <a:xfrm>
-                      <a:off x="0" y="0"/>
-                      <a:ext cx="5400040" cy="4002405"/>
-                    </a:xfrm>
-                    <a:prstGeom prst="rect">
-                      <a:avLst/>
-                    </a:prstGeom>
-                  </pic:spPr>
-                </pic:pic>
-              </a:graphicData>
-            </a:graphic>
-          </wp:inline>
-        </w:drawing>
-      </w:r>
-    </w:p>
-    <w:p>
-      <w:r>
-        <w:br w:type="page"/>
-      </w:r>
-    </w:p>
-    <w:p>
-      <w:r>
-        <w:lastRenderedPageBreak/>
-        <w:t>Carta Gantt individual — Angelina Mendoza</w:t>
-      </w:r>
-    </w:p>
-    <w:tbl>
-      <w:tblPr>
-        <w:tblW w:w="0" w:type="auto"/>
-        <w:tblCellSpacing w:w="15" w:type="dxa"/>
-        <w:tblBorders>
-          <w:top w:val="single" w:sz="2" w:space="0" w:color="auto"/>
-          <w:left w:val="single" w:sz="2" w:space="0" w:color="auto"/>
-          <w:bottom w:val="single" w:sz="2" w:space="0" w:color="auto"/>
-          <w:right w:val="single" w:sz="2" w:space="0" w:color="auto"/>
-          <w:insideH w:val="single" w:sz="2" w:space="0" w:color="auto"/>
-          <w:insideV w:val="single" w:sz="2" w:space="0" w:color="auto"/>
-        </w:tblBorders>
-        <w:tblCellMar>
-          <w:top w:w="15" w:type="dxa"/>
-          <w:left w:w="15" w:type="dxa"/>
-          <w:bottom w:w="15" w:type="dxa"/>
-          <w:right w:w="15" w:type="dxa"/>
-        </w:tblCellMar>
-        <w:tblLook w:val="04A0" w:firstRow="1" w:lastRow="0" w:firstColumn="1" w:lastColumn="0" w:noHBand="0" w:noVBand="1"/>
-      </w:tblPr>
-      <w:tblGrid>
-        <w:gridCol w:w="3825"/>
-        <w:gridCol w:w="850"/>
-        <w:gridCol w:w="709"/>
-        <w:gridCol w:w="709"/>
-        <w:gridCol w:w="850"/>
-        <w:gridCol w:w="851"/>
-      </w:tblGrid>
-      <w:tr>
-        <w:trPr>
-          <w:tblHeader/>
-          <w:tblCellSpacing w:w="15" w:type="dxa"/>
-        </w:trPr>
-        <w:tc>
-          <w:tcPr>
-            <w:tcW w:w="3780" w:type="dxa"/>
-            <w:vAlign w:val="center"/>
-            <w:hideMark/>
-          </w:tcPr>
-          <w:p>
-            <w:pPr>
-              <w:rPr>
-                <w:rFonts w:asciiTheme="minorHAnsi" w:hAnsiTheme="minorHAnsi" w:cstheme="minorHAnsi"/>
-                <w:b/>
-                <w:bCs/>
-                <w:sz w:val="18"/>
-                <w:szCs w:val="18"/>
-              </w:rPr>
-            </w:pPr>
-            <w:r>
-              <w:rPr>
-                <w:rFonts w:asciiTheme="minorHAnsi" w:hAnsiTheme="minorHAnsi" w:cstheme="minorHAnsi"/>
-                <w:b/>
-                <w:bCs/>
-                <w:sz w:val="18"/>
-                <w:szCs w:val="18"/>
-              </w:rPr>
-              <w:t>Actividad</w:t>
-            </w:r>
-          </w:p>
-        </w:tc>
-        <w:tc>
-          <w:tcPr>
-            <w:tcW w:w="820" w:type="dxa"/>
-            <w:vAlign w:val="center"/>
-            <w:hideMark/>
-          </w:tcPr>
-          <w:p>
-            <w:pPr>
-              <w:rPr>
-                <w:rFonts w:asciiTheme="minorHAnsi" w:hAnsiTheme="minorHAnsi" w:cstheme="minorHAnsi"/>
-                <w:b/>
-                <w:bCs/>
-                <w:sz w:val="18"/>
-                <w:szCs w:val="18"/>
-              </w:rPr>
-            </w:pPr>
-            <w:r>
-              <w:rPr>
-                <w:rFonts w:asciiTheme="minorHAnsi" w:hAnsiTheme="minorHAnsi" w:cstheme="minorHAnsi"/>
-                <w:b/>
-                <w:bCs/>
-                <w:sz w:val="18"/>
-                <w:szCs w:val="18"/>
-              </w:rPr>
-              <w:t>S1–S4</w:t>
-            </w:r>
-          </w:p>
-        </w:tc>
-        <w:tc>
-          <w:tcPr>
-            <w:tcW w:w="679" w:type="dxa"/>
-            <w:vAlign w:val="center"/>
-            <w:hideMark/>
-          </w:tcPr>
-          <w:p>
-            <w:pPr>
-              <w:rPr>
-                <w:rFonts w:asciiTheme="minorHAnsi" w:hAnsiTheme="minorHAnsi" w:cstheme="minorHAnsi"/>
-                <w:b/>
-                <w:bCs/>
-                <w:sz w:val="18"/>
-                <w:szCs w:val="18"/>
-              </w:rPr>
-            </w:pPr>
-            <w:r>
-              <w:rPr>
-                <w:rFonts w:asciiTheme="minorHAnsi" w:hAnsiTheme="minorHAnsi" w:cstheme="minorHAnsi"/>
-                <w:b/>
-                <w:bCs/>
-                <w:sz w:val="18"/>
-                <w:szCs w:val="18"/>
-              </w:rPr>
-              <w:t>S5–S8</w:t>
-            </w:r>
-          </w:p>
-        </w:tc>
-        <w:tc>
-          <w:tcPr>
-            <w:tcW w:w="679" w:type="dxa"/>
-            <w:vAlign w:val="center"/>
-            <w:hideMark/>
-          </w:tcPr>
-          <w:p>
-            <w:pPr>
-              <w:rPr>
-                <w:rFonts w:asciiTheme="minorHAnsi" w:hAnsiTheme="minorHAnsi" w:cstheme="minorHAnsi"/>
-                <w:b/>
-                <w:bCs/>
-                <w:sz w:val="18"/>
-                <w:szCs w:val="18"/>
-              </w:rPr>
-            </w:pPr>
-            <w:r>
-              <w:rPr>
-                <w:rFonts w:asciiTheme="minorHAnsi" w:hAnsiTheme="minorHAnsi" w:cstheme="minorHAnsi"/>
-                <w:b/>
-                <w:bCs/>
-                <w:sz w:val="18"/>
-                <w:szCs w:val="18"/>
-              </w:rPr>
-              <w:t>S9–S12</w:t>
-            </w:r>
-          </w:p>
-        </w:tc>
-        <w:tc>
-          <w:tcPr>
-            <w:tcW w:w="820" w:type="dxa"/>
-            <w:vAlign w:val="center"/>
-            <w:hideMark/>
-          </w:tcPr>
-          <w:p>
-            <w:pPr>
-              <w:rPr>
-                <w:rFonts w:asciiTheme="minorHAnsi" w:hAnsiTheme="minorHAnsi" w:cstheme="minorHAnsi"/>
-                <w:b/>
-                <w:bCs/>
-                <w:sz w:val="18"/>
-                <w:szCs w:val="18"/>
-              </w:rPr>
-            </w:pPr>
-            <w:r>
-              <w:rPr>
-                <w:rFonts w:asciiTheme="minorHAnsi" w:hAnsiTheme="minorHAnsi" w:cstheme="minorHAnsi"/>
-                <w:b/>
-                <w:bCs/>
-                <w:sz w:val="18"/>
-                <w:szCs w:val="18"/>
-              </w:rPr>
-              <w:t>S13–S15</w:t>
-            </w:r>
-          </w:p>
-        </w:tc>
-        <w:tc>
-          <w:tcPr>
-            <w:tcW w:w="806" w:type="dxa"/>
-            <w:vAlign w:val="center"/>
-            <w:hideMark/>
-          </w:tcPr>
-          <w:p>
-            <w:pPr>
-              <w:rPr>
-                <w:rFonts w:asciiTheme="minorHAnsi" w:hAnsiTheme="minorHAnsi" w:cstheme="minorHAnsi"/>
-                <w:b/>
-                <w:bCs/>
-                <w:sz w:val="18"/>
-                <w:szCs w:val="18"/>
-              </w:rPr>
-            </w:pPr>
-            <w:r>
-              <w:rPr>
-                <w:rFonts w:asciiTheme="minorHAnsi" w:hAnsiTheme="minorHAnsi" w:cstheme="minorHAnsi"/>
-                <w:b/>
-                <w:bCs/>
-                <w:sz w:val="18"/>
-                <w:szCs w:val="18"/>
-              </w:rPr>
-              <w:t>S16–S18</w:t>
-            </w:r>
-          </w:p>
-        </w:tc>
-      </w:tr>
-      <w:tr>
-        <w:trPr>
-          <w:tblCellSpacing w:w="15" w:type="dxa"/>
-        </w:trPr>
-        <w:tc>
-          <w:tcPr>
-            <w:tcW w:w="3780" w:type="dxa"/>
-            <w:vAlign w:val="center"/>
-            <w:hideMark/>
-          </w:tcPr>
-          <w:p>
-            <w:pPr>
-              <w:rPr>
-                <w:rFonts w:asciiTheme="minorHAnsi" w:hAnsiTheme="minorHAnsi" w:cstheme="minorHAnsi"/>
-                <w:sz w:val="18"/>
-                <w:szCs w:val="18"/>
-              </w:rPr>
-            </w:pPr>
-            <w:r>
-              <w:rPr>
-                <w:rFonts w:asciiTheme="minorHAnsi" w:hAnsiTheme="minorHAnsi" w:cstheme="minorHAnsi"/>
-                <w:sz w:val="18"/>
-                <w:szCs w:val="18"/>
-              </w:rPr>
-              <w:t>Análisis, requerimientos y planificación</w:t>
-            </w:r>
-          </w:p>
-        </w:tc>
-        <w:tc>
-          <w:tcPr>
-            <w:tcW w:w="820" w:type="dxa"/>
-            <w:vAlign w:val="center"/>
-            <w:hideMark/>
-          </w:tcPr>
-          <w:p>
-            <w:pPr>
-              <w:rPr>
-                <w:rFonts w:asciiTheme="minorHAnsi" w:hAnsiTheme="minorHAnsi" w:cstheme="minorHAnsi"/>
-                <w:sz w:val="18"/>
-                <w:szCs w:val="18"/>
-              </w:rPr>
-            </w:pPr>
-            <w:r>
-              <w:rPr>
-                <w:rFonts w:asciiTheme="minorHAnsi" w:hAnsiTheme="minorHAnsi" w:cstheme="minorHAnsi"/>
-                <w:sz w:val="18"/>
-                <w:szCs w:val="18"/>
-              </w:rPr>
-              <w:t>X</w:t>
-            </w:r>
-          </w:p>
-        </w:tc>
-        <w:tc>
-          <w:tcPr>
-            <w:tcW w:w="679" w:type="dxa"/>
-            <w:vAlign w:val="center"/>
-            <w:hideMark/>
-          </w:tcPr>
-          <w:p>
-            <w:pPr>
-              <w:rPr>
-                <w:rFonts w:asciiTheme="minorHAnsi" w:hAnsiTheme="minorHAnsi" w:cstheme="minorHAnsi"/>
-                <w:sz w:val="18"/>
-                <w:szCs w:val="18"/>
-              </w:rPr>
-            </w:pPr>
-          </w:p>
-        </w:tc>
-        <w:tc>
-          <w:tcPr>
-            <w:tcW w:w="679" w:type="dxa"/>
-            <w:vAlign w:val="center"/>
-            <w:hideMark/>
-          </w:tcPr>
-          <w:p>
-            <w:pPr>
-              <w:rPr>
-                <w:rFonts w:asciiTheme="minorHAnsi" w:hAnsiTheme="minorHAnsi" w:cstheme="minorHAnsi"/>
-                <w:sz w:val="18"/>
-                <w:szCs w:val="18"/>
-              </w:rPr>
-            </w:pPr>
-          </w:p>
-        </w:tc>
-        <w:tc>
-          <w:tcPr>
-            <w:tcW w:w="820" w:type="dxa"/>
-            <w:vAlign w:val="center"/>
-            <w:hideMark/>
-          </w:tcPr>
-          <w:p>
-            <w:pPr>
-              <w:rPr>
-                <w:rFonts w:asciiTheme="minorHAnsi" w:hAnsiTheme="minorHAnsi" w:cstheme="minorHAnsi"/>
-                <w:sz w:val="18"/>
-                <w:szCs w:val="18"/>
-              </w:rPr>
-            </w:pPr>
-          </w:p>
-        </w:tc>
-        <w:tc>
-          <w:tcPr>
-            <w:tcW w:w="806" w:type="dxa"/>
-            <w:vAlign w:val="center"/>
-            <w:hideMark/>
-          </w:tcPr>
-          <w:p>
-            <w:pPr>
-              <w:rPr>
-                <w:rFonts w:asciiTheme="minorHAnsi" w:hAnsiTheme="minorHAnsi" w:cstheme="minorHAnsi"/>
-                <w:sz w:val="18"/>
-                <w:szCs w:val="18"/>
-              </w:rPr>
-            </w:pPr>
-          </w:p>
-        </w:tc>
-      </w:tr>
-      <w:tr>
-        <w:trPr>
-          <w:tblCellSpacing w:w="15" w:type="dxa"/>
-        </w:trPr>
-        <w:tc>
-          <w:tcPr>
-            <w:tcW w:w="3780" w:type="dxa"/>
-            <w:vAlign w:val="center"/>
-            <w:hideMark/>
-          </w:tcPr>
-          <w:p>
-            <w:pPr>
-              <w:rPr>
-                <w:rFonts w:asciiTheme="minorHAnsi" w:hAnsiTheme="minorHAnsi" w:cstheme="minorHAnsi"/>
-                <w:sz w:val="18"/>
-                <w:szCs w:val="18"/>
-              </w:rPr>
-            </w:pPr>
-            <w:r>
-              <w:rPr>
-                <w:rFonts w:asciiTheme="minorHAnsi" w:hAnsiTheme="minorHAnsi" w:cstheme="minorHAnsi"/>
-                <w:sz w:val="18"/>
-                <w:szCs w:val="18"/>
-              </w:rPr>
-              <w:t>Diseño de solución y mockups</w:t>
-            </w:r>
-          </w:p>
-        </w:tc>
-        <w:tc>
-          <w:tcPr>
-            <w:tcW w:w="820" w:type="dxa"/>
-            <w:vAlign w:val="center"/>
-            <w:hideMark/>
-          </w:tcPr>
-          <w:p>
-            <w:pPr>
-              <w:rPr>
-                <w:rFonts w:asciiTheme="minorHAnsi" w:hAnsiTheme="minorHAnsi" w:cstheme="minorHAnsi"/>
-                <w:sz w:val="18"/>
-                <w:szCs w:val="18"/>
-              </w:rPr>
-            </w:pPr>
-            <w:r>
-              <w:rPr>
-                <w:rFonts w:asciiTheme="minorHAnsi" w:hAnsiTheme="minorHAnsi" w:cstheme="minorHAnsi"/>
-                <w:sz w:val="18"/>
-                <w:szCs w:val="18"/>
-              </w:rPr>
-              <w:t>X</w:t>
-            </w:r>
-          </w:p>
-        </w:tc>
-        <w:tc>
-          <w:tcPr>
-            <w:tcW w:w="679" w:type="dxa"/>
-            <w:vAlign w:val="center"/>
-            <w:hideMark/>
-          </w:tcPr>
-          <w:p>
-            <w:pPr>
-              <w:rPr>
-                <w:rFonts w:asciiTheme="minorHAnsi" w:hAnsiTheme="minorHAnsi" w:cstheme="minorHAnsi"/>
-                <w:sz w:val="18"/>
-                <w:szCs w:val="18"/>
-              </w:rPr>
-            </w:pPr>
-          </w:p>
-        </w:tc>
-        <w:tc>
-          <w:tcPr>
-            <w:tcW w:w="679" w:type="dxa"/>
-            <w:vAlign w:val="center"/>
-            <w:hideMark/>
-          </w:tcPr>
-          <w:p>
-            <w:pPr>
-              <w:rPr>
-                <w:rFonts w:asciiTheme="minorHAnsi" w:hAnsiTheme="minorHAnsi" w:cstheme="minorHAnsi"/>
-                <w:sz w:val="18"/>
-                <w:szCs w:val="18"/>
-              </w:rPr>
-            </w:pPr>
-          </w:p>
-        </w:tc>
-        <w:tc>
-          <w:tcPr>
-            <w:tcW w:w="820" w:type="dxa"/>
-            <w:vAlign w:val="center"/>
-            <w:hideMark/>
-          </w:tcPr>
-          <w:p>
-            <w:pPr>
-              <w:rPr>
-                <w:rFonts w:asciiTheme="minorHAnsi" w:hAnsiTheme="minorHAnsi" w:cstheme="minorHAnsi"/>
-                <w:sz w:val="18"/>
-                <w:szCs w:val="18"/>
-              </w:rPr>
-            </w:pPr>
-          </w:p>
-        </w:tc>
-        <w:tc>
-          <w:tcPr>
-            <w:tcW w:w="806" w:type="dxa"/>
-            <w:vAlign w:val="center"/>
-            <w:hideMark/>
-          </w:tcPr>
-          <w:p>
-            <w:pPr>
-              <w:rPr>
-                <w:rFonts w:asciiTheme="minorHAnsi" w:hAnsiTheme="minorHAnsi" w:cstheme="minorHAnsi"/>
-                <w:sz w:val="18"/>
-                <w:szCs w:val="18"/>
-              </w:rPr>
-            </w:pPr>
-          </w:p>
-        </w:tc>
-      </w:tr>
-      <w:tr>
-        <w:trPr>
-          <w:tblCellSpacing w:w="15" w:type="dxa"/>
-        </w:trPr>
-        <w:tc>
-          <w:tcPr>
-            <w:tcW w:w="3780" w:type="dxa"/>
-            <w:vAlign w:val="center"/>
-            <w:hideMark/>
-          </w:tcPr>
-          <w:p>
-            <w:pPr>
-              <w:rPr>
-                <w:rFonts w:asciiTheme="minorHAnsi" w:hAnsiTheme="minorHAnsi" w:cstheme="minorHAnsi"/>
-                <w:sz w:val="18"/>
-                <w:szCs w:val="18"/>
-              </w:rPr>
-            </w:pPr>
-            <w:r>
-              <w:rPr>
-                <w:rFonts w:asciiTheme="minorHAnsi" w:hAnsiTheme="minorHAnsi" w:cstheme="minorHAnsi"/>
-                <w:sz w:val="18"/>
-                <w:szCs w:val="18"/>
-              </w:rPr>
-              <w:t>Implementación BD relacional MySQL</w:t>
-            </w:r>
-          </w:p>
-        </w:tc>
-        <w:tc>
-          <w:tcPr>
-            <w:tcW w:w="820" w:type="dxa"/>
-            <w:vAlign w:val="center"/>
-            <w:hideMark/>
-          </w:tcPr>
-          <w:p>
-            <w:pPr>
-              <w:rPr>
-                <w:rFonts w:asciiTheme="minorHAnsi" w:hAnsiTheme="minorHAnsi" w:cstheme="minorHAnsi"/>
-                <w:sz w:val="18"/>
-                <w:szCs w:val="18"/>
-              </w:rPr>
-            </w:pPr>
-          </w:p>
-        </w:tc>
-        <w:tc>
-          <w:tcPr>
-            <w:tcW w:w="679" w:type="dxa"/>
-            <w:vAlign w:val="center"/>
-            <w:hideMark/>
-          </w:tcPr>
-          <w:p>
-            <w:pPr>
-              <w:rPr>
-                <w:rFonts w:asciiTheme="minorHAnsi" w:hAnsiTheme="minorHAnsi" w:cstheme="minorHAnsi"/>
-                <w:sz w:val="18"/>
-                <w:szCs w:val="18"/>
-              </w:rPr>
-            </w:pPr>
-            <w:r>
-              <w:rPr>
-                <w:rFonts w:asciiTheme="minorHAnsi" w:hAnsiTheme="minorHAnsi" w:cstheme="minorHAnsi"/>
-                <w:sz w:val="18"/>
-                <w:szCs w:val="18"/>
-              </w:rPr>
-              <w:t>X</w:t>
-            </w:r>
-          </w:p>
-        </w:tc>
-        <w:tc>
-          <w:tcPr>
-            <w:tcW w:w="679" w:type="dxa"/>
-            <w:vAlign w:val="center"/>
-            <w:hideMark/>
-          </w:tcPr>
-          <w:p>
-            <w:pPr>
-              <w:rPr>
-                <w:rFonts w:asciiTheme="minorHAnsi" w:hAnsiTheme="minorHAnsi" w:cstheme="minorHAnsi"/>
-                <w:sz w:val="18"/>
-                <w:szCs w:val="18"/>
-              </w:rPr>
-            </w:pPr>
-          </w:p>
-        </w:tc>
-        <w:tc>
-          <w:tcPr>
-            <w:tcW w:w="820" w:type="dxa"/>
-            <w:vAlign w:val="center"/>
-            <w:hideMark/>
-          </w:tcPr>
-          <w:p>
-            <w:pPr>
-              <w:rPr>
-                <w:rFonts w:asciiTheme="minorHAnsi" w:hAnsiTheme="minorHAnsi" w:cstheme="minorHAnsi"/>
-                <w:sz w:val="18"/>
-                <w:szCs w:val="18"/>
-              </w:rPr>
-            </w:pPr>
-          </w:p>
-        </w:tc>
-        <w:tc>
-          <w:tcPr>
-            <w:tcW w:w="806" w:type="dxa"/>
-            <w:vAlign w:val="center"/>
-            <w:hideMark/>
-          </w:tcPr>
-          <w:p>
-            <w:pPr>
-              <w:rPr>
-                <w:rFonts w:asciiTheme="minorHAnsi" w:hAnsiTheme="minorHAnsi" w:cstheme="minorHAnsi"/>
-                <w:sz w:val="18"/>
-                <w:szCs w:val="18"/>
-              </w:rPr>
-            </w:pPr>
-          </w:p>
-        </w:tc>
-      </w:tr>
-      <w:tr>
-        <w:trPr>
-          <w:tblCellSpacing w:w="15" w:type="dxa"/>
-        </w:trPr>
-        <w:tc>
-          <w:tcPr>
-            <w:tcW w:w="3780" w:type="dxa"/>
-            <w:vAlign w:val="center"/>
-            <w:hideMark/>
-          </w:tcPr>
-          <w:p>
-            <w:pPr>
-              <w:rPr>
-                <w:rFonts w:asciiTheme="minorHAnsi" w:hAnsiTheme="minorHAnsi" w:cstheme="minorHAnsi"/>
-                <w:sz w:val="18"/>
-                <w:szCs w:val="18"/>
-              </w:rPr>
-            </w:pPr>
-            <w:r>
-              <w:rPr>
-                <w:rFonts w:asciiTheme="minorHAnsi" w:hAnsiTheme="minorHAnsi" w:cstheme="minorHAnsi"/>
-                <w:sz w:val="18"/>
-                <w:szCs w:val="18"/>
-              </w:rPr>
-              <w:t xml:space="preserve">Desarrollo </w:t>
-            </w:r>
-            <w:proofErr w:type="spellStart"/>
-            <w:r>
-              <w:rPr>
-                <w:rFonts w:asciiTheme="minorHAnsi" w:hAnsiTheme="minorHAnsi" w:cstheme="minorHAnsi"/>
-                <w:sz w:val="18"/>
-                <w:szCs w:val="18"/>
-              </w:rPr>
-              <w:t>backend</w:t>
-            </w:r>
-            <w:proofErr w:type="spellEnd"/>
-            <w:r>
-              <w:rPr>
-                <w:rFonts w:asciiTheme="minorHAnsi" w:hAnsiTheme="minorHAnsi" w:cstheme="minorHAnsi"/>
-                <w:sz w:val="18"/>
-                <w:szCs w:val="18"/>
-              </w:rPr>
-              <w:t>/API REST</w:t>
-            </w:r>
-          </w:p>
-        </w:tc>
-        <w:tc>
-          <w:tcPr>
-            <w:tcW w:w="820" w:type="dxa"/>
-            <w:vAlign w:val="center"/>
-            <w:hideMark/>
-          </w:tcPr>
-          <w:p>
-            <w:pPr>
-              <w:rPr>
-                <w:rFonts w:asciiTheme="minorHAnsi" w:hAnsiTheme="minorHAnsi" w:cstheme="minorHAnsi"/>
-                <w:sz w:val="18"/>
-                <w:szCs w:val="18"/>
-              </w:rPr>
-            </w:pPr>
-          </w:p>
-        </w:tc>
-        <w:tc>
-          <w:tcPr>
-            <w:tcW w:w="679" w:type="dxa"/>
-            <w:vAlign w:val="center"/>
-            <w:hideMark/>
-          </w:tcPr>
-          <w:p>
-            <w:pPr>
-              <w:rPr>
-                <w:rFonts w:asciiTheme="minorHAnsi" w:hAnsiTheme="minorHAnsi" w:cstheme="minorHAnsi"/>
-                <w:sz w:val="18"/>
-                <w:szCs w:val="18"/>
-              </w:rPr>
-            </w:pPr>
-            <w:r>
-              <w:rPr>
-                <w:rFonts w:asciiTheme="minorHAnsi" w:hAnsiTheme="minorHAnsi" w:cstheme="minorHAnsi"/>
-                <w:sz w:val="18"/>
-                <w:szCs w:val="18"/>
-              </w:rPr>
-              <w:t>X</w:t>
-            </w:r>
-          </w:p>
-        </w:tc>
-        <w:tc>
-          <w:tcPr>
-            <w:tcW w:w="679" w:type="dxa"/>
-            <w:vAlign w:val="center"/>
-            <w:hideMark/>
-          </w:tcPr>
-          <w:p>
-            <w:pPr>
-              <w:rPr>
-                <w:rFonts w:asciiTheme="minorHAnsi" w:hAnsiTheme="minorHAnsi" w:cstheme="minorHAnsi"/>
-                <w:sz w:val="18"/>
-                <w:szCs w:val="18"/>
-              </w:rPr>
-            </w:pPr>
-          </w:p>
-        </w:tc>
-        <w:tc>
-          <w:tcPr>
-            <w:tcW w:w="820" w:type="dxa"/>
-            <w:vAlign w:val="center"/>
-            <w:hideMark/>
-          </w:tcPr>
-          <w:p>
-            <w:pPr>
-              <w:rPr>
-                <w:rFonts w:asciiTheme="minorHAnsi" w:hAnsiTheme="minorHAnsi" w:cstheme="minorHAnsi"/>
-                <w:sz w:val="18"/>
-                <w:szCs w:val="18"/>
-              </w:rPr>
-            </w:pPr>
-          </w:p>
-        </w:tc>
-        <w:tc>
-          <w:tcPr>
-            <w:tcW w:w="806" w:type="dxa"/>
-            <w:vAlign w:val="center"/>
-            <w:hideMark/>
-          </w:tcPr>
-          <w:p>
-            <w:pPr>
-              <w:rPr>
-                <w:rFonts w:asciiTheme="minorHAnsi" w:hAnsiTheme="minorHAnsi" w:cstheme="minorHAnsi"/>
-                <w:sz w:val="18"/>
-                <w:szCs w:val="18"/>
-              </w:rPr>
-            </w:pPr>
-          </w:p>
-        </w:tc>
-      </w:tr>
-      <w:tr>
-        <w:trPr>
-          <w:tblCellSpacing w:w="15" w:type="dxa"/>
-        </w:trPr>
-        <w:tc>
-          <w:tcPr>
-            <w:tcW w:w="3780" w:type="dxa"/>
-            <w:vAlign w:val="center"/>
-            <w:hideMark/>
-          </w:tcPr>
-          <w:p>
-            <w:pPr>
-              <w:rPr>
-                <w:rFonts w:asciiTheme="minorHAnsi" w:hAnsiTheme="minorHAnsi" w:cstheme="minorHAnsi"/>
-                <w:sz w:val="18"/>
-                <w:szCs w:val="18"/>
-              </w:rPr>
-            </w:pPr>
-            <w:r>
-              <w:rPr>
-                <w:rFonts w:asciiTheme="minorHAnsi" w:hAnsiTheme="minorHAnsi" w:cstheme="minorHAnsi"/>
-                <w:sz w:val="18"/>
-                <w:szCs w:val="18"/>
-              </w:rPr>
-              <w:t>Desarrollo módulos administrativos web</w:t>
-            </w:r>
-          </w:p>
-        </w:tc>
-        <w:tc>
-          <w:tcPr>
-            <w:tcW w:w="820" w:type="dxa"/>
-            <w:vAlign w:val="center"/>
-            <w:hideMark/>
-          </w:tcPr>
-          <w:p>
-            <w:pPr>
-              <w:rPr>
-                <w:rFonts w:asciiTheme="minorHAnsi" w:hAnsiTheme="minorHAnsi" w:cstheme="minorHAnsi"/>
-                <w:sz w:val="18"/>
-                <w:szCs w:val="18"/>
-              </w:rPr>
-            </w:pPr>
-          </w:p>
-        </w:tc>
-        <w:tc>
-          <w:tcPr>
-            <w:tcW w:w="679" w:type="dxa"/>
-            <w:vAlign w:val="center"/>
-            <w:hideMark/>
-          </w:tcPr>
-          <w:p>
-            <w:pPr>
-              <w:rPr>
-                <w:rFonts w:asciiTheme="minorHAnsi" w:hAnsiTheme="minorHAnsi" w:cstheme="minorHAnsi"/>
-                <w:sz w:val="18"/>
-                <w:szCs w:val="18"/>
-              </w:rPr>
-            </w:pPr>
-          </w:p>
-        </w:tc>
-        <w:tc>
-          <w:tcPr>
-            <w:tcW w:w="679" w:type="dxa"/>
-            <w:vAlign w:val="center"/>
-            <w:hideMark/>
-          </w:tcPr>
-          <w:p>
-            <w:pPr>
-              <w:rPr>
-                <w:rFonts w:asciiTheme="minorHAnsi" w:hAnsiTheme="minorHAnsi" w:cstheme="minorHAnsi"/>
-                <w:sz w:val="18"/>
-                <w:szCs w:val="18"/>
-              </w:rPr>
-            </w:pPr>
-            <w:r>
-              <w:rPr>
-                <w:rFonts w:asciiTheme="minorHAnsi" w:hAnsiTheme="minorHAnsi" w:cstheme="minorHAnsi"/>
-                <w:sz w:val="18"/>
-                <w:szCs w:val="18"/>
-              </w:rPr>
-              <w:t>X</w:t>
-            </w:r>
-          </w:p>
-        </w:tc>
-        <w:tc>
-          <w:tcPr>
-            <w:tcW w:w="820" w:type="dxa"/>
-            <w:vAlign w:val="center"/>
-            <w:hideMark/>
-          </w:tcPr>
-          <w:p>
-            <w:pPr>
-              <w:rPr>
-                <w:rFonts w:asciiTheme="minorHAnsi" w:hAnsiTheme="minorHAnsi" w:cstheme="minorHAnsi"/>
-                <w:sz w:val="18"/>
-                <w:szCs w:val="18"/>
-              </w:rPr>
-            </w:pPr>
-          </w:p>
-        </w:tc>
-        <w:tc>
-          <w:tcPr>
-            <w:tcW w:w="806" w:type="dxa"/>
-            <w:vAlign w:val="center"/>
-            <w:hideMark/>
-          </w:tcPr>
-          <w:p>
-            <w:pPr>
-              <w:rPr>
-                <w:rFonts w:asciiTheme="minorHAnsi" w:hAnsiTheme="minorHAnsi" w:cstheme="minorHAnsi"/>
-                <w:sz w:val="18"/>
-                <w:szCs w:val="18"/>
-              </w:rPr>
-            </w:pPr>
-          </w:p>
-        </w:tc>
-      </w:tr>
-      <w:tr>
-        <w:trPr>
-          <w:tblCellSpacing w:w="15" w:type="dxa"/>
-        </w:trPr>
-        <w:tc>
-          <w:tcPr>
-            <w:tcW w:w="3780" w:type="dxa"/>
-            <w:vAlign w:val="center"/>
-            <w:hideMark/>
-          </w:tcPr>
-          <w:p>
-            <w:pPr>
-              <w:rPr>
-                <w:rFonts w:asciiTheme="minorHAnsi" w:hAnsiTheme="minorHAnsi" w:cstheme="minorHAnsi"/>
-                <w:sz w:val="18"/>
-                <w:szCs w:val="18"/>
-              </w:rPr>
-            </w:pPr>
-            <w:r>
-              <w:rPr>
-                <w:rFonts w:asciiTheme="minorHAnsi" w:hAnsiTheme="minorHAnsi" w:cstheme="minorHAnsi"/>
-                <w:sz w:val="18"/>
-                <w:szCs w:val="18"/>
-              </w:rPr>
-              <w:t>Desarrollo planificación y servicios web</w:t>
-            </w:r>
-          </w:p>
-        </w:tc>
-        <w:tc>
-          <w:tcPr>
-            <w:tcW w:w="820" w:type="dxa"/>
-            <w:vAlign w:val="center"/>
-            <w:hideMark/>
-          </w:tcPr>
-          <w:p>
-            <w:pPr>
-              <w:rPr>
-                <w:rFonts w:asciiTheme="minorHAnsi" w:hAnsiTheme="minorHAnsi" w:cstheme="minorHAnsi"/>
-                <w:sz w:val="18"/>
-                <w:szCs w:val="18"/>
-              </w:rPr>
-            </w:pPr>
-          </w:p>
-        </w:tc>
-        <w:tc>
-          <w:tcPr>
-            <w:tcW w:w="679" w:type="dxa"/>
-            <w:vAlign w:val="center"/>
-            <w:hideMark/>
-          </w:tcPr>
-          <w:p>
-            <w:pPr>
-              <w:rPr>
-                <w:rFonts w:asciiTheme="minorHAnsi" w:hAnsiTheme="minorHAnsi" w:cstheme="minorHAnsi"/>
-                <w:sz w:val="18"/>
-                <w:szCs w:val="18"/>
-              </w:rPr>
-            </w:pPr>
-          </w:p>
-        </w:tc>
-        <w:tc>
-          <w:tcPr>
-            <w:tcW w:w="679" w:type="dxa"/>
-            <w:vAlign w:val="center"/>
-            <w:hideMark/>
-          </w:tcPr>
-          <w:p>
-            <w:pPr>
-              <w:rPr>
-                <w:rFonts w:asciiTheme="minorHAnsi" w:hAnsiTheme="minorHAnsi" w:cstheme="minorHAnsi"/>
-                <w:sz w:val="18"/>
-                <w:szCs w:val="18"/>
-              </w:rPr>
-            </w:pPr>
-            <w:r>
-              <w:rPr>
-                <w:rFonts w:asciiTheme="minorHAnsi" w:hAnsiTheme="minorHAnsi" w:cstheme="minorHAnsi"/>
-                <w:sz w:val="18"/>
-                <w:szCs w:val="18"/>
-              </w:rPr>
-              <w:t>X</w:t>
-            </w:r>
-          </w:p>
-        </w:tc>
-        <w:tc>
-          <w:tcPr>
-            <w:tcW w:w="820" w:type="dxa"/>
-            <w:vAlign w:val="center"/>
-            <w:hideMark/>
-          </w:tcPr>
-          <w:p>
-            <w:pPr>
-              <w:rPr>
-                <w:rFonts w:asciiTheme="minorHAnsi" w:hAnsiTheme="minorHAnsi" w:cstheme="minorHAnsi"/>
-                <w:sz w:val="18"/>
-                <w:szCs w:val="18"/>
-              </w:rPr>
-            </w:pPr>
-          </w:p>
-        </w:tc>
-        <w:tc>
-          <w:tcPr>
-            <w:tcW w:w="806" w:type="dxa"/>
-            <w:vAlign w:val="center"/>
-            <w:hideMark/>
-          </w:tcPr>
-          <w:p>
-            <w:pPr>
-              <w:rPr>
-                <w:rFonts w:asciiTheme="minorHAnsi" w:hAnsiTheme="minorHAnsi" w:cstheme="minorHAnsi"/>
-                <w:sz w:val="18"/>
-                <w:szCs w:val="18"/>
-              </w:rPr>
-            </w:pPr>
-          </w:p>
-        </w:tc>
-      </w:tr>
-      <w:tr>
-        <w:trPr>
-          <w:tblCellSpacing w:w="15" w:type="dxa"/>
-        </w:trPr>
-        <w:tc>
-          <w:tcPr>
-            <w:tcW w:w="3780" w:type="dxa"/>
-            <w:vAlign w:val="center"/>
-            <w:hideMark/>
-          </w:tcPr>
-          <w:p>
-            <w:pPr>
-              <w:rPr>
-                <w:rFonts w:asciiTheme="minorHAnsi" w:hAnsiTheme="minorHAnsi" w:cstheme="minorHAnsi"/>
-                <w:sz w:val="18"/>
-                <w:szCs w:val="18"/>
-              </w:rPr>
-            </w:pPr>
-            <w:r>
-              <w:rPr>
-                <w:rFonts w:asciiTheme="minorHAnsi" w:hAnsiTheme="minorHAnsi" w:cstheme="minorHAnsi"/>
-                <w:sz w:val="18"/>
-                <w:szCs w:val="18"/>
-              </w:rPr>
-              <w:t>Autenticación y control de acceso</w:t>
-            </w:r>
-          </w:p>
-        </w:tc>
-        <w:tc>
-          <w:tcPr>
-            <w:tcW w:w="820" w:type="dxa"/>
-            <w:vAlign w:val="center"/>
-            <w:hideMark/>
-          </w:tcPr>
-          <w:p>
-            <w:pPr>
-              <w:rPr>
-                <w:rFonts w:asciiTheme="minorHAnsi" w:hAnsiTheme="minorHAnsi" w:cstheme="minorHAnsi"/>
-                <w:sz w:val="18"/>
-                <w:szCs w:val="18"/>
-              </w:rPr>
-            </w:pPr>
-          </w:p>
-        </w:tc>
-        <w:tc>
-          <w:tcPr>
-            <w:tcW w:w="679" w:type="dxa"/>
-            <w:vAlign w:val="center"/>
-            <w:hideMark/>
-          </w:tcPr>
-          <w:p>
-            <w:pPr>
-              <w:rPr>
-                <w:rFonts w:asciiTheme="minorHAnsi" w:hAnsiTheme="minorHAnsi" w:cstheme="minorHAnsi"/>
-                <w:sz w:val="18"/>
-                <w:szCs w:val="18"/>
-              </w:rPr>
-            </w:pPr>
-            <w:r>
-              <w:rPr>
-                <w:rFonts w:asciiTheme="minorHAnsi" w:hAnsiTheme="minorHAnsi" w:cstheme="minorHAnsi"/>
-                <w:sz w:val="18"/>
-                <w:szCs w:val="18"/>
-              </w:rPr>
-              <w:t>X</w:t>
-            </w:r>
-          </w:p>
-        </w:tc>
-        <w:tc>
-          <w:tcPr>
-            <w:tcW w:w="679" w:type="dxa"/>
-            <w:vAlign w:val="center"/>
-            <w:hideMark/>
-          </w:tcPr>
-          <w:p>
-            <w:pPr>
-              <w:rPr>
-                <w:rFonts w:asciiTheme="minorHAnsi" w:hAnsiTheme="minorHAnsi" w:cstheme="minorHAnsi"/>
-                <w:sz w:val="18"/>
-                <w:szCs w:val="18"/>
-              </w:rPr>
-            </w:pPr>
-          </w:p>
-        </w:tc>
-        <w:tc>
-          <w:tcPr>
-            <w:tcW w:w="820" w:type="dxa"/>
-            <w:vAlign w:val="center"/>
-            <w:hideMark/>
-          </w:tcPr>
-          <w:p>
-            <w:pPr>
-              <w:rPr>
-                <w:rFonts w:asciiTheme="minorHAnsi" w:hAnsiTheme="minorHAnsi" w:cstheme="minorHAnsi"/>
-                <w:sz w:val="18"/>
-                <w:szCs w:val="18"/>
-              </w:rPr>
-            </w:pPr>
-          </w:p>
-        </w:tc>
-        <w:tc>
-          <w:tcPr>
-            <w:tcW w:w="806" w:type="dxa"/>
-            <w:vAlign w:val="center"/>
-            <w:hideMark/>
-          </w:tcPr>
-          <w:p>
-            <w:pPr>
-              <w:rPr>
-                <w:rFonts w:asciiTheme="minorHAnsi" w:hAnsiTheme="minorHAnsi" w:cstheme="minorHAnsi"/>
-                <w:sz w:val="18"/>
-                <w:szCs w:val="18"/>
-              </w:rPr>
-            </w:pPr>
-          </w:p>
-        </w:tc>
-      </w:tr>
-      <w:tr>
-        <w:trPr>
-          <w:tblCellSpacing w:w="15" w:type="dxa"/>
-        </w:trPr>
-        <w:tc>
-          <w:tcPr>
-            <w:tcW w:w="3780" w:type="dxa"/>
-            <w:vAlign w:val="center"/>
-            <w:hideMark/>
-          </w:tcPr>
-          <w:p>
-            <w:pPr>
-              <w:rPr>
-                <w:rFonts w:asciiTheme="minorHAnsi" w:hAnsiTheme="minorHAnsi" w:cstheme="minorHAnsi"/>
-                <w:sz w:val="18"/>
-                <w:szCs w:val="18"/>
-              </w:rPr>
-            </w:pPr>
-            <w:r>
-              <w:rPr>
-                <w:rFonts w:asciiTheme="minorHAnsi" w:hAnsiTheme="minorHAnsi" w:cstheme="minorHAnsi"/>
-                <w:sz w:val="18"/>
-                <w:szCs w:val="18"/>
-              </w:rPr>
-              <w:t>Implementación QR e integración</w:t>
-            </w:r>
-          </w:p>
-        </w:tc>
-        <w:tc>
-          <w:tcPr>
-            <w:tcW w:w="820" w:type="dxa"/>
-            <w:vAlign w:val="center"/>
-            <w:hideMark/>
-          </w:tcPr>
-          <w:p>
-            <w:pPr>
-              <w:rPr>
-                <w:rFonts w:asciiTheme="minorHAnsi" w:hAnsiTheme="minorHAnsi" w:cstheme="minorHAnsi"/>
-                <w:sz w:val="18"/>
-                <w:szCs w:val="18"/>
-              </w:rPr>
-            </w:pPr>
-          </w:p>
-        </w:tc>
-        <w:tc>
-          <w:tcPr>
-            <w:tcW w:w="679" w:type="dxa"/>
-            <w:vAlign w:val="center"/>
-            <w:hideMark/>
-          </w:tcPr>
-          <w:p>
-            <w:pPr>
-              <w:rPr>
-                <w:rFonts w:asciiTheme="minorHAnsi" w:hAnsiTheme="minorHAnsi" w:cstheme="minorHAnsi"/>
-                <w:sz w:val="18"/>
-                <w:szCs w:val="18"/>
-              </w:rPr>
-            </w:pPr>
-          </w:p>
-        </w:tc>
-        <w:tc>
-          <w:tcPr>
-            <w:tcW w:w="679" w:type="dxa"/>
-            <w:vAlign w:val="center"/>
-            <w:hideMark/>
-          </w:tcPr>
-          <w:p>
-            <w:pPr>
-              <w:rPr>
-                <w:rFonts w:asciiTheme="minorHAnsi" w:hAnsiTheme="minorHAnsi" w:cstheme="minorHAnsi"/>
-                <w:sz w:val="18"/>
-                <w:szCs w:val="18"/>
-              </w:rPr>
-            </w:pPr>
-            <w:r>
-              <w:rPr>
-                <w:rFonts w:asciiTheme="minorHAnsi" w:hAnsiTheme="minorHAnsi" w:cstheme="minorHAnsi"/>
-                <w:sz w:val="18"/>
-                <w:szCs w:val="18"/>
-              </w:rPr>
-              <w:t>X</w:t>
-            </w:r>
-          </w:p>
-        </w:tc>
-        <w:tc>
-          <w:tcPr>
-            <w:tcW w:w="820" w:type="dxa"/>
-            <w:vAlign w:val="center"/>
-            <w:hideMark/>
-          </w:tcPr>
-          <w:p>
-            <w:pPr>
-              <w:rPr>
-                <w:rFonts w:asciiTheme="minorHAnsi" w:hAnsiTheme="minorHAnsi" w:cstheme="minorHAnsi"/>
-                <w:sz w:val="18"/>
-                <w:szCs w:val="18"/>
-              </w:rPr>
-            </w:pPr>
-          </w:p>
-        </w:tc>
-        <w:tc>
-          <w:tcPr>
-            <w:tcW w:w="806" w:type="dxa"/>
-            <w:vAlign w:val="center"/>
-            <w:hideMark/>
-          </w:tcPr>
-          <w:p>
-            <w:pPr>
-              <w:rPr>
-                <w:rFonts w:asciiTheme="minorHAnsi" w:hAnsiTheme="minorHAnsi" w:cstheme="minorHAnsi"/>
-                <w:sz w:val="18"/>
-                <w:szCs w:val="18"/>
-              </w:rPr>
-            </w:pPr>
-          </w:p>
-        </w:tc>
-      </w:tr>
-      <w:tr>
-        <w:trPr>
-          <w:tblCellSpacing w:w="15" w:type="dxa"/>
-        </w:trPr>
-        <w:tc>
-          <w:tcPr>
-            <w:tcW w:w="3780" w:type="dxa"/>
-            <w:vAlign w:val="center"/>
-            <w:hideMark/>
-          </w:tcPr>
-          <w:p>
-            <w:pPr>
-              <w:rPr>
-                <w:rFonts w:asciiTheme="minorHAnsi" w:hAnsiTheme="minorHAnsi" w:cstheme="minorHAnsi"/>
-                <w:sz w:val="18"/>
-                <w:szCs w:val="18"/>
-              </w:rPr>
-            </w:pPr>
-            <w:r>
-              <w:rPr>
-                <w:rFonts w:asciiTheme="minorHAnsi" w:hAnsiTheme="minorHAnsi" w:cstheme="minorHAnsi"/>
-                <w:sz w:val="18"/>
-                <w:szCs w:val="18"/>
-              </w:rPr>
-              <w:t xml:space="preserve">Desarrollo </w:t>
-            </w:r>
-            <w:proofErr w:type="spellStart"/>
-            <w:r>
-              <w:rPr>
-                <w:rFonts w:asciiTheme="minorHAnsi" w:hAnsiTheme="minorHAnsi" w:cstheme="minorHAnsi"/>
-                <w:sz w:val="18"/>
-                <w:szCs w:val="18"/>
-              </w:rPr>
-              <w:t>dashboard</w:t>
-            </w:r>
-            <w:proofErr w:type="spellEnd"/>
-          </w:p>
-        </w:tc>
-        <w:tc>
-          <w:tcPr>
-            <w:tcW w:w="820" w:type="dxa"/>
-            <w:vAlign w:val="center"/>
-            <w:hideMark/>
-          </w:tcPr>
-          <w:p>
-            <w:pPr>
-              <w:rPr>
-                <w:rFonts w:asciiTheme="minorHAnsi" w:hAnsiTheme="minorHAnsi" w:cstheme="minorHAnsi"/>
-                <w:sz w:val="18"/>
-                <w:szCs w:val="18"/>
-              </w:rPr>
-            </w:pPr>
-          </w:p>
-        </w:tc>
-        <w:tc>
-          <w:tcPr>
-            <w:tcW w:w="679" w:type="dxa"/>
-            <w:vAlign w:val="center"/>
-            <w:hideMark/>
-          </w:tcPr>
-          <w:p>
-            <w:pPr>
-              <w:rPr>
-                <w:rFonts w:asciiTheme="minorHAnsi" w:hAnsiTheme="minorHAnsi" w:cstheme="minorHAnsi"/>
-                <w:sz w:val="18"/>
-                <w:szCs w:val="18"/>
-              </w:rPr>
-            </w:pPr>
-          </w:p>
-        </w:tc>
-        <w:tc>
-          <w:tcPr>
-            <w:tcW w:w="679" w:type="dxa"/>
-            <w:vAlign w:val="center"/>
-            <w:hideMark/>
-          </w:tcPr>
-          <w:p>
-            <w:pPr>
-              <w:rPr>
-                <w:rFonts w:asciiTheme="minorHAnsi" w:hAnsiTheme="minorHAnsi" w:cstheme="minorHAnsi"/>
-                <w:sz w:val="18"/>
-                <w:szCs w:val="18"/>
-              </w:rPr>
-            </w:pPr>
-            <w:r>
-              <w:rPr>
-                <w:rFonts w:asciiTheme="minorHAnsi" w:hAnsiTheme="minorHAnsi" w:cstheme="minorHAnsi"/>
-                <w:sz w:val="18"/>
-                <w:szCs w:val="18"/>
-              </w:rPr>
-              <w:t>X</w:t>
-            </w:r>
-          </w:p>
-        </w:tc>
-        <w:tc>
-          <w:tcPr>
-            <w:tcW w:w="820" w:type="dxa"/>
-            <w:vAlign w:val="center"/>
-            <w:hideMark/>
-          </w:tcPr>
-          <w:p>
-            <w:pPr>
-              <w:rPr>
-                <w:rFonts w:asciiTheme="minorHAnsi" w:hAnsiTheme="minorHAnsi" w:cstheme="minorHAnsi"/>
-                <w:sz w:val="18"/>
-                <w:szCs w:val="18"/>
-              </w:rPr>
-            </w:pPr>
-          </w:p>
-        </w:tc>
-        <w:tc>
-          <w:tcPr>
-            <w:tcW w:w="806" w:type="dxa"/>
-            <w:vAlign w:val="center"/>
-            <w:hideMark/>
-          </w:tcPr>
-          <w:p>
-            <w:pPr>
-              <w:rPr>
-                <w:rFonts w:asciiTheme="minorHAnsi" w:hAnsiTheme="minorHAnsi" w:cstheme="minorHAnsi"/>
-                <w:sz w:val="18"/>
-                <w:szCs w:val="18"/>
-              </w:rPr>
-            </w:pPr>
-          </w:p>
-        </w:tc>
-      </w:tr>
-      <w:tr>
-        <w:trPr>
-          <w:tblCellSpacing w:w="15" w:type="dxa"/>
-        </w:trPr>
-        <w:tc>
-          <w:tcPr>
-            <w:tcW w:w="3780" w:type="dxa"/>
-            <w:vAlign w:val="center"/>
-            <w:hideMark/>
-          </w:tcPr>
-          <w:p>
-            <w:pPr>
-              <w:rPr>
-                <w:rFonts w:asciiTheme="minorHAnsi" w:hAnsiTheme="minorHAnsi" w:cstheme="minorHAnsi"/>
-                <w:sz w:val="18"/>
-                <w:szCs w:val="18"/>
-              </w:rPr>
-            </w:pPr>
-            <w:r>
-              <w:rPr>
-                <w:rFonts w:asciiTheme="minorHAnsi" w:hAnsiTheme="minorHAnsi" w:cstheme="minorHAnsi"/>
-                <w:sz w:val="18"/>
-                <w:szCs w:val="18"/>
-              </w:rPr>
-              <w:t>Reportes y generación Excel</w:t>
-            </w:r>
-          </w:p>
-        </w:tc>
-        <w:tc>
-          <w:tcPr>
-            <w:tcW w:w="820" w:type="dxa"/>
-            <w:vAlign w:val="center"/>
-            <w:hideMark/>
-          </w:tcPr>
-          <w:p>
-            <w:pPr>
-              <w:rPr>
-                <w:rFonts w:asciiTheme="minorHAnsi" w:hAnsiTheme="minorHAnsi" w:cstheme="minorHAnsi"/>
-                <w:sz w:val="18"/>
-                <w:szCs w:val="18"/>
-              </w:rPr>
-            </w:pPr>
-          </w:p>
-        </w:tc>
-        <w:tc>
-          <w:tcPr>
-            <w:tcW w:w="679" w:type="dxa"/>
-            <w:vAlign w:val="center"/>
-            <w:hideMark/>
-          </w:tcPr>
-          <w:p>
-            <w:pPr>
-              <w:rPr>
-                <w:rFonts w:asciiTheme="minorHAnsi" w:hAnsiTheme="minorHAnsi" w:cstheme="minorHAnsi"/>
-                <w:sz w:val="18"/>
-                <w:szCs w:val="18"/>
-              </w:rPr>
-            </w:pPr>
-          </w:p>
-        </w:tc>
-        <w:tc>
-          <w:tcPr>
-            <w:tcW w:w="679" w:type="dxa"/>
-            <w:vAlign w:val="center"/>
-            <w:hideMark/>
-          </w:tcPr>
-          <w:p>
-            <w:pPr>
-              <w:rPr>
-                <w:rFonts w:asciiTheme="minorHAnsi" w:hAnsiTheme="minorHAnsi" w:cstheme="minorHAnsi"/>
-                <w:sz w:val="18"/>
-                <w:szCs w:val="18"/>
-              </w:rPr>
-            </w:pPr>
-            <w:r>
-              <w:rPr>
-                <w:rFonts w:asciiTheme="minorHAnsi" w:hAnsiTheme="minorHAnsi" w:cstheme="minorHAnsi"/>
-                <w:sz w:val="18"/>
-                <w:szCs w:val="18"/>
-              </w:rPr>
-              <w:t>X</w:t>
-            </w:r>
-          </w:p>
-        </w:tc>
-        <w:tc>
-          <w:tcPr>
-            <w:tcW w:w="820" w:type="dxa"/>
-            <w:vAlign w:val="center"/>
-            <w:hideMark/>
-          </w:tcPr>
-          <w:p>
-            <w:pPr>
-              <w:rPr>
-                <w:rFonts w:asciiTheme="minorHAnsi" w:hAnsiTheme="minorHAnsi" w:cstheme="minorHAnsi"/>
-                <w:sz w:val="18"/>
-                <w:szCs w:val="18"/>
-              </w:rPr>
-            </w:pPr>
-          </w:p>
-        </w:tc>
-        <w:tc>
-          <w:tcPr>
-            <w:tcW w:w="806" w:type="dxa"/>
-            <w:vAlign w:val="center"/>
-            <w:hideMark/>
-          </w:tcPr>
-          <w:p>
-            <w:pPr>
-              <w:rPr>
-                <w:rFonts w:asciiTheme="minorHAnsi" w:hAnsiTheme="minorHAnsi" w:cstheme="minorHAnsi"/>
-                <w:sz w:val="18"/>
-                <w:szCs w:val="18"/>
-              </w:rPr>
-            </w:pPr>
-          </w:p>
-        </w:tc>
-      </w:tr>
-      <w:tr>
-        <w:trPr>
-          <w:tblCellSpacing w:w="15" w:type="dxa"/>
-        </w:trPr>
-        <w:tc>
-          <w:tcPr>
-            <w:tcW w:w="3780" w:type="dxa"/>
-            <w:vAlign w:val="center"/>
-            <w:hideMark/>
-          </w:tcPr>
-          <w:p>
-            <w:pPr>
-              <w:rPr>
-                <w:rFonts w:asciiTheme="minorHAnsi" w:hAnsiTheme="minorHAnsi" w:cstheme="minorHAnsi"/>
-                <w:sz w:val="18"/>
-                <w:szCs w:val="18"/>
-              </w:rPr>
-            </w:pPr>
-            <w:r>
-              <w:rPr>
-                <w:rFonts w:asciiTheme="minorHAnsi" w:hAnsiTheme="minorHAnsi" w:cstheme="minorHAnsi"/>
-                <w:sz w:val="18"/>
-                <w:szCs w:val="18"/>
-              </w:rPr>
-              <w:t>Integración y correcciones de sus módulos</w:t>
-            </w:r>
-          </w:p>
-        </w:tc>
-        <w:tc>
-          <w:tcPr>
-            <w:tcW w:w="820" w:type="dxa"/>
-            <w:vAlign w:val="center"/>
-            <w:hideMark/>
-          </w:tcPr>
-          <w:p>
-            <w:pPr>
-              <w:rPr>
-                <w:rFonts w:asciiTheme="minorHAnsi" w:hAnsiTheme="minorHAnsi" w:cstheme="minorHAnsi"/>
-                <w:sz w:val="18"/>
-                <w:szCs w:val="18"/>
-              </w:rPr>
-            </w:pPr>
-          </w:p>
-        </w:tc>
-        <w:tc>
-          <w:tcPr>
-            <w:tcW w:w="679" w:type="dxa"/>
-            <w:vAlign w:val="center"/>
-            <w:hideMark/>
-          </w:tcPr>
-          <w:p>
-            <w:pPr>
-              <w:rPr>
-                <w:rFonts w:asciiTheme="minorHAnsi" w:hAnsiTheme="minorHAnsi" w:cstheme="minorHAnsi"/>
-                <w:sz w:val="18"/>
-                <w:szCs w:val="18"/>
-              </w:rPr>
-            </w:pPr>
-          </w:p>
-        </w:tc>
-        <w:tc>
-          <w:tcPr>
-            <w:tcW w:w="679" w:type="dxa"/>
-            <w:vAlign w:val="center"/>
-            <w:hideMark/>
-          </w:tcPr>
-          <w:p>
-            <w:pPr>
-              <w:rPr>
-                <w:rFonts w:asciiTheme="minorHAnsi" w:hAnsiTheme="minorHAnsi" w:cstheme="minorHAnsi"/>
-                <w:sz w:val="18"/>
-                <w:szCs w:val="18"/>
-              </w:rPr>
-            </w:pPr>
-            <w:r>
-              <w:rPr>
-                <w:rFonts w:asciiTheme="minorHAnsi" w:hAnsiTheme="minorHAnsi" w:cstheme="minorHAnsi"/>
-                <w:sz w:val="18"/>
-                <w:szCs w:val="18"/>
-              </w:rPr>
-              <w:t>X</w:t>
-            </w:r>
-          </w:p>
-        </w:tc>
-        <w:tc>
-          <w:tcPr>
-            <w:tcW w:w="820" w:type="dxa"/>
-            <w:vAlign w:val="center"/>
-            <w:hideMark/>
-          </w:tcPr>
-          <w:p>
-            <w:pPr>
-              <w:rPr>
-                <w:rFonts w:asciiTheme="minorHAnsi" w:hAnsiTheme="minorHAnsi" w:cstheme="minorHAnsi"/>
-                <w:sz w:val="18"/>
-                <w:szCs w:val="18"/>
-              </w:rPr>
-            </w:pPr>
-            <w:r>
-              <w:rPr>
-                <w:rFonts w:asciiTheme="minorHAnsi" w:hAnsiTheme="minorHAnsi" w:cstheme="minorHAnsi"/>
-                <w:sz w:val="18"/>
-                <w:szCs w:val="18"/>
-              </w:rPr>
-              <w:t>X</w:t>
-            </w:r>
-          </w:p>
-        </w:tc>
-        <w:tc>
-          <w:tcPr>
-            <w:tcW w:w="806" w:type="dxa"/>
-            <w:vAlign w:val="center"/>
-            <w:hideMark/>
-          </w:tcPr>
-          <w:p>
-            <w:pPr>
-              <w:rPr>
-                <w:rFonts w:asciiTheme="minorHAnsi" w:hAnsiTheme="minorHAnsi" w:cstheme="minorHAnsi"/>
-                <w:sz w:val="18"/>
-                <w:szCs w:val="18"/>
-              </w:rPr>
-            </w:pPr>
-          </w:p>
-        </w:tc>
-      </w:tr>
-      <w:tr>
-        <w:trPr>
-          <w:tblCellSpacing w:w="15" w:type="dxa"/>
-        </w:trPr>
-        <w:tc>
-          <w:tcPr>
-            <w:tcW w:w="3780" w:type="dxa"/>
-            <w:vAlign w:val="center"/>
-            <w:hideMark/>
-          </w:tcPr>
-          <w:p>
-            <w:pPr>
-              <w:rPr>
-                <w:rFonts w:asciiTheme="minorHAnsi" w:hAnsiTheme="minorHAnsi" w:cstheme="minorHAnsi"/>
-                <w:sz w:val="18"/>
-                <w:szCs w:val="18"/>
-              </w:rPr>
-            </w:pPr>
-            <w:r>
-              <w:rPr>
-                <w:rFonts w:asciiTheme="minorHAnsi" w:hAnsiTheme="minorHAnsi" w:cstheme="minorHAnsi"/>
-                <w:sz w:val="18"/>
-                <w:szCs w:val="18"/>
-              </w:rPr>
-              <w:t>Documentación y evidencias</w:t>
-            </w:r>
-          </w:p>
-        </w:tc>
-        <w:tc>
-          <w:tcPr>
-            <w:tcW w:w="820" w:type="dxa"/>
-            <w:vAlign w:val="center"/>
-            <w:hideMark/>
-          </w:tcPr>
-          <w:p>
-            <w:pPr>
-              <w:rPr>
-                <w:rFonts w:asciiTheme="minorHAnsi" w:hAnsiTheme="minorHAnsi" w:cstheme="minorHAnsi"/>
-                <w:sz w:val="18"/>
-                <w:szCs w:val="18"/>
-              </w:rPr>
-            </w:pPr>
-            <w:r>
-              <w:rPr>
-                <w:rFonts w:asciiTheme="minorHAnsi" w:hAnsiTheme="minorHAnsi" w:cstheme="minorHAnsi"/>
-                <w:sz w:val="18"/>
-                <w:szCs w:val="18"/>
-              </w:rPr>
-              <w:t>X</w:t>
-            </w:r>
-          </w:p>
-        </w:tc>
-        <w:tc>
-          <w:tcPr>
-            <w:tcW w:w="679" w:type="dxa"/>
-            <w:vAlign w:val="center"/>
-            <w:hideMark/>
-          </w:tcPr>
-          <w:p>
-            <w:pPr>
-              <w:rPr>
-                <w:rFonts w:asciiTheme="minorHAnsi" w:hAnsiTheme="minorHAnsi" w:cstheme="minorHAnsi"/>
-                <w:sz w:val="18"/>
-                <w:szCs w:val="18"/>
-              </w:rPr>
-            </w:pPr>
-            <w:r>
-              <w:rPr>
-                <w:rFonts w:asciiTheme="minorHAnsi" w:hAnsiTheme="minorHAnsi" w:cstheme="minorHAnsi"/>
-                <w:sz w:val="18"/>
-                <w:szCs w:val="18"/>
-              </w:rPr>
-              <w:t>X</w:t>
-            </w:r>
-          </w:p>
-        </w:tc>
-        <w:tc>
-          <w:tcPr>
-            <w:tcW w:w="679" w:type="dxa"/>
-            <w:vAlign w:val="center"/>
-            <w:hideMark/>
-          </w:tcPr>
-          <w:p>
-            <w:pPr>
-              <w:rPr>
-                <w:rFonts w:asciiTheme="minorHAnsi" w:hAnsiTheme="minorHAnsi" w:cstheme="minorHAnsi"/>
-                <w:sz w:val="18"/>
-                <w:szCs w:val="18"/>
-              </w:rPr>
-            </w:pPr>
-            <w:r>
-              <w:rPr>
-                <w:rFonts w:asciiTheme="minorHAnsi" w:hAnsiTheme="minorHAnsi" w:cstheme="minorHAnsi"/>
-                <w:sz w:val="18"/>
-                <w:szCs w:val="18"/>
-              </w:rPr>
-              <w:t>X</w:t>
-            </w:r>
-          </w:p>
-        </w:tc>
-        <w:tc>
-          <w:tcPr>
-            <w:tcW w:w="820" w:type="dxa"/>
-            <w:vAlign w:val="center"/>
-            <w:hideMark/>
-          </w:tcPr>
-          <w:p>
-            <w:pPr>
-              <w:rPr>
-                <w:rFonts w:asciiTheme="minorHAnsi" w:hAnsiTheme="minorHAnsi" w:cstheme="minorHAnsi"/>
-                <w:sz w:val="18"/>
-                <w:szCs w:val="18"/>
-              </w:rPr>
-            </w:pPr>
-            <w:r>
-              <w:rPr>
-                <w:rFonts w:asciiTheme="minorHAnsi" w:hAnsiTheme="minorHAnsi" w:cstheme="minorHAnsi"/>
-                <w:sz w:val="18"/>
-                <w:szCs w:val="18"/>
-              </w:rPr>
-              <w:t>X</w:t>
-            </w:r>
-          </w:p>
-        </w:tc>
-        <w:tc>
-          <w:tcPr>
-            <w:tcW w:w="806" w:type="dxa"/>
-            <w:vAlign w:val="center"/>
-            <w:hideMark/>
-          </w:tcPr>
-          <w:p>
-            <w:pPr>
-              <w:rPr>
-                <w:rFonts w:asciiTheme="minorHAnsi" w:hAnsiTheme="minorHAnsi" w:cstheme="minorHAnsi"/>
-                <w:sz w:val="18"/>
-                <w:szCs w:val="18"/>
-              </w:rPr>
-            </w:pPr>
-          </w:p>
-        </w:tc>
-      </w:tr>
-      <w:tr>
-        <w:trPr>
-          <w:tblCellSpacing w:w="15" w:type="dxa"/>
-        </w:trPr>
-        <w:tc>
-          <w:tcPr>
-            <w:tcW w:w="3780" w:type="dxa"/>
-            <w:vAlign w:val="center"/>
-            <w:hideMark/>
-          </w:tcPr>
-          <w:p>
-            <w:pPr>
-              <w:rPr>
-                <w:rFonts w:asciiTheme="minorHAnsi" w:hAnsiTheme="minorHAnsi" w:cstheme="minorHAnsi"/>
-                <w:sz w:val="18"/>
-                <w:szCs w:val="18"/>
-              </w:rPr>
-            </w:pPr>
-            <w:r>
-              <w:rPr>
-                <w:rFonts w:asciiTheme="minorHAnsi" w:hAnsiTheme="minorHAnsi" w:cstheme="minorHAnsi"/>
-                <w:sz w:val="18"/>
-                <w:szCs w:val="18"/>
-              </w:rPr>
-              <w:t>Ajustes finales</w:t>
-            </w:r>
-          </w:p>
-        </w:tc>
-        <w:tc>
-          <w:tcPr>
-            <w:tcW w:w="820" w:type="dxa"/>
-            <w:vAlign w:val="center"/>
-            <w:hideMark/>
-          </w:tcPr>
-          <w:p>
-            <w:pPr>
-              <w:rPr>
-                <w:rFonts w:asciiTheme="minorHAnsi" w:hAnsiTheme="minorHAnsi" w:cstheme="minorHAnsi"/>
-                <w:sz w:val="18"/>
-                <w:szCs w:val="18"/>
-              </w:rPr>
-            </w:pPr>
-          </w:p>
-        </w:tc>
-        <w:tc>
-          <w:tcPr>
-            <w:tcW w:w="679" w:type="dxa"/>
-            <w:vAlign w:val="center"/>
-            <w:hideMark/>
-          </w:tcPr>
-          <w:p>
-            <w:pPr>
-              <w:rPr>
-                <w:rFonts w:asciiTheme="minorHAnsi" w:hAnsiTheme="minorHAnsi" w:cstheme="minorHAnsi"/>
-                <w:sz w:val="18"/>
-                <w:szCs w:val="18"/>
-              </w:rPr>
-            </w:pPr>
-          </w:p>
-        </w:tc>
-        <w:tc>
-          <w:tcPr>
-            <w:tcW w:w="679" w:type="dxa"/>
-            <w:vAlign w:val="center"/>
-            <w:hideMark/>
-          </w:tcPr>
-          <w:p>
-            <w:pPr>
-              <w:rPr>
-                <w:rFonts w:asciiTheme="minorHAnsi" w:hAnsiTheme="minorHAnsi" w:cstheme="minorHAnsi"/>
-                <w:sz w:val="18"/>
-                <w:szCs w:val="18"/>
-              </w:rPr>
-            </w:pPr>
-          </w:p>
-        </w:tc>
-        <w:tc>
-          <w:tcPr>
-            <w:tcW w:w="820" w:type="dxa"/>
-            <w:vAlign w:val="center"/>
-            <w:hideMark/>
-          </w:tcPr>
-          <w:p>
-            <w:pPr>
-              <w:rPr>
-                <w:rFonts w:asciiTheme="minorHAnsi" w:hAnsiTheme="minorHAnsi" w:cstheme="minorHAnsi"/>
-                <w:sz w:val="18"/>
-                <w:szCs w:val="18"/>
-              </w:rPr>
-            </w:pPr>
-          </w:p>
-        </w:tc>
-        <w:tc>
-          <w:tcPr>
-            <w:tcW w:w="806" w:type="dxa"/>
-            <w:vAlign w:val="center"/>
-            <w:hideMark/>
-          </w:tcPr>
-          <w:p>
-            <w:pPr>
-              <w:rPr>
-                <w:rFonts w:asciiTheme="minorHAnsi" w:hAnsiTheme="minorHAnsi" w:cstheme="minorHAnsi"/>
-                <w:sz w:val="18"/>
-                <w:szCs w:val="18"/>
-              </w:rPr>
-            </w:pPr>
-            <w:r>
-              <w:rPr>
-                <w:rFonts w:asciiTheme="minorHAnsi" w:hAnsiTheme="minorHAnsi" w:cstheme="minorHAnsi"/>
-                <w:sz w:val="18"/>
-                <w:szCs w:val="18"/>
-              </w:rPr>
-              <w:t>X</w:t>
-            </w:r>
-          </w:p>
-        </w:tc>
-      </w:tr>
-      <w:tr>
-        <w:trPr>
-          <w:tblCellSpacing w:w="15" w:type="dxa"/>
-        </w:trPr>
-        <w:tc>
-          <w:tcPr>
-            <w:tcW w:w="3780" w:type="dxa"/>
-            <w:vAlign w:val="center"/>
-            <w:hideMark/>
-          </w:tcPr>
-          <w:p>
-            <w:pPr>
-              <w:rPr>
-                <w:rFonts w:asciiTheme="minorHAnsi" w:hAnsiTheme="minorHAnsi" w:cstheme="minorHAnsi"/>
-                <w:sz w:val="18"/>
-                <w:szCs w:val="18"/>
-              </w:rPr>
-            </w:pPr>
-            <w:r>
-              <w:rPr>
-                <w:rFonts w:asciiTheme="minorHAnsi" w:hAnsiTheme="minorHAnsi" w:cstheme="minorHAnsi"/>
-                <w:sz w:val="18"/>
-                <w:szCs w:val="18"/>
-              </w:rPr>
-              <w:t>Demo y presentación final</w:t>
-            </w:r>
-          </w:p>
-        </w:tc>
-        <w:tc>
-          <w:tcPr>
-            <w:tcW w:w="820" w:type="dxa"/>
-            <w:vAlign w:val="center"/>
-            <w:hideMark/>
-          </w:tcPr>
-          <w:p>
-            <w:pPr>
-              <w:rPr>
-                <w:rFonts w:asciiTheme="minorHAnsi" w:hAnsiTheme="minorHAnsi" w:cstheme="minorHAnsi"/>
-                <w:sz w:val="18"/>
-                <w:szCs w:val="18"/>
-              </w:rPr>
-            </w:pPr>
-          </w:p>
-        </w:tc>
-        <w:tc>
-          <w:tcPr>
-            <w:tcW w:w="679" w:type="dxa"/>
-            <w:vAlign w:val="center"/>
-            <w:hideMark/>
-          </w:tcPr>
-          <w:p>
-            <w:pPr>
-              <w:rPr>
-                <w:rFonts w:asciiTheme="minorHAnsi" w:hAnsiTheme="minorHAnsi" w:cstheme="minorHAnsi"/>
-                <w:sz w:val="18"/>
-                <w:szCs w:val="18"/>
-              </w:rPr>
-            </w:pPr>
-          </w:p>
-        </w:tc>
-        <w:tc>
-          <w:tcPr>
-            <w:tcW w:w="679" w:type="dxa"/>
-            <w:vAlign w:val="center"/>
-            <w:hideMark/>
-          </w:tcPr>
-          <w:p>
-            <w:pPr>
-              <w:rPr>
-                <w:rFonts w:asciiTheme="minorHAnsi" w:hAnsiTheme="minorHAnsi" w:cstheme="minorHAnsi"/>
-                <w:sz w:val="18"/>
-                <w:szCs w:val="18"/>
-              </w:rPr>
-            </w:pPr>
-          </w:p>
-        </w:tc>
-        <w:tc>
-          <w:tcPr>
-            <w:tcW w:w="820" w:type="dxa"/>
-            <w:vAlign w:val="center"/>
-            <w:hideMark/>
-          </w:tcPr>
-          <w:p>
-            <w:pPr>
-              <w:rPr>
-                <w:rFonts w:asciiTheme="minorHAnsi" w:hAnsiTheme="minorHAnsi" w:cstheme="minorHAnsi"/>
-                <w:sz w:val="18"/>
-                <w:szCs w:val="18"/>
-              </w:rPr>
-            </w:pPr>
-          </w:p>
-        </w:tc>
-        <w:tc>
-          <w:tcPr>
-            <w:tcW w:w="806" w:type="dxa"/>
-            <w:vAlign w:val="center"/>
-            <w:hideMark/>
-          </w:tcPr>
-          <w:p>
-            <w:pPr>
-              <w:rPr>
-                <w:rFonts w:asciiTheme="minorHAnsi" w:hAnsiTheme="minorHAnsi" w:cstheme="minorHAnsi"/>
-                <w:sz w:val="18"/>
-                <w:szCs w:val="18"/>
-              </w:rPr>
-            </w:pPr>
-            <w:r>
-              <w:rPr>
-                <w:rFonts w:asciiTheme="minorHAnsi" w:hAnsiTheme="minorHAnsi" w:cstheme="minorHAnsi"/>
-                <w:sz w:val="18"/>
-                <w:szCs w:val="18"/>
-              </w:rPr>
-              <w:t>X</w:t>
-            </w:r>
-          </w:p>
-        </w:tc>
-      </w:tr>
-    </w:tbl>
-    <w:p/>
-    <w:p>
-      <w:r>
-        <w:br w:type="page"/>
-      </w:r>
-    </w:p>
-    <w:p>
-      <w:r>
-        <w:lastRenderedPageBreak/>
-        <w:t>Carta Gantt individual — Paloma Tamayo</w:t>
-      </w:r>
-    </w:p>
-    <w:tbl>
-      <w:tblPr>
-        <w:tblW w:w="0" w:type="auto"/>
-        <w:tblCellSpacing w:w="15" w:type="dxa"/>
-        <w:tblBorders>
-          <w:top w:val="single" w:sz="2" w:space="0" w:color="auto"/>
-          <w:left w:val="single" w:sz="2" w:space="0" w:color="auto"/>
-          <w:bottom w:val="single" w:sz="2" w:space="0" w:color="auto"/>
-          <w:right w:val="single" w:sz="2" w:space="0" w:color="auto"/>
-          <w:insideH w:val="single" w:sz="2" w:space="0" w:color="auto"/>
-          <w:insideV w:val="single" w:sz="2" w:space="0" w:color="auto"/>
-        </w:tblBorders>
-        <w:tblCellMar>
-          <w:top w:w="15" w:type="dxa"/>
-          <w:left w:w="15" w:type="dxa"/>
-          <w:bottom w:w="15" w:type="dxa"/>
-          <w:right w:w="15" w:type="dxa"/>
-        </w:tblCellMar>
-        <w:tblLook w:val="04A0" w:firstRow="1" w:lastRow="0" w:firstColumn="1" w:lastColumn="0" w:noHBand="0" w:noVBand="1"/>
-      </w:tblPr>
-      <w:tblGrid>
-        <w:gridCol w:w="4000"/>
-        <w:gridCol w:w="611"/>
-        <w:gridCol w:w="611"/>
-        <w:gridCol w:w="723"/>
-        <w:gridCol w:w="834"/>
-        <w:gridCol w:w="849"/>
-      </w:tblGrid>
-      <w:tr>
-        <w:trPr>
-          <w:tblHeader/>
-          <w:tblCellSpacing w:w="15" w:type="dxa"/>
-        </w:trPr>
-        <w:tc>
-          <w:tcPr>
-            <w:tcW w:w="0" w:type="auto"/>
-            <w:vAlign w:val="center"/>
-            <w:hideMark/>
-          </w:tcPr>
-          <w:p>
-            <w:pPr>
-              <w:rPr>
-                <w:rFonts w:asciiTheme="minorHAnsi" w:hAnsiTheme="minorHAnsi" w:cstheme="minorHAnsi"/>
-                <w:b/>
-                <w:bCs/>
-              </w:rPr>
-            </w:pPr>
-            <w:r>
-              <w:rPr>
-                <w:rFonts w:asciiTheme="minorHAnsi" w:hAnsiTheme="minorHAnsi" w:cstheme="minorHAnsi"/>
-                <w:b/>
-                <w:bCs/>
-              </w:rPr>
-              <w:t>Actividad</w:t>
-            </w:r>
-          </w:p>
-        </w:tc>
-        <w:tc>
-          <w:tcPr>
-            <w:tcW w:w="0" w:type="auto"/>
-            <w:vAlign w:val="center"/>
-            <w:hideMark/>
-          </w:tcPr>
-          <w:p>
-            <w:pPr>
-              <w:rPr>
-                <w:rFonts w:asciiTheme="minorHAnsi" w:hAnsiTheme="minorHAnsi" w:cstheme="minorHAnsi"/>
-                <w:b/>
-                <w:bCs/>
-              </w:rPr>
-            </w:pPr>
-            <w:r>
-              <w:rPr>
-                <w:rFonts w:asciiTheme="minorHAnsi" w:hAnsiTheme="minorHAnsi" w:cstheme="minorHAnsi"/>
-                <w:b/>
-                <w:bCs/>
-              </w:rPr>
-              <w:t>S1–S4</w:t>
-            </w:r>
-          </w:p>
-        </w:tc>
-        <w:tc>
-          <w:tcPr>
-            <w:tcW w:w="0" w:type="auto"/>
-            <w:vAlign w:val="center"/>
-            <w:hideMark/>
-          </w:tcPr>
-          <w:p>
-            <w:pPr>
-              <w:rPr>
-                <w:rFonts w:asciiTheme="minorHAnsi" w:hAnsiTheme="minorHAnsi" w:cstheme="minorHAnsi"/>
-                <w:b/>
-                <w:bCs/>
-              </w:rPr>
-            </w:pPr>
-            <w:r>
-              <w:rPr>
-                <w:rFonts w:asciiTheme="minorHAnsi" w:hAnsiTheme="minorHAnsi" w:cstheme="minorHAnsi"/>
-                <w:b/>
-                <w:bCs/>
-              </w:rPr>
-              <w:t>S5–S8</w:t>
-            </w:r>
-          </w:p>
-        </w:tc>
-        <w:tc>
-          <w:tcPr>
-            <w:tcW w:w="0" w:type="auto"/>
-            <w:vAlign w:val="center"/>
-            <w:hideMark/>
-          </w:tcPr>
-          <w:p>
-            <w:pPr>
-              <w:rPr>
-                <w:rFonts w:asciiTheme="minorHAnsi" w:hAnsiTheme="minorHAnsi" w:cstheme="minorHAnsi"/>
-                <w:b/>
-                <w:bCs/>
-              </w:rPr>
-            </w:pPr>
-            <w:r>
-              <w:rPr>
-                <w:rFonts w:asciiTheme="minorHAnsi" w:hAnsiTheme="minorHAnsi" w:cstheme="minorHAnsi"/>
-                <w:b/>
-                <w:bCs/>
-              </w:rPr>
-              <w:t>S9–S12</w:t>
-            </w:r>
-          </w:p>
-        </w:tc>
-        <w:tc>
-          <w:tcPr>
-            <w:tcW w:w="0" w:type="auto"/>
-            <w:vAlign w:val="center"/>
-            <w:hideMark/>
-          </w:tcPr>
-          <w:p>
-            <w:pPr>
-              <w:rPr>
-                <w:rFonts w:asciiTheme="minorHAnsi" w:hAnsiTheme="minorHAnsi" w:cstheme="minorHAnsi"/>
-                <w:b/>
-                <w:bCs/>
-              </w:rPr>
-            </w:pPr>
-            <w:r>
-              <w:rPr>
-                <w:rFonts w:asciiTheme="minorHAnsi" w:hAnsiTheme="minorHAnsi" w:cstheme="minorHAnsi"/>
-                <w:b/>
-                <w:bCs/>
-              </w:rPr>
-              <w:t>S13–S15</w:t>
-            </w:r>
-          </w:p>
-        </w:tc>
-        <w:tc>
-          <w:tcPr>
-            <w:tcW w:w="0" w:type="auto"/>
-            <w:vAlign w:val="center"/>
-            <w:hideMark/>
-          </w:tcPr>
-          <w:p>
-            <w:pPr>
-              <w:rPr>
-                <w:rFonts w:asciiTheme="minorHAnsi" w:hAnsiTheme="minorHAnsi" w:cstheme="minorHAnsi"/>
-                <w:b/>
-                <w:bCs/>
-              </w:rPr>
-            </w:pPr>
-            <w:r>
-              <w:rPr>
-                <w:rFonts w:asciiTheme="minorHAnsi" w:hAnsiTheme="minorHAnsi" w:cstheme="minorHAnsi"/>
-                <w:b/>
-                <w:bCs/>
-              </w:rPr>
-              <w:t>S16–S18</w:t>
-            </w:r>
-          </w:p>
-        </w:tc>
-      </w:tr>
-      <w:tr>
-        <w:trPr>
-          <w:tblCellSpacing w:w="15" w:type="dxa"/>
-        </w:trPr>
-        <w:tc>
-          <w:tcPr>
-            <w:tcW w:w="0" w:type="auto"/>
-            <w:vAlign w:val="center"/>
-            <w:hideMark/>
-          </w:tcPr>
-          <w:p>
-            <w:pPr>
-              <w:rPr>
-                <w:rFonts w:asciiTheme="minorHAnsi" w:hAnsiTheme="minorHAnsi" w:cstheme="minorHAnsi"/>
-              </w:rPr>
-            </w:pPr>
-            <w:r>
-              <w:rPr>
-                <w:rFonts w:asciiTheme="minorHAnsi" w:hAnsiTheme="minorHAnsi" w:cstheme="minorHAnsi"/>
-              </w:rPr>
-              <w:t>Análisis, requerimientos y planificación</w:t>
-            </w:r>
-          </w:p>
-        </w:tc>
-        <w:tc>
-          <w:tcPr>
-            <w:tcW w:w="0" w:type="auto"/>
-            <w:vAlign w:val="center"/>
-            <w:hideMark/>
-          </w:tcPr>
-          <w:p>
-            <w:pPr>
-              <w:rPr>
-                <w:rFonts w:asciiTheme="minorHAnsi" w:hAnsiTheme="minorHAnsi" w:cstheme="minorHAnsi"/>
-              </w:rPr>
-            </w:pPr>
-            <w:r>
-              <w:rPr>
-                <w:rFonts w:asciiTheme="minorHAnsi" w:hAnsiTheme="minorHAnsi" w:cstheme="minorHAnsi"/>
-              </w:rPr>
-              <w:t>X</w:t>
-            </w:r>
-          </w:p>
-        </w:tc>
-        <w:tc>
-          <w:tcPr>
-            <w:tcW w:w="0" w:type="auto"/>
-            <w:vAlign w:val="center"/>
-            <w:hideMark/>
-          </w:tcPr>
-          <w:p>
-            <w:pPr>
-              <w:rPr>
-                <w:rFonts w:asciiTheme="minorHAnsi" w:hAnsiTheme="minorHAnsi" w:cstheme="minorHAnsi"/>
-              </w:rPr>
-            </w:pPr>
-          </w:p>
-        </w:tc>
-        <w:tc>
-          <w:tcPr>
-            <w:tcW w:w="0" w:type="auto"/>
-            <w:vAlign w:val="center"/>
-            <w:hideMark/>
-          </w:tcPr>
-          <w:p>
-            <w:pPr>
-              <w:rPr>
-                <w:rFonts w:asciiTheme="minorHAnsi" w:hAnsiTheme="minorHAnsi" w:cstheme="minorHAnsi"/>
-              </w:rPr>
-            </w:pPr>
-          </w:p>
-        </w:tc>
-        <w:tc>
-          <w:tcPr>
-            <w:tcW w:w="0" w:type="auto"/>
-            <w:vAlign w:val="center"/>
-            <w:hideMark/>
-          </w:tcPr>
-          <w:p>
-            <w:pPr>
-              <w:rPr>
-                <w:rFonts w:asciiTheme="minorHAnsi" w:hAnsiTheme="minorHAnsi" w:cstheme="minorHAnsi"/>
-              </w:rPr>
-            </w:pPr>
-          </w:p>
-        </w:tc>
-        <w:tc>
-          <w:tcPr>
-            <w:tcW w:w="0" w:type="auto"/>
-            <w:vAlign w:val="center"/>
-            <w:hideMark/>
-          </w:tcPr>
-          <w:p>
-            <w:pPr>
-              <w:rPr>
-                <w:rFonts w:asciiTheme="minorHAnsi" w:hAnsiTheme="minorHAnsi" w:cstheme="minorHAnsi"/>
-              </w:rPr>
-            </w:pPr>
-          </w:p>
-        </w:tc>
-      </w:tr>
-      <w:tr>
-        <w:trPr>
-          <w:tblCellSpacing w:w="15" w:type="dxa"/>
-        </w:trPr>
-        <w:tc>
-          <w:tcPr>
-            <w:tcW w:w="0" w:type="auto"/>
-            <w:vAlign w:val="center"/>
-            <w:hideMark/>
-          </w:tcPr>
-          <w:p>
-            <w:pPr>
-              <w:rPr>
-                <w:rFonts w:asciiTheme="minorHAnsi" w:hAnsiTheme="minorHAnsi" w:cstheme="minorHAnsi"/>
-              </w:rPr>
-            </w:pPr>
-            <w:r>
-              <w:rPr>
-                <w:rFonts w:asciiTheme="minorHAnsi" w:hAnsiTheme="minorHAnsi" w:cstheme="minorHAnsi"/>
-              </w:rPr>
-              <w:t>Diseño de solución y mockups</w:t>
-            </w:r>
-          </w:p>
-        </w:tc>
-        <w:tc>
-          <w:tcPr>
-            <w:tcW w:w="0" w:type="auto"/>
-            <w:vAlign w:val="center"/>
-            <w:hideMark/>
-          </w:tcPr>
-          <w:p>
-            <w:pPr>
-              <w:rPr>
-                <w:rFonts w:asciiTheme="minorHAnsi" w:hAnsiTheme="minorHAnsi" w:cstheme="minorHAnsi"/>
-              </w:rPr>
-            </w:pPr>
-            <w:r>
-              <w:rPr>
-                <w:rFonts w:asciiTheme="minorHAnsi" w:hAnsiTheme="minorHAnsi" w:cstheme="minorHAnsi"/>
-              </w:rPr>
-              <w:t>X</w:t>
-            </w:r>
-          </w:p>
-        </w:tc>
-        <w:tc>
-          <w:tcPr>
-            <w:tcW w:w="0" w:type="auto"/>
-            <w:vAlign w:val="center"/>
-            <w:hideMark/>
-          </w:tcPr>
-          <w:p>
-            <w:pPr>
-              <w:rPr>
-                <w:rFonts w:asciiTheme="minorHAnsi" w:hAnsiTheme="minorHAnsi" w:cstheme="minorHAnsi"/>
-              </w:rPr>
-            </w:pPr>
-          </w:p>
-        </w:tc>
-        <w:tc>
-          <w:tcPr>
-            <w:tcW w:w="0" w:type="auto"/>
-            <w:vAlign w:val="center"/>
-            <w:hideMark/>
-          </w:tcPr>
-          <w:p>
-            <w:pPr>
-              <w:rPr>
-                <w:rFonts w:asciiTheme="minorHAnsi" w:hAnsiTheme="minorHAnsi" w:cstheme="minorHAnsi"/>
-              </w:rPr>
-            </w:pPr>
-          </w:p>
-        </w:tc>
-        <w:tc>
-          <w:tcPr>
-            <w:tcW w:w="0" w:type="auto"/>
-            <w:vAlign w:val="center"/>
-            <w:hideMark/>
-          </w:tcPr>
-          <w:p>
-            <w:pPr>
-              <w:rPr>
-                <w:rFonts w:asciiTheme="minorHAnsi" w:hAnsiTheme="minorHAnsi" w:cstheme="minorHAnsi"/>
-              </w:rPr>
-            </w:pPr>
-          </w:p>
-        </w:tc>
-        <w:tc>
-          <w:tcPr>
-            <w:tcW w:w="0" w:type="auto"/>
-            <w:vAlign w:val="center"/>
-            <w:hideMark/>
-          </w:tcPr>
-          <w:p>
-            <w:pPr>
-              <w:rPr>
-                <w:rFonts w:asciiTheme="minorHAnsi" w:hAnsiTheme="minorHAnsi" w:cstheme="minorHAnsi"/>
-              </w:rPr>
-            </w:pPr>
-          </w:p>
-        </w:tc>
-      </w:tr>
-      <w:tr>
-        <w:trPr>
-          <w:tblCellSpacing w:w="15" w:type="dxa"/>
-        </w:trPr>
-        <w:tc>
-          <w:tcPr>
-            <w:tcW w:w="0" w:type="auto"/>
-            <w:vAlign w:val="center"/>
-            <w:hideMark/>
-          </w:tcPr>
-          <w:p>
-            <w:pPr>
-              <w:rPr>
-                <w:rFonts w:asciiTheme="minorHAnsi" w:hAnsiTheme="minorHAnsi" w:cstheme="minorHAnsi"/>
-              </w:rPr>
-            </w:pPr>
-            <w:r>
-              <w:rPr>
-                <w:rFonts w:asciiTheme="minorHAnsi" w:hAnsiTheme="minorHAnsi" w:cstheme="minorHAnsi"/>
-              </w:rPr>
-              <w:t>Implementación BD no relacional MongoDB</w:t>
-            </w:r>
-          </w:p>
-        </w:tc>
-        <w:tc>
-          <w:tcPr>
-            <w:tcW w:w="0" w:type="auto"/>
-            <w:vAlign w:val="center"/>
-            <w:hideMark/>
-          </w:tcPr>
-          <w:p>
-            <w:pPr>
-              <w:rPr>
-                <w:rFonts w:asciiTheme="minorHAnsi" w:hAnsiTheme="minorHAnsi" w:cstheme="minorHAnsi"/>
-              </w:rPr>
-            </w:pPr>
-          </w:p>
-        </w:tc>
-        <w:tc>
-          <w:tcPr>
-            <w:tcW w:w="0" w:type="auto"/>
-            <w:vAlign w:val="center"/>
-            <w:hideMark/>
-          </w:tcPr>
-          <w:p>
-            <w:pPr>
-              <w:rPr>
-                <w:rFonts w:asciiTheme="minorHAnsi" w:hAnsiTheme="minorHAnsi" w:cstheme="minorHAnsi"/>
-              </w:rPr>
-            </w:pPr>
-            <w:r>
-              <w:rPr>
-                <w:rFonts w:asciiTheme="minorHAnsi" w:hAnsiTheme="minorHAnsi" w:cstheme="minorHAnsi"/>
-              </w:rPr>
-              <w:t>X</w:t>
-            </w:r>
-          </w:p>
-        </w:tc>
-        <w:tc>
-          <w:tcPr>
-            <w:tcW w:w="0" w:type="auto"/>
-            <w:vAlign w:val="center"/>
-            <w:hideMark/>
-          </w:tcPr>
-          <w:p>
-            <w:pPr>
-              <w:rPr>
-                <w:rFonts w:asciiTheme="minorHAnsi" w:hAnsiTheme="minorHAnsi" w:cstheme="minorHAnsi"/>
-              </w:rPr>
-            </w:pPr>
-          </w:p>
-        </w:tc>
-        <w:tc>
-          <w:tcPr>
-            <w:tcW w:w="0" w:type="auto"/>
-            <w:vAlign w:val="center"/>
-            <w:hideMark/>
-          </w:tcPr>
-          <w:p>
-            <w:pPr>
-              <w:rPr>
-                <w:rFonts w:asciiTheme="minorHAnsi" w:hAnsiTheme="minorHAnsi" w:cstheme="minorHAnsi"/>
-              </w:rPr>
-            </w:pPr>
-          </w:p>
-        </w:tc>
-        <w:tc>
-          <w:tcPr>
-            <w:tcW w:w="0" w:type="auto"/>
-            <w:vAlign w:val="center"/>
-            <w:hideMark/>
-          </w:tcPr>
-          <w:p>
-            <w:pPr>
-              <w:rPr>
-                <w:rFonts w:asciiTheme="minorHAnsi" w:hAnsiTheme="minorHAnsi" w:cstheme="minorHAnsi"/>
-              </w:rPr>
-            </w:pPr>
-          </w:p>
-        </w:tc>
-      </w:tr>
-      <w:tr>
-        <w:trPr>
-          <w:tblCellSpacing w:w="15" w:type="dxa"/>
-        </w:trPr>
-        <w:tc>
-          <w:tcPr>
-            <w:tcW w:w="0" w:type="auto"/>
-            <w:vAlign w:val="center"/>
-            <w:hideMark/>
-          </w:tcPr>
-          <w:p>
-            <w:pPr>
-              <w:rPr>
-                <w:rFonts w:asciiTheme="minorHAnsi" w:hAnsiTheme="minorHAnsi" w:cstheme="minorHAnsi"/>
-              </w:rPr>
-            </w:pPr>
-            <w:r>
-              <w:rPr>
-                <w:rFonts w:asciiTheme="minorHAnsi" w:hAnsiTheme="minorHAnsi" w:cstheme="minorHAnsi"/>
-              </w:rPr>
-              <w:t xml:space="preserve">Desarrollo </w:t>
-            </w:r>
-            <w:proofErr w:type="spellStart"/>
-            <w:r>
-              <w:rPr>
-                <w:rFonts w:asciiTheme="minorHAnsi" w:hAnsiTheme="minorHAnsi" w:cstheme="minorHAnsi"/>
-              </w:rPr>
-              <w:t>backend</w:t>
-            </w:r>
-            <w:proofErr w:type="spellEnd"/>
-            <w:r>
-              <w:rPr>
-                <w:rFonts w:asciiTheme="minorHAnsi" w:hAnsiTheme="minorHAnsi" w:cstheme="minorHAnsi"/>
-              </w:rPr>
-              <w:t>/API REST por módulos</w:t>
-            </w:r>
-          </w:p>
-        </w:tc>
-        <w:tc>
-          <w:tcPr>
-            <w:tcW w:w="0" w:type="auto"/>
-            <w:vAlign w:val="center"/>
-            <w:hideMark/>
-          </w:tcPr>
-          <w:p>
-            <w:pPr>
-              <w:rPr>
-                <w:rFonts w:asciiTheme="minorHAnsi" w:hAnsiTheme="minorHAnsi" w:cstheme="minorHAnsi"/>
-              </w:rPr>
-            </w:pPr>
-          </w:p>
-        </w:tc>
-        <w:tc>
-          <w:tcPr>
-            <w:tcW w:w="0" w:type="auto"/>
-            <w:vAlign w:val="center"/>
-            <w:hideMark/>
-          </w:tcPr>
-          <w:p>
-            <w:pPr>
-              <w:rPr>
-                <w:rFonts w:asciiTheme="minorHAnsi" w:hAnsiTheme="minorHAnsi" w:cstheme="minorHAnsi"/>
-              </w:rPr>
-            </w:pPr>
-            <w:r>
-              <w:rPr>
-                <w:rFonts w:asciiTheme="minorHAnsi" w:hAnsiTheme="minorHAnsi" w:cstheme="minorHAnsi"/>
-              </w:rPr>
-              <w:t>X</w:t>
-            </w:r>
-          </w:p>
-        </w:tc>
-        <w:tc>
-          <w:tcPr>
-            <w:tcW w:w="0" w:type="auto"/>
-            <w:vAlign w:val="center"/>
-            <w:hideMark/>
-          </w:tcPr>
-          <w:p>
-            <w:pPr>
-              <w:rPr>
-                <w:rFonts w:asciiTheme="minorHAnsi" w:hAnsiTheme="minorHAnsi" w:cstheme="minorHAnsi"/>
-              </w:rPr>
-            </w:pPr>
-          </w:p>
-        </w:tc>
-        <w:tc>
-          <w:tcPr>
-            <w:tcW w:w="0" w:type="auto"/>
-            <w:vAlign w:val="center"/>
-            <w:hideMark/>
-          </w:tcPr>
-          <w:p>
-            <w:pPr>
-              <w:rPr>
-                <w:rFonts w:asciiTheme="minorHAnsi" w:hAnsiTheme="minorHAnsi" w:cstheme="minorHAnsi"/>
-              </w:rPr>
-            </w:pPr>
-          </w:p>
-        </w:tc>
-        <w:tc>
-          <w:tcPr>
-            <w:tcW w:w="0" w:type="auto"/>
-            <w:vAlign w:val="center"/>
-            <w:hideMark/>
-          </w:tcPr>
-          <w:p>
-            <w:pPr>
-              <w:rPr>
-                <w:rFonts w:asciiTheme="minorHAnsi" w:hAnsiTheme="minorHAnsi" w:cstheme="minorHAnsi"/>
-              </w:rPr>
-            </w:pPr>
-          </w:p>
-        </w:tc>
-      </w:tr>
-      <w:tr>
-        <w:trPr>
-          <w:tblCellSpacing w:w="15" w:type="dxa"/>
-        </w:trPr>
-        <w:tc>
-          <w:tcPr>
-            <w:tcW w:w="0" w:type="auto"/>
-            <w:vAlign w:val="center"/>
-            <w:hideMark/>
-          </w:tcPr>
-          <w:p>
-            <w:pPr>
-              <w:rPr>
-                <w:rFonts w:asciiTheme="minorHAnsi" w:hAnsiTheme="minorHAnsi" w:cstheme="minorHAnsi"/>
-              </w:rPr>
-            </w:pPr>
-            <w:r>
-              <w:rPr>
-                <w:rFonts w:asciiTheme="minorHAnsi" w:hAnsiTheme="minorHAnsi" w:cstheme="minorHAnsi"/>
-              </w:rPr>
-              <w:t xml:space="preserve">Desarrollo </w:t>
-            </w:r>
-            <w:proofErr w:type="gramStart"/>
-            <w:r>
-              <w:rPr>
-                <w:rFonts w:asciiTheme="minorHAnsi" w:hAnsiTheme="minorHAnsi" w:cstheme="minorHAnsi"/>
-              </w:rPr>
-              <w:t>app</w:t>
-            </w:r>
-            <w:proofErr w:type="gramEnd"/>
-            <w:r>
-              <w:rPr>
-                <w:rFonts w:asciiTheme="minorHAnsi" w:hAnsiTheme="minorHAnsi" w:cstheme="minorHAnsi"/>
-              </w:rPr>
-              <w:t xml:space="preserve"> móvil pasajero</w:t>
-            </w:r>
-          </w:p>
-        </w:tc>
-        <w:tc>
-          <w:tcPr>
-            <w:tcW w:w="0" w:type="auto"/>
-            <w:vAlign w:val="center"/>
-            <w:hideMark/>
-          </w:tcPr>
-          <w:p>
-            <w:pPr>
-              <w:rPr>
-                <w:rFonts w:asciiTheme="minorHAnsi" w:hAnsiTheme="minorHAnsi" w:cstheme="minorHAnsi"/>
-              </w:rPr>
-            </w:pPr>
-          </w:p>
-        </w:tc>
-        <w:tc>
-          <w:tcPr>
-            <w:tcW w:w="0" w:type="auto"/>
-            <w:vAlign w:val="center"/>
-            <w:hideMark/>
-          </w:tcPr>
-          <w:p>
-            <w:pPr>
-              <w:rPr>
-                <w:rFonts w:asciiTheme="minorHAnsi" w:hAnsiTheme="minorHAnsi" w:cstheme="minorHAnsi"/>
-              </w:rPr>
-            </w:pPr>
-          </w:p>
-        </w:tc>
-        <w:tc>
-          <w:tcPr>
-            <w:tcW w:w="0" w:type="auto"/>
-            <w:vAlign w:val="center"/>
-            <w:hideMark/>
-          </w:tcPr>
-          <w:p>
-            <w:pPr>
-              <w:rPr>
-                <w:rFonts w:asciiTheme="minorHAnsi" w:hAnsiTheme="minorHAnsi" w:cstheme="minorHAnsi"/>
-              </w:rPr>
-            </w:pPr>
-            <w:r>
-              <w:rPr>
-                <w:rFonts w:asciiTheme="minorHAnsi" w:hAnsiTheme="minorHAnsi" w:cstheme="minorHAnsi"/>
-              </w:rPr>
-              <w:t>X</w:t>
-            </w:r>
-          </w:p>
-        </w:tc>
-        <w:tc>
-          <w:tcPr>
-            <w:tcW w:w="0" w:type="auto"/>
-            <w:vAlign w:val="center"/>
-            <w:hideMark/>
-          </w:tcPr>
-          <w:p>
-            <w:pPr>
-              <w:rPr>
-                <w:rFonts w:asciiTheme="minorHAnsi" w:hAnsiTheme="minorHAnsi" w:cstheme="minorHAnsi"/>
-              </w:rPr>
-            </w:pPr>
-          </w:p>
-        </w:tc>
-        <w:tc>
-          <w:tcPr>
-            <w:tcW w:w="0" w:type="auto"/>
-            <w:vAlign w:val="center"/>
-            <w:hideMark/>
-          </w:tcPr>
-          <w:p>
-            <w:pPr>
-              <w:rPr>
-                <w:rFonts w:asciiTheme="minorHAnsi" w:hAnsiTheme="minorHAnsi" w:cstheme="minorHAnsi"/>
-              </w:rPr>
-            </w:pPr>
-          </w:p>
-        </w:tc>
-      </w:tr>
-      <w:tr>
-        <w:trPr>
-          <w:tblCellSpacing w:w="15" w:type="dxa"/>
-        </w:trPr>
-        <w:tc>
-          <w:tcPr>
-            <w:tcW w:w="0" w:type="auto"/>
-            <w:vAlign w:val="center"/>
-            <w:hideMark/>
-          </w:tcPr>
-          <w:p>
-            <w:pPr>
-              <w:rPr>
-                <w:rFonts w:asciiTheme="minorHAnsi" w:hAnsiTheme="minorHAnsi" w:cstheme="minorHAnsi"/>
-              </w:rPr>
-            </w:pPr>
-            <w:r>
-              <w:rPr>
-                <w:rFonts w:asciiTheme="minorHAnsi" w:hAnsiTheme="minorHAnsi" w:cstheme="minorHAnsi"/>
-              </w:rPr>
-              <w:t xml:space="preserve">Desarrollo </w:t>
-            </w:r>
-            <w:proofErr w:type="gramStart"/>
-            <w:r>
-              <w:rPr>
-                <w:rFonts w:asciiTheme="minorHAnsi" w:hAnsiTheme="minorHAnsi" w:cstheme="minorHAnsi"/>
-              </w:rPr>
-              <w:t>app</w:t>
-            </w:r>
-            <w:proofErr w:type="gramEnd"/>
-            <w:r>
-              <w:rPr>
-                <w:rFonts w:asciiTheme="minorHAnsi" w:hAnsiTheme="minorHAnsi" w:cstheme="minorHAnsi"/>
-              </w:rPr>
-              <w:t xml:space="preserve"> móvil conductor</w:t>
-            </w:r>
-          </w:p>
-        </w:tc>
-        <w:tc>
-          <w:tcPr>
-            <w:tcW w:w="0" w:type="auto"/>
-            <w:vAlign w:val="center"/>
-            <w:hideMark/>
-          </w:tcPr>
-          <w:p>
-            <w:pPr>
-              <w:rPr>
-                <w:rFonts w:asciiTheme="minorHAnsi" w:hAnsiTheme="minorHAnsi" w:cstheme="minorHAnsi"/>
-              </w:rPr>
-            </w:pPr>
-          </w:p>
-        </w:tc>
-        <w:tc>
-          <w:tcPr>
-            <w:tcW w:w="0" w:type="auto"/>
-            <w:vAlign w:val="center"/>
-            <w:hideMark/>
-          </w:tcPr>
-          <w:p>
-            <w:pPr>
-              <w:rPr>
-                <w:rFonts w:asciiTheme="minorHAnsi" w:hAnsiTheme="minorHAnsi" w:cstheme="minorHAnsi"/>
-              </w:rPr>
-            </w:pPr>
-          </w:p>
-        </w:tc>
-        <w:tc>
-          <w:tcPr>
-            <w:tcW w:w="0" w:type="auto"/>
-            <w:vAlign w:val="center"/>
-            <w:hideMark/>
-          </w:tcPr>
-          <w:p>
-            <w:pPr>
-              <w:rPr>
-                <w:rFonts w:asciiTheme="minorHAnsi" w:hAnsiTheme="minorHAnsi" w:cstheme="minorHAnsi"/>
-              </w:rPr>
-            </w:pPr>
-            <w:r>
-              <w:rPr>
-                <w:rFonts w:asciiTheme="minorHAnsi" w:hAnsiTheme="minorHAnsi" w:cstheme="minorHAnsi"/>
-              </w:rPr>
-              <w:t>X</w:t>
-            </w:r>
-          </w:p>
-        </w:tc>
-        <w:tc>
-          <w:tcPr>
-            <w:tcW w:w="0" w:type="auto"/>
-            <w:vAlign w:val="center"/>
-            <w:hideMark/>
-          </w:tcPr>
-          <w:p>
-            <w:pPr>
-              <w:rPr>
-                <w:rFonts w:asciiTheme="minorHAnsi" w:hAnsiTheme="minorHAnsi" w:cstheme="minorHAnsi"/>
-              </w:rPr>
-            </w:pPr>
-          </w:p>
-        </w:tc>
-        <w:tc>
-          <w:tcPr>
-            <w:tcW w:w="0" w:type="auto"/>
-            <w:vAlign w:val="center"/>
-            <w:hideMark/>
-          </w:tcPr>
-          <w:p>
-            <w:pPr>
-              <w:rPr>
-                <w:rFonts w:asciiTheme="minorHAnsi" w:hAnsiTheme="minorHAnsi" w:cstheme="minorHAnsi"/>
-              </w:rPr>
-            </w:pPr>
-          </w:p>
-        </w:tc>
-      </w:tr>
-      <w:tr>
-        <w:trPr>
-          <w:tblCellSpacing w:w="15" w:type="dxa"/>
-        </w:trPr>
-        <w:tc>
-          <w:tcPr>
-            <w:tcW w:w="0" w:type="auto"/>
-            <w:vAlign w:val="center"/>
-            <w:hideMark/>
-          </w:tcPr>
-          <w:p>
-            <w:pPr>
-              <w:rPr>
-                <w:rFonts w:asciiTheme="minorHAnsi" w:hAnsiTheme="minorHAnsi" w:cstheme="minorHAnsi"/>
-              </w:rPr>
-            </w:pPr>
-            <w:r>
-              <w:rPr>
-                <w:rFonts w:asciiTheme="minorHAnsi" w:hAnsiTheme="minorHAnsi" w:cstheme="minorHAnsi"/>
-              </w:rPr>
-              <w:t>Autenticación móvil</w:t>
-            </w:r>
-          </w:p>
-        </w:tc>
-        <w:tc>
-          <w:tcPr>
-            <w:tcW w:w="0" w:type="auto"/>
-            <w:vAlign w:val="center"/>
-            <w:hideMark/>
-          </w:tcPr>
-          <w:p>
-            <w:pPr>
-              <w:rPr>
-                <w:rFonts w:asciiTheme="minorHAnsi" w:hAnsiTheme="minorHAnsi" w:cstheme="minorHAnsi"/>
-              </w:rPr>
-            </w:pPr>
-          </w:p>
-        </w:tc>
-        <w:tc>
-          <w:tcPr>
-            <w:tcW w:w="0" w:type="auto"/>
-            <w:vAlign w:val="center"/>
-            <w:hideMark/>
-          </w:tcPr>
-          <w:p>
-            <w:pPr>
-              <w:rPr>
-                <w:rFonts w:asciiTheme="minorHAnsi" w:hAnsiTheme="minorHAnsi" w:cstheme="minorHAnsi"/>
-              </w:rPr>
-            </w:pPr>
-            <w:r>
-              <w:rPr>
-                <w:rFonts w:asciiTheme="minorHAnsi" w:hAnsiTheme="minorHAnsi" w:cstheme="minorHAnsi"/>
-              </w:rPr>
-              <w:t>X</w:t>
-            </w:r>
-          </w:p>
-        </w:tc>
-        <w:tc>
-          <w:tcPr>
-            <w:tcW w:w="0" w:type="auto"/>
-            <w:vAlign w:val="center"/>
-            <w:hideMark/>
-          </w:tcPr>
-          <w:p>
-            <w:pPr>
-              <w:rPr>
-                <w:rFonts w:asciiTheme="minorHAnsi" w:hAnsiTheme="minorHAnsi" w:cstheme="minorHAnsi"/>
-              </w:rPr>
-            </w:pPr>
-            <w:r>
-              <w:rPr>
-                <w:rFonts w:asciiTheme="minorHAnsi" w:hAnsiTheme="minorHAnsi" w:cstheme="minorHAnsi"/>
-              </w:rPr>
-              <w:t>X</w:t>
-            </w:r>
-          </w:p>
-        </w:tc>
-        <w:tc>
-          <w:tcPr>
-            <w:tcW w:w="0" w:type="auto"/>
-            <w:vAlign w:val="center"/>
-            <w:hideMark/>
-          </w:tcPr>
-          <w:p>
-            <w:pPr>
-              <w:rPr>
-                <w:rFonts w:asciiTheme="minorHAnsi" w:hAnsiTheme="minorHAnsi" w:cstheme="minorHAnsi"/>
-              </w:rPr>
-            </w:pPr>
-          </w:p>
-        </w:tc>
-        <w:tc>
-          <w:tcPr>
-            <w:tcW w:w="0" w:type="auto"/>
-            <w:vAlign w:val="center"/>
-            <w:hideMark/>
-          </w:tcPr>
-          <w:p>
-            <w:pPr>
-              <w:rPr>
-                <w:rFonts w:asciiTheme="minorHAnsi" w:hAnsiTheme="minorHAnsi" w:cstheme="minorHAnsi"/>
-              </w:rPr>
-            </w:pPr>
-          </w:p>
-        </w:tc>
-      </w:tr>
-      <w:tr>
-        <w:trPr>
-          <w:tblCellSpacing w:w="15" w:type="dxa"/>
-        </w:trPr>
-        <w:tc>
-          <w:tcPr>
-            <w:tcW w:w="0" w:type="auto"/>
-            <w:vAlign w:val="center"/>
-            <w:hideMark/>
-          </w:tcPr>
-          <w:p>
-            <w:pPr>
-              <w:rPr>
-                <w:rFonts w:asciiTheme="minorHAnsi" w:hAnsiTheme="minorHAnsi" w:cstheme="minorHAnsi"/>
-              </w:rPr>
-            </w:pPr>
-            <w:r>
-              <w:rPr>
-                <w:rFonts w:asciiTheme="minorHAnsi" w:hAnsiTheme="minorHAnsi" w:cstheme="minorHAnsi"/>
-              </w:rPr>
-              <w:t>Implementación QR e integración</w:t>
-            </w:r>
-          </w:p>
-        </w:tc>
-        <w:tc>
-          <w:tcPr>
-            <w:tcW w:w="0" w:type="auto"/>
-            <w:vAlign w:val="center"/>
-            <w:hideMark/>
-          </w:tcPr>
-          <w:p>
-            <w:pPr>
-              <w:rPr>
-                <w:rFonts w:asciiTheme="minorHAnsi" w:hAnsiTheme="minorHAnsi" w:cstheme="minorHAnsi"/>
-              </w:rPr>
-            </w:pPr>
-          </w:p>
-        </w:tc>
-        <w:tc>
-          <w:tcPr>
-            <w:tcW w:w="0" w:type="auto"/>
-            <w:vAlign w:val="center"/>
-            <w:hideMark/>
-          </w:tcPr>
-          <w:p>
-            <w:pPr>
-              <w:rPr>
-                <w:rFonts w:asciiTheme="minorHAnsi" w:hAnsiTheme="minorHAnsi" w:cstheme="minorHAnsi"/>
-              </w:rPr>
-            </w:pPr>
-          </w:p>
-        </w:tc>
-        <w:tc>
-          <w:tcPr>
-            <w:tcW w:w="0" w:type="auto"/>
-            <w:vAlign w:val="center"/>
-            <w:hideMark/>
-          </w:tcPr>
-          <w:p>
-            <w:pPr>
-              <w:rPr>
-                <w:rFonts w:asciiTheme="minorHAnsi" w:hAnsiTheme="minorHAnsi" w:cstheme="minorHAnsi"/>
-              </w:rPr>
-            </w:pPr>
-            <w:r>
-              <w:rPr>
-                <w:rFonts w:asciiTheme="minorHAnsi" w:hAnsiTheme="minorHAnsi" w:cstheme="minorHAnsi"/>
-              </w:rPr>
-              <w:t>X</w:t>
-            </w:r>
-          </w:p>
-        </w:tc>
-        <w:tc>
-          <w:tcPr>
-            <w:tcW w:w="0" w:type="auto"/>
-            <w:vAlign w:val="center"/>
-            <w:hideMark/>
-          </w:tcPr>
-          <w:p>
-            <w:pPr>
-              <w:rPr>
-                <w:rFonts w:asciiTheme="minorHAnsi" w:hAnsiTheme="minorHAnsi" w:cstheme="minorHAnsi"/>
-              </w:rPr>
-            </w:pPr>
-          </w:p>
-        </w:tc>
-        <w:tc>
-          <w:tcPr>
-            <w:tcW w:w="0" w:type="auto"/>
-            <w:vAlign w:val="center"/>
-            <w:hideMark/>
-          </w:tcPr>
-          <w:p>
-            <w:pPr>
-              <w:rPr>
-                <w:rFonts w:asciiTheme="minorHAnsi" w:hAnsiTheme="minorHAnsi" w:cstheme="minorHAnsi"/>
-              </w:rPr>
-            </w:pPr>
-          </w:p>
-        </w:tc>
-      </w:tr>
-      <w:tr>
-        <w:trPr>
-          <w:tblCellSpacing w:w="15" w:type="dxa"/>
-        </w:trPr>
-        <w:tc>
-          <w:tcPr>
-            <w:tcW w:w="0" w:type="auto"/>
-            <w:vAlign w:val="center"/>
-            <w:hideMark/>
-          </w:tcPr>
-          <w:p>
-            <w:pPr>
-              <w:rPr>
-                <w:rFonts w:asciiTheme="minorHAnsi" w:hAnsiTheme="minorHAnsi" w:cstheme="minorHAnsi"/>
-              </w:rPr>
-            </w:pPr>
-            <w:r>
-              <w:rPr>
-                <w:rFonts w:asciiTheme="minorHAnsi" w:hAnsiTheme="minorHAnsi" w:cstheme="minorHAnsi"/>
-              </w:rPr>
-              <w:t>Integración de aplicación móvil</w:t>
-            </w:r>
-          </w:p>
-        </w:tc>
-        <w:tc>
-          <w:tcPr>
-            <w:tcW w:w="0" w:type="auto"/>
-            <w:vAlign w:val="center"/>
-            <w:hideMark/>
-          </w:tcPr>
-          <w:p>
-            <w:pPr>
-              <w:rPr>
-                <w:rFonts w:asciiTheme="minorHAnsi" w:hAnsiTheme="minorHAnsi" w:cstheme="minorHAnsi"/>
-              </w:rPr>
-            </w:pPr>
-          </w:p>
-        </w:tc>
-        <w:tc>
-          <w:tcPr>
-            <w:tcW w:w="0" w:type="auto"/>
-            <w:vAlign w:val="center"/>
-            <w:hideMark/>
-          </w:tcPr>
-          <w:p>
-            <w:pPr>
-              <w:rPr>
-                <w:rFonts w:asciiTheme="minorHAnsi" w:hAnsiTheme="minorHAnsi" w:cstheme="minorHAnsi"/>
-              </w:rPr>
-            </w:pPr>
-          </w:p>
-        </w:tc>
-        <w:tc>
-          <w:tcPr>
-            <w:tcW w:w="0" w:type="auto"/>
-            <w:vAlign w:val="center"/>
-            <w:hideMark/>
-          </w:tcPr>
-          <w:p>
-            <w:pPr>
-              <w:rPr>
-                <w:rFonts w:asciiTheme="minorHAnsi" w:hAnsiTheme="minorHAnsi" w:cstheme="minorHAnsi"/>
-              </w:rPr>
-            </w:pPr>
-            <w:r>
-              <w:rPr>
-                <w:rFonts w:asciiTheme="minorHAnsi" w:hAnsiTheme="minorHAnsi" w:cstheme="minorHAnsi"/>
-              </w:rPr>
-              <w:t>X</w:t>
-            </w:r>
-          </w:p>
-        </w:tc>
-        <w:tc>
-          <w:tcPr>
-            <w:tcW w:w="0" w:type="auto"/>
-            <w:vAlign w:val="center"/>
-            <w:hideMark/>
-          </w:tcPr>
-          <w:p>
-            <w:pPr>
-              <w:rPr>
-                <w:rFonts w:asciiTheme="minorHAnsi" w:hAnsiTheme="minorHAnsi" w:cstheme="minorHAnsi"/>
-              </w:rPr>
-            </w:pPr>
-            <w:r>
-              <w:rPr>
-                <w:rFonts w:asciiTheme="minorHAnsi" w:hAnsiTheme="minorHAnsi" w:cstheme="minorHAnsi"/>
-              </w:rPr>
-              <w:t>X</w:t>
-            </w:r>
-          </w:p>
-        </w:tc>
-        <w:tc>
-          <w:tcPr>
-            <w:tcW w:w="0" w:type="auto"/>
-            <w:vAlign w:val="center"/>
-            <w:hideMark/>
-          </w:tcPr>
-          <w:p>
-            <w:pPr>
-              <w:rPr>
-                <w:rFonts w:asciiTheme="minorHAnsi" w:hAnsiTheme="minorHAnsi" w:cstheme="minorHAnsi"/>
-              </w:rPr>
-            </w:pPr>
-          </w:p>
-        </w:tc>
-      </w:tr>
-      <w:tr>
-        <w:trPr>
-          <w:tblCellSpacing w:w="15" w:type="dxa"/>
-        </w:trPr>
-        <w:tc>
-          <w:tcPr>
-            <w:tcW w:w="0" w:type="auto"/>
-            <w:vAlign w:val="center"/>
-            <w:hideMark/>
-          </w:tcPr>
-          <w:p>
-            <w:pPr>
-              <w:rPr>
-                <w:rFonts w:asciiTheme="minorHAnsi" w:hAnsiTheme="minorHAnsi" w:cstheme="minorHAnsi"/>
-              </w:rPr>
-            </w:pPr>
-            <w:r>
-              <w:rPr>
-                <w:rFonts w:asciiTheme="minorHAnsi" w:hAnsiTheme="minorHAnsi" w:cstheme="minorHAnsi"/>
-              </w:rPr>
-              <w:t>Diseño y ejecución de pruebas</w:t>
-            </w:r>
-          </w:p>
-        </w:tc>
-        <w:tc>
-          <w:tcPr>
-            <w:tcW w:w="0" w:type="auto"/>
-            <w:vAlign w:val="center"/>
-            <w:hideMark/>
-          </w:tcPr>
-          <w:p>
-            <w:pPr>
-              <w:rPr>
-                <w:rFonts w:asciiTheme="minorHAnsi" w:hAnsiTheme="minorHAnsi" w:cstheme="minorHAnsi"/>
-              </w:rPr>
-            </w:pPr>
-          </w:p>
-        </w:tc>
-        <w:tc>
-          <w:tcPr>
-            <w:tcW w:w="0" w:type="auto"/>
-            <w:vAlign w:val="center"/>
-            <w:hideMark/>
-          </w:tcPr>
-          <w:p>
-            <w:pPr>
-              <w:rPr>
-                <w:rFonts w:asciiTheme="minorHAnsi" w:hAnsiTheme="minorHAnsi" w:cstheme="minorHAnsi"/>
-              </w:rPr>
-            </w:pPr>
-          </w:p>
-        </w:tc>
-        <w:tc>
-          <w:tcPr>
-            <w:tcW w:w="0" w:type="auto"/>
-            <w:vAlign w:val="center"/>
-            <w:hideMark/>
-          </w:tcPr>
-          <w:p>
-            <w:pPr>
-              <w:rPr>
-                <w:rFonts w:asciiTheme="minorHAnsi" w:hAnsiTheme="minorHAnsi" w:cstheme="minorHAnsi"/>
-              </w:rPr>
-            </w:pPr>
-          </w:p>
-        </w:tc>
-        <w:tc>
-          <w:tcPr>
-            <w:tcW w:w="0" w:type="auto"/>
-            <w:vAlign w:val="center"/>
-            <w:hideMark/>
-          </w:tcPr>
-          <w:p>
-            <w:pPr>
-              <w:rPr>
-                <w:rFonts w:asciiTheme="minorHAnsi" w:hAnsiTheme="minorHAnsi" w:cstheme="minorHAnsi"/>
-              </w:rPr>
-            </w:pPr>
-            <w:r>
-              <w:rPr>
-                <w:rFonts w:asciiTheme="minorHAnsi" w:hAnsiTheme="minorHAnsi" w:cstheme="minorHAnsi"/>
-              </w:rPr>
-              <w:t>X</w:t>
-            </w:r>
-          </w:p>
-        </w:tc>
-        <w:tc>
-          <w:tcPr>
-            <w:tcW w:w="0" w:type="auto"/>
-            <w:vAlign w:val="center"/>
-            <w:hideMark/>
-          </w:tcPr>
-          <w:p>
-            <w:pPr>
-              <w:rPr>
-                <w:rFonts w:asciiTheme="minorHAnsi" w:hAnsiTheme="minorHAnsi" w:cstheme="minorHAnsi"/>
-              </w:rPr>
-            </w:pPr>
-          </w:p>
-        </w:tc>
-      </w:tr>
-      <w:tr>
-        <w:trPr>
-          <w:tblCellSpacing w:w="15" w:type="dxa"/>
-        </w:trPr>
-        <w:tc>
-          <w:tcPr>
-            <w:tcW w:w="0" w:type="auto"/>
-            <w:vAlign w:val="center"/>
-            <w:hideMark/>
-          </w:tcPr>
-          <w:p>
-            <w:pPr>
-              <w:rPr>
-                <w:rFonts w:asciiTheme="minorHAnsi" w:hAnsiTheme="minorHAnsi" w:cstheme="minorHAnsi"/>
-              </w:rPr>
-            </w:pPr>
-            <w:r>
-              <w:rPr>
-                <w:rFonts w:asciiTheme="minorHAnsi" w:hAnsiTheme="minorHAnsi" w:cstheme="minorHAnsi"/>
-              </w:rPr>
-              <w:t>Registro y seguimiento de incidencias</w:t>
-            </w:r>
-          </w:p>
-        </w:tc>
-        <w:tc>
-          <w:tcPr>
-            <w:tcW w:w="0" w:type="auto"/>
-            <w:vAlign w:val="center"/>
-            <w:hideMark/>
-          </w:tcPr>
-          <w:p>
-            <w:pPr>
-              <w:rPr>
-                <w:rFonts w:asciiTheme="minorHAnsi" w:hAnsiTheme="minorHAnsi" w:cstheme="minorHAnsi"/>
-              </w:rPr>
-            </w:pPr>
-          </w:p>
-        </w:tc>
-        <w:tc>
-          <w:tcPr>
-            <w:tcW w:w="0" w:type="auto"/>
-            <w:vAlign w:val="center"/>
-            <w:hideMark/>
-          </w:tcPr>
-          <w:p>
-            <w:pPr>
-              <w:rPr>
-                <w:rFonts w:asciiTheme="minorHAnsi" w:hAnsiTheme="minorHAnsi" w:cstheme="minorHAnsi"/>
-              </w:rPr>
-            </w:pPr>
-          </w:p>
-        </w:tc>
-        <w:tc>
-          <w:tcPr>
-            <w:tcW w:w="0" w:type="auto"/>
-            <w:vAlign w:val="center"/>
-            <w:hideMark/>
-          </w:tcPr>
-          <w:p>
-            <w:pPr>
-              <w:rPr>
-                <w:rFonts w:asciiTheme="minorHAnsi" w:hAnsiTheme="minorHAnsi" w:cstheme="minorHAnsi"/>
-              </w:rPr>
-            </w:pPr>
-          </w:p>
-        </w:tc>
-        <w:tc>
-          <w:tcPr>
-            <w:tcW w:w="0" w:type="auto"/>
-            <w:vAlign w:val="center"/>
-            <w:hideMark/>
-          </w:tcPr>
-          <w:p>
-            <w:pPr>
-              <w:rPr>
-                <w:rFonts w:asciiTheme="minorHAnsi" w:hAnsiTheme="minorHAnsi" w:cstheme="minorHAnsi"/>
-              </w:rPr>
-            </w:pPr>
-            <w:r>
-              <w:rPr>
-                <w:rFonts w:asciiTheme="minorHAnsi" w:hAnsiTheme="minorHAnsi" w:cstheme="minorHAnsi"/>
-              </w:rPr>
-              <w:t>X</w:t>
-            </w:r>
-          </w:p>
-        </w:tc>
-        <w:tc>
-          <w:tcPr>
-            <w:tcW w:w="0" w:type="auto"/>
-            <w:vAlign w:val="center"/>
-            <w:hideMark/>
-          </w:tcPr>
-          <w:p>
-            <w:pPr>
-              <w:rPr>
-                <w:rFonts w:asciiTheme="minorHAnsi" w:hAnsiTheme="minorHAnsi" w:cstheme="minorHAnsi"/>
-              </w:rPr>
-            </w:pPr>
-          </w:p>
-        </w:tc>
-      </w:tr>
-      <w:tr>
-        <w:trPr>
-          <w:tblCellSpacing w:w="15" w:type="dxa"/>
-        </w:trPr>
-        <w:tc>
-          <w:tcPr>
-            <w:tcW w:w="0" w:type="auto"/>
-            <w:vAlign w:val="center"/>
-            <w:hideMark/>
-          </w:tcPr>
-          <w:p>
-            <w:pPr>
-              <w:rPr>
-                <w:rFonts w:asciiTheme="minorHAnsi" w:hAnsiTheme="minorHAnsi" w:cstheme="minorHAnsi"/>
-              </w:rPr>
-            </w:pPr>
-            <w:r>
-              <w:rPr>
-                <w:rFonts w:asciiTheme="minorHAnsi" w:hAnsiTheme="minorHAnsi" w:cstheme="minorHAnsi"/>
-              </w:rPr>
-              <w:t>Validación de correcciones</w:t>
-            </w:r>
-          </w:p>
-        </w:tc>
-        <w:tc>
-          <w:tcPr>
-            <w:tcW w:w="0" w:type="auto"/>
-            <w:vAlign w:val="center"/>
-            <w:hideMark/>
-          </w:tcPr>
-          <w:p>
-            <w:pPr>
-              <w:rPr>
-                <w:rFonts w:asciiTheme="minorHAnsi" w:hAnsiTheme="minorHAnsi" w:cstheme="minorHAnsi"/>
-              </w:rPr>
-            </w:pPr>
-          </w:p>
-        </w:tc>
-        <w:tc>
-          <w:tcPr>
-            <w:tcW w:w="0" w:type="auto"/>
-            <w:vAlign w:val="center"/>
-            <w:hideMark/>
-          </w:tcPr>
-          <w:p>
-            <w:pPr>
-              <w:rPr>
-                <w:rFonts w:asciiTheme="minorHAnsi" w:hAnsiTheme="minorHAnsi" w:cstheme="minorHAnsi"/>
-              </w:rPr>
-            </w:pPr>
-          </w:p>
-        </w:tc>
-        <w:tc>
-          <w:tcPr>
-            <w:tcW w:w="0" w:type="auto"/>
-            <w:vAlign w:val="center"/>
-            <w:hideMark/>
-          </w:tcPr>
-          <w:p>
-            <w:pPr>
-              <w:rPr>
-                <w:rFonts w:asciiTheme="minorHAnsi" w:hAnsiTheme="minorHAnsi" w:cstheme="minorHAnsi"/>
-              </w:rPr>
-            </w:pPr>
-          </w:p>
-        </w:tc>
-        <w:tc>
-          <w:tcPr>
-            <w:tcW w:w="0" w:type="auto"/>
-            <w:vAlign w:val="center"/>
-            <w:hideMark/>
-          </w:tcPr>
-          <w:p>
-            <w:pPr>
-              <w:rPr>
-                <w:rFonts w:asciiTheme="minorHAnsi" w:hAnsiTheme="minorHAnsi" w:cstheme="minorHAnsi"/>
-              </w:rPr>
-            </w:pPr>
-            <w:r>
-              <w:rPr>
-                <w:rFonts w:asciiTheme="minorHAnsi" w:hAnsiTheme="minorHAnsi" w:cstheme="minorHAnsi"/>
-              </w:rPr>
-              <w:t>X</w:t>
-            </w:r>
-          </w:p>
-        </w:tc>
-        <w:tc>
-          <w:tcPr>
-            <w:tcW w:w="0" w:type="auto"/>
-            <w:vAlign w:val="center"/>
-            <w:hideMark/>
-          </w:tcPr>
-          <w:p>
-            <w:pPr>
-              <w:rPr>
-                <w:rFonts w:asciiTheme="minorHAnsi" w:hAnsiTheme="minorHAnsi" w:cstheme="minorHAnsi"/>
-              </w:rPr>
-            </w:pPr>
-          </w:p>
-        </w:tc>
-      </w:tr>
-      <w:tr>
-        <w:trPr>
-          <w:tblCellSpacing w:w="15" w:type="dxa"/>
-        </w:trPr>
-        <w:tc>
-          <w:tcPr>
-            <w:tcW w:w="0" w:type="auto"/>
-            <w:vAlign w:val="center"/>
-            <w:hideMark/>
-          </w:tcPr>
-          <w:p>
-            <w:pPr>
-              <w:rPr>
-                <w:rFonts w:asciiTheme="minorHAnsi" w:hAnsiTheme="minorHAnsi" w:cstheme="minorHAnsi"/>
-              </w:rPr>
-            </w:pPr>
-            <w:r>
-              <w:rPr>
-                <w:rFonts w:asciiTheme="minorHAnsi" w:hAnsiTheme="minorHAnsi" w:cstheme="minorHAnsi"/>
-              </w:rPr>
-              <w:t>Documentación y evidencias</w:t>
-            </w:r>
-          </w:p>
-        </w:tc>
-        <w:tc>
-          <w:tcPr>
-            <w:tcW w:w="0" w:type="auto"/>
-            <w:vAlign w:val="center"/>
-            <w:hideMark/>
-          </w:tcPr>
-          <w:p>
-            <w:pPr>
-              <w:rPr>
-                <w:rFonts w:asciiTheme="minorHAnsi" w:hAnsiTheme="minorHAnsi" w:cstheme="minorHAnsi"/>
-              </w:rPr>
-            </w:pPr>
-            <w:r>
-              <w:rPr>
-                <w:rFonts w:asciiTheme="minorHAnsi" w:hAnsiTheme="minorHAnsi" w:cstheme="minorHAnsi"/>
-              </w:rPr>
-              <w:t>X</w:t>
-            </w:r>
-          </w:p>
-        </w:tc>
-        <w:tc>
-          <w:tcPr>
-            <w:tcW w:w="0" w:type="auto"/>
-            <w:vAlign w:val="center"/>
-            <w:hideMark/>
-          </w:tcPr>
-          <w:p>
-            <w:pPr>
-              <w:rPr>
-                <w:rFonts w:asciiTheme="minorHAnsi" w:hAnsiTheme="minorHAnsi" w:cstheme="minorHAnsi"/>
-              </w:rPr>
-            </w:pPr>
-            <w:r>
-              <w:rPr>
-                <w:rFonts w:asciiTheme="minorHAnsi" w:hAnsiTheme="minorHAnsi" w:cstheme="minorHAnsi"/>
-              </w:rPr>
-              <w:t>X</w:t>
-            </w:r>
-          </w:p>
-        </w:tc>
-        <w:tc>
-          <w:tcPr>
-            <w:tcW w:w="0" w:type="auto"/>
-            <w:vAlign w:val="center"/>
-            <w:hideMark/>
-          </w:tcPr>
-          <w:p>
-            <w:pPr>
-              <w:rPr>
-                <w:rFonts w:asciiTheme="minorHAnsi" w:hAnsiTheme="minorHAnsi" w:cstheme="minorHAnsi"/>
-              </w:rPr>
-            </w:pPr>
-            <w:r>
-              <w:rPr>
-                <w:rFonts w:asciiTheme="minorHAnsi" w:hAnsiTheme="minorHAnsi" w:cstheme="minorHAnsi"/>
-              </w:rPr>
-              <w:t>X</w:t>
-            </w:r>
-          </w:p>
-        </w:tc>
-        <w:tc>
-          <w:tcPr>
-            <w:tcW w:w="0" w:type="auto"/>
-            <w:vAlign w:val="center"/>
-            <w:hideMark/>
-          </w:tcPr>
-          <w:p>
-            <w:pPr>
-              <w:rPr>
-                <w:rFonts w:asciiTheme="minorHAnsi" w:hAnsiTheme="minorHAnsi" w:cstheme="minorHAnsi"/>
-              </w:rPr>
-            </w:pPr>
-            <w:r>
-              <w:rPr>
-                <w:rFonts w:asciiTheme="minorHAnsi" w:hAnsiTheme="minorHAnsi" w:cstheme="minorHAnsi"/>
-              </w:rPr>
-              <w:t>X</w:t>
-            </w:r>
-          </w:p>
-        </w:tc>
-        <w:tc>
-          <w:tcPr>
-            <w:tcW w:w="0" w:type="auto"/>
-            <w:vAlign w:val="center"/>
-            <w:hideMark/>
-          </w:tcPr>
-          <w:p>
-            <w:pPr>
-              <w:rPr>
-                <w:rFonts w:asciiTheme="minorHAnsi" w:hAnsiTheme="minorHAnsi" w:cstheme="minorHAnsi"/>
-              </w:rPr>
-            </w:pPr>
-          </w:p>
-        </w:tc>
-      </w:tr>
-      <w:tr>
-        <w:trPr>
-          <w:tblCellSpacing w:w="15" w:type="dxa"/>
-        </w:trPr>
-        <w:tc>
-          <w:tcPr>
-            <w:tcW w:w="0" w:type="auto"/>
-            <w:vAlign w:val="center"/>
-            <w:hideMark/>
-          </w:tcPr>
-          <w:p>
-            <w:pPr>
-              <w:rPr>
-                <w:rFonts w:asciiTheme="minorHAnsi" w:hAnsiTheme="minorHAnsi" w:cstheme="minorHAnsi"/>
-              </w:rPr>
-            </w:pPr>
-            <w:r>
-              <w:rPr>
-                <w:rFonts w:asciiTheme="minorHAnsi" w:hAnsiTheme="minorHAnsi" w:cstheme="minorHAnsi"/>
-              </w:rPr>
-              <w:t>Ajustes finales</w:t>
-            </w:r>
-          </w:p>
-        </w:tc>
-        <w:tc>
-          <w:tcPr>
-            <w:tcW w:w="0" w:type="auto"/>
-            <w:vAlign w:val="center"/>
-            <w:hideMark/>
-          </w:tcPr>
-          <w:p>
-            <w:pPr>
-              <w:rPr>
-                <w:rFonts w:asciiTheme="minorHAnsi" w:hAnsiTheme="minorHAnsi" w:cstheme="minorHAnsi"/>
-              </w:rPr>
-            </w:pPr>
-          </w:p>
-        </w:tc>
-        <w:tc>
-          <w:tcPr>
-            <w:tcW w:w="0" w:type="auto"/>
-            <w:vAlign w:val="center"/>
-            <w:hideMark/>
-          </w:tcPr>
-          <w:p>
-            <w:pPr>
-              <w:rPr>
-                <w:rFonts w:asciiTheme="minorHAnsi" w:hAnsiTheme="minorHAnsi" w:cstheme="minorHAnsi"/>
-              </w:rPr>
-            </w:pPr>
-          </w:p>
-        </w:tc>
-        <w:tc>
-          <w:tcPr>
-            <w:tcW w:w="0" w:type="auto"/>
-            <w:vAlign w:val="center"/>
-            <w:hideMark/>
-          </w:tcPr>
-          <w:p>
-            <w:pPr>
-              <w:rPr>
-                <w:rFonts w:asciiTheme="minorHAnsi" w:hAnsiTheme="minorHAnsi" w:cstheme="minorHAnsi"/>
-              </w:rPr>
-            </w:pPr>
-          </w:p>
-        </w:tc>
-        <w:tc>
-          <w:tcPr>
-            <w:tcW w:w="0" w:type="auto"/>
-            <w:vAlign w:val="center"/>
-            <w:hideMark/>
-          </w:tcPr>
-          <w:p>
-            <w:pPr>
-              <w:rPr>
-                <w:rFonts w:asciiTheme="minorHAnsi" w:hAnsiTheme="minorHAnsi" w:cstheme="minorHAnsi"/>
-              </w:rPr>
-            </w:pPr>
-          </w:p>
-        </w:tc>
-        <w:tc>
-          <w:tcPr>
-            <w:tcW w:w="0" w:type="auto"/>
-            <w:vAlign w:val="center"/>
-            <w:hideMark/>
-          </w:tcPr>
-          <w:p>
-            <w:pPr>
-              <w:rPr>
-                <w:rFonts w:asciiTheme="minorHAnsi" w:hAnsiTheme="minorHAnsi" w:cstheme="minorHAnsi"/>
-              </w:rPr>
-            </w:pPr>
-            <w:r>
-              <w:rPr>
-                <w:rFonts w:asciiTheme="minorHAnsi" w:hAnsiTheme="minorHAnsi" w:cstheme="minorHAnsi"/>
-              </w:rPr>
-              <w:t>X</w:t>
-            </w:r>
-          </w:p>
-        </w:tc>
-      </w:tr>
-      <w:tr>
-        <w:trPr>
-          <w:tblCellSpacing w:w="15" w:type="dxa"/>
-        </w:trPr>
-        <w:tc>
-          <w:tcPr>
-            <w:tcW w:w="0" w:type="auto"/>
-            <w:vAlign w:val="center"/>
-            <w:hideMark/>
-          </w:tcPr>
-          <w:p>
-            <w:pPr>
-              <w:rPr>
-                <w:rFonts w:asciiTheme="minorHAnsi" w:hAnsiTheme="minorHAnsi" w:cstheme="minorHAnsi"/>
-              </w:rPr>
-            </w:pPr>
-            <w:r>
-              <w:rPr>
-                <w:rFonts w:asciiTheme="minorHAnsi" w:hAnsiTheme="minorHAnsi" w:cstheme="minorHAnsi"/>
-              </w:rPr>
-              <w:t>Demo y presentación final</w:t>
-            </w:r>
-          </w:p>
-        </w:tc>
-        <w:tc>
-          <w:tcPr>
-            <w:tcW w:w="0" w:type="auto"/>
-            <w:vAlign w:val="center"/>
-            <w:hideMark/>
-          </w:tcPr>
-          <w:p>
-            <w:pPr>
-              <w:rPr>
-                <w:rFonts w:asciiTheme="minorHAnsi" w:hAnsiTheme="minorHAnsi" w:cstheme="minorHAnsi"/>
-              </w:rPr>
-            </w:pPr>
-          </w:p>
-        </w:tc>
-        <w:tc>
-          <w:tcPr>
-            <w:tcW w:w="0" w:type="auto"/>
-            <w:vAlign w:val="center"/>
-            <w:hideMark/>
-          </w:tcPr>
-          <w:p>
-            <w:pPr>
-              <w:rPr>
-                <w:rFonts w:asciiTheme="minorHAnsi" w:hAnsiTheme="minorHAnsi" w:cstheme="minorHAnsi"/>
-              </w:rPr>
-            </w:pPr>
-          </w:p>
-        </w:tc>
-        <w:tc>
-          <w:tcPr>
-            <w:tcW w:w="0" w:type="auto"/>
-            <w:vAlign w:val="center"/>
-            <w:hideMark/>
-          </w:tcPr>
-          <w:p>
-            <w:pPr>
-              <w:rPr>
-                <w:rFonts w:asciiTheme="minorHAnsi" w:hAnsiTheme="minorHAnsi" w:cstheme="minorHAnsi"/>
-              </w:rPr>
-            </w:pPr>
-          </w:p>
-        </w:tc>
-        <w:tc>
-          <w:tcPr>
-            <w:tcW w:w="0" w:type="auto"/>
-            <w:vAlign w:val="center"/>
-            <w:hideMark/>
-          </w:tcPr>
-          <w:p>
-            <w:pPr>
-              <w:rPr>
-                <w:rFonts w:asciiTheme="minorHAnsi" w:hAnsiTheme="minorHAnsi" w:cstheme="minorHAnsi"/>
-              </w:rPr>
-            </w:pPr>
-          </w:p>
-        </w:tc>
-        <w:tc>
-          <w:tcPr>
-            <w:tcW w:w="0" w:type="auto"/>
-            <w:vAlign w:val="center"/>
-            <w:hideMark/>
-          </w:tcPr>
-          <w:p>
-            <w:pPr>
-              <w:rPr>
-                <w:rFonts w:asciiTheme="minorHAnsi" w:hAnsiTheme="minorHAnsi" w:cstheme="minorHAnsi"/>
-              </w:rPr>
-            </w:pPr>
-            <w:r>
-              <w:rPr>
-                <w:rFonts w:asciiTheme="minorHAnsi" w:hAnsiTheme="minorHAnsi" w:cstheme="minorHAnsi"/>
-              </w:rPr>
-              <w:t>X</w:t>
-            </w:r>
-          </w:p>
-        </w:tc>
-      </w:tr>
-    </w:tbl>
-    <w:p/>
     <w:sectPr>
-      <w:headerReference w:type="default" r:id="rId9"/>
+      <w:headerReference w:type="default" r:id="rId8"/>
       <w:pgSz w:w="11906" w:h="16838"/>
       <w:pgMar w:top="1417" w:right="1701" w:bottom="1417" w:left="1701" w:header="708" w:footer="708" w:gutter="0"/>
       <w:pgNumType w:start="1"/>
@@ -17238,7 +8383,7 @@
 </file>
 
 <file path=word/endnotes.xml><?xml version="1.0" encoding="utf-8"?>
-<w:endnotes xmlns:wpc="http://schemas.microsoft.com/office/word/2010/wordprocessingCanvas" xmlns:cx="http://schemas.microsoft.com/office/drawing/2014/chartex" xmlns:cx1="http://schemas.microsoft.com/office/drawing/2015/9/8/chartex" xmlns:cx2="http://schemas.microsoft.com/office/drawing/2015/10/21/chartex" xmlns:cx3="http://schemas.microsoft.com/office/drawing/2016/5/9/chartex" xmlns:cx4="http://schemas.microsoft.com/office/drawing/2016/5/10/chartex" xmlns:cx5="http://schemas.microsoft.com/office/drawing/2016/5/11/chartex" xmlns:cx6="http://schemas.microsoft.com/office/drawing/2016/5/12/chartex" xmlns:cx7="http://schemas.microsoft.com/office/drawing/2016/5/13/chartex" xmlns:cx8="http://schemas.microsoft.com/office/drawing/2016/5/14/chartex" xmlns:mc="http://schemas.openxmlformats.org/markup-compatibility/2006" xmlns:aink="http://schemas.microsoft.com/office/drawing/2016/ink" xmlns:am3d="http://schemas.microsoft.com/office/drawing/2017/model3d" xmlns:o="urn:schemas-microsoft-com:office:office" xmlns:oel="http://schemas.microsoft.com/office/2019/extlst" xmlns:r="http://schemas.openxmlformats.org/officeDocument/2006/relationships" xmlns:m="http://schemas.openxmlformats.org/officeDocument/2006/math" xmlns:v="urn:schemas-microsoft-com:vml" xmlns:wp14="http://schemas.microsoft.com/office/word/2010/wordprocessingDrawing" xmlns:wp="http://schemas.openxmlformats.org/drawingml/2006/wordprocessingDrawing" xmlns:w10="urn:schemas-microsoft-com:office:word" xmlns:w="http://schemas.openxmlformats.org/wordprocessingml/2006/main" xmlns:w14="http://schemas.microsoft.com/office/word/2010/wordml" xmlns:w15="http://schemas.microsoft.com/office/word/2012/wordml" xmlns:w16cei="http://schemas.microsoft.com/office/word/2026/wordml/cei" xmlns:w16cex="http://schemas.microsoft.com/office/word/2018/wordml/cex" xmlns:w16cid="http://schemas.microsoft.com/office/word/2016/wordml/cid" xmlns:w16="http://schemas.microsoft.com/office/word/2018/wordml" xmlns:w16du="http://schemas.microsoft.com/office/word/2023/wordml/word16du" xmlns:w16sdtdh="http://schemas.microsoft.com/office/word/2020/wordml/sdtdatahash" xmlns:w16sdtfl="http://schemas.microsoft.com/office/word/2024/wordml/sdtformatlock" xmlns:w16se="http://schemas.microsoft.com/office/word/2015/wordml/symex" xmlns:wpg="http://schemas.microsoft.com/office/word/2010/wordprocessingGroup" xmlns:wpi="http://schemas.microsoft.com/office/word/2010/wordprocessingInk" xmlns:wne="http://schemas.microsoft.com/office/word/2006/wordml" xmlns:wps="http://schemas.microsoft.com/office/word/2010/wordprocessingShape" mc:Ignorable="w14 w15 w16se w16cid w16 w16cex w16sdtdh w16sdtfl w16du wp14">
+<w:endnotes xmlns:wpc="http://schemas.microsoft.com/office/word/2010/wordprocessingCanvas" xmlns:cx="http://schemas.microsoft.com/office/drawing/2014/chartex" xmlns:cx1="http://schemas.microsoft.com/office/drawing/2015/9/8/chartex" xmlns:cx2="http://schemas.microsoft.com/office/drawing/2015/10/21/chartex" xmlns:cx3="http://schemas.microsoft.com/office/drawing/2016/5/9/chartex" xmlns:cx4="http://schemas.microsoft.com/office/drawing/2016/5/10/chartex" xmlns:cx5="http://schemas.microsoft.com/office/drawing/2016/5/11/chartex" xmlns:cx6="http://schemas.microsoft.com/office/drawing/2016/5/12/chartex" xmlns:cx7="http://schemas.microsoft.com/office/drawing/2016/5/13/chartex" xmlns:cx8="http://schemas.microsoft.com/office/drawing/2016/5/14/chartex" xmlns:mc="http://schemas.openxmlformats.org/markup-compatibility/2006" xmlns:aink="http://schemas.microsoft.com/office/drawing/2016/ink" xmlns:am3d="http://schemas.microsoft.com/office/drawing/2017/model3d" xmlns:o="urn:schemas-microsoft-com:office:office" xmlns:oel="http://schemas.microsoft.com/office/2019/extlst" xmlns:r="http://schemas.openxmlformats.org/officeDocument/2006/relationships" xmlns:m="http://schemas.openxmlformats.org/officeDocument/2006/math" xmlns:v="urn:schemas-microsoft-com:vml" xmlns:wp14="http://schemas.microsoft.com/office/word/2010/wordprocessingDrawing" xmlns:wp="http://schemas.openxmlformats.org/drawingml/2006/wordprocessingDrawing" xmlns:w10="urn:schemas-microsoft-com:office:word" xmlns:w="http://schemas.openxmlformats.org/wordprocessingml/2006/main" xmlns:w14="http://schemas.microsoft.com/office/word/2010/wordml" xmlns:w15="http://schemas.microsoft.com/office/word/2012/wordml" xmlns:w16cex="http://schemas.microsoft.com/office/word/2018/wordml/cex" xmlns:w16cid="http://schemas.microsoft.com/office/word/2016/wordml/cid" xmlns:w16="http://schemas.microsoft.com/office/word/2018/wordml" xmlns:w16du="http://schemas.microsoft.com/office/word/2023/wordml/word16du" xmlns:w16sdtdh="http://schemas.microsoft.com/office/word/2020/wordml/sdtdatahash" xmlns:w16sdtfl="http://schemas.microsoft.com/office/word/2024/wordml/sdtformatlock" xmlns:w16se="http://schemas.microsoft.com/office/word/2015/wordml/symex" xmlns:wpg="http://schemas.microsoft.com/office/word/2010/wordprocessingGroup" xmlns:wpi="http://schemas.microsoft.com/office/word/2010/wordprocessingInk" xmlns:wne="http://schemas.microsoft.com/office/word/2006/wordml" xmlns:wps="http://schemas.microsoft.com/office/word/2010/wordprocessingShape" mc:Ignorable="w14 w15 w16se w16cid w16 w16cex w16sdtdh w16sdtfl w16du wp14">
   <w:endnote w:type="separator" w:id="-1">
     <w:p>
       <w:pPr>
@@ -17263,7 +8408,7 @@
 </file>
 
 <file path=word/footnotes.xml><?xml version="1.0" encoding="utf-8"?>
-<w:footnotes xmlns:wpc="http://schemas.microsoft.com/office/word/2010/wordprocessingCanvas" xmlns:cx="http://schemas.microsoft.com/office/drawing/2014/chartex" xmlns:cx1="http://schemas.microsoft.com/office/drawing/2015/9/8/chartex" xmlns:cx2="http://schemas.microsoft.com/office/drawing/2015/10/21/chartex" xmlns:cx3="http://schemas.microsoft.com/office/drawing/2016/5/9/chartex" xmlns:cx4="http://schemas.microsoft.com/office/drawing/2016/5/10/chartex" xmlns:cx5="http://schemas.microsoft.com/office/drawing/2016/5/11/chartex" xmlns:cx6="http://schemas.microsoft.com/office/drawing/2016/5/12/chartex" xmlns:cx7="http://schemas.microsoft.com/office/drawing/2016/5/13/chartex" xmlns:cx8="http://schemas.microsoft.com/office/drawing/2016/5/14/chartex" xmlns:mc="http://schemas.openxmlformats.org/markup-compatibility/2006" xmlns:aink="http://schemas.microsoft.com/office/drawing/2016/ink" xmlns:am3d="http://schemas.microsoft.com/office/drawing/2017/model3d" xmlns:o="urn:schemas-microsoft-com:office:office" xmlns:oel="http://schemas.microsoft.com/office/2019/extlst" xmlns:r="http://schemas.openxmlformats.org/officeDocument/2006/relationships" xmlns:m="http://schemas.openxmlformats.org/officeDocument/2006/math" xmlns:v="urn:schemas-microsoft-com:vml" xmlns:wp14="http://schemas.microsoft.com/office/word/2010/wordprocessingDrawing" xmlns:wp="http://schemas.openxmlformats.org/drawingml/2006/wordprocessingDrawing" xmlns:w10="urn:schemas-microsoft-com:office:word" xmlns:w="http://schemas.openxmlformats.org/wordprocessingml/2006/main" xmlns:w14="http://schemas.microsoft.com/office/word/2010/wordml" xmlns:w15="http://schemas.microsoft.com/office/word/2012/wordml" xmlns:w16cei="http://schemas.microsoft.com/office/word/2026/wordml/cei" xmlns:w16cex="http://schemas.microsoft.com/office/word/2018/wordml/cex" xmlns:w16cid="http://schemas.microsoft.com/office/word/2016/wordml/cid" xmlns:w16="http://schemas.microsoft.com/office/word/2018/wordml" xmlns:w16du="http://schemas.microsoft.com/office/word/2023/wordml/word16du" xmlns:w16sdtdh="http://schemas.microsoft.com/office/word/2020/wordml/sdtdatahash" xmlns:w16sdtfl="http://schemas.microsoft.com/office/word/2024/wordml/sdtformatlock" xmlns:w16se="http://schemas.microsoft.com/office/word/2015/wordml/symex" xmlns:wpg="http://schemas.microsoft.com/office/word/2010/wordprocessingGroup" xmlns:wpi="http://schemas.microsoft.com/office/word/2010/wordprocessingInk" xmlns:wne="http://schemas.microsoft.com/office/word/2006/wordml" xmlns:wps="http://schemas.microsoft.com/office/word/2010/wordprocessingShape" mc:Ignorable="w14 w15 w16se w16cid w16 w16cex w16sdtdh w16sdtfl w16du wp14">
+<w:footnotes xmlns:wpc="http://schemas.microsoft.com/office/word/2010/wordprocessingCanvas" xmlns:cx="http://schemas.microsoft.com/office/drawing/2014/chartex" xmlns:cx1="http://schemas.microsoft.com/office/drawing/2015/9/8/chartex" xmlns:cx2="http://schemas.microsoft.com/office/drawing/2015/10/21/chartex" xmlns:cx3="http://schemas.microsoft.com/office/drawing/2016/5/9/chartex" xmlns:cx4="http://schemas.microsoft.com/office/drawing/2016/5/10/chartex" xmlns:cx5="http://schemas.microsoft.com/office/drawing/2016/5/11/chartex" xmlns:cx6="http://schemas.microsoft.com/office/drawing/2016/5/12/chartex" xmlns:cx7="http://schemas.microsoft.com/office/drawing/2016/5/13/chartex" xmlns:cx8="http://schemas.microsoft.com/office/drawing/2016/5/14/chartex" xmlns:mc="http://schemas.openxmlformats.org/markup-compatibility/2006" xmlns:aink="http://schemas.microsoft.com/office/drawing/2016/ink" xmlns:am3d="http://schemas.microsoft.com/office/drawing/2017/model3d" xmlns:o="urn:schemas-microsoft-com:office:office" xmlns:oel="http://schemas.microsoft.com/office/2019/extlst" xmlns:r="http://schemas.openxmlformats.org/officeDocument/2006/relationships" xmlns:m="http://schemas.openxmlformats.org/officeDocument/2006/math" xmlns:v="urn:schemas-microsoft-com:vml" xmlns:wp14="http://schemas.microsoft.com/office/word/2010/wordprocessingDrawing" xmlns:wp="http://schemas.openxmlformats.org/drawingml/2006/wordprocessingDrawing" xmlns:w10="urn:schemas-microsoft-com:office:word" xmlns:w="http://schemas.openxmlformats.org/wordprocessingml/2006/main" xmlns:w14="http://schemas.microsoft.com/office/word/2010/wordml" xmlns:w15="http://schemas.microsoft.com/office/word/2012/wordml" xmlns:w16cex="http://schemas.microsoft.com/office/word/2018/wordml/cex" xmlns:w16cid="http://schemas.microsoft.com/office/word/2016/wordml/cid" xmlns:w16="http://schemas.microsoft.com/office/word/2018/wordml" xmlns:w16du="http://schemas.microsoft.com/office/word/2023/wordml/word16du" xmlns:w16sdtdh="http://schemas.microsoft.com/office/word/2020/wordml/sdtdatahash" xmlns:w16sdtfl="http://schemas.microsoft.com/office/word/2024/wordml/sdtformatlock" xmlns:w16se="http://schemas.microsoft.com/office/word/2015/wordml/symex" xmlns:wpg="http://schemas.microsoft.com/office/word/2010/wordprocessingGroup" xmlns:wpi="http://schemas.microsoft.com/office/word/2010/wordprocessingInk" xmlns:wne="http://schemas.microsoft.com/office/word/2006/wordml" xmlns:wps="http://schemas.microsoft.com/office/word/2010/wordprocessingShape" mc:Ignorable="w14 w15 w16se w16cid w16 w16cex w16sdtdh w16sdtfl w16du wp14">
   <w:footnote w:type="separator" w:id="-1">
     <w:p>
       <w:pPr>
@@ -17288,7 +8433,7 @@
 </file>
 
 <file path=word/header1.xml><?xml version="1.0" encoding="utf-8"?>
-<w:hdr xmlns:wpc="http://schemas.microsoft.com/office/word/2010/wordprocessingCanvas" xmlns:cx="http://schemas.microsoft.com/office/drawing/2014/chartex" xmlns:cx1="http://schemas.microsoft.com/office/drawing/2015/9/8/chartex" xmlns:cx2="http://schemas.microsoft.com/office/drawing/2015/10/21/chartex" xmlns:cx3="http://schemas.microsoft.com/office/drawing/2016/5/9/chartex" xmlns:cx4="http://schemas.microsoft.com/office/drawing/2016/5/10/chartex" xmlns:cx5="http://schemas.microsoft.com/office/drawing/2016/5/11/chartex" xmlns:cx6="http://schemas.microsoft.com/office/drawing/2016/5/12/chartex" xmlns:cx7="http://schemas.microsoft.com/office/drawing/2016/5/13/chartex" xmlns:cx8="http://schemas.microsoft.com/office/drawing/2016/5/14/chartex" xmlns:mc="http://schemas.openxmlformats.org/markup-compatibility/2006" xmlns:aink="http://schemas.microsoft.com/office/drawing/2016/ink" xmlns:am3d="http://schemas.microsoft.com/office/drawing/2017/model3d" xmlns:o="urn:schemas-microsoft-com:office:office" xmlns:oel="http://schemas.microsoft.com/office/2019/extlst" xmlns:r="http://schemas.openxmlformats.org/officeDocument/2006/relationships" xmlns:m="http://schemas.openxmlformats.org/officeDocument/2006/math" xmlns:v="urn:schemas-microsoft-com:vml" xmlns:wp14="http://schemas.microsoft.com/office/word/2010/wordprocessingDrawing" xmlns:wp="http://schemas.openxmlformats.org/drawingml/2006/wordprocessingDrawing" xmlns:w10="urn:schemas-microsoft-com:office:word" xmlns:w="http://schemas.openxmlformats.org/wordprocessingml/2006/main" xmlns:w14="http://schemas.microsoft.com/office/word/2010/wordml" xmlns:w15="http://schemas.microsoft.com/office/word/2012/wordml" xmlns:w16cei="http://schemas.microsoft.com/office/word/2026/wordml/cei" xmlns:w16cex="http://schemas.microsoft.com/office/word/2018/wordml/cex" xmlns:w16cid="http://schemas.microsoft.com/office/word/2016/wordml/cid" xmlns:w16="http://schemas.microsoft.com/office/word/2018/wordml" xmlns:w16du="http://schemas.microsoft.com/office/word/2023/wordml/word16du" xmlns:w16sdtdh="http://schemas.microsoft.com/office/word/2020/wordml/sdtdatahash" xmlns:w16sdtfl="http://schemas.microsoft.com/office/word/2024/wordml/sdtformatlock" xmlns:w16se="http://schemas.microsoft.com/office/word/2015/wordml/symex" xmlns:wpg="http://schemas.microsoft.com/office/word/2010/wordprocessingGroup" xmlns:wpi="http://schemas.microsoft.com/office/word/2010/wordprocessingInk" xmlns:wne="http://schemas.microsoft.com/office/word/2006/wordml" xmlns:wps="http://schemas.microsoft.com/office/word/2010/wordprocessingShape" mc:Ignorable="w14 w15 w16se w16cid w16 w16cex w16sdtdh w16sdtfl w16du wp14">
+<w:hdr xmlns:wpc="http://schemas.microsoft.com/office/word/2010/wordprocessingCanvas" xmlns:cx="http://schemas.microsoft.com/office/drawing/2014/chartex" xmlns:cx1="http://schemas.microsoft.com/office/drawing/2015/9/8/chartex" xmlns:cx2="http://schemas.microsoft.com/office/drawing/2015/10/21/chartex" xmlns:cx3="http://schemas.microsoft.com/office/drawing/2016/5/9/chartex" xmlns:cx4="http://schemas.microsoft.com/office/drawing/2016/5/10/chartex" xmlns:cx5="http://schemas.microsoft.com/office/drawing/2016/5/11/chartex" xmlns:cx6="http://schemas.microsoft.com/office/drawing/2016/5/12/chartex" xmlns:cx7="http://schemas.microsoft.com/office/drawing/2016/5/13/chartex" xmlns:cx8="http://schemas.microsoft.com/office/drawing/2016/5/14/chartex" xmlns:mc="http://schemas.openxmlformats.org/markup-compatibility/2006" xmlns:aink="http://schemas.microsoft.com/office/drawing/2016/ink" xmlns:am3d="http://schemas.microsoft.com/office/drawing/2017/model3d" xmlns:o="urn:schemas-microsoft-com:office:office" xmlns:oel="http://schemas.microsoft.com/office/2019/extlst" xmlns:r="http://schemas.openxmlformats.org/officeDocument/2006/relationships" xmlns:m="http://schemas.openxmlformats.org/officeDocument/2006/math" xmlns:v="urn:schemas-microsoft-com:vml" xmlns:wp14="http://schemas.microsoft.com/office/word/2010/wordprocessingDrawing" xmlns:wp="http://schemas.openxmlformats.org/drawingml/2006/wordprocessingDrawing" xmlns:w10="urn:schemas-microsoft-com:office:word" xmlns:w="http://schemas.openxmlformats.org/wordprocessingml/2006/main" xmlns:w14="http://schemas.microsoft.com/office/word/2010/wordml" xmlns:w15="http://schemas.microsoft.com/office/word/2012/wordml" xmlns:w16cex="http://schemas.microsoft.com/office/word/2018/wordml/cex" xmlns:w16cid="http://schemas.microsoft.com/office/word/2016/wordml/cid" xmlns:w16="http://schemas.microsoft.com/office/word/2018/wordml" xmlns:w16du="http://schemas.microsoft.com/office/word/2023/wordml/word16du" xmlns:w16sdtdh="http://schemas.microsoft.com/office/word/2020/wordml/sdtdatahash" xmlns:w16sdtfl="http://schemas.microsoft.com/office/word/2024/wordml/sdtformatlock" xmlns:w16se="http://schemas.microsoft.com/office/word/2015/wordml/symex" xmlns:wpg="http://schemas.microsoft.com/office/word/2010/wordprocessingGroup" xmlns:wpi="http://schemas.microsoft.com/office/word/2010/wordprocessingInk" xmlns:wne="http://schemas.microsoft.com/office/word/2006/wordml" xmlns:wps="http://schemas.microsoft.com/office/word/2010/wordprocessingShape" mc:Ignorable="w14 w15 w16se w16cid w16 w16cex w16sdtdh w16sdtfl w16du wp14">
   <w:p>
     <w:pPr>
       <w:widowControl w:val="0"/>
@@ -17478,7 +8623,7 @@
 </file>
 
 <file path=word/numbering.xml><?xml version="1.0" encoding="utf-8"?>
-<w:numbering xmlns:wpc="http://schemas.microsoft.com/office/word/2010/wordprocessingCanvas" xmlns:cx="http://schemas.microsoft.com/office/drawing/2014/chartex" xmlns:cx1="http://schemas.microsoft.com/office/drawing/2015/9/8/chartex" xmlns:cx2="http://schemas.microsoft.com/office/drawing/2015/10/21/chartex" xmlns:cx3="http://schemas.microsoft.com/office/drawing/2016/5/9/chartex" xmlns:cx4="http://schemas.microsoft.com/office/drawing/2016/5/10/chartex" xmlns:cx5="http://schemas.microsoft.com/office/drawing/2016/5/11/chartex" xmlns:cx6="http://schemas.microsoft.com/office/drawing/2016/5/12/chartex" xmlns:cx7="http://schemas.microsoft.com/office/drawing/2016/5/13/chartex" xmlns:cx8="http://schemas.microsoft.com/office/drawing/2016/5/14/chartex" xmlns:mc="http://schemas.openxmlformats.org/markup-compatibility/2006" xmlns:aink="http://schemas.microsoft.com/office/drawing/2016/ink" xmlns:am3d="http://schemas.microsoft.com/office/drawing/2017/model3d" xmlns:o="urn:schemas-microsoft-com:office:office" xmlns:oel="http://schemas.microsoft.com/office/2019/extlst" xmlns:r="http://schemas.openxmlformats.org/officeDocument/2006/relationships" xmlns:m="http://schemas.openxmlformats.org/officeDocument/2006/math" xmlns:v="urn:schemas-microsoft-com:vml" xmlns:wp14="http://schemas.microsoft.com/office/word/2010/wordprocessingDrawing" xmlns:wp="http://schemas.openxmlformats.org/drawingml/2006/wordprocessingDrawing" xmlns:w10="urn:schemas-microsoft-com:office:word" xmlns:w="http://schemas.openxmlformats.org/wordprocessingml/2006/main" xmlns:w14="http://schemas.microsoft.com/office/word/2010/wordml" xmlns:w15="http://schemas.microsoft.com/office/word/2012/wordml" xmlns:w16cei="http://schemas.microsoft.com/office/word/2026/wordml/cei" xmlns:w16cex="http://schemas.microsoft.com/office/word/2018/wordml/cex" xmlns:w16cid="http://schemas.microsoft.com/office/word/2016/wordml/cid" xmlns:w16="http://schemas.microsoft.com/office/word/2018/wordml" xmlns:w16du="http://schemas.microsoft.com/office/word/2023/wordml/word16du" xmlns:w16sdtdh="http://schemas.microsoft.com/office/word/2020/wordml/sdtdatahash" xmlns:w16sdtfl="http://schemas.microsoft.com/office/word/2024/wordml/sdtformatlock" xmlns:w16se="http://schemas.microsoft.com/office/word/2015/wordml/symex" xmlns:wpg="http://schemas.microsoft.com/office/word/2010/wordprocessingGroup" xmlns:wpi="http://schemas.microsoft.com/office/word/2010/wordprocessingInk" xmlns:wne="http://schemas.microsoft.com/office/word/2006/wordml" xmlns:wps="http://schemas.microsoft.com/office/word/2010/wordprocessingShape" mc:Ignorable="w14 w15 w16se w16cid w16 w16cex w16sdtdh w16sdtfl w16du wp14">
+<w:numbering xmlns:wpc="http://schemas.microsoft.com/office/word/2010/wordprocessingCanvas" xmlns:cx="http://schemas.microsoft.com/office/drawing/2014/chartex" xmlns:cx1="http://schemas.microsoft.com/office/drawing/2015/9/8/chartex" xmlns:cx2="http://schemas.microsoft.com/office/drawing/2015/10/21/chartex" xmlns:cx3="http://schemas.microsoft.com/office/drawing/2016/5/9/chartex" xmlns:cx4="http://schemas.microsoft.com/office/drawing/2016/5/10/chartex" xmlns:cx5="http://schemas.microsoft.com/office/drawing/2016/5/11/chartex" xmlns:cx6="http://schemas.microsoft.com/office/drawing/2016/5/12/chartex" xmlns:cx7="http://schemas.microsoft.com/office/drawing/2016/5/13/chartex" xmlns:cx8="http://schemas.microsoft.com/office/drawing/2016/5/14/chartex" xmlns:mc="http://schemas.openxmlformats.org/markup-compatibility/2006" xmlns:aink="http://schemas.microsoft.com/office/drawing/2016/ink" xmlns:am3d="http://schemas.microsoft.com/office/drawing/2017/model3d" xmlns:o="urn:schemas-microsoft-com:office:office" xmlns:oel="http://schemas.microsoft.com/office/2019/extlst" xmlns:r="http://schemas.openxmlformats.org/officeDocument/2006/relationships" xmlns:m="http://schemas.openxmlformats.org/officeDocument/2006/math" xmlns:v="urn:schemas-microsoft-com:vml" xmlns:wp14="http://schemas.microsoft.com/office/word/2010/wordprocessingDrawing" xmlns:wp="http://schemas.openxmlformats.org/drawingml/2006/wordprocessingDrawing" xmlns:w10="urn:schemas-microsoft-com:office:word" xmlns:w="http://schemas.openxmlformats.org/wordprocessingml/2006/main" xmlns:w14="http://schemas.microsoft.com/office/word/2010/wordml" xmlns:w15="http://schemas.microsoft.com/office/word/2012/wordml" xmlns:w16cex="http://schemas.microsoft.com/office/word/2018/wordml/cex" xmlns:w16cid="http://schemas.microsoft.com/office/word/2016/wordml/cid" xmlns:w16="http://schemas.microsoft.com/office/word/2018/wordml" xmlns:w16du="http://schemas.microsoft.com/office/word/2023/wordml/word16du" xmlns:w16sdtdh="http://schemas.microsoft.com/office/word/2020/wordml/sdtdatahash" xmlns:w16sdtfl="http://schemas.microsoft.com/office/word/2024/wordml/sdtformatlock" xmlns:w16se="http://schemas.microsoft.com/office/word/2015/wordml/symex" xmlns:wpg="http://schemas.microsoft.com/office/word/2010/wordprocessingGroup" xmlns:wpi="http://schemas.microsoft.com/office/word/2010/wordprocessingInk" xmlns:wne="http://schemas.microsoft.com/office/word/2006/wordml" xmlns:wps="http://schemas.microsoft.com/office/word/2010/wordprocessingShape" mc:Ignorable="w14 w15 w16se w16cid w16 w16cex w16sdtdh w16sdtfl w16du wp14">
   <w:abstractNum w:abstractNumId="0" w15:restartNumberingAfterBreak="0">
     <w:nsid w:val="28F044E0"/>
     <w:multiLevelType w:val="multilevel"/>
@@ -18249,6 +9394,7 @@
   <w:style w:type="character" w:default="1" w:styleId="Fuentedeprrafopredeter">
     <w:name w:val="Default Paragraph Font"/>
     <w:uiPriority w:val="1"/>
+    <w:semiHidden/>
     <w:unhideWhenUsed/>
   </w:style>
   <w:style w:type="table" w:default="1" w:styleId="Tablanormal">

--- a/FASE 1/Evidencias Grupales/1.5_GuiaEstudiante_Fase 1_Definicion Proyecto APT (SISTEMA PARA TRANSPORTE).docx
+++ b/FASE 1/Evidencias Grupales/1.5_GuiaEstudiante_Fase 1_Definicion Proyecto APT (SISTEMA PARA TRANSPORTE).docx
@@ -128,15 +128,7 @@
                                     <w:color w:val="1F3864"/>
                                     <w:sz w:val="48"/>
                                   </w:rPr>
-                                  <w:t xml:space="preserve">Asignatura </w:t>
-                                </w:r>
-                                <w:r>
-                                  <w:rPr>
-                                    <w:b/>
-                                    <w:color w:val="1F3864"/>
-                                    <w:sz w:val="48"/>
-                                  </w:rPr>
-                                  <w:t>Capstone</w:t>
+                                  <w:t>Asignatura Capstone</w:t>
                                 </w:r>
                               </w:p>
                             </w:txbxContent>
@@ -234,15 +226,7 @@
                               <w:color w:val="1F3864"/>
                               <w:sz w:val="48"/>
                             </w:rPr>
-                            <w:t xml:space="preserve">Asignatura </w:t>
-                          </w:r>
-                          <w:r>
-                            <w:rPr>
-                              <w:b/>
-                              <w:color w:val="1F3864"/>
-                              <w:sz w:val="48"/>
-                            </w:rPr>
-                            <w:t>Capstone</w:t>
+                            <w:t>Asignatura Capstone</w:t>
                           </w:r>
                         </w:p>
                       </w:txbxContent>
@@ -1333,27 +1317,7 @@
                 <w:sz w:val="20"/>
                 <w:szCs w:val="20"/>
               </w:rPr>
-              <w:t xml:space="preserve">La solución contempla una plataforma web para la gestión administrativa, la planificación de rutas y la visualización de indicadores mediante un </w:t>
-            </w:r>
-            <w:proofErr w:type="spellStart"/>
-            <w:r>
-              <w:rPr>
-                <w:i/>
-                <w:iCs/>
-                <w:sz w:val="20"/>
-                <w:szCs w:val="20"/>
-              </w:rPr>
-              <w:t>dashboard</w:t>
-            </w:r>
-            <w:proofErr w:type="spellEnd"/>
-            <w:r>
-              <w:rPr>
-                <w:i/>
-                <w:iCs/>
-                <w:sz w:val="20"/>
-                <w:szCs w:val="20"/>
-              </w:rPr>
-              <w:t>. Además, considera una aplicación móvil para conductores y pasajeros, que permita consultar información de los servicios y registrar la asistencia efectiva mediante códigos QR generados por el conductor y escaneados por los pasajeros.</w:t>
+              <w:t>La solución contempla una plataforma web para la gestión administrativa, la planificación de rutas y la visualización de indicadores mediante un dashboard. Además, considera una aplicación móvil para conductores y pasajeros, que permita consultar información de los servicios y registrar la asistencia efectiva mediante códigos QR generados por el conductor y escaneados por los pasajeros.</w:t>
             </w:r>
           </w:p>
           <w:p>
@@ -2003,27 +1967,7 @@
                 <w:sz w:val="20"/>
                 <w:szCs w:val="20"/>
               </w:rPr>
-              <w:t xml:space="preserve"> una plataforma web administrativa que permita gestionar la operación y visualizar indicadores mediante un </w:t>
-            </w:r>
-            <w:proofErr w:type="spellStart"/>
-            <w:r>
-              <w:rPr>
-                <w:i/>
-                <w:iCs/>
-                <w:sz w:val="20"/>
-                <w:szCs w:val="20"/>
-              </w:rPr>
-              <w:t>dashboard</w:t>
-            </w:r>
-            <w:proofErr w:type="spellEnd"/>
-            <w:r>
-              <w:rPr>
-                <w:i/>
-                <w:iCs/>
-                <w:sz w:val="20"/>
-                <w:szCs w:val="20"/>
-              </w:rPr>
-              <w:t>.</w:t>
+              <w:t xml:space="preserve"> una plataforma web administrativa que permita gestionar la operación y visualizar indicadores mediante un dashboard.</w:t>
             </w:r>
           </w:p>
           <w:p>
@@ -2344,19 +2288,20 @@
                 <w:sz w:val="18"/>
                 <w:szCs w:val="18"/>
               </w:rPr>
-              <w:t xml:space="preserve">La gestión del proyecto se realizará mediante un tablero Kanban en </w:t>
-            </w:r>
-            <w:proofErr w:type="spellStart"/>
-            <w:r>
+              <w:t>La gestión del proyecto se realizará mediante un tablero Kanban en Notion, utilizando los estados Pendiente, En desarrollo, En revisión y Finalizado. Cada actividad tendrá una responsable, prioridad y fecha asociada, permitiendo mantener la trazabilidad del trabajo realizado durante el semestre.</w:t>
+            </w:r>
+          </w:p>
+          <w:p>
+            <w:pPr>
+              <w:spacing w:before="240" w:after="240"/>
+              <w:jc w:val="both"/>
               <w:rPr>
                 <w:i/>
                 <w:iCs/>
                 <w:sz w:val="18"/>
                 <w:szCs w:val="18"/>
               </w:rPr>
-              <w:t>Notion</w:t>
-            </w:r>
-            <w:proofErr w:type="spellEnd"/>
+            </w:pPr>
             <w:r>
               <w:rPr>
                 <w:i/>
@@ -2364,7 +2309,7 @@
                 <w:sz w:val="18"/>
                 <w:szCs w:val="18"/>
               </w:rPr>
-              <w:t>, utilizando los estados Pendiente, En desarrollo, En revisión y Finalizado. Cada actividad tendrá una responsable, prioridad y fecha asociada, permitiendo mantener la trazabilidad del trabajo realizado durante el semestre.</w:t>
+              <w:t>El proyecto se desarrollará mediante las etapas de levantamiento y análisis de requerimientos, diseño, desarrollo, integración, pruebas y validación, priorizando inicialmente las funcionalidades necesarias para obtener un producto mínimo viable.</w:t>
             </w:r>
           </w:p>
           <w:p>
@@ -2385,7 +2330,7 @@
                 <w:sz w:val="18"/>
                 <w:szCs w:val="18"/>
               </w:rPr>
-              <w:t>El proyecto se desarrollará mediante las etapas de levantamiento y análisis de requerimientos, diseño, desarrollo, integración, pruebas y validación, priorizando inicialmente las funcionalidades necesarias para obtener un producto mínimo viable.</w:t>
+              <w:t>Las responsabilidades se dividirán por componentes. Angelina Mendoza estará a cargo de la documentación y trazabilidad de requerimientos, desarrollo de la plataforma web administrativa y dashboard. La segunda integrante estará a cargo del desarrollo de la aplicación móvil orientada a conductores y pasajeros. El backend, API y base de datos se dividirán por módulos funcionales, asignando cada módulo a una única responsable para evitar duplicidad en el desarrollo.</w:t>
             </w:r>
           </w:p>
           <w:p>
@@ -2406,88 +2351,7 @@
                 <w:sz w:val="18"/>
                 <w:szCs w:val="18"/>
               </w:rPr>
-              <w:t xml:space="preserve">Las responsabilidades se dividirán por componentes. Angelina Mendoza estará a cargo de la documentación y trazabilidad de requerimientos, desarrollo de la plataforma web administrativa y </w:t>
-            </w:r>
-            <w:proofErr w:type="spellStart"/>
-            <w:r>
-              <w:rPr>
-                <w:i/>
-                <w:iCs/>
-                <w:sz w:val="18"/>
-                <w:szCs w:val="18"/>
-              </w:rPr>
-              <w:t>dashboard</w:t>
-            </w:r>
-            <w:proofErr w:type="spellEnd"/>
-            <w:r>
-              <w:rPr>
-                <w:i/>
-                <w:iCs/>
-                <w:sz w:val="18"/>
-                <w:szCs w:val="18"/>
-              </w:rPr>
-              <w:t xml:space="preserve">. La segunda integrante estará a cargo del desarrollo de la aplicación móvil orientada a conductores y pasajeros. El </w:t>
-            </w:r>
-            <w:proofErr w:type="spellStart"/>
-            <w:r>
-              <w:rPr>
-                <w:i/>
-                <w:iCs/>
-                <w:sz w:val="18"/>
-                <w:szCs w:val="18"/>
-              </w:rPr>
-              <w:t>backend</w:t>
-            </w:r>
-            <w:proofErr w:type="spellEnd"/>
-            <w:r>
-              <w:rPr>
-                <w:i/>
-                <w:iCs/>
-                <w:sz w:val="18"/>
-                <w:szCs w:val="18"/>
-              </w:rPr>
-              <w:t>, API y base de datos se dividirán por módulos funcionales, asignando cada módulo a una única responsable para evitar duplicidad en el desarrollo.</w:t>
-            </w:r>
-          </w:p>
-          <w:p>
-            <w:pPr>
-              <w:spacing w:before="240" w:after="240"/>
-              <w:jc w:val="both"/>
-              <w:rPr>
-                <w:i/>
-                <w:iCs/>
-                <w:sz w:val="18"/>
-                <w:szCs w:val="18"/>
-              </w:rPr>
-            </w:pPr>
-            <w:r>
-              <w:rPr>
-                <w:i/>
-                <w:iCs/>
-                <w:sz w:val="18"/>
-                <w:szCs w:val="18"/>
-              </w:rPr>
-              <w:t xml:space="preserve">Las actividades de arquitectura general, integración de los componentes y pruebas integrales serán realizadas de manera colaborativa, manteniendo el desarrollo de cada funcionalidad bajo la responsabilidad individual previamente definida en </w:t>
-            </w:r>
-            <w:proofErr w:type="spellStart"/>
-            <w:r>
-              <w:rPr>
-                <w:i/>
-                <w:iCs/>
-                <w:sz w:val="18"/>
-                <w:szCs w:val="18"/>
-              </w:rPr>
-              <w:t>Notion</w:t>
-            </w:r>
-            <w:proofErr w:type="spellEnd"/>
-            <w:r>
-              <w:rPr>
-                <w:i/>
-                <w:iCs/>
-                <w:sz w:val="18"/>
-                <w:szCs w:val="18"/>
-              </w:rPr>
-              <w:t>.</w:t>
+              <w:t>Las actividades de arquitectura general, integración de los componentes y pruebas integrales serán realizadas de manera colaborativa, manteniendo el desarrollo de cada funcionalidad bajo la responsabilidad individual previamente definida en Notion.</w:t>
             </w:r>
           </w:p>
           <w:p>
@@ -2509,27 +2373,7 @@
                 <w:sz w:val="18"/>
                 <w:szCs w:val="18"/>
               </w:rPr>
-              <w:t xml:space="preserve">El uso de Kanban y </w:t>
-            </w:r>
-            <w:proofErr w:type="spellStart"/>
-            <w:r>
-              <w:rPr>
-                <w:i/>
-                <w:iCs/>
-                <w:sz w:val="18"/>
-                <w:szCs w:val="18"/>
-              </w:rPr>
-              <w:t>Notion</w:t>
-            </w:r>
-            <w:proofErr w:type="spellEnd"/>
-            <w:r>
-              <w:rPr>
-                <w:i/>
-                <w:iCs/>
-                <w:sz w:val="18"/>
-                <w:szCs w:val="18"/>
-              </w:rPr>
-              <w:t xml:space="preserve"> permitirá controlar el avance, visualizar tareas pendientes o bloqueadas, gestionar prioridades y mantener evidencia de las actividades desarrolladas por cada integrante.</w:t>
+              <w:t>El uso de Kanban y Notion permitirá controlar el avance, visualizar tareas pendientes o bloqueadas, gestionar prioridades y mantener evidencia de las actividades desarrolladas por cada integrante.</w:t>
             </w:r>
           </w:p>
         </w:tc>
@@ -3673,19 +3517,11 @@
                 <w:color w:val="1F3864"/>
               </w:rPr>
             </w:pPr>
-            <w:proofErr w:type="spellStart"/>
-            <w:r>
-              <w:rPr>
-                <w:color w:val="1F3864"/>
-              </w:rPr>
-              <w:t>Dashboard</w:t>
-            </w:r>
-            <w:proofErr w:type="spellEnd"/>
-            <w:r>
-              <w:rPr>
-                <w:color w:val="1F3864"/>
-              </w:rPr>
-              <w:t>, reportes y planilla mensual</w:t>
+            <w:r>
+              <w:rPr>
+                <w:color w:val="1F3864"/>
+              </w:rPr>
+              <w:t>Dashboard, reportes y planilla mensual</w:t>
             </w:r>
           </w:p>
         </w:tc>
@@ -3998,21 +3834,7 @@
               <w:rPr>
                 <w:color w:val="1F3864"/>
               </w:rPr>
-              <w:t xml:space="preserve">En la siguiente tabla define la planificación de tu Proyecto APT </w:t>
-            </w:r>
-            <w:proofErr w:type="gramStart"/>
-            <w:r>
-              <w:rPr>
-                <w:color w:val="1F3864"/>
-              </w:rPr>
-              <w:t>de acuerdo a</w:t>
-            </w:r>
-            <w:proofErr w:type="gramEnd"/>
-            <w:r>
-              <w:rPr>
-                <w:color w:val="1F3864"/>
-              </w:rPr>
-              <w:t xml:space="preserve"> lo requerido.</w:t>
+              <w:t>En la siguiente tabla define la planificación de tu Proyecto APT de acuerdo a lo requerido.</w:t>
             </w:r>
           </w:p>
         </w:tc>
@@ -4403,27 +4225,7 @@
                 <w:sz w:val="18"/>
                 <w:szCs w:val="18"/>
               </w:rPr>
-              <w:t xml:space="preserve">Entrevistas, reuniones, </w:t>
-            </w:r>
-            <w:proofErr w:type="spellStart"/>
-            <w:r>
-              <w:rPr>
-                <w:rFonts w:asciiTheme="minorHAnsi" w:eastAsia="Times New Roman" w:hAnsiTheme="minorHAnsi" w:cstheme="minorHAnsi"/>
-                <w:color w:val="002060"/>
-                <w:sz w:val="18"/>
-                <w:szCs w:val="18"/>
-              </w:rPr>
-              <w:t>Notion</w:t>
-            </w:r>
-            <w:proofErr w:type="spellEnd"/>
-            <w:r>
-              <w:rPr>
-                <w:rFonts w:asciiTheme="minorHAnsi" w:eastAsia="Times New Roman" w:hAnsiTheme="minorHAnsi" w:cstheme="minorHAnsi"/>
-                <w:color w:val="002060"/>
-                <w:sz w:val="18"/>
-                <w:szCs w:val="18"/>
-              </w:rPr>
-              <w:t>, documentación APT</w:t>
+              <w:t>Entrevistas, reuniones, Notion, documentación APT</w:t>
             </w:r>
           </w:p>
         </w:tc>
@@ -4616,25 +4418,14 @@
                 <w:szCs w:val="18"/>
               </w:rPr>
             </w:pPr>
-            <w:proofErr w:type="spellStart"/>
-            <w:r>
-              <w:rPr>
-                <w:rFonts w:asciiTheme="minorHAnsi" w:eastAsia="Times New Roman" w:hAnsiTheme="minorHAnsi" w:cstheme="minorHAnsi"/>
-                <w:color w:val="002060"/>
-                <w:sz w:val="18"/>
-                <w:szCs w:val="18"/>
-              </w:rPr>
-              <w:t>Notion</w:t>
-            </w:r>
-            <w:proofErr w:type="spellEnd"/>
-            <w:r>
-              <w:rPr>
-                <w:rFonts w:asciiTheme="minorHAnsi" w:eastAsia="Times New Roman" w:hAnsiTheme="minorHAnsi" w:cstheme="minorHAnsi"/>
-                <w:color w:val="002060"/>
-                <w:sz w:val="18"/>
-                <w:szCs w:val="18"/>
-              </w:rPr>
-              <w:t>, documentación, información levantada</w:t>
+            <w:r>
+              <w:rPr>
+                <w:rFonts w:asciiTheme="minorHAnsi" w:eastAsia="Times New Roman" w:hAnsiTheme="minorHAnsi" w:cstheme="minorHAnsi"/>
+                <w:color w:val="002060"/>
+                <w:sz w:val="18"/>
+                <w:szCs w:val="18"/>
+              </w:rPr>
+              <w:t>Notion, documentación, información levantada</w:t>
             </w:r>
           </w:p>
         </w:tc>
@@ -4827,25 +4618,14 @@
                 <w:szCs w:val="18"/>
               </w:rPr>
             </w:pPr>
-            <w:proofErr w:type="spellStart"/>
-            <w:r>
-              <w:rPr>
-                <w:rFonts w:asciiTheme="minorHAnsi" w:eastAsia="Times New Roman" w:hAnsiTheme="minorHAnsi" w:cstheme="minorHAnsi"/>
-                <w:color w:val="002060"/>
-                <w:sz w:val="18"/>
-                <w:szCs w:val="18"/>
-              </w:rPr>
-              <w:t>Notion</w:t>
-            </w:r>
-            <w:proofErr w:type="spellEnd"/>
-            <w:r>
-              <w:rPr>
-                <w:rFonts w:asciiTheme="minorHAnsi" w:eastAsia="Times New Roman" w:hAnsiTheme="minorHAnsi" w:cstheme="minorHAnsi"/>
-                <w:color w:val="002060"/>
-                <w:sz w:val="18"/>
-                <w:szCs w:val="18"/>
-              </w:rPr>
-              <w:t>, Kanban, cronograma</w:t>
+            <w:r>
+              <w:rPr>
+                <w:rFonts w:asciiTheme="minorHAnsi" w:eastAsia="Times New Roman" w:hAnsiTheme="minorHAnsi" w:cstheme="minorHAnsi"/>
+                <w:color w:val="002060"/>
+                <w:sz w:val="18"/>
+                <w:szCs w:val="18"/>
+              </w:rPr>
+              <w:t>Notion, Kanban, cronograma</w:t>
             </w:r>
           </w:p>
         </w:tc>
@@ -5040,27 +4820,7 @@
                 <w:sz w:val="18"/>
                 <w:szCs w:val="18"/>
               </w:rPr>
-              <w:t xml:space="preserve">Definir la arquitectura general y la comunicación entre plataforma web, aplicación móvil, </w:t>
-            </w:r>
-            <w:proofErr w:type="spellStart"/>
-            <w:r>
-              <w:rPr>
-                <w:rFonts w:asciiTheme="minorHAnsi" w:eastAsia="Times New Roman" w:hAnsiTheme="minorHAnsi" w:cstheme="minorHAnsi"/>
-                <w:color w:val="002060"/>
-                <w:sz w:val="18"/>
-                <w:szCs w:val="18"/>
-              </w:rPr>
-              <w:t>backend</w:t>
-            </w:r>
-            <w:proofErr w:type="spellEnd"/>
-            <w:r>
-              <w:rPr>
-                <w:rFonts w:asciiTheme="minorHAnsi" w:eastAsia="Times New Roman" w:hAnsiTheme="minorHAnsi" w:cstheme="minorHAnsi"/>
-                <w:color w:val="002060"/>
-                <w:sz w:val="18"/>
-                <w:szCs w:val="18"/>
-              </w:rPr>
-              <w:t xml:space="preserve"> y bases de datos relacional y no relacional.</w:t>
+              <w:t>Definir la arquitectura general y la comunicación entre plataforma web, aplicación móvil, backend y bases de datos relacional y no relacional.</w:t>
             </w:r>
           </w:p>
         </w:tc>
@@ -5087,27 +4847,7 @@
                 <w:sz w:val="18"/>
                 <w:szCs w:val="18"/>
               </w:rPr>
-              <w:t xml:space="preserve">Diagramas, </w:t>
-            </w:r>
-            <w:proofErr w:type="spellStart"/>
-            <w:r>
-              <w:rPr>
-                <w:rFonts w:asciiTheme="minorHAnsi" w:eastAsia="Times New Roman" w:hAnsiTheme="minorHAnsi" w:cstheme="minorHAnsi"/>
-                <w:color w:val="002060"/>
-                <w:sz w:val="18"/>
-                <w:szCs w:val="18"/>
-              </w:rPr>
-              <w:t>Figma</w:t>
-            </w:r>
-            <w:proofErr w:type="spellEnd"/>
-            <w:r>
-              <w:rPr>
-                <w:rFonts w:asciiTheme="minorHAnsi" w:eastAsia="Times New Roman" w:hAnsiTheme="minorHAnsi" w:cstheme="minorHAnsi"/>
-                <w:color w:val="002060"/>
-                <w:sz w:val="18"/>
-                <w:szCs w:val="18"/>
-              </w:rPr>
-              <w:t>, documentación técnica</w:t>
+              <w:t>Diagramas, Figma, documentación técnica</w:t>
             </w:r>
           </w:p>
         </w:tc>
@@ -5300,7 +5040,6 @@
                 <w:szCs w:val="18"/>
               </w:rPr>
             </w:pPr>
-            <w:proofErr w:type="spellStart"/>
             <w:r>
               <w:rPr>
                 <w:rFonts w:asciiTheme="minorHAnsi" w:eastAsia="Times New Roman" w:hAnsiTheme="minorHAnsi" w:cstheme="minorHAnsi"/>
@@ -5310,7 +5049,6 @@
               </w:rPr>
               <w:t>Figma</w:t>
             </w:r>
-            <w:proofErr w:type="spellEnd"/>
           </w:p>
         </w:tc>
         <w:tc>
@@ -5910,31 +5648,7 @@
                 <w:sz w:val="18"/>
                 <w:szCs w:val="18"/>
               </w:rPr>
-              <w:t xml:space="preserve">Desarrollo del </w:t>
-            </w:r>
-            <w:proofErr w:type="spellStart"/>
-            <w:r>
-              <w:rPr>
-                <w:rFonts w:asciiTheme="minorHAnsi" w:eastAsia="Times New Roman" w:hAnsiTheme="minorHAnsi" w:cstheme="minorHAnsi"/>
-                <w:b/>
-                <w:bCs/>
-                <w:color w:val="002060"/>
-                <w:sz w:val="18"/>
-                <w:szCs w:val="18"/>
-              </w:rPr>
-              <w:t>backend</w:t>
-            </w:r>
-            <w:proofErr w:type="spellEnd"/>
-            <w:r>
-              <w:rPr>
-                <w:rFonts w:asciiTheme="minorHAnsi" w:eastAsia="Times New Roman" w:hAnsiTheme="minorHAnsi" w:cstheme="minorHAnsi"/>
-                <w:b/>
-                <w:bCs/>
-                <w:color w:val="002060"/>
-                <w:sz w:val="18"/>
-                <w:szCs w:val="18"/>
-              </w:rPr>
-              <w:t xml:space="preserve"> y API REST</w:t>
+              <w:t>Desarrollo del backend y API REST</w:t>
             </w:r>
           </w:p>
         </w:tc>
@@ -6071,27 +5785,7 @@
                 <w:sz w:val="18"/>
                 <w:szCs w:val="18"/>
               </w:rPr>
-              <w:t xml:space="preserve">Angelina tendrá participación principal en </w:t>
-            </w:r>
-            <w:proofErr w:type="spellStart"/>
-            <w:r>
-              <w:rPr>
-                <w:rFonts w:asciiTheme="minorHAnsi" w:eastAsia="Times New Roman" w:hAnsiTheme="minorHAnsi" w:cstheme="minorHAnsi"/>
-                <w:color w:val="002060"/>
-                <w:sz w:val="18"/>
-                <w:szCs w:val="18"/>
-              </w:rPr>
-              <w:t>backend</w:t>
-            </w:r>
-            <w:proofErr w:type="spellEnd"/>
-            <w:r>
-              <w:rPr>
-                <w:rFonts w:asciiTheme="minorHAnsi" w:eastAsia="Times New Roman" w:hAnsiTheme="minorHAnsi" w:cstheme="minorHAnsi"/>
-                <w:color w:val="002060"/>
-                <w:sz w:val="18"/>
-                <w:szCs w:val="18"/>
-              </w:rPr>
-              <w:t>, distribuyendo algunos módulos entre ambas integrantes.</w:t>
+              <w:t>Angelina tendrá participación principal en backend, distribuyendo algunos módulos entre ambas integrantes.</w:t>
             </w:r>
           </w:p>
         </w:tc>
@@ -6208,27 +5902,7 @@
                 <w:sz w:val="18"/>
                 <w:szCs w:val="18"/>
               </w:rPr>
-              <w:t xml:space="preserve">Angular, </w:t>
-            </w:r>
-            <w:proofErr w:type="spellStart"/>
-            <w:r>
-              <w:rPr>
-                <w:rFonts w:asciiTheme="minorHAnsi" w:eastAsia="Times New Roman" w:hAnsiTheme="minorHAnsi" w:cstheme="minorHAnsi"/>
-                <w:color w:val="002060"/>
-                <w:sz w:val="18"/>
-                <w:szCs w:val="18"/>
-              </w:rPr>
-              <w:t>TypeScript</w:t>
-            </w:r>
-            <w:proofErr w:type="spellEnd"/>
-            <w:r>
-              <w:rPr>
-                <w:rFonts w:asciiTheme="minorHAnsi" w:eastAsia="Times New Roman" w:hAnsiTheme="minorHAnsi" w:cstheme="minorHAnsi"/>
-                <w:color w:val="002060"/>
-                <w:sz w:val="18"/>
-                <w:szCs w:val="18"/>
-              </w:rPr>
-              <w:t>, HTML, CSS, API REST, GitHub</w:t>
+              <w:t>Angular, TypeScript, HTML, CSS, API REST, GitHub</w:t>
             </w:r>
           </w:p>
         </w:tc>
@@ -6421,25 +6095,14 @@
                 <w:szCs w:val="18"/>
               </w:rPr>
             </w:pPr>
-            <w:proofErr w:type="spellStart"/>
-            <w:r>
-              <w:rPr>
-                <w:rFonts w:asciiTheme="minorHAnsi" w:eastAsia="Times New Roman" w:hAnsiTheme="minorHAnsi" w:cstheme="minorHAnsi"/>
-                <w:color w:val="002060"/>
-                <w:sz w:val="18"/>
-                <w:szCs w:val="18"/>
-              </w:rPr>
-              <w:t>Ionic</w:t>
-            </w:r>
-            <w:proofErr w:type="spellEnd"/>
-            <w:r>
-              <w:rPr>
-                <w:rFonts w:asciiTheme="minorHAnsi" w:eastAsia="Times New Roman" w:hAnsiTheme="minorHAnsi" w:cstheme="minorHAnsi"/>
-                <w:color w:val="002060"/>
-                <w:sz w:val="18"/>
-                <w:szCs w:val="18"/>
-              </w:rPr>
-              <w:t>, Angular, Capacitor, Android Studio, API REST, GitHub</w:t>
+            <w:r>
+              <w:rPr>
+                <w:rFonts w:asciiTheme="minorHAnsi" w:eastAsia="Times New Roman" w:hAnsiTheme="minorHAnsi" w:cstheme="minorHAnsi"/>
+                <w:color w:val="002060"/>
+                <w:sz w:val="18"/>
+                <w:szCs w:val="18"/>
+              </w:rPr>
+              <w:t>Ionic, Angular, Capacitor, Android Studio, API REST, GitHub</w:t>
             </w:r>
           </w:p>
         </w:tc>
@@ -6660,27 +6323,7 @@
                 <w:sz w:val="18"/>
                 <w:szCs w:val="18"/>
               </w:rPr>
-              <w:t xml:space="preserve">Angular, </w:t>
-            </w:r>
-            <w:proofErr w:type="spellStart"/>
-            <w:r>
-              <w:rPr>
-                <w:rFonts w:asciiTheme="minorHAnsi" w:eastAsia="Times New Roman" w:hAnsiTheme="minorHAnsi" w:cstheme="minorHAnsi"/>
-                <w:color w:val="002060"/>
-                <w:sz w:val="18"/>
-                <w:szCs w:val="18"/>
-              </w:rPr>
-              <w:t>Ionic</w:t>
-            </w:r>
-            <w:proofErr w:type="spellEnd"/>
-            <w:r>
-              <w:rPr>
-                <w:rFonts w:asciiTheme="minorHAnsi" w:eastAsia="Times New Roman" w:hAnsiTheme="minorHAnsi" w:cstheme="minorHAnsi"/>
-                <w:color w:val="002060"/>
-                <w:sz w:val="18"/>
-                <w:szCs w:val="18"/>
-              </w:rPr>
-              <w:t>, librería QR, API REST, bases de datos</w:t>
+              <w:t>Angular, Ionic, librería QR, API REST, bases de datos</w:t>
             </w:r>
           </w:p>
         </w:tc>
@@ -6763,47 +6406,7 @@
                 <w:sz w:val="18"/>
                 <w:szCs w:val="18"/>
               </w:rPr>
-              <w:t xml:space="preserve">Requiere integración entre </w:t>
-            </w:r>
-            <w:proofErr w:type="gramStart"/>
-            <w:r>
-              <w:rPr>
-                <w:rFonts w:asciiTheme="minorHAnsi" w:eastAsia="Times New Roman" w:hAnsiTheme="minorHAnsi" w:cstheme="minorHAnsi"/>
-                <w:color w:val="002060"/>
-                <w:sz w:val="18"/>
-                <w:szCs w:val="18"/>
-              </w:rPr>
-              <w:t>app</w:t>
-            </w:r>
-            <w:proofErr w:type="gramEnd"/>
-            <w:r>
-              <w:rPr>
-                <w:rFonts w:asciiTheme="minorHAnsi" w:eastAsia="Times New Roman" w:hAnsiTheme="minorHAnsi" w:cstheme="minorHAnsi"/>
-                <w:color w:val="002060"/>
-                <w:sz w:val="18"/>
-                <w:szCs w:val="18"/>
-              </w:rPr>
-              <w:t xml:space="preserve"> móvil, </w:t>
-            </w:r>
-            <w:proofErr w:type="spellStart"/>
-            <w:r>
-              <w:rPr>
-                <w:rFonts w:asciiTheme="minorHAnsi" w:eastAsia="Times New Roman" w:hAnsiTheme="minorHAnsi" w:cstheme="minorHAnsi"/>
-                <w:color w:val="002060"/>
-                <w:sz w:val="18"/>
-                <w:szCs w:val="18"/>
-              </w:rPr>
-              <w:t>backend</w:t>
-            </w:r>
-            <w:proofErr w:type="spellEnd"/>
-            <w:r>
-              <w:rPr>
-                <w:rFonts w:asciiTheme="minorHAnsi" w:eastAsia="Times New Roman" w:hAnsiTheme="minorHAnsi" w:cstheme="minorHAnsi"/>
-                <w:color w:val="002060"/>
-                <w:sz w:val="18"/>
-                <w:szCs w:val="18"/>
-              </w:rPr>
-              <w:t xml:space="preserve"> y almacenamiento de asistencias.</w:t>
+              <w:t>Requiere integración entre app móvil, backend y almacenamiento de asistencias.</w:t>
             </w:r>
           </w:p>
         </w:tc>
@@ -6866,21 +6469,8 @@
                 <w:sz w:val="18"/>
                 <w:szCs w:val="18"/>
               </w:rPr>
-              <w:t xml:space="preserve">Desarrollo de </w:t>
-            </w:r>
-            <w:proofErr w:type="spellStart"/>
-            <w:r>
-              <w:rPr>
-                <w:rFonts w:asciiTheme="minorHAnsi" w:eastAsia="Times New Roman" w:hAnsiTheme="minorHAnsi" w:cstheme="minorHAnsi"/>
-                <w:b/>
-                <w:bCs/>
-                <w:color w:val="002060"/>
-                <w:sz w:val="18"/>
-                <w:szCs w:val="18"/>
-              </w:rPr>
-              <w:t>dashboard</w:t>
-            </w:r>
-            <w:proofErr w:type="spellEnd"/>
+              <w:t>Desarrollo de dashboard</w:t>
+            </w:r>
           </w:p>
         </w:tc>
         <w:tc>
@@ -6906,27 +6496,7 @@
                 <w:sz w:val="18"/>
                 <w:szCs w:val="18"/>
               </w:rPr>
-              <w:t xml:space="preserve">Implementar dentro de la plataforma Angular un </w:t>
-            </w:r>
-            <w:proofErr w:type="spellStart"/>
-            <w:r>
-              <w:rPr>
-                <w:rFonts w:asciiTheme="minorHAnsi" w:eastAsia="Times New Roman" w:hAnsiTheme="minorHAnsi" w:cstheme="minorHAnsi"/>
-                <w:color w:val="002060"/>
-                <w:sz w:val="18"/>
-                <w:szCs w:val="18"/>
-              </w:rPr>
-              <w:t>dashboard</w:t>
-            </w:r>
-            <w:proofErr w:type="spellEnd"/>
-            <w:r>
-              <w:rPr>
-                <w:rFonts w:asciiTheme="minorHAnsi" w:eastAsia="Times New Roman" w:hAnsiTheme="minorHAnsi" w:cstheme="minorHAnsi"/>
-                <w:color w:val="002060"/>
-                <w:sz w:val="18"/>
-                <w:szCs w:val="18"/>
-              </w:rPr>
-              <w:t xml:space="preserve"> con indicadores relevantes de la operación, servicios y asistencia.</w:t>
+              <w:t>Implementar dentro de la plataforma Angular un dashboard con indicadores relevantes de la operación, servicios y asistencia.</w:t>
             </w:r>
           </w:p>
         </w:tc>
@@ -7393,27 +6963,7 @@
                 <w:sz w:val="18"/>
                 <w:szCs w:val="18"/>
               </w:rPr>
-              <w:t xml:space="preserve">GitHub, Angular, </w:t>
-            </w:r>
-            <w:proofErr w:type="spellStart"/>
-            <w:r>
-              <w:rPr>
-                <w:rFonts w:asciiTheme="minorHAnsi" w:eastAsia="Times New Roman" w:hAnsiTheme="minorHAnsi" w:cstheme="minorHAnsi"/>
-                <w:color w:val="002060"/>
-                <w:sz w:val="18"/>
-                <w:szCs w:val="18"/>
-              </w:rPr>
-              <w:t>Ionic</w:t>
-            </w:r>
-            <w:proofErr w:type="spellEnd"/>
-            <w:r>
-              <w:rPr>
-                <w:rFonts w:asciiTheme="minorHAnsi" w:eastAsia="Times New Roman" w:hAnsiTheme="minorHAnsi" w:cstheme="minorHAnsi"/>
-                <w:color w:val="002060"/>
-                <w:sz w:val="18"/>
-                <w:szCs w:val="18"/>
-              </w:rPr>
-              <w:t>, ASP.NET Core, MySQL, MongoDB</w:t>
+              <w:t>GitHub, Angular, Ionic, ASP.NET Core, MySQL, MongoDB</w:t>
             </w:r>
           </w:p>
         </w:tc>
@@ -7496,27 +7046,7 @@
                 <w:sz w:val="18"/>
                 <w:szCs w:val="18"/>
               </w:rPr>
-              <w:t xml:space="preserve">Pueden surgir ajustes en modelos de datos, </w:t>
-            </w:r>
-            <w:proofErr w:type="spellStart"/>
-            <w:r>
-              <w:rPr>
-                <w:rFonts w:asciiTheme="minorHAnsi" w:eastAsia="Times New Roman" w:hAnsiTheme="minorHAnsi" w:cstheme="minorHAnsi"/>
-                <w:color w:val="002060"/>
-                <w:sz w:val="18"/>
-                <w:szCs w:val="18"/>
-              </w:rPr>
-              <w:t>endpoints</w:t>
-            </w:r>
-            <w:proofErr w:type="spellEnd"/>
-            <w:r>
-              <w:rPr>
-                <w:rFonts w:asciiTheme="minorHAnsi" w:eastAsia="Times New Roman" w:hAnsiTheme="minorHAnsi" w:cstheme="minorHAnsi"/>
-                <w:color w:val="002060"/>
-                <w:sz w:val="18"/>
-                <w:szCs w:val="18"/>
-              </w:rPr>
-              <w:t xml:space="preserve"> o interfaces durante la integración.</w:t>
+              <w:t>Pueden surgir ajustes en modelos de datos, endpoints o interfaces durante la integración.</w:t>
             </w:r>
           </w:p>
         </w:tc>
@@ -7876,7 +7406,6 @@
                 <w:szCs w:val="18"/>
               </w:rPr>
             </w:pPr>
-            <w:proofErr w:type="spellStart"/>
             <w:r>
               <w:rPr>
                 <w:rFonts w:asciiTheme="minorHAnsi" w:eastAsia="Times New Roman" w:hAnsiTheme="minorHAnsi" w:cstheme="minorHAnsi"/>
@@ -7885,37 +7414,7 @@
                 <w:szCs w:val="18"/>
               </w:rPr>
               <w:lastRenderedPageBreak/>
-              <w:t>Notion</w:t>
-            </w:r>
-            <w:proofErr w:type="spellEnd"/>
-            <w:r>
-              <w:rPr>
-                <w:rFonts w:asciiTheme="minorHAnsi" w:eastAsia="Times New Roman" w:hAnsiTheme="minorHAnsi" w:cstheme="minorHAnsi"/>
-                <w:color w:val="002060"/>
-                <w:sz w:val="18"/>
-                <w:szCs w:val="18"/>
-              </w:rPr>
-              <w:t xml:space="preserve">, documentos APT, </w:t>
-            </w:r>
-            <w:proofErr w:type="spellStart"/>
-            <w:r>
-              <w:rPr>
-                <w:rFonts w:asciiTheme="minorHAnsi" w:eastAsia="Times New Roman" w:hAnsiTheme="minorHAnsi" w:cstheme="minorHAnsi"/>
-                <w:color w:val="002060"/>
-                <w:sz w:val="18"/>
-                <w:szCs w:val="18"/>
-              </w:rPr>
-              <w:t>Figma</w:t>
-            </w:r>
-            <w:proofErr w:type="spellEnd"/>
-            <w:r>
-              <w:rPr>
-                <w:rFonts w:asciiTheme="minorHAnsi" w:eastAsia="Times New Roman" w:hAnsiTheme="minorHAnsi" w:cstheme="minorHAnsi"/>
-                <w:color w:val="002060"/>
-                <w:sz w:val="18"/>
-                <w:szCs w:val="18"/>
-              </w:rPr>
-              <w:t>, GitHub, capturas</w:t>
+              <w:t>Notion, documentos APT, Figma, GitHub, capturas</w:t>
             </w:r>
           </w:p>
         </w:tc>
@@ -8370,9 +7869,107 @@
           <w:szCs w:val="24"/>
         </w:rPr>
       </w:pPr>
+      <w:r>
+        <w:rPr>
+          <w:b/>
+          <w:bCs/>
+          <w:sz w:val="24"/>
+          <w:szCs w:val="24"/>
+        </w:rPr>
+        <w:drawing>
+          <wp:inline distT="0" distB="0" distL="0" distR="0" wp14:anchorId="3D14227F" wp14:editId="01FDB7A8">
+            <wp:extent cx="5400040" cy="4420870"/>
+            <wp:effectExtent l="0" t="0" r="0" b="0"/>
+            <wp:docPr id="851159305" name="Imagen 1"/>
+            <wp:cNvGraphicFramePr>
+              <a:graphicFrameLocks xmlns:a="http://schemas.openxmlformats.org/drawingml/2006/main" noChangeAspect="1"/>
+            </wp:cNvGraphicFramePr>
+            <a:graphic xmlns:a="http://schemas.openxmlformats.org/drawingml/2006/main">
+              <a:graphicData uri="http://schemas.openxmlformats.org/drawingml/2006/picture">
+                <pic:pic xmlns:pic="http://schemas.openxmlformats.org/drawingml/2006/picture">
+                  <pic:nvPicPr>
+                    <pic:cNvPr id="851159305" name=""/>
+                    <pic:cNvPicPr/>
+                  </pic:nvPicPr>
+                  <pic:blipFill>
+                    <a:blip r:embed="rId8"/>
+                    <a:stretch>
+                      <a:fillRect/>
+                    </a:stretch>
+                  </pic:blipFill>
+                  <pic:spPr>
+                    <a:xfrm>
+                      <a:off x="0" y="0"/>
+                      <a:ext cx="5400040" cy="4420870"/>
+                    </a:xfrm>
+                    <a:prstGeom prst="rect">
+                      <a:avLst/>
+                    </a:prstGeom>
+                  </pic:spPr>
+                </pic:pic>
+              </a:graphicData>
+            </a:graphic>
+          </wp:inline>
+        </w:drawing>
+      </w:r>
+    </w:p>
+    <w:p>
+      <w:pPr>
+        <w:spacing w:after="0" w:line="360" w:lineRule="auto"/>
+        <w:jc w:val="both"/>
+        <w:rPr>
+          <w:b/>
+          <w:bCs/>
+          <w:sz w:val="24"/>
+          <w:szCs w:val="24"/>
+        </w:rPr>
+      </w:pPr>
+      <w:r>
+        <w:rPr>
+          <w:b/>
+          <w:bCs/>
+          <w:sz w:val="24"/>
+          <w:szCs w:val="24"/>
+        </w:rPr>
+        <w:drawing>
+          <wp:inline distT="0" distB="0" distL="0" distR="0" wp14:anchorId="47779B39" wp14:editId="7575EA3A">
+            <wp:extent cx="5400040" cy="2212975"/>
+            <wp:effectExtent l="0" t="0" r="0" b="0"/>
+            <wp:docPr id="1083077462" name="Imagen 1"/>
+            <wp:cNvGraphicFramePr>
+              <a:graphicFrameLocks xmlns:a="http://schemas.openxmlformats.org/drawingml/2006/main" noChangeAspect="1"/>
+            </wp:cNvGraphicFramePr>
+            <a:graphic xmlns:a="http://schemas.openxmlformats.org/drawingml/2006/main">
+              <a:graphicData uri="http://schemas.openxmlformats.org/drawingml/2006/picture">
+                <pic:pic xmlns:pic="http://schemas.openxmlformats.org/drawingml/2006/picture">
+                  <pic:nvPicPr>
+                    <pic:cNvPr id="1083077462" name=""/>
+                    <pic:cNvPicPr/>
+                  </pic:nvPicPr>
+                  <pic:blipFill>
+                    <a:blip r:embed="rId9"/>
+                    <a:stretch>
+                      <a:fillRect/>
+                    </a:stretch>
+                  </pic:blipFill>
+                  <pic:spPr>
+                    <a:xfrm>
+                      <a:off x="0" y="0"/>
+                      <a:ext cx="5400040" cy="2212975"/>
+                    </a:xfrm>
+                    <a:prstGeom prst="rect">
+                      <a:avLst/>
+                    </a:prstGeom>
+                  </pic:spPr>
+                </pic:pic>
+              </a:graphicData>
+            </a:graphic>
+          </wp:inline>
+        </w:drawing>
+      </w:r>
     </w:p>
     <w:sectPr>
-      <w:headerReference w:type="default" r:id="rId8"/>
+      <w:headerReference w:type="default" r:id="rId10"/>
       <w:pgSz w:w="11906" w:h="16838"/>
       <w:pgMar w:top="1417" w:right="1701" w:bottom="1417" w:left="1701" w:header="708" w:footer="708" w:gutter="0"/>
       <w:pgNumType w:start="1"/>
